--- a/Документы/_Отчеты/Концептуальный отчет/Концептуальный отчет.docx
+++ b/Документы/_Отчеты/Концептуальный отчет/Концептуальный отчет.docx
@@ -1,6 +1,6 @@
 
 <file path=word/document.xml><?xml version="1.0" encoding="utf-8"?>
-<w:document xmlns:wpc="http://schemas.microsoft.com/office/word/2010/wordprocessingCanvas" xmlns:mc="http://schemas.openxmlformats.org/markup-compatibility/2006" xmlns:o="urn:schemas-microsoft-com:office:office" xmlns:r="http://schemas.openxmlformats.org/officeDocument/2006/relationships" xmlns:m="http://schemas.openxmlformats.org/officeDocument/2006/math" xmlns:v="urn:schemas-microsoft-com:vml" xmlns:wp14="http://schemas.microsoft.com/office/word/2010/wordprocessingDrawing" xmlns:wp="http://schemas.openxmlformats.org/drawingml/2006/wordprocessingDrawing" xmlns:w10="urn:schemas-microsoft-com:office:word" xmlns:w="http://schemas.openxmlformats.org/wordprocessingml/2006/main" xmlns:w14="http://schemas.microsoft.com/office/word/2010/wordml" xmlns:wpg="http://schemas.microsoft.com/office/word/2010/wordprocessingGroup" xmlns:wpi="http://schemas.microsoft.com/office/word/2010/wordprocessingInk" xmlns:wne="http://schemas.microsoft.com/office/word/2006/wordml" xmlns:wps="http://schemas.microsoft.com/office/word/2010/wordprocessingShape" mc:Ignorable="w14 wp14">
+<w:document xmlns:wpc="http://schemas.microsoft.com/office/word/2010/wordprocessingCanvas" xmlns:cx="http://schemas.microsoft.com/office/drawing/2014/chartex" xmlns:cx1="http://schemas.microsoft.com/office/drawing/2015/9/8/chartex" xmlns:cx2="http://schemas.microsoft.com/office/drawing/2015/10/21/chartex" xmlns:cx3="http://schemas.microsoft.com/office/drawing/2016/5/9/chartex" xmlns:cx4="http://schemas.microsoft.com/office/drawing/2016/5/10/chartex" xmlns:cx5="http://schemas.microsoft.com/office/drawing/2016/5/11/chartex" xmlns:cx6="http://schemas.microsoft.com/office/drawing/2016/5/12/chartex" xmlns:cx7="http://schemas.microsoft.com/office/drawing/2016/5/13/chartex" xmlns:cx8="http://schemas.microsoft.com/office/drawing/2016/5/14/chartex" xmlns:mc="http://schemas.openxmlformats.org/markup-compatibility/2006" xmlns:aink="http://schemas.microsoft.com/office/drawing/2016/ink" xmlns:am3d="http://schemas.microsoft.com/office/drawing/2017/model3d" xmlns:o="urn:schemas-microsoft-com:office:office" xmlns:oel="http://schemas.microsoft.com/office/2019/extlst" xmlns:r="http://schemas.openxmlformats.org/officeDocument/2006/relationships" xmlns:m="http://schemas.openxmlformats.org/officeDocument/2006/math" xmlns:v="urn:schemas-microsoft-com:vml" xmlns:wp14="http://schemas.microsoft.com/office/word/2010/wordprocessingDrawing" xmlns:wp="http://schemas.openxmlformats.org/drawingml/2006/wordprocessingDrawing" xmlns:w10="urn:schemas-microsoft-com:office:word" xmlns:w="http://schemas.openxmlformats.org/wordprocessingml/2006/main" xmlns:w14="http://schemas.microsoft.com/office/word/2010/wordml" xmlns:w15="http://schemas.microsoft.com/office/word/2012/wordml" xmlns:w16cex="http://schemas.microsoft.com/office/word/2018/wordml/cex" xmlns:w16cid="http://schemas.microsoft.com/office/word/2016/wordml/cid" xmlns:w16="http://schemas.microsoft.com/office/word/2018/wordml" xmlns:w16du="http://schemas.microsoft.com/office/word/2023/wordml/word16du" xmlns:w16sdtdh="http://schemas.microsoft.com/office/word/2020/wordml/sdtdatahash" xmlns:w16sdtfl="http://schemas.microsoft.com/office/word/2024/wordml/sdtformatlock" xmlns:w16se="http://schemas.microsoft.com/office/word/2015/wordml/symex" xmlns:wpg="http://schemas.microsoft.com/office/word/2010/wordprocessingGroup" xmlns:wpi="http://schemas.microsoft.com/office/word/2010/wordprocessingInk" xmlns:wne="http://schemas.microsoft.com/office/word/2006/wordml" xmlns:wps="http://schemas.microsoft.com/office/word/2010/wordprocessingShape" mc:Ignorable="w14 w15 w16se w16cid w16 w16cex w16sdtdh w16sdtfl w16du wp14">
   <w:body>
     <w:p>
       <w:pPr>
@@ -51,16 +51,14 @@
       <w:pPr>
         <w:pStyle w:val="11"/>
         <w:tabs>
-          <w:tab w:val="left" w:pos="1100"/>
+          <w:tab w:val="left" w:pos="960"/>
           <w:tab w:val="right" w:leader="dot" w:pos="9344"/>
         </w:tabs>
         <w:rPr>
           <w:rFonts w:asciiTheme="minorHAnsi" w:eastAsiaTheme="minorEastAsia" w:hAnsiTheme="minorHAnsi"/>
           <w:noProof/>
-          <w:kern w:val="0"/>
-          <w:sz w:val="22"/>
-          <w:lang w:val="en-US"/>
-          <w14:ligatures w14:val="none"/>
+          <w:szCs w:val="24"/>
+          <w:lang w:eastAsia="ru-RU"/>
         </w:rPr>
       </w:pPr>
       <w:r>
@@ -72,7 +70,7 @@
       <w:r>
         <w:fldChar w:fldCharType="separate"/>
       </w:r>
-      <w:hyperlink w:anchor="_Toc227527081" w:history="1">
+      <w:hyperlink w:anchor="_Toc227547122" w:history="1">
         <w:r>
           <w:rPr>
             <w:rStyle w:val="af0"/>
@@ -85,10 +83,8 @@
           <w:rPr>
             <w:rFonts w:asciiTheme="minorHAnsi" w:eastAsiaTheme="minorEastAsia" w:hAnsiTheme="minorHAnsi"/>
             <w:noProof/>
-            <w:kern w:val="0"/>
-            <w:sz w:val="22"/>
-            <w:lang w:val="en-US"/>
-            <w14:ligatures w14:val="none"/>
+            <w:szCs w:val="24"/>
+            <w:lang w:eastAsia="ru-RU"/>
           </w:rPr>
           <w:tab/>
         </w:r>
@@ -118,7 +114,7 @@
             <w:noProof/>
             <w:webHidden/>
           </w:rPr>
-          <w:instrText xml:space="preserve"> PAGEREF _Toc227527081 \h </w:instrText>
+          <w:instrText xml:space="preserve"> PAGEREF _Toc227547122 \h </w:instrText>
         </w:r>
         <w:r>
           <w:rPr>
@@ -153,19 +149,17 @@
       <w:pPr>
         <w:pStyle w:val="11"/>
         <w:tabs>
-          <w:tab w:val="left" w:pos="1100"/>
+          <w:tab w:val="left" w:pos="960"/>
           <w:tab w:val="right" w:leader="dot" w:pos="9344"/>
         </w:tabs>
         <w:rPr>
           <w:rFonts w:asciiTheme="minorHAnsi" w:eastAsiaTheme="minorEastAsia" w:hAnsiTheme="minorHAnsi"/>
           <w:noProof/>
-          <w:kern w:val="0"/>
-          <w:sz w:val="22"/>
-          <w:lang w:val="en-US"/>
-          <w14:ligatures w14:val="none"/>
+          <w:szCs w:val="24"/>
+          <w:lang w:eastAsia="ru-RU"/>
         </w:rPr>
       </w:pPr>
-      <w:hyperlink w:anchor="_Toc227527082" w:history="1">
+      <w:hyperlink w:anchor="_Toc227547123" w:history="1">
         <w:r>
           <w:rPr>
             <w:rStyle w:val="af0"/>
@@ -177,10 +171,8 @@
           <w:rPr>
             <w:rFonts w:asciiTheme="minorHAnsi" w:eastAsiaTheme="minorEastAsia" w:hAnsiTheme="minorHAnsi"/>
             <w:noProof/>
-            <w:kern w:val="0"/>
-            <w:sz w:val="22"/>
-            <w:lang w:val="en-US"/>
-            <w14:ligatures w14:val="none"/>
+            <w:szCs w:val="24"/>
+            <w:lang w:eastAsia="ru-RU"/>
           </w:rPr>
           <w:tab/>
         </w:r>
@@ -210,7 +202,7 @@
             <w:noProof/>
             <w:webHidden/>
           </w:rPr>
-          <w:instrText xml:space="preserve"> PAGEREF _Toc227527082 \h </w:instrText>
+          <w:instrText xml:space="preserve"> PAGEREF _Toc227547123 \h </w:instrText>
         </w:r>
         <w:r>
           <w:rPr>
@@ -245,19 +237,17 @@
       <w:pPr>
         <w:pStyle w:val="11"/>
         <w:tabs>
-          <w:tab w:val="left" w:pos="1100"/>
+          <w:tab w:val="left" w:pos="960"/>
           <w:tab w:val="right" w:leader="dot" w:pos="9344"/>
         </w:tabs>
         <w:rPr>
           <w:rFonts w:asciiTheme="minorHAnsi" w:eastAsiaTheme="minorEastAsia" w:hAnsiTheme="minorHAnsi"/>
           <w:noProof/>
-          <w:kern w:val="0"/>
-          <w:sz w:val="22"/>
-          <w:lang w:val="en-US"/>
-          <w14:ligatures w14:val="none"/>
+          <w:szCs w:val="24"/>
+          <w:lang w:eastAsia="ru-RU"/>
         </w:rPr>
       </w:pPr>
-      <w:hyperlink w:anchor="_Toc227527083" w:history="1">
+      <w:hyperlink w:anchor="_Toc227547124" w:history="1">
         <w:r>
           <w:rPr>
             <w:rStyle w:val="af0"/>
@@ -269,10 +259,8 @@
           <w:rPr>
             <w:rFonts w:asciiTheme="minorHAnsi" w:eastAsiaTheme="minorEastAsia" w:hAnsiTheme="minorHAnsi"/>
             <w:noProof/>
-            <w:kern w:val="0"/>
-            <w:sz w:val="22"/>
-            <w:lang w:val="en-US"/>
-            <w14:ligatures w14:val="none"/>
+            <w:szCs w:val="24"/>
+            <w:lang w:eastAsia="ru-RU"/>
           </w:rPr>
           <w:tab/>
         </w:r>
@@ -302,7 +290,7 @@
             <w:noProof/>
             <w:webHidden/>
           </w:rPr>
-          <w:instrText xml:space="preserve"> PAGEREF _Toc227527083 \h </w:instrText>
+          <w:instrText xml:space="preserve"> PAGEREF _Toc227547124 \h </w:instrText>
         </w:r>
         <w:r>
           <w:rPr>
@@ -337,19 +325,17 @@
       <w:pPr>
         <w:pStyle w:val="11"/>
         <w:tabs>
-          <w:tab w:val="left" w:pos="1100"/>
+          <w:tab w:val="left" w:pos="960"/>
           <w:tab w:val="right" w:leader="dot" w:pos="9344"/>
         </w:tabs>
         <w:rPr>
           <w:rFonts w:asciiTheme="minorHAnsi" w:eastAsiaTheme="minorEastAsia" w:hAnsiTheme="minorHAnsi"/>
           <w:noProof/>
-          <w:kern w:val="0"/>
-          <w:sz w:val="22"/>
-          <w:lang w:val="en-US"/>
-          <w14:ligatures w14:val="none"/>
+          <w:szCs w:val="24"/>
+          <w:lang w:eastAsia="ru-RU"/>
         </w:rPr>
       </w:pPr>
-      <w:hyperlink w:anchor="_Toc227527084" w:history="1">
+      <w:hyperlink w:anchor="_Toc227547125" w:history="1">
         <w:r>
           <w:rPr>
             <w:rStyle w:val="af0"/>
@@ -361,10 +347,8 @@
           <w:rPr>
             <w:rFonts w:asciiTheme="minorHAnsi" w:eastAsiaTheme="minorEastAsia" w:hAnsiTheme="minorHAnsi"/>
             <w:noProof/>
-            <w:kern w:val="0"/>
-            <w:sz w:val="22"/>
-            <w:lang w:val="en-US"/>
-            <w14:ligatures w14:val="none"/>
+            <w:szCs w:val="24"/>
+            <w:lang w:eastAsia="ru-RU"/>
           </w:rPr>
           <w:tab/>
         </w:r>
@@ -394,7 +378,7 @@
             <w:noProof/>
             <w:webHidden/>
           </w:rPr>
-          <w:instrText xml:space="preserve"> PAGEREF _Toc227527084 \h </w:instrText>
+          <w:instrText xml:space="preserve"> PAGEREF _Toc227547125 \h </w:instrText>
         </w:r>
         <w:r>
           <w:rPr>
@@ -429,19 +413,17 @@
       <w:pPr>
         <w:pStyle w:val="11"/>
         <w:tabs>
-          <w:tab w:val="left" w:pos="1100"/>
+          <w:tab w:val="left" w:pos="960"/>
           <w:tab w:val="right" w:leader="dot" w:pos="9344"/>
         </w:tabs>
         <w:rPr>
           <w:rFonts w:asciiTheme="minorHAnsi" w:eastAsiaTheme="minorEastAsia" w:hAnsiTheme="minorHAnsi"/>
           <w:noProof/>
-          <w:kern w:val="0"/>
-          <w:sz w:val="22"/>
-          <w:lang w:val="en-US"/>
-          <w14:ligatures w14:val="none"/>
+          <w:szCs w:val="24"/>
+          <w:lang w:eastAsia="ru-RU"/>
         </w:rPr>
       </w:pPr>
-      <w:hyperlink w:anchor="_Toc227527085" w:history="1">
+      <w:hyperlink w:anchor="_Toc227547126" w:history="1">
         <w:r>
           <w:rPr>
             <w:rStyle w:val="af0"/>
@@ -453,10 +435,8 @@
           <w:rPr>
             <w:rFonts w:asciiTheme="minorHAnsi" w:eastAsiaTheme="minorEastAsia" w:hAnsiTheme="minorHAnsi"/>
             <w:noProof/>
-            <w:kern w:val="0"/>
-            <w:sz w:val="22"/>
-            <w:lang w:val="en-US"/>
-            <w14:ligatures w14:val="none"/>
+            <w:szCs w:val="24"/>
+            <w:lang w:eastAsia="ru-RU"/>
           </w:rPr>
           <w:tab/>
         </w:r>
@@ -486,100 +466,7 @@
             <w:noProof/>
             <w:webHidden/>
           </w:rPr>
-          <w:instrText xml:space="preserve"> PAGEREF _Toc227527085 \h </w:instrText>
-        </w:r>
-        <w:r>
-          <w:rPr>
-            <w:noProof/>
-            <w:webHidden/>
-          </w:rPr>
-        </w:r>
-        <w:r>
-          <w:rPr>
-            <w:noProof/>
-            <w:webHidden/>
-          </w:rPr>
-          <w:fldChar w:fldCharType="separate"/>
-        </w:r>
-        <w:r>
-          <w:rPr>
-            <w:noProof/>
-            <w:webHidden/>
-          </w:rPr>
-          <w:t>3</w:t>
-        </w:r>
-        <w:r>
-          <w:rPr>
-            <w:noProof/>
-            <w:webHidden/>
-          </w:rPr>
-          <w:fldChar w:fldCharType="end"/>
-        </w:r>
-      </w:hyperlink>
-    </w:p>
-    <w:p>
-      <w:pPr>
-        <w:pStyle w:val="11"/>
-        <w:tabs>
-          <w:tab w:val="left" w:pos="1100"/>
-          <w:tab w:val="right" w:leader="dot" w:pos="9344"/>
-        </w:tabs>
-        <w:rPr>
-          <w:rFonts w:asciiTheme="minorHAnsi" w:eastAsiaTheme="minorEastAsia" w:hAnsiTheme="minorHAnsi"/>
-          <w:noProof/>
-          <w:kern w:val="0"/>
-          <w:sz w:val="22"/>
-          <w:lang w:val="en-US"/>
-          <w14:ligatures w14:val="none"/>
-        </w:rPr>
-      </w:pPr>
-      <w:hyperlink w:anchor="_Toc227527086" w:history="1">
-        <w:r>
-          <w:rPr>
-            <w:rStyle w:val="af0"/>
-            <w:noProof/>
-            <w:lang w:val="en-US"/>
-          </w:rPr>
-          <w:t>6.</w:t>
-        </w:r>
-        <w:r>
-          <w:rPr>
-            <w:rFonts w:asciiTheme="minorHAnsi" w:eastAsiaTheme="minorEastAsia" w:hAnsiTheme="minorHAnsi"/>
-            <w:noProof/>
-            <w:kern w:val="0"/>
-            <w:sz w:val="22"/>
-            <w:lang w:val="en-US"/>
-            <w14:ligatures w14:val="none"/>
-          </w:rPr>
-          <w:tab/>
-        </w:r>
-        <w:r>
-          <w:rPr>
-            <w:rStyle w:val="af0"/>
-            <w:noProof/>
-          </w:rPr>
-          <w:t>Список источников</w:t>
-        </w:r>
-        <w:r>
-          <w:rPr>
-            <w:noProof/>
-            <w:webHidden/>
-          </w:rPr>
-          <w:tab/>
-        </w:r>
-        <w:r>
-          <w:rPr>
-            <w:noProof/>
-            <w:webHidden/>
-          </w:rPr>
-          <w:fldChar w:fldCharType="begin"/>
-        </w:r>
-        <w:r>
-          <w:rPr>
-            <w:noProof/>
-            <w:webHidden/>
-          </w:rPr>
-          <w:instrText xml:space="preserve"> PAGEREF _Toc227527086 \h </w:instrText>
+          <w:instrText xml:space="preserve"> PAGEREF _Toc227547126 \h </w:instrText>
         </w:r>
         <w:r>
           <w:rPr>
@@ -612,9 +499,98 @@
     </w:p>
     <w:p>
       <w:pPr>
+        <w:pStyle w:val="11"/>
+        <w:tabs>
+          <w:tab w:val="left" w:pos="960"/>
+          <w:tab w:val="right" w:leader="dot" w:pos="9344"/>
+        </w:tabs>
+        <w:rPr>
+          <w:rFonts w:asciiTheme="minorHAnsi" w:eastAsiaTheme="minorEastAsia" w:hAnsiTheme="minorHAnsi"/>
+          <w:noProof/>
+          <w:szCs w:val="24"/>
+          <w:lang w:eastAsia="ru-RU"/>
+        </w:rPr>
+      </w:pPr>
+      <w:hyperlink w:anchor="_Toc227547127" w:history="1">
+        <w:r>
+          <w:rPr>
+            <w:rStyle w:val="af0"/>
+            <w:noProof/>
+            <w:lang w:val="en-US"/>
+          </w:rPr>
+          <w:t>6.</w:t>
+        </w:r>
+        <w:r>
+          <w:rPr>
+            <w:rFonts w:asciiTheme="minorHAnsi" w:eastAsiaTheme="minorEastAsia" w:hAnsiTheme="minorHAnsi"/>
+            <w:noProof/>
+            <w:szCs w:val="24"/>
+            <w:lang w:eastAsia="ru-RU"/>
+          </w:rPr>
+          <w:tab/>
+        </w:r>
+        <w:r>
+          <w:rPr>
+            <w:rStyle w:val="af0"/>
+            <w:noProof/>
+          </w:rPr>
+          <w:t>Список источников</w:t>
+        </w:r>
+        <w:r>
+          <w:rPr>
+            <w:noProof/>
+            <w:webHidden/>
+          </w:rPr>
+          <w:tab/>
+        </w:r>
+        <w:r>
+          <w:rPr>
+            <w:noProof/>
+            <w:webHidden/>
+          </w:rPr>
+          <w:fldChar w:fldCharType="begin"/>
+        </w:r>
+        <w:r>
+          <w:rPr>
+            <w:noProof/>
+            <w:webHidden/>
+          </w:rPr>
+          <w:instrText xml:space="preserve"> PAGEREF _Toc227547127 \h </w:instrText>
+        </w:r>
+        <w:r>
+          <w:rPr>
+            <w:noProof/>
+            <w:webHidden/>
+          </w:rPr>
+        </w:r>
+        <w:r>
+          <w:rPr>
+            <w:noProof/>
+            <w:webHidden/>
+          </w:rPr>
+          <w:fldChar w:fldCharType="separate"/>
+        </w:r>
+        <w:r>
+          <w:rPr>
+            <w:noProof/>
+            <w:webHidden/>
+          </w:rPr>
+          <w:t>4</w:t>
+        </w:r>
+        <w:r>
+          <w:rPr>
+            <w:noProof/>
+            <w:webHidden/>
+          </w:rPr>
+          <w:fldChar w:fldCharType="end"/>
+        </w:r>
+      </w:hyperlink>
+    </w:p>
+    <w:p>
+      <w:pPr>
         <w:rPr>
           <w:sz w:val="10"/>
-          <w:szCs w:val="8"/>
+          <w:szCs w:val="10"/>
         </w:rPr>
       </w:pPr>
       <w:r>
@@ -626,13 +602,13 @@
         <w:pStyle w:val="1"/>
         <w:numPr>
           <w:ilvl w:val="0"/>
-          <w:numId w:val="3"/>
+          <w:numId w:val="7"/>
         </w:numPr>
         <w:rPr>
           <w:lang w:val="en-US"/>
         </w:rPr>
       </w:pPr>
-      <w:bookmarkStart w:id="1" w:name="_Toc227527081"/>
+      <w:bookmarkStart w:id="1" w:name="_Toc227547122"/>
       <w:r>
         <w:t>Обозначения и сокращения</w:t>
       </w:r>
@@ -642,6 +618,14 @@
       <w:tblPr>
         <w:tblStyle w:val="af1"/>
         <w:tblW w:w="5000" w:type="pct"/>
+        <w:tblBorders>
+          <w:top w:val="none" w:sz="0" w:space="0" w:color="auto"/>
+          <w:left w:val="none" w:sz="0" w:space="0" w:color="auto"/>
+          <w:bottom w:val="none" w:sz="0" w:space="0" w:color="auto"/>
+          <w:right w:val="none" w:sz="0" w:space="0" w:color="auto"/>
+          <w:insideH w:val="none" w:sz="0" w:space="0" w:color="auto"/>
+          <w:insideV w:val="none" w:sz="0" w:space="0" w:color="auto"/>
+        </w:tblBorders>
         <w:tblLook w:val="04A0" w:firstRow="1" w:lastRow="0" w:firstColumn="1" w:lastColumn="0" w:noHBand="0" w:noVBand="1"/>
       </w:tblPr>
       <w:tblGrid>
@@ -657,10 +641,19 @@
           <w:p>
             <w:pPr>
               <w:ind w:firstLine="0"/>
+              <w:rPr>
+                <w:lang w:val="en-US"/>
+              </w:rPr>
             </w:pPr>
             <w:r>
               <w:t>БВС — беспилотное воздушное судно</w:t>
             </w:r>
+            <w:r>
+              <w:rPr>
+                <w:lang w:val="en-US"/>
+              </w:rPr>
+              <w:t>;</w:t>
+            </w:r>
           </w:p>
         </w:tc>
         <w:tc>
@@ -680,12 +673,21 @@
           <w:p>
             <w:pPr>
               <w:ind w:firstLine="0"/>
+              <w:rPr>
+                <w:lang w:val="en-US"/>
+              </w:rPr>
             </w:pPr>
             <w:r>
               <w:t>Б</w:t>
             </w:r>
             <w:r>
               <w:t>О — бортовое оборудование</w:t>
+            </w:r>
+            <w:r>
+              <w:rPr>
+                <w:lang w:val="en-US"/>
+              </w:rPr>
+              <w:t>;</w:t>
             </w:r>
           </w:p>
         </w:tc>
@@ -704,6 +706,12 @@
             </w:pPr>
             <w:r>
               <w:t>СТЗ — система технического зрения</w:t>
+            </w:r>
+            <w:r>
+              <w:rPr>
+                <w:lang w:val="en-US"/>
+              </w:rPr>
+              <w:t>;</w:t>
             </w:r>
           </w:p>
         </w:tc>
@@ -740,10 +748,10 @@
         <w:pStyle w:val="1"/>
         <w:numPr>
           <w:ilvl w:val="0"/>
-          <w:numId w:val="3"/>
+          <w:numId w:val="7"/>
         </w:numPr>
       </w:pPr>
-      <w:bookmarkStart w:id="2" w:name="_Toc227527082"/>
+      <w:bookmarkStart w:id="2" w:name="_Toc227547123"/>
       <w:r>
         <w:t>Команда</w:t>
       </w:r>
@@ -777,9 +785,9 @@
                 <w:lang w:val="en-US"/>
               </w:rPr>
               <w:drawing>
-                <wp:inline distT="0" distB="0" distL="0" distR="0" wp14:anchorId="67A72502" wp14:editId="445F1A5D">
-                  <wp:extent cx="1080000" cy="1440923"/>
-                  <wp:effectExtent l="0" t="0" r="6350" b="6985"/>
+                <wp:inline distT="0" distB="0" distL="0" distR="0" wp14:anchorId="67A72502" wp14:editId="0DEC625B">
+                  <wp:extent cx="1127760" cy="1504644"/>
+                  <wp:effectExtent l="0" t="0" r="0" b="635"/>
                   <wp:docPr id="1193074009" name="Рисунок 3"/>
                   <wp:cNvGraphicFramePr>
                     <a:graphicFrameLocks xmlns:a="http://schemas.openxmlformats.org/drawingml/2006/main" noChangeAspect="1"/>
@@ -794,7 +802,7 @@
                           </pic:cNvPicPr>
                         </pic:nvPicPr>
                         <pic:blipFill>
-                          <a:blip r:embed="rId9" cstate="print">
+                          <a:blip r:embed="rId8" cstate="print">
                             <a:extLst>
                               <a:ext uri="{28A0092B-C50C-407E-A947-70E740481C1C}">
                                 <a14:useLocalDpi xmlns:a14="http://schemas.microsoft.com/office/drawing/2010/main" val="0"/>
@@ -809,7 +817,7 @@
                         <pic:spPr bwMode="auto">
                           <a:xfrm>
                             <a:off x="0" y="0"/>
-                            <a:ext cx="1080000" cy="1440923"/>
+                            <a:ext cx="1131023" cy="1508998"/>
                           </a:xfrm>
                           <a:prstGeom prst="rect">
                             <a:avLst/>
@@ -842,9 +850,9 @@
                 <w:lang w:val="en-US"/>
               </w:rPr>
               <w:drawing>
-                <wp:inline distT="0" distB="0" distL="0" distR="0" wp14:anchorId="150AF654" wp14:editId="7C5C6DE0">
-                  <wp:extent cx="1080000" cy="1444335"/>
-                  <wp:effectExtent l="0" t="0" r="6350" b="3810"/>
+                <wp:inline distT="0" distB="0" distL="0" distR="0" wp14:anchorId="150AF654" wp14:editId="6301530B">
+                  <wp:extent cx="1126275" cy="1506220"/>
+                  <wp:effectExtent l="0" t="0" r="0" b="0"/>
                   <wp:docPr id="1550122746" name="Рисунок 2"/>
                   <wp:cNvGraphicFramePr>
                     <a:graphicFrameLocks xmlns:a="http://schemas.openxmlformats.org/drawingml/2006/main" noChangeAspect="1"/>
@@ -859,7 +867,7 @@
                           </pic:cNvPicPr>
                         </pic:nvPicPr>
                         <pic:blipFill>
-                          <a:blip r:embed="rId10">
+                          <a:blip r:embed="rId9">
                             <a:extLst>
                               <a:ext uri="{28A0092B-C50C-407E-A947-70E740481C1C}">
                                 <a14:useLocalDpi xmlns:a14="http://schemas.microsoft.com/office/drawing/2010/main" val="0"/>
@@ -874,7 +882,7 @@
                         <pic:spPr bwMode="auto">
                           <a:xfrm>
                             <a:off x="0" y="0"/>
-                            <a:ext cx="1080000" cy="1444335"/>
+                            <a:ext cx="1131070" cy="1512632"/>
                           </a:xfrm>
                           <a:prstGeom prst="rect">
                             <a:avLst/>
@@ -907,9 +915,9 @@
                 <w:lang w:val="en-US"/>
               </w:rPr>
               <w:drawing>
-                <wp:inline distT="0" distB="0" distL="0" distR="0" wp14:anchorId="0A85F6D8" wp14:editId="63DA7D0A">
-                  <wp:extent cx="1080000" cy="1487661"/>
-                  <wp:effectExtent l="0" t="0" r="6350" b="0"/>
+                <wp:inline distT="0" distB="0" distL="0" distR="0" wp14:anchorId="0A85F6D8" wp14:editId="1BE5F1A5">
+                  <wp:extent cx="1093474" cy="1506220"/>
+                  <wp:effectExtent l="0" t="0" r="0" b="0"/>
                   <wp:docPr id="358004604" name="Рисунок 4"/>
                   <wp:cNvGraphicFramePr>
                     <a:graphicFrameLocks xmlns:a="http://schemas.openxmlformats.org/drawingml/2006/main" noChangeAspect="1"/>
@@ -924,7 +932,7 @@
                           </pic:cNvPicPr>
                         </pic:nvPicPr>
                         <pic:blipFill rotWithShape="1">
-                          <a:blip r:embed="rId11" cstate="print">
+                          <a:blip r:embed="rId10" cstate="print">
                             <a:extLst>
                               <a:ext uri="{28A0092B-C50C-407E-A947-70E740481C1C}">
                                 <a14:useLocalDpi xmlns:a14="http://schemas.microsoft.com/office/drawing/2010/main" val="0"/>
@@ -939,7 +947,7 @@
                         <pic:spPr bwMode="auto">
                           <a:xfrm>
                             <a:off x="0" y="0"/>
-                            <a:ext cx="1080000" cy="1487661"/>
+                            <a:ext cx="1097921" cy="1512346"/>
                           </a:xfrm>
                           <a:prstGeom prst="rect">
                             <a:avLst/>
@@ -994,7 +1002,7 @@
                           </pic:cNvPicPr>
                         </pic:nvPicPr>
                         <pic:blipFill rotWithShape="1">
-                          <a:blip r:embed="rId12" cstate="print">
+                          <a:blip r:embed="rId11" cstate="print">
                             <a:extLst>
                               <a:ext uri="{28A0092B-C50C-407E-A947-70E740481C1C}">
                                 <a14:useLocalDpi xmlns:a14="http://schemas.microsoft.com/office/drawing/2010/main" val="0"/>
@@ -1207,14 +1215,6 @@
               <w:t>– производство</w:t>
             </w:r>
           </w:p>
-          <w:p>
-            <w:pPr>
-              <w:ind w:firstLine="0"/>
-            </w:pPr>
-            <w:r>
-              <w:t>– курирование</w:t>
-            </w:r>
-          </w:p>
         </w:tc>
         <w:tc>
           <w:tcPr>
@@ -1244,14 +1244,6 @@
               <w:t>– производство</w:t>
             </w:r>
           </w:p>
-          <w:p>
-            <w:pPr>
-              <w:ind w:firstLine="0"/>
-            </w:pPr>
-            <w:r>
-              <w:t>– документация</w:t>
-            </w:r>
-          </w:p>
         </w:tc>
         <w:tc>
           <w:tcPr>
@@ -1273,14 +1265,12 @@
             <w:r>
               <w:t xml:space="preserve">– </w:t>
             </w:r>
-            <w:proofErr w:type="spellStart"/>
             <w:r>
               <w:rPr>
                 <w:lang w:val="en-US"/>
               </w:rPr>
               <w:t>Lua</w:t>
             </w:r>
-            <w:proofErr w:type="spellEnd"/>
             <w:r>
               <w:t xml:space="preserve"> </w:t>
             </w:r>
@@ -1333,10 +1323,10 @@
         <w:pStyle w:val="1"/>
         <w:numPr>
           <w:ilvl w:val="0"/>
-          <w:numId w:val="3"/>
+          <w:numId w:val="7"/>
         </w:numPr>
       </w:pPr>
-      <w:bookmarkStart w:id="3" w:name="_Toc227527083"/>
+      <w:bookmarkStart w:id="3" w:name="_Toc227547124"/>
       <w:r>
         <w:t>Анализ технического задания</w:t>
       </w:r>
@@ -1345,7 +1335,10 @@
     <w:p>
       <w:pPr>
         <w:pStyle w:val="2"/>
-        <w:ind w:firstLine="0"/>
+        <w:numPr>
+          <w:ilvl w:val="1"/>
+          <w:numId w:val="7"/>
+        </w:numPr>
       </w:pPr>
       <w:r>
         <w:t>Выб</w:t>
@@ -1400,20 +1393,19 @@
         <w:t>команда</w:t>
       </w:r>
       <w:r>
-        <w:t xml:space="preserve"> за один полет с выбранным полетным заданием</w:t>
-      </w:r>
-      <w:r>
-        <w:t>: 527</w:t>
+        <w:t xml:space="preserve"> за один полет</w:t>
+      </w:r>
+      <w:r>
+        <w:t xml:space="preserve">: </w:t>
+      </w:r>
+      <w:r>
+        <w:t>527</w:t>
       </w:r>
       <w:r>
         <w:t> </w:t>
       </w:r>
       <w:r>
-        <w:t xml:space="preserve">баллов. Для этого был вычислен средний по трем </w:t>
-      </w:r>
-      <w:r>
-        <w:lastRenderedPageBreak/>
-        <w:t>командам балл в каждой категории, исключая аннулированные значения. Полученн</w:t>
+        <w:t>баллов. Для этого был вычислен средний по трем командам балл в каждой категории, исключая аннулированные значения. Полученн</w:t>
       </w:r>
       <w:r>
         <w:t>ая</w:t>
@@ -1443,15 +1435,22 @@
         <w:t>»</w:t>
       </w:r>
       <w:r>
-        <w:t xml:space="preserve"> претендовать на победу в СКАТ 2026 в случае успешного завершения разработки БВС.</w:t>
+        <w:t xml:space="preserve"> претендовать на победу в СКАТ 2026</w:t>
+      </w:r>
+      <w:r>
+        <w:t>.</w:t>
       </w:r>
     </w:p>
     <w:p>
       <w:pPr>
         <w:pStyle w:val="2"/>
-        <w:ind w:firstLine="0"/>
+        <w:numPr>
+          <w:ilvl w:val="1"/>
+          <w:numId w:val="7"/>
+        </w:numPr>
       </w:pPr>
       <w:r>
+        <w:lastRenderedPageBreak/>
         <w:t>О</w:t>
       </w:r>
       <w:r>
@@ -1524,15 +1523,7 @@
         </m:r>
       </m:oMath>
       <w:r>
-        <w:t xml:space="preserve"> м/</w:t>
-      </w:r>
-      <w:proofErr w:type="gramStart"/>
-      <w:r>
-        <w:t>с</w:t>
-      </w:r>
-      <w:proofErr w:type="gramEnd"/>
-      <w:r>
-        <w:t xml:space="preserve"> или более.</w:t>
+        <w:t xml:space="preserve"> м/с или более.</w:t>
       </w:r>
       <w:r>
         <w:t xml:space="preserve"> Команда выбирает номинальную воздушную скорость БВС </w:t>
@@ -1675,7 +1666,7 @@
         <w:rPr>
           <w:noProof/>
         </w:rPr>
-        <w:t>2</w:t>
+        <w:t>1</w:t>
       </w:r>
       <w:r>
         <w:rPr>
@@ -1759,21 +1750,7 @@
         <w:rPr>
           <w:rFonts w:eastAsiaTheme="minorEastAsia"/>
         </w:rPr>
-        <w:t xml:space="preserve">Скоростной режим и геометрия определяют характер обтекания и эксплуатационные значения числа </w:t>
-      </w:r>
-      <w:proofErr w:type="spellStart"/>
-      <w:r>
-        <w:rPr>
-          <w:rFonts w:eastAsiaTheme="minorEastAsia"/>
-        </w:rPr>
-        <w:t>Рейнольдса</w:t>
-      </w:r>
-      <w:proofErr w:type="spellEnd"/>
-      <w:r>
-        <w:rPr>
-          <w:rFonts w:eastAsiaTheme="minorEastAsia"/>
-        </w:rPr>
-        <w:t xml:space="preserve"> </w:t>
+        <w:t xml:space="preserve">Скоростной режим и геометрия определяют характер обтекания и эксплуатационные значения числа Рейнольдса </w:t>
       </w:r>
       <m:oMath>
         <m:r>
@@ -1876,36 +1853,14 @@
           <w:rPr>
             <w:rFonts w:ascii="Cambria Math" w:eastAsiaTheme="minorEastAsia" w:hAnsi="Cambria Math"/>
           </w:rPr>
-          <m:t>7-9 м/</m:t>
-        </m:r>
-        <w:proofErr w:type="gramStart"/>
-        <m:r>
-          <w:rPr>
-            <w:rFonts w:ascii="Cambria Math" w:eastAsiaTheme="minorEastAsia" w:hAnsi="Cambria Math"/>
-          </w:rPr>
-          <m:t>с</m:t>
+          <m:t>7-9 м/с</m:t>
         </m:r>
       </m:oMath>
-      <w:proofErr w:type="gramEnd"/>
       <w:r>
         <w:rPr>
           <w:rFonts w:eastAsiaTheme="minorEastAsia"/>
         </w:rPr>
-        <w:t xml:space="preserve"> </w:t>
-      </w:r>
-      <w:proofErr w:type="gramStart"/>
-      <w:r>
-        <w:rPr>
-          <w:rFonts w:eastAsiaTheme="minorEastAsia"/>
-        </w:rPr>
-        <w:t>по</w:t>
-      </w:r>
-      <w:proofErr w:type="gramEnd"/>
-      <w:r>
-        <w:rPr>
-          <w:rFonts w:eastAsiaTheme="minorEastAsia"/>
-        </w:rPr>
-        <w:t xml:space="preserve"> оценке команды при броске </w:t>
+        <w:t xml:space="preserve"> по оценке команды при броске </w:t>
       </w:r>
       <w:r>
         <w:rPr>
@@ -1931,7 +1886,19 @@
         <w:rPr>
           <w:rFonts w:eastAsiaTheme="minorEastAsia"/>
         </w:rPr>
-        <w:t>) Все эти ограничения будут учитываться в дальнейших выкладках</w:t>
+        <w:t>)</w:t>
+      </w:r>
+      <w:r>
+        <w:rPr>
+          <w:rFonts w:eastAsiaTheme="minorEastAsia"/>
+        </w:rPr>
+        <w:t>.</w:t>
+      </w:r>
+      <w:r>
+        <w:rPr>
+          <w:rFonts w:eastAsiaTheme="minorEastAsia"/>
+        </w:rPr>
+        <w:t xml:space="preserve"> Все эти ограничения будут учитываться в дальнейших выкладках</w:t>
       </w:r>
       <w:r>
         <w:rPr>
@@ -1943,7 +1910,10 @@
     <w:p>
       <w:pPr>
         <w:pStyle w:val="2"/>
-        <w:ind w:firstLine="0"/>
+        <w:numPr>
+          <w:ilvl w:val="1"/>
+          <w:numId w:val="7"/>
+        </w:numPr>
       </w:pPr>
       <w:r>
         <w:t>Анализ существующих БВС схожего назначения</w:t>
@@ -1957,6 +1927,7 @@
     </w:p>
     <w:p>
       <w:pPr>
+        <w:suppressAutoHyphens/>
         <w:rPr>
           <w:rFonts w:eastAsiaTheme="minorEastAsia"/>
         </w:rPr>
@@ -1969,7 +1940,7 @@
         <mc:AlternateContent>
           <mc:Choice Requires="wpg">
             <w:drawing>
-              <wp:anchor distT="0" distB="0" distL="114300" distR="114300" simplePos="0" relativeHeight="251663360" behindDoc="0" locked="0" layoutInCell="1" allowOverlap="1" wp14:anchorId="78BCE161" wp14:editId="2A4C1D64">
+              <wp:anchor distT="0" distB="0" distL="114300" distR="114300" simplePos="0" relativeHeight="251647488" behindDoc="0" locked="0" layoutInCell="1" allowOverlap="1" wp14:anchorId="78BCE161" wp14:editId="0AB47FAB">
                 <wp:simplePos x="0" y="0"/>
                 <wp:positionH relativeFrom="column">
                   <wp:posOffset>2122805</wp:posOffset>
@@ -1978,7 +1949,7 @@
                   <wp:posOffset>49530</wp:posOffset>
                 </wp:positionV>
                 <wp:extent cx="3814445" cy="2043430"/>
-                <wp:effectExtent l="0" t="0" r="0" b="0"/>
+                <wp:effectExtent l="19050" t="19050" r="14605" b="0"/>
                 <wp:wrapSquare wrapText="bothSides"/>
                 <wp:docPr id="5" name="Группа 5"/>
                 <wp:cNvGraphicFramePr/>
@@ -2002,7 +1973,7 @@
                           </pic:cNvPicPr>
                         </pic:nvPicPr>
                         <pic:blipFill>
-                          <a:blip r:embed="rId13" cstate="print">
+                          <a:blip r:embed="rId12" cstate="print">
                             <a:extLst>
                               <a:ext uri="{28A0092B-C50C-407E-A947-70E740481C1C}">
                                 <a14:useLocalDpi xmlns:a14="http://schemas.microsoft.com/office/drawing/2010/main" val="0"/>
@@ -2021,6 +1992,11 @@
                           <a:prstGeom prst="rect">
                             <a:avLst/>
                           </a:prstGeom>
+                          <a:ln>
+                            <a:solidFill>
+                              <a:schemeClr val="bg2"/>
+                            </a:solidFill>
+                          </a:ln>
                         </pic:spPr>
                       </pic:pic>
                       <wps:wsp>
@@ -2058,27 +2034,14 @@
                               <w:r>
                                 <w:t xml:space="preserve">Рис. </w:t>
                               </w:r>
-                              <w:r>
-                                <w:fldChar w:fldCharType="begin"/>
-                              </w:r>
-                              <w:r>
-                                <w:instrText xml:space="preserve"> SEQ Рисунок \* ARABIC </w:instrText>
-                              </w:r>
-                              <w:r>
-                                <w:fldChar w:fldCharType="separate"/>
-                              </w:r>
-                              <w:r>
-                                <w:rPr>
-                                  <w:noProof/>
-                                </w:rPr>
-                                <w:t>1</w:t>
-                              </w:r>
-                              <w:r>
-                                <w:rPr>
-                                  <w:noProof/>
-                                </w:rPr>
-                                <w:fldChar w:fldCharType="end"/>
-                              </w:r>
+                              <w:fldSimple w:instr=" SEQ Рисунок \* ARABIC ">
+                                <w:r>
+                                  <w:rPr>
+                                    <w:noProof/>
+                                  </w:rPr>
+                                  <w:t>1</w:t>
+                                </w:r>
+                              </w:fldSimple>
                               <w:bookmarkEnd w:id="4"/>
                               <w:r>
                                 <w:t xml:space="preserve"> – </w:t>
@@ -2087,7 +2050,31 @@
                                 <w:rPr>
                                   <w:noProof/>
                                 </w:rPr>
-                                <w:t>зависимости для малых БВС a) доли массы конструкции от общей массы. б) размаха от общей массы</w:t>
+                                <w:t>зависимости для малых БВС</w:t>
+                              </w:r>
+                              <w:r>
+                                <w:rPr>
+                                  <w:noProof/>
+                                </w:rPr>
+                                <w:t>:</w:t>
+                              </w:r>
+                              <w:r>
+                                <w:rPr>
+                                  <w:noProof/>
+                                </w:rPr>
+                                <w:t xml:space="preserve"> a) доли массы конструкции от общей массы</w:t>
+                              </w:r>
+                              <w:r>
+                                <w:rPr>
+                                  <w:noProof/>
+                                </w:rPr>
+                                <w:t>,</w:t>
+                              </w:r>
+                              <w:r>
+                                <w:rPr>
+                                  <w:noProof/>
+                                </w:rPr>
+                                <w:t xml:space="preserve"> б) размаха от общей массы</w:t>
                               </w:r>
                               <w:bookmarkEnd w:id="5"/>
                             </w:p>
@@ -2114,7 +2101,7 @@
           </mc:Choice>
           <mc:Fallback>
             <w:pict>
-              <v:group id="Группа 5" o:spid="_x0000_s1026" style="position:absolute;left:0;text-align:left;margin-left:167.15pt;margin-top:3.9pt;width:300.35pt;height:160.9pt;z-index:251663360;mso-width-relative:margin;mso-height-relative:margin" coordsize="37545,20141" o:gfxdata="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">
+              <v:group w14:anchorId="78BCE161" id="Группа 5" o:spid="_x0000_s1026" style="position:absolute;left:0;text-align:left;margin-left:167.15pt;margin-top:3.9pt;width:300.35pt;height:160.9pt;z-index:251647488;mso-width-relative:margin;mso-height-relative:margin" coordsize="37545,20141" o:gfxdata="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">
                 <v:shapetype id="_x0000_t75" coordsize="21600,21600" o:spt="75" o:preferrelative="t" path="m@4@5l@4@11@9@11@9@5xe" filled="f" stroked="f">
                   <v:stroke joinstyle="miter"/>
                   <v:formulas>
@@ -2134,15 +2121,15 @@
                   <v:path o:extrusionok="f" gradientshapeok="t" o:connecttype="rect"/>
                   <o:lock v:ext="edit" aspectratio="t"/>
                 </v:shapetype>
-                <v:shape id="Рисунок 4" o:spid="_x0000_s1027" type="#_x0000_t75" style="position:absolute;left:9;width:37536;height:15838;visibility:visible;mso-wrap-style:square" o:gfxdata="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">
-                  <v:imagedata r:id="rId14" o:title=""/>
+                <v:shape id="Рисунок 4" o:spid="_x0000_s1027" type="#_x0000_t75" style="position:absolute;left:9;width:37536;height:15838;visibility:visible;mso-wrap-style:square" o:gfxdata="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" stroked="t" strokecolor="#e7e6e6 [3214]">
+                  <v:imagedata r:id="rId13" o:title=""/>
                   <v:path arrowok="t"/>
                 </v:shape>
                 <v:shapetype id="_x0000_t202" coordsize="21600,21600" o:spt="202" path="m,l,21600r21600,l21600,xe">
                   <v:stroke joinstyle="miter"/>
                   <v:path gradientshapeok="t" o:connecttype="rect"/>
                 </v:shapetype>
-                <v:shape id="Поле 1" o:spid="_x0000_s1028" type="#_x0000_t202" style="position:absolute;top:16383;width:37503;height:3758;visibility:visible;mso-wrap-style:square;v-text-anchor:top" o:gfxdata="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" stroked="f">
+                <v:shape id="Поле 1" o:spid="_x0000_s1028" type="#_x0000_t202" style="position:absolute;top:16383;width:37503;height:3758;visibility:visible;mso-wrap-style:square;v-text-anchor:top" o:gfxdata="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" stroked="f">
                   <v:textbox inset="0,0,0,0">
                     <w:txbxContent>
                       <w:p>
@@ -2175,7 +2162,31 @@
                           <w:rPr>
                             <w:noProof/>
                           </w:rPr>
-                          <w:t>зависимости для малых БВС a) доли массы конструкции от общей массы. б) размаха от общей массы</w:t>
+                          <w:t>зависимости для малых БВС</w:t>
+                        </w:r>
+                        <w:r>
+                          <w:rPr>
+                            <w:noProof/>
+                          </w:rPr>
+                          <w:t>:</w:t>
+                        </w:r>
+                        <w:r>
+                          <w:rPr>
+                            <w:noProof/>
+                          </w:rPr>
+                          <w:t xml:space="preserve"> a) доли массы конструкции от общей массы</w:t>
+                        </w:r>
+                        <w:r>
+                          <w:rPr>
+                            <w:noProof/>
+                          </w:rPr>
+                          <w:t>,</w:t>
+                        </w:r>
+                        <w:r>
+                          <w:rPr>
+                            <w:noProof/>
+                          </w:rPr>
+                          <w:t xml:space="preserve"> б) размаха от общей массы</w:t>
                         </w:r>
                         <w:bookmarkEnd w:id="7"/>
                       </w:p>
@@ -2192,7 +2203,13 @@
         <w:t>Для ограничения области</w:t>
       </w:r>
       <w:r>
-        <w:t xml:space="preserve"> допустимых массовых и геометрических характеристик БВС был проведен анализ существу</w:t>
+        <w:t xml:space="preserve"> допустимых массовых и геометрических </w:t>
+      </w:r>
+      <w:r>
+        <w:t>характеристик</w:t>
+      </w:r>
+      <w:r>
+        <w:t xml:space="preserve"> БВС был проведен анализ существу</w:t>
       </w:r>
       <w:r>
         <w:t xml:space="preserve">ющих БВС со схожими </w:t>
@@ -2234,7 +2251,7 @@
         <w:rPr>
           <w:noProof/>
         </w:rPr>
-        <w:t>3</w:t>
+        <w:t>2</w:t>
       </w:r>
       <w:r>
         <w:fldChar w:fldCharType="end"/>
@@ -2414,14 +2431,14 @@
         <w:pStyle w:val="1"/>
         <w:numPr>
           <w:ilvl w:val="0"/>
-          <w:numId w:val="3"/>
+          <w:numId w:val="7"/>
         </w:numPr>
       </w:pPr>
-      <w:bookmarkStart w:id="6" w:name="_Toc227527084"/>
+      <w:bookmarkStart w:id="8" w:name="_Toc227547125"/>
       <w:r>
         <w:t>Облик БВС</w:t>
       </w:r>
-      <w:bookmarkEnd w:id="6"/>
+      <w:bookmarkEnd w:id="8"/>
     </w:p>
     <w:p>
       <w:r>
@@ -2431,7 +2448,19 @@
         <w:t>влетворить требованиям</w:t>
       </w:r>
       <w:r>
-        <w:t xml:space="preserve"> полетного задания, используя различные конфигурации БВС – идеального решения нет. </w:t>
+        <w:t xml:space="preserve"> полетного задания, используя различные конфигурации БВС </w:t>
+      </w:r>
+      <w:r>
+        <w:t>—</w:t>
+      </w:r>
+      <w:r>
+        <w:t xml:space="preserve"> </w:t>
+      </w:r>
+      <w:r>
+        <w:t xml:space="preserve">единственного </w:t>
+      </w:r>
+      <w:r>
+        <w:t xml:space="preserve">идеального решения нет. </w:t>
       </w:r>
       <w:r>
         <w:t xml:space="preserve">Для определения облика БВС </w:t>
@@ -2476,7 +2505,7 @@
         <w:rPr>
           <w:noProof/>
         </w:rPr>
-        <w:t>1</w:t>
+        <w:t>3</w:t>
       </w:r>
       <w:r>
         <w:fldChar w:fldCharType="end"/>
@@ -2542,7 +2571,10 @@
     <w:p>
       <w:pPr>
         <w:pStyle w:val="2"/>
-        <w:ind w:firstLine="0"/>
+        <w:numPr>
+          <w:ilvl w:val="1"/>
+          <w:numId w:val="7"/>
+        </w:numPr>
       </w:pPr>
       <w:r>
         <w:t>Форма крыла</w:t>
@@ -2567,36 +2599,37 @@
         <w:t>(</w:t>
       </w:r>
       <w:r>
+        <w:t xml:space="preserve">таблица </w:t>
+      </w:r>
+      <w:r>
         <w:fldChar w:fldCharType="begin"/>
       </w:r>
       <w:r>
-        <w:instrText xml:space="preserve"> REF _Ref227526821 \h </w:instrText>
+        <w:instrText xml:space="preserve"> REF _Ref227526821 \</w:instrText>
+      </w:r>
+      <w:r>
+        <w:instrText>#0</w:instrText>
+      </w:r>
+      <w:r>
+        <w:instrText xml:space="preserve"> </w:instrText>
       </w:r>
       <w:r>
         <w:fldChar w:fldCharType="separate"/>
       </w:r>
       <w:r>
-        <w:t xml:space="preserve">таблица </w:t>
-      </w:r>
-      <w:r>
-        <w:rPr>
-          <w:noProof/>
-        </w:rPr>
         <w:t>1</w:t>
       </w:r>
       <w:r>
         <w:fldChar w:fldCharType="end"/>
       </w:r>
       <w:r>
-        <w:t xml:space="preserve">). При небольших числах </w:t>
-      </w:r>
-      <w:proofErr w:type="spellStart"/>
-      <w:r>
-        <w:t>Рейнольдса</w:t>
-      </w:r>
-      <w:proofErr w:type="spellEnd"/>
-      <w:r>
-        <w:t xml:space="preserve"> (</w:t>
+        <w:t>). При небольших числах Рейнольдса</w:t>
+      </w:r>
+      <w:r>
+        <w:br/>
+      </w:r>
+      <w:r>
+        <w:t>(</w:t>
       </w:r>
       <m:oMath>
         <m:r>
@@ -2636,15 +2669,7 @@
         <w:t>)</w:t>
       </w:r>
       <w:r>
-        <w:t xml:space="preserve"> характеристики крыла с сужением и </w:t>
-      </w:r>
-      <w:proofErr w:type="gramStart"/>
-      <w:r>
-        <w:t>без</w:t>
-      </w:r>
-      <w:proofErr w:type="gramEnd"/>
-      <w:r>
-        <w:t xml:space="preserve"> слабо отличаются. </w:t>
+        <w:t xml:space="preserve"> характеристики крыла с сужением и без слабо отличаются. </w:t>
       </w:r>
       <w:r>
         <w:t xml:space="preserve">Прямое крыло имеет больший </w:t>
@@ -2653,15 +2678,7 @@
         <w:t>отрицательный</w:t>
       </w:r>
       <w:r>
-        <w:t xml:space="preserve"> остаточный коэффициент момента </w:t>
-      </w:r>
-      <w:proofErr w:type="spellStart"/>
-      <w:r>
-        <w:t>тангажа</w:t>
-      </w:r>
-      <w:proofErr w:type="spellEnd"/>
-      <w:r>
-        <w:t xml:space="preserve"> </w:t>
+        <w:t xml:space="preserve"> остаточный коэффициент момента тангажа </w:t>
       </w:r>
       <m:oMath>
         <m:sSubSup>
@@ -2729,7 +2746,10 @@
     <w:p>
       <w:pPr>
         <w:pStyle w:val="2"/>
-        <w:ind w:firstLine="0"/>
+        <w:numPr>
+          <w:ilvl w:val="1"/>
+          <w:numId w:val="7"/>
+        </w:numPr>
         <w:rPr>
           <w:rFonts w:eastAsiaTheme="minorEastAsia"/>
         </w:rPr>
@@ -2764,9 +2784,6 @@
         <w:fldChar w:fldCharType="separate"/>
       </w:r>
       <w:r>
-        <w:rPr>
-          <w:noProof/>
-        </w:rPr>
         <w:t>2</w:t>
       </w:r>
       <w:r>
@@ -2785,11 +2802,7 @@
         <w:t>-</w:t>
       </w:r>
       <w:r>
-        <w:t xml:space="preserve">образное оперение не имеет аэродинамических преимуществ над другими. Однако </w:t>
-      </w:r>
-      <w:r>
-        <w:lastRenderedPageBreak/>
-        <w:t xml:space="preserve">простота изготовления, массовые характеристики и меньшая подверженность повреждению при посадке определяют выбор в пользу </w:t>
+        <w:t xml:space="preserve">образное оперение не имеет аэродинамических преимуществ над другими. Однако простота изготовления, массовые характеристики и меньшая подверженность повреждению при посадке определяют выбор в пользу </w:t>
       </w:r>
       <w:r>
         <w:rPr>
@@ -2807,7 +2820,10 @@
     <w:p>
       <w:pPr>
         <w:pStyle w:val="2"/>
-        <w:ind w:firstLine="0"/>
+        <w:numPr>
+          <w:ilvl w:val="1"/>
+          <w:numId w:val="7"/>
+        </w:numPr>
       </w:pPr>
       <w:r>
         <w:t>Конфигурация силовой установки и системы питания</w:t>
@@ -2819,7 +2835,6 @@
           <w:rFonts w:eastAsiaTheme="minorEastAsia"/>
         </w:rPr>
       </w:pPr>
-      <w:proofErr w:type="gramStart"/>
       <w:r>
         <w:t>Рассмотрены три конфигурации: один тянущий винт в носовой ча</w:t>
       </w:r>
@@ -2833,11 +2848,11 @@
         <w:t>ледняя обеспечивает большую тягу</w:t>
       </w:r>
       <w:r>
-        <w:t xml:space="preserve"> на старте при малых скоростях.</w:t>
-      </w:r>
-      <w:proofErr w:type="gramEnd"/>
-      <w:r>
-        <w:t xml:space="preserve"> Массы конфигураций и потребление отличаются слабо. Легкость интеграции одного тянущего винта определяют выбор в его пользу. В качестве системы питания выступает </w:t>
+        <w:t xml:space="preserve"> на старте при малых скоростях. </w:t>
+      </w:r>
+      <w:r>
+        <w:lastRenderedPageBreak/>
+        <w:t xml:space="preserve">Массы конфигураций и потребление отличаются слабо. Легкость интеграции одного тянущего винта определяют выбор в его пользу. В качестве системы питания выступает </w:t>
       </w:r>
       <w:r>
         <w:t xml:space="preserve">сборка литий-ионных аккумуляторов </w:t>
@@ -2950,7 +2965,7 @@
                           <pic:cNvPicPr/>
                         </pic:nvPicPr>
                         <pic:blipFill>
-                          <a:blip r:embed="rId15" cstate="print">
+                          <a:blip r:embed="rId14" cstate="print">
                             <a:extLst>
                               <a:ext uri="{28A0092B-C50C-407E-A947-70E740481C1C}">
                                 <a14:useLocalDpi xmlns:a14="http://schemas.microsoft.com/office/drawing/2010/main" val="0"/>
@@ -3016,7 +3031,7 @@
                           <pic:cNvPicPr/>
                         </pic:nvPicPr>
                         <pic:blipFill>
-                          <a:blip r:embed="rId16" cstate="print">
+                          <a:blip r:embed="rId15" cstate="print">
                             <a:extLst>
                               <a:ext uri="{28A0092B-C50C-407E-A947-70E740481C1C}">
                                 <a14:useLocalDpi xmlns:a14="http://schemas.microsoft.com/office/drawing/2010/main" val="0"/>
@@ -3064,7 +3079,7 @@
                 <w:lang w:val="en-US"/>
               </w:rPr>
               <w:drawing>
-                <wp:inline distT="0" distB="0" distL="0" distR="0" wp14:anchorId="6C76A06A" wp14:editId="0F4F0624">
+                <wp:inline distT="0" distB="0" distL="0" distR="0" wp14:anchorId="6C76A06A" wp14:editId="163E0F84">
                   <wp:extent cx="749300" cy="194261"/>
                   <wp:effectExtent l="0" t="0" r="0" b="0"/>
                   <wp:docPr id="10" name="Рисунок 10"/>
@@ -3079,7 +3094,7 @@
                           <pic:cNvPicPr/>
                         </pic:nvPicPr>
                         <pic:blipFill>
-                          <a:blip r:embed="rId17" cstate="print">
+                          <a:blip r:embed="rId16" cstate="print">
                             <a:extLst>
                               <a:ext uri="{28A0092B-C50C-407E-A947-70E740481C1C}">
                                 <a14:useLocalDpi xmlns:a14="http://schemas.microsoft.com/office/drawing/2010/main" val="0"/>
@@ -3758,21 +3773,7 @@
               <w:rPr>
                 <w:rFonts w:eastAsiaTheme="minorEastAsia"/>
               </w:rPr>
-              <w:t xml:space="preserve"> момента </w:t>
-            </w:r>
-            <w:proofErr w:type="spellStart"/>
-            <w:r>
-              <w:rPr>
-                <w:rFonts w:eastAsiaTheme="minorEastAsia"/>
-              </w:rPr>
-              <w:t>тангажа</w:t>
-            </w:r>
-            <w:proofErr w:type="spellEnd"/>
-            <w:r>
-              <w:rPr>
-                <w:rFonts w:eastAsiaTheme="minorEastAsia"/>
-              </w:rPr>
-              <w:t xml:space="preserve"> </w:t>
+              <w:t xml:space="preserve"> момента тангажа </w:t>
             </w:r>
             <m:oMath>
               <m:sSubSup>
@@ -4075,32 +4076,19 @@
           <w:rFonts w:eastAsiaTheme="minorEastAsia"/>
         </w:rPr>
       </w:pPr>
-      <w:bookmarkStart w:id="7" w:name="_Ref227526821"/>
+      <w:bookmarkStart w:id="9" w:name="_Ref227526821"/>
       <w:r>
         <w:t xml:space="preserve">Таблица </w:t>
       </w:r>
-      <w:r>
-        <w:fldChar w:fldCharType="begin"/>
-      </w:r>
-      <w:r>
-        <w:instrText xml:space="preserve"> SEQ Таблица \* ARABIC </w:instrText>
-      </w:r>
-      <w:r>
-        <w:fldChar w:fldCharType="separate"/>
-      </w:r>
-      <w:r>
-        <w:rPr>
-          <w:noProof/>
-        </w:rPr>
-        <w:t>1</w:t>
-      </w:r>
-      <w:r>
-        <w:rPr>
-          <w:noProof/>
-        </w:rPr>
-        <w:fldChar w:fldCharType="end"/>
-      </w:r>
-      <w:bookmarkEnd w:id="7"/>
+      <w:fldSimple w:instr=" SEQ Таблица \* ARABIC ">
+        <w:r>
+          <w:rPr>
+            <w:noProof/>
+          </w:rPr>
+          <w:t>1</w:t>
+        </w:r>
+      </w:fldSimple>
+      <w:bookmarkEnd w:id="9"/>
       <w:r>
         <w:t xml:space="preserve"> – </w:t>
       </w:r>
@@ -4195,7 +4183,7 @@
                           <pic:cNvPicPr/>
                         </pic:nvPicPr>
                         <pic:blipFill>
-                          <a:blip r:embed="rId18" cstate="print">
+                          <a:blip r:embed="rId17" cstate="print">
                             <a:extLst>
                               <a:ext uri="{28A0092B-C50C-407E-A947-70E740481C1C}">
                                 <a14:useLocalDpi xmlns:a14="http://schemas.microsoft.com/office/drawing/2010/main" val="0"/>
@@ -4244,7 +4232,7 @@
                 <w:lang w:val="en-US"/>
               </w:rPr>
               <w:drawing>
-                <wp:inline distT="0" distB="0" distL="0" distR="0" wp14:anchorId="48EAC142" wp14:editId="5D83B53C">
+                <wp:inline distT="0" distB="0" distL="0" distR="0" wp14:anchorId="48EAC142" wp14:editId="733A14D4">
                   <wp:extent cx="360000" cy="335565"/>
                   <wp:effectExtent l="0" t="0" r="2540" b="7620"/>
                   <wp:docPr id="13" name="Рисунок 13"/>
@@ -4259,7 +4247,7 @@
                           <pic:cNvPicPr/>
                         </pic:nvPicPr>
                         <pic:blipFill>
-                          <a:blip r:embed="rId19" cstate="print">
+                          <a:blip r:embed="rId18" cstate="print">
                             <a:extLst>
                               <a:ext uri="{28A0092B-C50C-407E-A947-70E740481C1C}">
                                 <a14:useLocalDpi xmlns:a14="http://schemas.microsoft.com/office/drawing/2010/main" val="0"/>
@@ -4321,7 +4309,7 @@
                           <pic:cNvPicPr/>
                         </pic:nvPicPr>
                         <pic:blipFill>
-                          <a:blip r:embed="rId20" cstate="print">
+                          <a:blip r:embed="rId19" cstate="print">
                             <a:extLst>
                               <a:ext uri="{28A0092B-C50C-407E-A947-70E740481C1C}">
                                 <a14:useLocalDpi xmlns:a14="http://schemas.microsoft.com/office/drawing/2010/main" val="0"/>
@@ -4365,7 +4353,7 @@
                 <w:lang w:val="en-US"/>
               </w:rPr>
               <w:drawing>
-                <wp:inline distT="0" distB="0" distL="0" distR="0" wp14:anchorId="7595E984" wp14:editId="317CAF26">
+                <wp:inline distT="0" distB="0" distL="0" distR="0" wp14:anchorId="7595E984" wp14:editId="25135F41">
                   <wp:extent cx="360000" cy="347400"/>
                   <wp:effectExtent l="0" t="0" r="2540" b="0"/>
                   <wp:docPr id="15" name="Рисунок 15"/>
@@ -4380,7 +4368,7 @@
                           <pic:cNvPicPr/>
                         </pic:nvPicPr>
                         <pic:blipFill>
-                          <a:blip r:embed="rId21" cstate="print">
+                          <a:blip r:embed="rId20" cstate="print">
                             <a:extLst>
                               <a:ext uri="{28A0092B-C50C-407E-A947-70E740481C1C}">
                                 <a14:useLocalDpi xmlns:a14="http://schemas.microsoft.com/office/drawing/2010/main" val="0"/>
@@ -5121,32 +5109,19 @@
       <w:pPr>
         <w:pStyle w:val="af3"/>
       </w:pPr>
-      <w:bookmarkStart w:id="8" w:name="_Ref227528634"/>
+      <w:bookmarkStart w:id="10" w:name="_Ref227528634"/>
       <w:r>
         <w:t xml:space="preserve">Таблица </w:t>
       </w:r>
-      <w:r>
-        <w:fldChar w:fldCharType="begin"/>
-      </w:r>
-      <w:r>
-        <w:instrText xml:space="preserve"> SEQ Таблица \* ARABIC </w:instrText>
-      </w:r>
-      <w:r>
-        <w:fldChar w:fldCharType="separate"/>
-      </w:r>
-      <w:r>
-        <w:rPr>
-          <w:noProof/>
-        </w:rPr>
-        <w:t>2</w:t>
-      </w:r>
-      <w:r>
-        <w:rPr>
-          <w:noProof/>
-        </w:rPr>
-        <w:fldChar w:fldCharType="end"/>
-      </w:r>
-      <w:bookmarkEnd w:id="8"/>
+      <w:fldSimple w:instr=" SEQ Таблица \* ARABIC ">
+        <w:r>
+          <w:rPr>
+            <w:noProof/>
+          </w:rPr>
+          <w:t>2</w:t>
+        </w:r>
+      </w:fldSimple>
+      <w:bookmarkEnd w:id="10"/>
       <w:r>
         <w:t xml:space="preserve"> – </w:t>
       </w:r>
@@ -5243,7 +5218,7 @@
                           <pic:cNvPicPr/>
                         </pic:nvPicPr>
                         <pic:blipFill>
-                          <a:blip r:embed="rId22" cstate="print">
+                          <a:blip r:embed="rId21" cstate="print">
                             <a:extLst>
                               <a:ext uri="{28A0092B-C50C-407E-A947-70E740481C1C}">
                                 <a14:useLocalDpi xmlns:a14="http://schemas.microsoft.com/office/drawing/2010/main" val="0"/>
@@ -5290,7 +5265,7 @@
                 <w:lang w:val="en-US"/>
               </w:rPr>
               <w:drawing>
-                <wp:inline distT="0" distB="0" distL="0" distR="0" wp14:anchorId="40E31C5C" wp14:editId="1874138D">
+                <wp:inline distT="0" distB="0" distL="0" distR="0" wp14:anchorId="40E31C5C" wp14:editId="05263030">
                   <wp:extent cx="720000" cy="310710"/>
                   <wp:effectExtent l="0" t="0" r="4445" b="0"/>
                   <wp:docPr id="17" name="Рисунок 17"/>
@@ -5305,7 +5280,7 @@
                           <pic:cNvPicPr/>
                         </pic:nvPicPr>
                         <pic:blipFill>
-                          <a:blip r:embed="rId23" cstate="print">
+                          <a:blip r:embed="rId22" cstate="print">
                             <a:extLst>
                               <a:ext uri="{28A0092B-C50C-407E-A947-70E740481C1C}">
                                 <a14:useLocalDpi xmlns:a14="http://schemas.microsoft.com/office/drawing/2010/main" val="0"/>
@@ -5364,7 +5339,7 @@
                           <pic:cNvPicPr/>
                         </pic:nvPicPr>
                         <pic:blipFill>
-                          <a:blip r:embed="rId24" cstate="print">
+                          <a:blip r:embed="rId23" cstate="print">
                             <a:extLst>
                               <a:ext uri="{28A0092B-C50C-407E-A947-70E740481C1C}">
                                 <a14:useLocalDpi xmlns:a14="http://schemas.microsoft.com/office/drawing/2010/main" val="0"/>
@@ -5479,13 +5454,8 @@
               <w:jc w:val="center"/>
             </w:pPr>
             <w:r>
-              <w:t xml:space="preserve">Пара </w:t>
-            </w:r>
-            <w:proofErr w:type="gramStart"/>
-            <w:r>
-              <w:t>тянущих</w:t>
-            </w:r>
-            <w:proofErr w:type="gramEnd"/>
+              <w:t>Пара тянущих</w:t>
+            </w:r>
           </w:p>
         </w:tc>
       </w:tr>
@@ -6234,7 +6204,19 @@
               <w:rPr>
                 <w:lang w:val="en-US"/>
               </w:rPr>
-              <w:t xml:space="preserve"> 14.4 </w:t>
+              <w:t xml:space="preserve"> 14</w:t>
+            </w:r>
+            <w:r>
+              <w:rPr>
+                <w:lang w:val="en-US"/>
+              </w:rPr>
+              <w:t>,</w:t>
+            </w:r>
+            <w:r>
+              <w:rPr>
+                <w:lang w:val="en-US"/>
+              </w:rPr>
+              <w:t xml:space="preserve">4 </w:t>
             </w:r>
             <w:r>
               <w:t>В</w:t>
@@ -6250,27 +6232,14 @@
       <w:r>
         <w:t xml:space="preserve">Таблица </w:t>
       </w:r>
-      <w:r>
-        <w:fldChar w:fldCharType="begin"/>
-      </w:r>
-      <w:r>
-        <w:instrText xml:space="preserve"> SEQ Таблица \* ARABIC </w:instrText>
-      </w:r>
-      <w:r>
-        <w:fldChar w:fldCharType="separate"/>
-      </w:r>
-      <w:r>
-        <w:rPr>
-          <w:noProof/>
-        </w:rPr>
-        <w:t>3</w:t>
-      </w:r>
-      <w:r>
-        <w:rPr>
-          <w:noProof/>
-        </w:rPr>
-        <w:fldChar w:fldCharType="end"/>
-      </w:r>
+      <w:fldSimple w:instr=" SEQ Таблица \* ARABIC ">
+        <w:r>
+          <w:rPr>
+            <w:noProof/>
+          </w:rPr>
+          <w:t>3</w:t>
+        </w:r>
+      </w:fldSimple>
       <w:r>
         <w:t xml:space="preserve"> – </w:t>
       </w:r>
@@ -6284,7 +6253,10 @@
     <w:p>
       <w:pPr>
         <w:pStyle w:val="2"/>
-        <w:ind w:firstLine="0"/>
+        <w:numPr>
+          <w:ilvl w:val="1"/>
+          <w:numId w:val="7"/>
+        </w:numPr>
       </w:pPr>
       <w:r>
         <w:t>Конечный концептуальный облик БВС</w:t>
@@ -6299,16 +6271,16 @@
         <mc:AlternateContent>
           <mc:Choice Requires="wpg">
             <w:drawing>
-              <wp:anchor distT="0" distB="0" distL="114300" distR="114300" simplePos="0" relativeHeight="251669504" behindDoc="0" locked="0" layoutInCell="1" allowOverlap="1" wp14:anchorId="71DB4CC6" wp14:editId="27E192BF">
+              <wp:anchor distT="0" distB="0" distL="114300" distR="114300" simplePos="0" relativeHeight="251664896" behindDoc="0" locked="0" layoutInCell="1" allowOverlap="1" wp14:anchorId="71DB4CC6" wp14:editId="3FDFD7C5">
                 <wp:simplePos x="0" y="0"/>
                 <wp:positionH relativeFrom="column">
-                  <wp:posOffset>2838450</wp:posOffset>
+                  <wp:posOffset>2802255</wp:posOffset>
                 </wp:positionH>
                 <wp:positionV relativeFrom="paragraph">
-                  <wp:posOffset>60325</wp:posOffset>
+                  <wp:posOffset>184785</wp:posOffset>
                 </wp:positionV>
-                <wp:extent cx="3101340" cy="2361565"/>
-                <wp:effectExtent l="0" t="0" r="3810" b="635"/>
+                <wp:extent cx="3204210" cy="2647315"/>
+                <wp:effectExtent l="19050" t="19050" r="15240" b="635"/>
                 <wp:wrapSquare wrapText="bothSides"/>
                 <wp:docPr id="20" name="Группа 20"/>
                 <wp:cNvGraphicFramePr/>
@@ -6319,9 +6291,9 @@
                       <wpg:grpSpPr>
                         <a:xfrm>
                           <a:off x="0" y="0"/>
-                          <a:ext cx="3101340" cy="2361565"/>
+                          <a:ext cx="3204210" cy="2647315"/>
                           <a:chOff x="0" y="0"/>
-                          <a:chExt cx="3320143" cy="2527935"/>
+                          <a:chExt cx="3320143" cy="2707110"/>
                         </a:xfrm>
                       </wpg:grpSpPr>
                       <pic:pic xmlns:pic="http://schemas.openxmlformats.org/drawingml/2006/picture">
@@ -6332,7 +6304,7 @@
                           </pic:cNvPicPr>
                         </pic:nvPicPr>
                         <pic:blipFill rotWithShape="1">
-                          <a:blip r:embed="rId25" cstate="print">
+                          <a:blip r:embed="rId24" cstate="print">
                             <a:extLst>
                               <a:ext uri="{28A0092B-C50C-407E-A947-70E740481C1C}">
                                 <a14:useLocalDpi xmlns:a14="http://schemas.microsoft.com/office/drawing/2010/main" val="0"/>
@@ -6351,7 +6323,9 @@
                             <a:avLst/>
                           </a:prstGeom>
                           <a:ln>
-                            <a:noFill/>
+                            <a:solidFill>
+                              <a:schemeClr val="bg2"/>
+                            </a:solidFill>
                           </a:ln>
                           <a:extLst>
                             <a:ext uri="{53640926-AAD7-44D8-BBD7-CCE9431645EC}">
@@ -6366,7 +6340,7 @@
                         <wps:spPr>
                           <a:xfrm>
                             <a:off x="0" y="2225675"/>
-                            <a:ext cx="3319145" cy="302260"/>
+                            <a:ext cx="3319145" cy="481435"/>
                           </a:xfrm>
                           <a:prstGeom prst="rect">
                             <a:avLst/>
@@ -6389,29 +6363,22 @@
                                 </w:rPr>
                               </w:pPr>
                               <w:r>
-                                <w:t xml:space="preserve">Рисунок </w:t>
+                                <w:t>Рис</w:t>
                               </w:r>
                               <w:r>
-                                <w:fldChar w:fldCharType="begin"/>
+                                <w:t>.</w:t>
                               </w:r>
                               <w:r>
-                                <w:instrText xml:space="preserve"> SEQ Рисунок \* ARABIC </w:instrText>
+                                <w:t xml:space="preserve"> </w:t>
                               </w:r>
-                              <w:r>
-                                <w:fldChar w:fldCharType="separate"/>
-                              </w:r>
-                              <w:r>
-                                <w:rPr>
-                                  <w:noProof/>
-                                </w:rPr>
-                                <w:t>2</w:t>
-                              </w:r>
-                              <w:r>
-                                <w:rPr>
-                                  <w:noProof/>
-                                </w:rPr>
-                                <w:fldChar w:fldCharType="end"/>
-                              </w:r>
+                              <w:fldSimple w:instr=" SEQ Рисунок \* ARABIC ">
+                                <w:r>
+                                  <w:rPr>
+                                    <w:noProof/>
+                                  </w:rPr>
+                                  <w:t>2</w:t>
+                                </w:r>
+                              </w:fldSimple>
                               <w:r>
                                 <w:t xml:space="preserve"> – Общий вид БВС</w:t>
                               </w:r>
@@ -6439,12 +6406,12 @@
           </mc:Choice>
           <mc:Fallback>
             <w:pict>
-              <v:group id="Группа 20" o:spid="_x0000_s1029" style="position:absolute;left:0;text-align:left;margin-left:223.5pt;margin-top:4.75pt;width:244.2pt;height:185.95pt;z-index:251669504;mso-width-relative:margin;mso-height-relative:margin" coordsize="33201,25279" o:gfxdata="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">
-                <v:shape id="Рисунок 7" o:spid="_x0000_s1030" type="#_x0000_t75" style="position:absolute;width:33201;height:21717;visibility:visible;mso-wrap-style:square" o:gfxdata="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">
-                  <v:imagedata r:id="rId26" o:title="" croptop="5662f" cropbottom="3264f" cropleft="2003f" cropright="2317f"/>
+              <v:group w14:anchorId="71DB4CC6" id="Группа 20" o:spid="_x0000_s1029" style="position:absolute;left:0;text-align:left;margin-left:220.65pt;margin-top:14.55pt;width:252.3pt;height:208.45pt;z-index:251664896;mso-width-relative:margin;mso-height-relative:margin" coordsize="33201,27071" o:gfxdata="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">
+                <v:shape id="Рисунок 7" o:spid="_x0000_s1030" type="#_x0000_t75" style="position:absolute;width:33201;height:21717;visibility:visible;mso-wrap-style:square" o:gfxdata="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" stroked="t" strokecolor="#e7e6e6 [3214]">
+                  <v:imagedata r:id="rId25" o:title="" croptop="5662f" cropbottom="3264f" cropleft="2003f" cropright="2317f"/>
                   <v:path arrowok="t"/>
                 </v:shape>
-                <v:shape id="Поле 19" o:spid="_x0000_s1031" type="#_x0000_t202" style="position:absolute;top:22256;width:33191;height:3023;visibility:visible;mso-wrap-style:square;v-text-anchor:top" o:gfxdata="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" stroked="f">
+                <v:shape id="Поле 19" o:spid="_x0000_s1031" type="#_x0000_t202" style="position:absolute;top:22256;width:33191;height:4815;visibility:visible;mso-wrap-style:square;v-text-anchor:top" o:gfxdata="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" stroked="f">
                   <v:textbox inset="0,0,0,0">
                     <w:txbxContent>
                       <w:p>
@@ -6455,7 +6422,13 @@
                           </w:rPr>
                         </w:pPr>
                         <w:r>
-                          <w:t xml:space="preserve">Рисунок </w:t>
+                          <w:t>Рис</w:t>
+                        </w:r>
+                        <w:r>
+                          <w:t>.</w:t>
+                        </w:r>
+                        <w:r>
+                          <w:t xml:space="preserve"> </w:t>
                         </w:r>
                         <w:fldSimple w:instr=" SEQ Рисунок \* ARABIC ">
                           <w:r>
@@ -6479,15 +6452,16 @@
         </mc:AlternateContent>
       </w:r>
       <w:r>
-        <w:t xml:space="preserve">Конечный концептуальный облик – БВС нормальной аэродинамической схемы, </w:t>
-      </w:r>
-      <w:proofErr w:type="spellStart"/>
-      <w:r>
-        <w:t>высокоплан</w:t>
-      </w:r>
-      <w:proofErr w:type="spellEnd"/>
-      <w:r>
-        <w:t xml:space="preserve"> с прямым крылом, несущий фюзеляж с выносным на балке </w:t>
+        <w:t>Конечный концептуальный облик</w:t>
+      </w:r>
+      <w:r>
+        <w:t xml:space="preserve"> </w:t>
+      </w:r>
+      <w:r>
+        <w:t>—</w:t>
+      </w:r>
+      <w:r>
+        <w:t xml:space="preserve"> БВС нормальной аэродинамической схемы, высокоплан с прямым крылом, несущий фюзеляж с выносным на балке </w:t>
       </w:r>
       <w:r>
         <w:rPr>
@@ -6514,14 +6488,29 @@
     <w:p>
       <w:pPr>
         <w:pStyle w:val="2"/>
-        <w:ind w:firstLine="0"/>
+        <w:numPr>
+          <w:ilvl w:val="1"/>
+          <w:numId w:val="7"/>
+        </w:numPr>
       </w:pPr>
       <w:r>
-        <w:lastRenderedPageBreak/>
         <w:t>Система технического зрения</w:t>
       </w:r>
     </w:p>
     <w:p>
+      <w:r>
+        <w:t>Для решения</w:t>
+      </w:r>
+      <w:r>
+        <w:t xml:space="preserve"> задачи компьютерного зрения</w:t>
+      </w:r>
+      <w:r>
+        <w:t xml:space="preserve"> будет разработана СТЗ на основе камеры, способная выделить на </w:t>
+      </w:r>
+      <w:r>
+        <w:lastRenderedPageBreak/>
+        <w:t xml:space="preserve">изображении белое полотно, определить его координаты, устранить перспективные </w:t>
+      </w:r>
       <w:r>
         <w:rPr>
           <w:noProof/>
@@ -6530,13 +6519,13 @@
         <mc:AlternateContent>
           <mc:Choice Requires="wpg">
             <w:drawing>
-              <wp:anchor distT="0" distB="0" distL="114300" distR="114300" simplePos="0" relativeHeight="251660288" behindDoc="0" locked="0" layoutInCell="1" allowOverlap="1" wp14:anchorId="751052B8" wp14:editId="7324E373">
+              <wp:anchor distT="0" distB="0" distL="114300" distR="114300" simplePos="0" relativeHeight="251678208" behindDoc="0" locked="0" layoutInCell="1" allowOverlap="1" wp14:anchorId="32921996" wp14:editId="3669774E">
                 <wp:simplePos x="0" y="0"/>
                 <wp:positionH relativeFrom="margin">
-                  <wp:align>right</wp:align>
+                  <wp:posOffset>4446520</wp:posOffset>
                 </wp:positionH>
                 <wp:positionV relativeFrom="paragraph">
-                  <wp:posOffset>122555</wp:posOffset>
+                  <wp:posOffset>59690</wp:posOffset>
                 </wp:positionV>
                 <wp:extent cx="1377950" cy="1586230"/>
                 <wp:effectExtent l="19050" t="19050" r="12700" b="0"/>
@@ -6550,7 +6539,7 @@
                       <wpg:grpSpPr>
                         <a:xfrm>
                           <a:off x="0" y="0"/>
-                          <a:ext cx="1378183" cy="1586753"/>
+                          <a:ext cx="1377950" cy="1586230"/>
                           <a:chOff x="0" y="0"/>
                           <a:chExt cx="1760220" cy="2028020"/>
                         </a:xfrm>
@@ -6563,7 +6552,7 @@
                           </pic:cNvPicPr>
                         </pic:nvPicPr>
                         <pic:blipFill rotWithShape="1">
-                          <a:blip r:embed="rId27" cstate="print">
+                          <a:blip r:embed="rId26" cstate="print">
                             <a:extLst>
                               <a:ext uri="{28A0092B-C50C-407E-A947-70E740481C1C}">
                                 <a14:useLocalDpi xmlns:a14="http://schemas.microsoft.com/office/drawing/2010/main" val="0"/>
@@ -6624,7 +6613,7 @@
                                   <w:szCs w:val="22"/>
                                 </w:rPr>
                               </w:pPr>
-                              <w:bookmarkStart w:id="9" w:name="_Ref227432276"/>
+                              <w:bookmarkStart w:id="11" w:name="_Ref227432276"/>
                               <w:r>
                                 <w:rPr>
                                   <w:noProof/>
@@ -6661,7 +6650,7 @@
                                 </w:rPr>
                                 <w:fldChar w:fldCharType="end"/>
                               </w:r>
-                              <w:bookmarkEnd w:id="9"/>
+                              <w:bookmarkEnd w:id="11"/>
                               <w:r>
                                 <w:rPr>
                                   <w:noProof/>
@@ -6699,12 +6688,12 @@
           </mc:Choice>
           <mc:Fallback>
             <w:pict>
-              <v:group id="Группа 11" o:spid="_x0000_s1032" style="position:absolute;left:0;text-align:left;margin-left:57.3pt;margin-top:9.65pt;width:108.5pt;height:124.9pt;z-index:251660288;mso-position-horizontal:right;mso-position-horizontal-relative:margin;mso-width-relative:margin;mso-height-relative:margin" coordsize="17602,20280" o:gfxdata="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">
-                <v:shape id="Рисунок 1" o:spid="_x0000_s1033" type="#_x0000_t75" style="position:absolute;left:76;width:17526;height:17297;visibility:visible;mso-wrap-style:square" o:gfxdata="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" stroked="t" strokecolor="#e7e6e6 [3214]">
-                  <v:imagedata r:id="rId28" o:title="" croptop="4698f" cropbottom="7516f" cropleft="4698f" cropright="6577f"/>
+              <v:group w14:anchorId="32921996" id="Группа 11" o:spid="_x0000_s1032" style="position:absolute;left:0;text-align:left;margin-left:350.1pt;margin-top:4.7pt;width:108.5pt;height:124.9pt;z-index:251678208;mso-position-horizontal-relative:margin;mso-width-relative:margin;mso-height-relative:margin" coordsize="17602,20280" o:gfxdata="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">
+                <v:shape id="Рисунок 1" o:spid="_x0000_s1033" type="#_x0000_t75" style="position:absolute;left:76;width:17526;height:17297;visibility:visible;mso-wrap-style:square" o:gfxdata="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" stroked="t" strokecolor="#e7e6e6 [3214]">
+                  <v:imagedata r:id="rId27" o:title="" croptop="4698f" cropbottom="7516f" cropleft="4698f" cropright="6577f"/>
                   <v:path arrowok="t"/>
                 </v:shape>
-                <v:shape id="Надпись 1" o:spid="_x0000_s1034" type="#_x0000_t202" style="position:absolute;top:17830;width:17602;height:2450;visibility:visible;mso-wrap-style:square;v-text-anchor:top" o:gfxdata="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" stroked="f">
+                <v:shape id="Надпись 1" o:spid="_x0000_s1034" type="#_x0000_t202" style="position:absolute;top:17830;width:17602;height:2450;visibility:visible;mso-wrap-style:square;v-text-anchor:top" o:gfxdata="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" stroked="f">
                   <v:textbox inset="0,0,0,0">
                     <w:txbxContent>
                       <w:p>
@@ -6777,7 +6766,7 @@
         </mc:AlternateContent>
       </w:r>
       <w:r>
-        <w:t>Команда выбрала дополнительное задание по распознаванию символов на земле. Для ее решения будет разработана СТЗ на основе камеры, способная выделить на изображении белое полотно, определить его географические координаты, устранить перспективные искажения и идентифицировать изображенный на полотне символ. Алгоритм СТЗ может быть выполнен с использованием классических методов машинного зрения. Для распознавания символов рассматриваются методы на основе сравнения изображения с эталоном: корреляционные алгоритмы, SSIM</w:t>
+        <w:t>искажения и идентифицировать символ. Для распознавания символов рассматриваются методы на основе сравнения изображения с эталоном: корреляционные алгоритмы, SSIM</w:t>
       </w:r>
       <w:r>
         <w:t xml:space="preserve"> [</w:t>
@@ -6822,7 +6811,13 @@
         <w:t>]</w:t>
       </w:r>
       <w:r>
-        <w:t xml:space="preserve">. Для выполнения этого задания необходим следующий список аппаратных средств: камера, вычислитель, хранилище данных для эталонов, </w:t>
+        <w:t xml:space="preserve">. Для </w:t>
+      </w:r>
+      <w:r>
+        <w:t>этого</w:t>
+      </w:r>
+      <w:r>
+        <w:t xml:space="preserve"> необходим следующий список аппаратных средств: камера, вычислитель, хранилище данных для эталонов, </w:t>
       </w:r>
       <w:proofErr w:type="spellStart"/>
       <w:r>
@@ -6830,26 +6825,39 @@
       </w:r>
       <w:proofErr w:type="spellEnd"/>
       <w:r>
+        <w:t xml:space="preserve"> картридер, интерфейс </w:t>
+      </w:r>
+      <w:r>
+        <w:t>обмена</w:t>
+      </w:r>
+      <w:r>
+        <w:t xml:space="preserve"> данны</w:t>
+      </w:r>
+      <w:r>
+        <w:t>ми</w:t>
+      </w:r>
+      <w:r>
+        <w:t xml:space="preserve"> с полетным контроллером. Все указанные требования могут быть удовлетворены путем использования модуля</w:t>
+      </w:r>
+      <w:r>
+        <w:t xml:space="preserve"> машинного зрения </w:t>
+      </w:r>
+      <w:proofErr w:type="spellStart"/>
+      <w:r>
+        <w:t>OpenMV</w:t>
+      </w:r>
+      <w:proofErr w:type="spellEnd"/>
+      <w:r>
+        <w:t xml:space="preserve"> H7</w:t>
+      </w:r>
+      <w:r>
         <w:t xml:space="preserve"> </w:t>
       </w:r>
-      <w:proofErr w:type="spellStart"/>
-      <w:r>
-        <w:t>картридер</w:t>
-      </w:r>
-      <w:proofErr w:type="spellEnd"/>
-      <w:r>
-        <w:t>, интерфейс передачи данных для связи с полетным контроллером. Все указанные требования могут быть удовлетворены путем использования модуля</w:t>
-      </w:r>
-      <w:r>
-        <w:t xml:space="preserve"> машинного зрения </w:t>
-      </w:r>
-      <w:proofErr w:type="spellStart"/>
-      <w:r>
-        <w:t>OpenMV</w:t>
-      </w:r>
-      <w:proofErr w:type="spellEnd"/>
-      <w:r>
-        <w:t xml:space="preserve"> H7</w:t>
+      <w:r>
+        <w:rPr>
+          <w:lang w:val="en-US"/>
+        </w:rPr>
+        <w:t>Plus</w:t>
       </w:r>
       <w:r>
         <w:t xml:space="preserve"> (рис. </w:t>
@@ -6870,7 +6878,7 @@
         <w:fldChar w:fldCharType="separate"/>
       </w:r>
       <w:r>
-        <w:t>2</w:t>
+        <w:t>3</w:t>
       </w:r>
       <w:r>
         <w:fldChar w:fldCharType="end"/>
@@ -6879,16 +6887,32 @@
         <w:t>)</w:t>
       </w:r>
       <w:r>
-        <w:t>. Ключевыми преимуществами данного аппаратного решения являются компактность, легкий вес и простота</w:t>
+        <w:t xml:space="preserve">. </w:t>
+      </w:r>
+      <w:r>
+        <w:t>Его к</w:t>
+      </w:r>
+      <w:r>
+        <w:t>лючевыми преимуществами являются компактность, легкий вес и простота</w:t>
       </w:r>
       <w:r>
         <w:t>.</w:t>
+      </w:r>
+      <w:r>
+        <w:rPr>
+          <w:noProof/>
+          <w:lang w:val="en-US"/>
+        </w:rPr>
+        <w:t xml:space="preserve"> </w:t>
       </w:r>
     </w:p>
     <w:p>
       <w:pPr>
         <w:pStyle w:val="2"/>
-        <w:ind w:firstLine="0"/>
+        <w:numPr>
+          <w:ilvl w:val="1"/>
+          <w:numId w:val="7"/>
+        </w:numPr>
       </w:pPr>
       <w:r>
         <w:t>Бортовое оборудование</w:t>
@@ -6918,14 +6942,12 @@
       <w:r>
         <w:t xml:space="preserve">собственный функционал в виде программного кода на языке </w:t>
       </w:r>
-      <w:proofErr w:type="spellStart"/>
       <w:r>
         <w:rPr>
           <w:lang w:val="en-US"/>
         </w:rPr>
         <w:t>Lua</w:t>
       </w:r>
-      <w:proofErr w:type="spellEnd"/>
       <w:r>
         <w:t>. Во-первых, это позволяет внедрить собственную логику для сброса груза — баллистический вычислитель</w:t>
       </w:r>
@@ -6941,14 +6963,12 @@
       <w:r>
         <w:t xml:space="preserve"> </w:t>
       </w:r>
-      <w:proofErr w:type="spellStart"/>
       <w:r>
         <w:rPr>
           <w:lang w:val="en-US"/>
         </w:rPr>
         <w:t>Lua</w:t>
       </w:r>
-      <w:proofErr w:type="spellEnd"/>
       <w:r>
         <w:t xml:space="preserve"> </w:t>
       </w:r>
@@ -6982,15 +7002,7 @@
         <w:t>магнитометр</w:t>
       </w:r>
       <w:r>
-        <w:t xml:space="preserve">, приемник воздушного давления, </w:t>
-      </w:r>
-      <w:proofErr w:type="spellStart"/>
-      <w:r>
-        <w:t>лидар</w:t>
-      </w:r>
-      <w:proofErr w:type="spellEnd"/>
-      <w:r>
-        <w:t>. Для управления БВС</w:t>
+        <w:t>, приемник воздушного давления, лидар. Для управления БВС</w:t>
       </w:r>
       <w:r>
         <w:t xml:space="preserve"> будет использоваться </w:t>
@@ -7010,26 +7022,14 @@
         <w:pStyle w:val="1"/>
         <w:numPr>
           <w:ilvl w:val="0"/>
-          <w:numId w:val="3"/>
+          <w:numId w:val="7"/>
         </w:numPr>
       </w:pPr>
-      <w:bookmarkStart w:id="10" w:name="_Toc227527085"/>
+      <w:bookmarkStart w:id="13" w:name="_Toc227547126"/>
       <w:r>
         <w:t>План реализации проекта</w:t>
       </w:r>
-      <w:bookmarkEnd w:id="10"/>
-    </w:p>
-    <w:p>
-      <w:pPr>
-        <w:pStyle w:val="2"/>
-        <w:ind w:firstLine="0"/>
-      </w:pPr>
-      <w:r>
-        <w:t>Подход к проектированию</w:t>
-      </w:r>
-      <w:r>
-        <w:t xml:space="preserve"> БВС</w:t>
-      </w:r>
+      <w:bookmarkEnd w:id="13"/>
     </w:p>
     <w:p>
       <w:r>
@@ -7040,16 +7040,16 @@
         <mc:AlternateContent>
           <mc:Choice Requires="wpg">
             <w:drawing>
-              <wp:anchor distT="0" distB="0" distL="114300" distR="114300" simplePos="0" relativeHeight="251666432" behindDoc="0" locked="0" layoutInCell="1" allowOverlap="1" wp14:anchorId="12DE3E07" wp14:editId="514DBB20">
+              <wp:anchor distT="0" distB="0" distL="114300" distR="114300" simplePos="0" relativeHeight="251653632" behindDoc="0" locked="0" layoutInCell="1" allowOverlap="1" wp14:anchorId="12DE3E07" wp14:editId="4E4E2EC2">
                 <wp:simplePos x="0" y="0"/>
                 <wp:positionH relativeFrom="column">
-                  <wp:posOffset>3147695</wp:posOffset>
+                  <wp:posOffset>3144938</wp:posOffset>
                 </wp:positionH>
                 <wp:positionV relativeFrom="paragraph">
-                  <wp:posOffset>29210</wp:posOffset>
+                  <wp:posOffset>67310</wp:posOffset>
                 </wp:positionV>
                 <wp:extent cx="2787015" cy="1918335"/>
-                <wp:effectExtent l="0" t="0" r="0" b="5715"/>
+                <wp:effectExtent l="19050" t="19050" r="13335" b="5715"/>
                 <wp:wrapSquare wrapText="bothSides"/>
                 <wp:docPr id="6" name="Группа 6"/>
                 <wp:cNvGraphicFramePr/>
@@ -7073,7 +7073,7 @@
                           </pic:cNvPicPr>
                         </pic:nvPicPr>
                         <pic:blipFill rotWithShape="1">
-                          <a:blip r:embed="rId29" cstate="print">
+                          <a:blip r:embed="rId28" cstate="print">
                             <a:extLst>
                               <a:ext uri="{28A0092B-C50C-407E-A947-70E740481C1C}">
                                 <a14:useLocalDpi xmlns:a14="http://schemas.microsoft.com/office/drawing/2010/main" val="0"/>
@@ -7092,7 +7092,9 @@
                             <a:avLst/>
                           </a:prstGeom>
                           <a:ln>
-                            <a:noFill/>
+                            <a:solidFill>
+                              <a:schemeClr val="bg2"/>
+                            </a:solidFill>
                           </a:ln>
                           <a:extLst>
                             <a:ext uri="{53640926-AAD7-44D8-BBD7-CCE9431645EC}">
@@ -7126,32 +7128,25 @@
                               <w:pPr>
                                 <w:pStyle w:val="af3"/>
                               </w:pPr>
-                              <w:bookmarkStart w:id="11" w:name="_Ref227530908"/>
+                              <w:bookmarkStart w:id="14" w:name="_Ref227530908"/>
                               <w:r>
-                                <w:t xml:space="preserve">Рисунок </w:t>
+                                <w:t>Рис</w:t>
                               </w:r>
                               <w:r>
-                                <w:fldChar w:fldCharType="begin"/>
+                                <w:t>.</w:t>
                               </w:r>
                               <w:r>
-                                <w:instrText xml:space="preserve"> SEQ Рисунок \* ARABIC </w:instrText>
+                                <w:t xml:space="preserve"> </w:t>
                               </w:r>
-                              <w:r>
-                                <w:fldChar w:fldCharType="separate"/>
-                              </w:r>
-                              <w:r>
-                                <w:rPr>
-                                  <w:noProof/>
-                                </w:rPr>
-                                <w:t>4</w:t>
-                              </w:r>
-                              <w:r>
-                                <w:rPr>
-                                  <w:noProof/>
-                                </w:rPr>
-                                <w:fldChar w:fldCharType="end"/>
-                              </w:r>
-                              <w:bookmarkEnd w:id="11"/>
+                              <w:fldSimple w:instr=" SEQ Рисунок \* ARABIC ">
+                                <w:r>
+                                  <w:rPr>
+                                    <w:noProof/>
+                                  </w:rPr>
+                                  <w:t>4</w:t>
+                                </w:r>
+                              </w:fldSimple>
+                              <w:bookmarkEnd w:id="14"/>
                               <w:r>
                                 <w:t xml:space="preserve"> – Блок-схема подхода к проектированию БВС</w:t>
                               </w:r>
@@ -7179,12 +7174,12 @@
           </mc:Choice>
           <mc:Fallback>
             <w:pict>
-              <v:group id="Группа 6" o:spid="_x0000_s1035" style="position:absolute;left:0;text-align:left;margin-left:247.85pt;margin-top:2.3pt;width:219.45pt;height:151.05pt;z-index:251666432;mso-width-relative:margin;mso-height-relative:margin" coordsize="30262,20828" o:gfxdata="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">
-                <v:shape id="Рисунок 2" o:spid="_x0000_s1036" type="#_x0000_t75" style="position:absolute;width:30262;height:15457;visibility:visible;mso-wrap-style:square" o:gfxdata="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">
-                  <v:imagedata r:id="rId30" o:title="" cropleft="7311f" cropright="7569f"/>
+              <v:group w14:anchorId="12DE3E07" id="Группа 6" o:spid="_x0000_s1035" style="position:absolute;left:0;text-align:left;margin-left:247.65pt;margin-top:5.3pt;width:219.45pt;height:151.05pt;z-index:251653632;mso-width-relative:margin;mso-height-relative:margin" coordsize="30262,20828" o:gfxdata="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">
+                <v:shape id="Рисунок 2" o:spid="_x0000_s1036" type="#_x0000_t75" style="position:absolute;width:30262;height:15457;visibility:visible;mso-wrap-style:square" o:gfxdata="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" stroked="t" strokecolor="#e7e6e6 [3214]">
+                  <v:imagedata r:id="rId29" o:title="" cropleft="7311f" cropright="7569f"/>
                   <v:path arrowok="t"/>
                 </v:shape>
-                <v:shape id="Поле 3" o:spid="_x0000_s1037" type="#_x0000_t202" style="position:absolute;top:16052;width:30232;height:4776;visibility:visible;mso-wrap-style:square;v-text-anchor:top" o:gfxdata="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" stroked="f">
+                <v:shape id="Поле 3" o:spid="_x0000_s1037" type="#_x0000_t202" style="position:absolute;top:16052;width:30232;height:4776;visibility:visible;mso-wrap-style:square;v-text-anchor:top" o:gfxdata="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" stroked="f">
                   <v:textbox inset="0,0,0,0">
                     <w:txbxContent>
                       <w:p>
@@ -7193,7 +7188,13 @@
                         </w:pPr>
                         <w:bookmarkStart w:id="15" w:name="_Ref227530908"/>
                         <w:r>
-                          <w:t xml:space="preserve">Рисунок </w:t>
+                          <w:t>Рис</w:t>
+                        </w:r>
+                        <w:r>
+                          <w:t>.</w:t>
+                        </w:r>
+                        <w:r>
+                          <w:t xml:space="preserve"> </w:t>
                         </w:r>
                         <w:fldSimple w:instr=" SEQ Рисунок \* ARABIC ">
                           <w:r>
@@ -7205,10 +7206,7 @@
                         </w:fldSimple>
                         <w:bookmarkEnd w:id="15"/>
                         <w:r>
-                          <w:t xml:space="preserve"> – Блок-схема подхода</w:t>
-                        </w:r>
-                        <w:r>
-                          <w:t xml:space="preserve"> к проектированию БВС</w:t>
+                          <w:t xml:space="preserve"> – Блок-схема подхода к проектированию БВС</w:t>
                         </w:r>
                       </w:p>
                     </w:txbxContent>
@@ -7221,7 +7219,13 @@
         </mc:AlternateContent>
       </w:r>
       <w:r>
-        <w:t>На рисунке</w:t>
+        <w:t>На рис</w:t>
+      </w:r>
+      <w:r>
+        <w:rPr>
+          <w:lang w:val="en-US"/>
+        </w:rPr>
+        <w:t>.</w:t>
       </w:r>
       <w:r>
         <w:t xml:space="preserve"> </w:t>
@@ -7242,10 +7246,7 @@
         <w:fldChar w:fldCharType="separate"/>
       </w:r>
       <w:r>
-        <w:rPr>
-          <w:noProof/>
-        </w:rPr>
-        <w:t>3</w:t>
+        <w:t>4</w:t>
       </w:r>
       <w:r>
         <w:fldChar w:fldCharType="end"/>
@@ -7260,26 +7261,52 @@
         <w:t xml:space="preserve">, постепенно определяются требования к отдельным узлам и элементам БВС. Принимаемые технические решения проходят проверку в ходе </w:t>
       </w:r>
       <w:r>
-        <w:t>моделирования.</w:t>
+        <w:t>моделирования</w:t>
       </w:r>
       <w:r>
         <w:t xml:space="preserve"> </w:t>
       </w:r>
       <w:r>
+        <w:t>и испытаний на уровне отдельных элементов и подсистем БВС, перед тем как быть интегрированными в БВС</w:t>
+      </w:r>
+      <w:r>
+        <w:t>.</w:t>
+      </w:r>
+    </w:p>
+    <w:p>
+      <w:r>
         <w:t>Д</w:t>
       </w:r>
       <w:r>
-        <w:t>етализированный план работ пред</w:t>
+        <w:t>етализированный план работ</w:t>
+      </w:r>
+      <w:r>
+        <w:t xml:space="preserve"> </w:t>
+      </w:r>
+      <w:r>
+        <w:t>пред</w:t>
       </w:r>
       <w:r>
         <w:t xml:space="preserve">ставлен по </w:t>
       </w:r>
-      <w:hyperlink r:id="rId31" w:history="1">
+      <w:hyperlink r:id="rId30" w:history="1">
         <w:r>
           <w:rPr>
             <w:rStyle w:val="af0"/>
           </w:rPr>
-          <w:t>ссылке</w:t>
+          <w:t>ссыл</w:t>
+        </w:r>
+        <w:r>
+          <w:rPr>
+            <w:rStyle w:val="af0"/>
+          </w:rPr>
+          <w:t>к</w:t>
+        </w:r>
+        <w:r>
+          <w:rPr>
+            <w:rStyle w:val="af0"/>
+          </w:rPr>
+          <w:t>е</w:t>
         </w:r>
       </w:hyperlink>
       <w:r>
@@ -7291,22 +7318,22 @@
         <w:pStyle w:val="1"/>
         <w:numPr>
           <w:ilvl w:val="0"/>
-          <w:numId w:val="3"/>
+          <w:numId w:val="7"/>
         </w:numPr>
         <w:rPr>
           <w:lang w:val="en-US"/>
         </w:rPr>
       </w:pPr>
-      <w:bookmarkStart w:id="12" w:name="_Toc227527086"/>
+      <w:bookmarkStart w:id="16" w:name="_Toc227547127"/>
       <w:r>
         <w:t>Список источников</w:t>
       </w:r>
-      <w:bookmarkEnd w:id="12"/>
+      <w:bookmarkEnd w:id="16"/>
     </w:p>
-    <w:bookmarkStart w:id="13" w:name="Kossiakoff"/>
+    <w:bookmarkStart w:id="17" w:name="TZ"/>
     <w:p>
       <w:pPr>
-        <w:ind w:firstLine="0"/>
+        <w:ind w:left="284" w:hanging="284"/>
       </w:pPr>
       <w:r>
         <w:rPr>
@@ -7315,10 +7342,34 @@
         <w:fldChar w:fldCharType="begin"/>
       </w:r>
       <w:r>
-        <w:rPr>
-          <w:lang w:val="en-US"/>
-        </w:rPr>
-        <w:instrText xml:space="preserve"> SEQ lit \* ARABIC </w:instrText>
+        <w:instrText xml:space="preserve"> </w:instrText>
+      </w:r>
+      <w:r>
+        <w:rPr>
+          <w:lang w:val="en-US"/>
+        </w:rPr>
+        <w:instrText>SEQ</w:instrText>
+      </w:r>
+      <w:r>
+        <w:instrText xml:space="preserve"> </w:instrText>
+      </w:r>
+      <w:r>
+        <w:rPr>
+          <w:lang w:val="en-US"/>
+        </w:rPr>
+        <w:instrText>lit</w:instrText>
+      </w:r>
+      <w:r>
+        <w:instrText xml:space="preserve"> \* </w:instrText>
+      </w:r>
+      <w:r>
+        <w:rPr>
+          <w:lang w:val="en-US"/>
+        </w:rPr>
+        <w:instrText>ARABIC</w:instrText>
+      </w:r>
+      <w:r>
+        <w:instrText xml:space="preserve"> </w:instrText>
       </w:r>
       <w:r>
         <w:rPr>
@@ -7339,159 +7390,18 @@
         </w:rPr>
         <w:fldChar w:fldCharType="end"/>
       </w:r>
-      <w:bookmarkEnd w:id="13"/>
-      <w:r>
-        <w:rPr>
-          <w:lang w:val="en-US"/>
-        </w:rPr>
+      <w:bookmarkEnd w:id="17"/>
+      <w:r>
         <w:t>.</w:t>
       </w:r>
       <w:r>
         <w:rPr>
           <w:lang w:val="en-US"/>
         </w:rPr>
-        <w:t xml:space="preserve"> </w:t>
-      </w:r>
-      <w:proofErr w:type="spellStart"/>
-      <w:r>
-        <w:rPr>
-          <w:lang w:val="en-US"/>
-        </w:rPr>
-        <w:t>Kossiakoff</w:t>
-      </w:r>
-      <w:proofErr w:type="spellEnd"/>
-      <w:r>
-        <w:rPr>
-          <w:lang w:val="en-US"/>
-        </w:rPr>
-        <w:t xml:space="preserve"> A. Systems enginee</w:t>
-      </w:r>
-      <w:r>
-        <w:rPr>
-          <w:lang w:val="en-US"/>
-        </w:rPr>
-        <w:t>ring: principles and practice</w:t>
-      </w:r>
-      <w:r>
-        <w:rPr>
-          <w:lang w:val="en-US"/>
-        </w:rPr>
-        <w:t xml:space="preserve">. </w:t>
-      </w:r>
-      <w:r>
-        <w:t>3</w:t>
-      </w:r>
-      <w:proofErr w:type="spellStart"/>
-      <w:r>
-        <w:rPr>
-          <w:lang w:val="en-US"/>
-        </w:rPr>
-        <w:t>rd</w:t>
-      </w:r>
-      <w:proofErr w:type="spellEnd"/>
-      <w:r>
-        <w:t xml:space="preserve"> </w:t>
-      </w:r>
-      <w:proofErr w:type="spellStart"/>
-      <w:r>
-        <w:rPr>
-          <w:lang w:val="en-US"/>
-        </w:rPr>
-        <w:t>ed</w:t>
-      </w:r>
-      <w:proofErr w:type="spellEnd"/>
-      <w:r>
-        <w:t xml:space="preserve">. </w:t>
-      </w:r>
-      <w:proofErr w:type="gramStart"/>
-      <w:r>
-        <w:rPr>
-          <w:lang w:val="en-US"/>
-        </w:rPr>
-        <w:t>Wiley</w:t>
-      </w:r>
-      <w:r>
-        <w:t>, 2020.</w:t>
-      </w:r>
-      <w:proofErr w:type="gramEnd"/>
-      <w:r>
-        <w:t xml:space="preserve"> 647 </w:t>
-      </w:r>
-      <w:r>
-        <w:rPr>
-          <w:lang w:val="en-US"/>
-        </w:rPr>
-        <w:t>p</w:t>
-      </w:r>
-      <w:r>
-        <w:t>.</w:t>
-      </w:r>
-    </w:p>
-    <w:bookmarkStart w:id="14" w:name="TZ"/>
-    <w:p>
-      <w:pPr>
-        <w:ind w:firstLine="0"/>
-      </w:pPr>
-      <w:r>
-        <w:rPr>
-          <w:lang w:val="en-US"/>
-        </w:rPr>
-        <w:fldChar w:fldCharType="begin"/>
-      </w:r>
-      <w:r>
-        <w:instrText xml:space="preserve"> </w:instrText>
-      </w:r>
-      <w:r>
-        <w:rPr>
-          <w:lang w:val="en-US"/>
-        </w:rPr>
-        <w:instrText>SEQ</w:instrText>
-      </w:r>
-      <w:r>
-        <w:instrText xml:space="preserve"> </w:instrText>
-      </w:r>
-      <w:r>
-        <w:rPr>
-          <w:lang w:val="en-US"/>
-        </w:rPr>
-        <w:instrText>lit</w:instrText>
-      </w:r>
-      <w:r>
-        <w:instrText xml:space="preserve"> \* </w:instrText>
-      </w:r>
-      <w:r>
-        <w:rPr>
-          <w:lang w:val="en-US"/>
-        </w:rPr>
-        <w:instrText>ARABIC</w:instrText>
-      </w:r>
-      <w:r>
-        <w:instrText xml:space="preserve"> </w:instrText>
-      </w:r>
-      <w:r>
-        <w:rPr>
-          <w:lang w:val="en-US"/>
-        </w:rPr>
-        <w:fldChar w:fldCharType="separate"/>
-      </w:r>
-      <w:r>
-        <w:rPr>
-          <w:noProof/>
-        </w:rPr>
-        <w:t>2</w:t>
-      </w:r>
-      <w:r>
-        <w:rPr>
-          <w:lang w:val="en-US"/>
-        </w:rPr>
-        <w:fldChar w:fldCharType="end"/>
-      </w:r>
-      <w:bookmarkEnd w:id="14"/>
-      <w:r>
-        <w:t xml:space="preserve">. Положение о Студенческом конкурсе авиационного творчества (СКАТ): офиц. сайт. </w:t>
-      </w:r>
-      <w:r>
-        <w:t xml:space="preserve">– </w:t>
+        <w:t> </w:t>
+      </w:r>
+      <w:r>
+        <w:t xml:space="preserve">Положение о Студенческом конкурсе авиационного творчества (СКАТ): офиц. сайт. — </w:t>
       </w:r>
       <w:r>
         <w:rPr>
@@ -7502,7 +7412,7 @@
       <w:r>
         <w:t xml:space="preserve">: </w:t>
       </w:r>
-      <w:hyperlink r:id="rId32" w:history="1">
+      <w:hyperlink r:id="rId31" w:history="1">
         <w:r>
           <w:rPr>
             <w:rStyle w:val="af0"/>
@@ -7514,88 +7424,85 @@
         <w:t>.</w:t>
       </w:r>
     </w:p>
-    <w:bookmarkStart w:id="15" w:name="UAVStat"/>
+    <w:bookmarkStart w:id="18" w:name="UAVStat"/>
     <w:p>
       <w:pPr>
-        <w:ind w:firstLine="0"/>
-        <w:rPr>
-          <w:sz w:val="22"/>
-          <w:lang w:val="en-US"/>
-        </w:rPr>
-      </w:pPr>
-      <w:r>
-        <w:rPr>
-          <w:lang w:val="en-US"/>
-        </w:rPr>
-        <w:fldChar w:fldCharType="begin"/>
-      </w:r>
-      <w:r>
-        <w:rPr>
-          <w:lang w:val="en-US"/>
-        </w:rPr>
-        <w:instrText xml:space="preserve"> SEQ lit \* ARABIC </w:instrText>
-      </w:r>
-      <w:r>
-        <w:rPr>
-          <w:lang w:val="en-US"/>
-        </w:rPr>
-        <w:fldChar w:fldCharType="separate"/>
-      </w:r>
-      <w:r>
-        <w:rPr>
-          <w:noProof/>
-          <w:lang w:val="en-US"/>
-        </w:rPr>
-        <w:t>3</w:t>
-      </w:r>
-      <w:r>
-        <w:rPr>
-          <w:lang w:val="en-US"/>
-        </w:rPr>
-        <w:fldChar w:fldCharType="end"/>
-      </w:r>
-      <w:bookmarkEnd w:id="15"/>
-      <w:r>
-        <w:rPr>
-          <w:lang w:val="en-US"/>
-        </w:rPr>
-        <w:t xml:space="preserve">. </w:t>
-      </w:r>
-      <w:proofErr w:type="spellStart"/>
-      <w:r>
+        <w:ind w:left="284" w:hanging="284"/>
         <w:rPr>
           <w:color w:val="05103E"/>
           <w:szCs w:val="27"/>
           <w:lang w:val="en-US"/>
         </w:rPr>
-        <w:t>Elmeseiry</w:t>
-      </w:r>
-      <w:proofErr w:type="spellEnd"/>
+      </w:pPr>
+      <w:r>
+        <w:rPr>
+          <w:lang w:val="en-US"/>
+        </w:rPr>
+        <w:fldChar w:fldCharType="begin"/>
+      </w:r>
+      <w:r>
+        <w:rPr>
+          <w:lang w:val="en-US"/>
+        </w:rPr>
+        <w:instrText xml:space="preserve"> SEQ lit \* ARABIC </w:instrText>
+      </w:r>
+      <w:r>
+        <w:rPr>
+          <w:lang w:val="en-US"/>
+        </w:rPr>
+        <w:fldChar w:fldCharType="separate"/>
+      </w:r>
+      <w:r>
+        <w:rPr>
+          <w:noProof/>
+          <w:lang w:val="en-US"/>
+        </w:rPr>
+        <w:t>2</w:t>
+      </w:r>
+      <w:r>
+        <w:rPr>
+          <w:lang w:val="en-US"/>
+        </w:rPr>
+        <w:fldChar w:fldCharType="end"/>
+      </w:r>
+      <w:bookmarkEnd w:id="18"/>
+      <w:r>
+        <w:rPr>
+          <w:lang w:val="en-US"/>
+        </w:rPr>
+        <w:t>.</w:t>
+      </w:r>
+      <w:r>
+        <w:rPr>
+          <w:lang w:val="en-US"/>
+        </w:rPr>
+        <w:t> </w:t>
+      </w:r>
+      <w:proofErr w:type="spellStart"/>
       <w:r>
         <w:rPr>
           <w:color w:val="05103E"/>
           <w:szCs w:val="27"/>
           <w:lang w:val="en-US"/>
         </w:rPr>
-        <w:t xml:space="preserve"> N., </w:t>
-      </w:r>
-      <w:proofErr w:type="spellStart"/>
+        <w:t>Elmeseiry</w:t>
+      </w:r>
+      <w:proofErr w:type="spellEnd"/>
       <w:r>
         <w:rPr>
           <w:color w:val="05103E"/>
           <w:szCs w:val="27"/>
           <w:lang w:val="en-US"/>
         </w:rPr>
-        <w:t>Alshaer</w:t>
-      </w:r>
-      <w:proofErr w:type="spellEnd"/>
+        <w:t xml:space="preserve"> N., Alshaer N., Ismail T. A Detailed Survey and Future Directions of Unmanned Aerial Vehicles (UAVs) with Potential Applications // Aerospace. </w:t>
+      </w:r>
       <w:r>
         <w:rPr>
           <w:color w:val="05103E"/>
           <w:szCs w:val="27"/>
           <w:lang w:val="en-US"/>
         </w:rPr>
-        <w:t xml:space="preserve"> N., Ismail T. A Detailed Survey and Future Directions of Unmanned Aerial Vehicles (UAVs) with Potential Applications // Aerospace. </w:t>
+        <w:t xml:space="preserve">2021. № 12 (8). </w:t>
       </w:r>
       <w:r>
         <w:rPr>
@@ -7603,31 +7510,21 @@
           <w:szCs w:val="27"/>
           <w:lang w:val="en-US"/>
         </w:rPr>
-        <w:t xml:space="preserve">2021. № 12 (8). </w:t>
-      </w:r>
-      <w:proofErr w:type="gramStart"/>
+        <w:t>P</w:t>
+      </w:r>
       <w:r>
         <w:rPr>
           <w:color w:val="05103E"/>
           <w:szCs w:val="27"/>
           <w:lang w:val="en-US"/>
         </w:rPr>
-        <w:t>P</w:t>
-      </w:r>
-      <w:r>
-        <w:rPr>
-          <w:color w:val="05103E"/>
-          <w:szCs w:val="27"/>
-          <w:lang w:val="en-US"/>
-        </w:rPr>
         <w:t>. 363.</w:t>
       </w:r>
-      <w:proofErr w:type="gramEnd"/>
     </w:p>
-    <w:bookmarkStart w:id="16" w:name="Raymer"/>
+    <w:bookmarkStart w:id="19" w:name="Kossiakoff"/>
     <w:p>
       <w:pPr>
-        <w:ind w:firstLine="0"/>
+        <w:ind w:left="284" w:hanging="284"/>
         <w:rPr>
           <w:lang w:val="en-US"/>
         </w:rPr>
@@ -7655,6 +7552,127 @@
           <w:noProof/>
           <w:lang w:val="en-US"/>
         </w:rPr>
+        <w:t>3</w:t>
+      </w:r>
+      <w:r>
+        <w:rPr>
+          <w:lang w:val="en-US"/>
+        </w:rPr>
+        <w:fldChar w:fldCharType="end"/>
+      </w:r>
+      <w:bookmarkEnd w:id="19"/>
+      <w:r>
+        <w:rPr>
+          <w:lang w:val="en-US"/>
+        </w:rPr>
+        <w:t xml:space="preserve">. </w:t>
+      </w:r>
+      <w:proofErr w:type="spellStart"/>
+      <w:r>
+        <w:rPr>
+          <w:lang w:val="en-US"/>
+        </w:rPr>
+        <w:t>Kossiakoff</w:t>
+      </w:r>
+      <w:proofErr w:type="spellEnd"/>
+      <w:r>
+        <w:rPr>
+          <w:lang w:val="en-US"/>
+        </w:rPr>
+        <w:t xml:space="preserve"> A. Systems enginee</w:t>
+      </w:r>
+      <w:r>
+        <w:rPr>
+          <w:lang w:val="en-US"/>
+        </w:rPr>
+        <w:t>ring: principles and practice</w:t>
+      </w:r>
+      <w:r>
+        <w:rPr>
+          <w:lang w:val="en-US"/>
+        </w:rPr>
+        <w:t xml:space="preserve">. </w:t>
+      </w:r>
+      <w:r>
+        <w:rPr>
+          <w:lang w:val="en-US"/>
+        </w:rPr>
+        <w:t>3</w:t>
+      </w:r>
+      <w:r>
+        <w:rPr>
+          <w:lang w:val="en-US"/>
+        </w:rPr>
+        <w:t>rd</w:t>
+      </w:r>
+      <w:r>
+        <w:rPr>
+          <w:lang w:val="en-US"/>
+        </w:rPr>
+        <w:t xml:space="preserve"> </w:t>
+      </w:r>
+      <w:r>
+        <w:rPr>
+          <w:lang w:val="en-US"/>
+        </w:rPr>
+        <w:t>ed</w:t>
+      </w:r>
+      <w:r>
+        <w:rPr>
+          <w:lang w:val="en-US"/>
+        </w:rPr>
+        <w:t xml:space="preserve">. </w:t>
+      </w:r>
+      <w:r>
+        <w:rPr>
+          <w:lang w:val="en-US"/>
+        </w:rPr>
+        <w:t>Wiley</w:t>
+      </w:r>
+      <w:r>
+        <w:t xml:space="preserve">, 2020. 647 </w:t>
+      </w:r>
+      <w:r>
+        <w:rPr>
+          <w:lang w:val="en-US"/>
+        </w:rPr>
+        <w:t>p</w:t>
+      </w:r>
+      <w:r>
+        <w:t>.</w:t>
+      </w:r>
+    </w:p>
+    <w:bookmarkStart w:id="20" w:name="Raymer"/>
+    <w:p>
+      <w:pPr>
+        <w:ind w:left="284" w:hanging="284"/>
+        <w:rPr>
+          <w:lang w:val="en-US"/>
+        </w:rPr>
+      </w:pPr>
+      <w:r>
+        <w:rPr>
+          <w:lang w:val="en-US"/>
+        </w:rPr>
+        <w:fldChar w:fldCharType="begin"/>
+      </w:r>
+      <w:r>
+        <w:rPr>
+          <w:lang w:val="en-US"/>
+        </w:rPr>
+        <w:instrText xml:space="preserve"> SEQ lit \* ARABIC </w:instrText>
+      </w:r>
+      <w:r>
+        <w:rPr>
+          <w:lang w:val="en-US"/>
+        </w:rPr>
+        <w:fldChar w:fldCharType="separate"/>
+      </w:r>
+      <w:r>
+        <w:rPr>
+          <w:noProof/>
+          <w:lang w:val="en-US"/>
+        </w:rPr>
         <w:t>4</w:t>
       </w:r>
       <w:r>
@@ -7663,7 +7681,7 @@
         </w:rPr>
         <w:fldChar w:fldCharType="end"/>
       </w:r>
-      <w:bookmarkEnd w:id="16"/>
+      <w:bookmarkEnd w:id="20"/>
       <w:r>
         <w:rPr>
           <w:lang w:val="en-US"/>
@@ -7679,25 +7697,23 @@
           <w:shd w:val="clear" w:color="auto" w:fill="FFFFFF"/>
           <w:lang w:val="en-US"/>
         </w:rPr>
-        <w:t xml:space="preserve"> </w:t>
-      </w:r>
-      <w:proofErr w:type="spellStart"/>
+        <w:t> </w:t>
+      </w:r>
       <w:r>
         <w:rPr>
           <w:color w:val="05103E"/>
           <w:szCs w:val="27"/>
           <w:lang w:val="en-US"/>
         </w:rPr>
-        <w:t>Raymer</w:t>
-      </w:r>
-      <w:proofErr w:type="spellEnd"/>
+        <w:t xml:space="preserve">Raymer D. P. Aircraft </w:t>
+      </w:r>
       <w:r>
         <w:rPr>
           <w:color w:val="05103E"/>
           <w:szCs w:val="27"/>
           <w:lang w:val="en-US"/>
         </w:rPr>
-        <w:t xml:space="preserve"> D. P. Aircraft </w:t>
+        <w:t>design: A Conceptual Approach / AIAA Inc.</w:t>
       </w:r>
       <w:r>
         <w:rPr>
@@ -7705,21 +7721,13 @@
           <w:szCs w:val="27"/>
           <w:lang w:val="en-US"/>
         </w:rPr>
-        <w:t>design: A Conceptual Approach / AIAA Inc.</w:t>
-      </w:r>
-      <w:r>
-        <w:rPr>
-          <w:color w:val="05103E"/>
-          <w:szCs w:val="27"/>
-          <w:lang w:val="en-US"/>
-        </w:rPr>
         <w:t>, 2018.</w:t>
       </w:r>
     </w:p>
-    <w:bookmarkStart w:id="17" w:name="Gudmun"/>
+    <w:bookmarkStart w:id="21" w:name="Gudmun"/>
     <w:p>
       <w:pPr>
-        <w:ind w:firstLine="0"/>
+        <w:ind w:left="284" w:hanging="284"/>
         <w:rPr>
           <w:color w:val="05103E"/>
           <w:szCs w:val="24"/>
@@ -7730,7 +7738,6 @@
         <w:rPr>
           <w:lang w:val="en-US"/>
         </w:rPr>
-        <w:lastRenderedPageBreak/>
         <w:fldChar w:fldCharType="begin"/>
       </w:r>
       <w:r>
@@ -7758,7 +7765,7 @@
         </w:rPr>
         <w:fldChar w:fldCharType="end"/>
       </w:r>
-      <w:bookmarkEnd w:id="17"/>
+      <w:bookmarkEnd w:id="21"/>
       <w:r>
         <w:rPr>
           <w:lang w:val="en-US"/>
@@ -7774,41 +7781,21 @@
           <w:shd w:val="clear" w:color="auto" w:fill="FFFFFF"/>
           <w:lang w:val="en-US"/>
         </w:rPr>
-        <w:t xml:space="preserve"> </w:t>
-      </w:r>
-      <w:proofErr w:type="spellStart"/>
+        <w:t> </w:t>
+      </w:r>
       <w:r>
         <w:rPr>
           <w:color w:val="05103E"/>
           <w:szCs w:val="24"/>
           <w:lang w:val="en-US"/>
         </w:rPr>
-        <w:t>Gudmundsson</w:t>
-      </w:r>
-      <w:proofErr w:type="spellEnd"/>
-      <w:r>
-        <w:rPr>
-          <w:color w:val="05103E"/>
-          <w:szCs w:val="24"/>
-          <w:lang w:val="en-US"/>
-        </w:rPr>
-        <w:t xml:space="preserve"> S. General Aviation Aircraft Design: Applied Methods and Procedures / </w:t>
-      </w:r>
-      <w:bookmarkStart w:id="18" w:name="_GoBack"/>
-      <w:bookmarkEnd w:id="18"/>
-      <w:r>
-        <w:rPr>
-          <w:color w:val="05103E"/>
-          <w:szCs w:val="24"/>
-          <w:lang w:val="en-US"/>
-        </w:rPr>
-        <w:t>Butterworth-Heinemann, 2021.</w:t>
+        <w:t>Gudmundsson S. General Aviation Aircraft Design: Applied Methods and Procedures / Butterworth-Heinemann, 2021.</w:t>
       </w:r>
     </w:p>
-    <w:bookmarkStart w:id="19" w:name="Datcom"/>
+    <w:bookmarkStart w:id="22" w:name="Datcom"/>
     <w:p>
       <w:pPr>
-        <w:ind w:firstLine="0"/>
+        <w:ind w:left="284" w:hanging="284"/>
         <w:rPr>
           <w:lang w:val="en-US"/>
         </w:rPr>
@@ -7844,7 +7831,7 @@
         </w:rPr>
         <w:fldChar w:fldCharType="end"/>
       </w:r>
-      <w:bookmarkEnd w:id="19"/>
+      <w:bookmarkEnd w:id="22"/>
       <w:r>
         <w:rPr>
           <w:lang w:val="en-US"/>
@@ -7855,27 +7842,13 @@
         <w:rPr>
           <w:lang w:val="en-US"/>
         </w:rPr>
-        <w:t xml:space="preserve"> </w:t>
-      </w:r>
-      <w:r>
-        <w:rPr>
-          <w:lang w:val="en-US"/>
-        </w:rPr>
-        <w:t xml:space="preserve">D. E. </w:t>
-      </w:r>
-      <w:proofErr w:type="spellStart"/>
-      <w:r>
-        <w:rPr>
-          <w:lang w:val="en-US"/>
-        </w:rPr>
-        <w:t>Hoak</w:t>
-      </w:r>
-      <w:proofErr w:type="spellEnd"/>
-      <w:r>
-        <w:rPr>
-          <w:lang w:val="en-US"/>
-        </w:rPr>
-        <w:t>. US</w:t>
+        <w:t> </w:t>
+      </w:r>
+      <w:r>
+        <w:rPr>
+          <w:lang w:val="en-US"/>
+        </w:rPr>
+        <w:t>D. E. Hoak. US</w:t>
       </w:r>
       <w:r>
         <w:rPr>
@@ -7890,10 +7863,10 @@
         <w:t>. McDonnell Douglas Corporation, 1960.</w:t>
       </w:r>
     </w:p>
-    <w:bookmarkStart w:id="20" w:name="SSIM"/>
+    <w:bookmarkStart w:id="23" w:name="SSIM"/>
     <w:p>
       <w:pPr>
-        <w:ind w:firstLine="0"/>
+        <w:ind w:left="284" w:hanging="284"/>
       </w:pPr>
       <w:r>
         <w:rPr>
@@ -7926,12 +7899,18 @@
         </w:rPr>
         <w:fldChar w:fldCharType="end"/>
       </w:r>
-      <w:bookmarkEnd w:id="20"/>
-      <w:r>
-        <w:rPr>
-          <w:lang w:val="en-US"/>
-        </w:rPr>
-        <w:t xml:space="preserve">. </w:t>
+      <w:bookmarkEnd w:id="23"/>
+      <w:r>
+        <w:rPr>
+          <w:lang w:val="en-US"/>
+        </w:rPr>
+        <w:t>.</w:t>
+      </w:r>
+      <w:r>
+        <w:rPr>
+          <w:lang w:val="en-US"/>
+        </w:rPr>
+        <w:t> </w:t>
       </w:r>
       <w:r>
         <w:rPr>
@@ -7961,27 +7940,13 @@
         <w:rPr>
           <w:lang w:val="en-US"/>
         </w:rPr>
-        <w:t xml:space="preserve">. 13. </w:t>
-      </w:r>
-      <w:proofErr w:type="gramStart"/>
-      <w:r>
-        <w:rPr>
-          <w:lang w:val="en-US"/>
-        </w:rPr>
-        <w:t xml:space="preserve">№ </w:t>
-      </w:r>
-      <w:r>
-        <w:rPr>
-          <w:lang w:val="en-US"/>
-        </w:rPr>
-        <w:t>4.</w:t>
-      </w:r>
-      <w:proofErr w:type="gramEnd"/>
-      <w:r>
-        <w:rPr>
-          <w:lang w:val="en-US"/>
-        </w:rPr>
-        <w:t xml:space="preserve"> </w:t>
+        <w:t xml:space="preserve">. 13. № </w:t>
+      </w:r>
+      <w:r>
+        <w:rPr>
+          <w:lang w:val="en-US"/>
+        </w:rPr>
+        <w:t xml:space="preserve">4. </w:t>
       </w:r>
       <w:r>
         <w:rPr>
@@ -7997,7 +7962,7 @@
       </w:r>
     </w:p>
     <w:sectPr>
-      <w:footerReference w:type="default" r:id="rId33"/>
+      <w:footerReference w:type="default" r:id="rId32"/>
       <w:pgSz w:w="11906" w:h="16838"/>
       <w:pgMar w:top="1134" w:right="851" w:bottom="1701" w:left="1701" w:header="709" w:footer="709" w:gutter="0"/>
       <w:cols w:space="708"/>
@@ -8008,7 +7973,7 @@
 </file>
 
 <file path=word/endnotes.xml><?xml version="1.0" encoding="utf-8"?>
-<w:endnotes xmlns:wpc="http://schemas.microsoft.com/office/word/2010/wordprocessingCanvas" xmlns:mc="http://schemas.openxmlformats.org/markup-compatibility/2006" xmlns:o="urn:schemas-microsoft-com:office:office" xmlns:r="http://schemas.openxmlformats.org/officeDocument/2006/relationships" xmlns:m="http://schemas.openxmlformats.org/officeDocument/2006/math" xmlns:v="urn:schemas-microsoft-com:vml" xmlns:wp14="http://schemas.microsoft.com/office/word/2010/wordprocessingDrawing" xmlns:wp="http://schemas.openxmlformats.org/drawingml/2006/wordprocessingDrawing" xmlns:w10="urn:schemas-microsoft-com:office:word" xmlns:w="http://schemas.openxmlformats.org/wordprocessingml/2006/main" xmlns:w14="http://schemas.microsoft.com/office/word/2010/wordml" xmlns:wpg="http://schemas.microsoft.com/office/word/2010/wordprocessingGroup" xmlns:wpi="http://schemas.microsoft.com/office/word/2010/wordprocessingInk" xmlns:wne="http://schemas.microsoft.com/office/word/2006/wordml" xmlns:wps="http://schemas.microsoft.com/office/word/2010/wordprocessingShape" mc:Ignorable="w14 wp14">
+<w:endnotes xmlns:wpc="http://schemas.microsoft.com/office/word/2010/wordprocessingCanvas" xmlns:cx="http://schemas.microsoft.com/office/drawing/2014/chartex" xmlns:cx1="http://schemas.microsoft.com/office/drawing/2015/9/8/chartex" xmlns:cx2="http://schemas.microsoft.com/office/drawing/2015/10/21/chartex" xmlns:cx3="http://schemas.microsoft.com/office/drawing/2016/5/9/chartex" xmlns:cx4="http://schemas.microsoft.com/office/drawing/2016/5/10/chartex" xmlns:cx5="http://schemas.microsoft.com/office/drawing/2016/5/11/chartex" xmlns:cx6="http://schemas.microsoft.com/office/drawing/2016/5/12/chartex" xmlns:cx7="http://schemas.microsoft.com/office/drawing/2016/5/13/chartex" xmlns:cx8="http://schemas.microsoft.com/office/drawing/2016/5/14/chartex" xmlns:mc="http://schemas.openxmlformats.org/markup-compatibility/2006" xmlns:aink="http://schemas.microsoft.com/office/drawing/2016/ink" xmlns:am3d="http://schemas.microsoft.com/office/drawing/2017/model3d" xmlns:o="urn:schemas-microsoft-com:office:office" xmlns:oel="http://schemas.microsoft.com/office/2019/extlst" xmlns:r="http://schemas.openxmlformats.org/officeDocument/2006/relationships" xmlns:m="http://schemas.openxmlformats.org/officeDocument/2006/math" xmlns:v="urn:schemas-microsoft-com:vml" xmlns:wp14="http://schemas.microsoft.com/office/word/2010/wordprocessingDrawing" xmlns:wp="http://schemas.openxmlformats.org/drawingml/2006/wordprocessingDrawing" xmlns:w10="urn:schemas-microsoft-com:office:word" xmlns:w="http://schemas.openxmlformats.org/wordprocessingml/2006/main" xmlns:w14="http://schemas.microsoft.com/office/word/2010/wordml" xmlns:w15="http://schemas.microsoft.com/office/word/2012/wordml" xmlns:w16cex="http://schemas.microsoft.com/office/word/2018/wordml/cex" xmlns:w16cid="http://schemas.microsoft.com/office/word/2016/wordml/cid" xmlns:w16="http://schemas.microsoft.com/office/word/2018/wordml" xmlns:w16du="http://schemas.microsoft.com/office/word/2023/wordml/word16du" xmlns:w16sdtdh="http://schemas.microsoft.com/office/word/2020/wordml/sdtdatahash" xmlns:w16sdtfl="http://schemas.microsoft.com/office/word/2024/wordml/sdtformatlock" xmlns:w16se="http://schemas.microsoft.com/office/word/2015/wordml/symex" xmlns:wpg="http://schemas.microsoft.com/office/word/2010/wordprocessingGroup" xmlns:wpi="http://schemas.microsoft.com/office/word/2010/wordprocessingInk" xmlns:wne="http://schemas.microsoft.com/office/word/2006/wordml" xmlns:wps="http://schemas.microsoft.com/office/word/2010/wordprocessingShape" mc:Ignorable="w14 w15 w16se w16cid w16 w16cex w16sdtdh w16sdtfl w16du wp14">
   <w:endnote w:type="separator" w:id="-1">
     <w:p>
       <w:r>
@@ -8027,7 +7992,7 @@
 </file>
 
 <file path=word/footer1.xml><?xml version="1.0" encoding="utf-8"?>
-<w:ftr xmlns:wpc="http://schemas.microsoft.com/office/word/2010/wordprocessingCanvas" xmlns:mc="http://schemas.openxmlformats.org/markup-compatibility/2006" xmlns:o="urn:schemas-microsoft-com:office:office" xmlns:r="http://schemas.openxmlformats.org/officeDocument/2006/relationships" xmlns:m="http://schemas.openxmlformats.org/officeDocument/2006/math" xmlns:v="urn:schemas-microsoft-com:vml" xmlns:wp14="http://schemas.microsoft.com/office/word/2010/wordprocessingDrawing" xmlns:wp="http://schemas.openxmlformats.org/drawingml/2006/wordprocessingDrawing" xmlns:w10="urn:schemas-microsoft-com:office:word" xmlns:w="http://schemas.openxmlformats.org/wordprocessingml/2006/main" xmlns:w14="http://schemas.microsoft.com/office/word/2010/wordml" xmlns:wpg="http://schemas.microsoft.com/office/word/2010/wordprocessingGroup" xmlns:wpi="http://schemas.microsoft.com/office/word/2010/wordprocessingInk" xmlns:wne="http://schemas.microsoft.com/office/word/2006/wordml" xmlns:wps="http://schemas.microsoft.com/office/word/2010/wordprocessingShape" mc:Ignorable="w14 wp14">
+<w:ftr xmlns:wpc="http://schemas.microsoft.com/office/word/2010/wordprocessingCanvas" xmlns:cx="http://schemas.microsoft.com/office/drawing/2014/chartex" xmlns:cx1="http://schemas.microsoft.com/office/drawing/2015/9/8/chartex" xmlns:cx2="http://schemas.microsoft.com/office/drawing/2015/10/21/chartex" xmlns:cx3="http://schemas.microsoft.com/office/drawing/2016/5/9/chartex" xmlns:cx4="http://schemas.microsoft.com/office/drawing/2016/5/10/chartex" xmlns:cx5="http://schemas.microsoft.com/office/drawing/2016/5/11/chartex" xmlns:cx6="http://schemas.microsoft.com/office/drawing/2016/5/12/chartex" xmlns:cx7="http://schemas.microsoft.com/office/drawing/2016/5/13/chartex" xmlns:cx8="http://schemas.microsoft.com/office/drawing/2016/5/14/chartex" xmlns:mc="http://schemas.openxmlformats.org/markup-compatibility/2006" xmlns:aink="http://schemas.microsoft.com/office/drawing/2016/ink" xmlns:am3d="http://schemas.microsoft.com/office/drawing/2017/model3d" xmlns:o="urn:schemas-microsoft-com:office:office" xmlns:oel="http://schemas.microsoft.com/office/2019/extlst" xmlns:r="http://schemas.openxmlformats.org/officeDocument/2006/relationships" xmlns:m="http://schemas.openxmlformats.org/officeDocument/2006/math" xmlns:v="urn:schemas-microsoft-com:vml" xmlns:wp14="http://schemas.microsoft.com/office/word/2010/wordprocessingDrawing" xmlns:wp="http://schemas.openxmlformats.org/drawingml/2006/wordprocessingDrawing" xmlns:w10="urn:schemas-microsoft-com:office:word" xmlns:w="http://schemas.openxmlformats.org/wordprocessingml/2006/main" xmlns:w14="http://schemas.microsoft.com/office/word/2010/wordml" xmlns:w15="http://schemas.microsoft.com/office/word/2012/wordml" xmlns:w16cex="http://schemas.microsoft.com/office/word/2018/wordml/cex" xmlns:w16cid="http://schemas.microsoft.com/office/word/2016/wordml/cid" xmlns:w16="http://schemas.microsoft.com/office/word/2018/wordml" xmlns:w16du="http://schemas.microsoft.com/office/word/2023/wordml/word16du" xmlns:w16sdtdh="http://schemas.microsoft.com/office/word/2020/wordml/sdtdatahash" xmlns:w16sdtfl="http://schemas.microsoft.com/office/word/2024/wordml/sdtformatlock" xmlns:w16se="http://schemas.microsoft.com/office/word/2015/wordml/symex" xmlns:wpg="http://schemas.microsoft.com/office/word/2010/wordprocessingGroup" xmlns:wpi="http://schemas.microsoft.com/office/word/2010/wordprocessingInk" xmlns:wne="http://schemas.microsoft.com/office/word/2006/wordml" xmlns:wps="http://schemas.microsoft.com/office/word/2010/wordprocessingShape" mc:Ignorable="w14 w15 w16se w16cid w16 w16cex w16sdtdh w16sdtfl w16du wp14">
   <w:sdt>
     <w:sdtPr>
       <w:id w:val="-1192291866"/>
@@ -8036,7 +8001,6 @@
         <w:docPartUnique/>
       </w:docPartObj>
     </w:sdtPr>
-    <w:sdtEndPr/>
     <w:sdtContent>
       <w:p>
         <w:pPr>
@@ -8073,7 +8037,7 @@
 </file>
 
 <file path=word/footnotes.xml><?xml version="1.0" encoding="utf-8"?>
-<w:footnotes xmlns:wpc="http://schemas.microsoft.com/office/word/2010/wordprocessingCanvas" xmlns:mc="http://schemas.openxmlformats.org/markup-compatibility/2006" xmlns:o="urn:schemas-microsoft-com:office:office" xmlns:r="http://schemas.openxmlformats.org/officeDocument/2006/relationships" xmlns:m="http://schemas.openxmlformats.org/officeDocument/2006/math" xmlns:v="urn:schemas-microsoft-com:vml" xmlns:wp14="http://schemas.microsoft.com/office/word/2010/wordprocessingDrawing" xmlns:wp="http://schemas.openxmlformats.org/drawingml/2006/wordprocessingDrawing" xmlns:w10="urn:schemas-microsoft-com:office:word" xmlns:w="http://schemas.openxmlformats.org/wordprocessingml/2006/main" xmlns:w14="http://schemas.microsoft.com/office/word/2010/wordml" xmlns:wpg="http://schemas.microsoft.com/office/word/2010/wordprocessingGroup" xmlns:wpi="http://schemas.microsoft.com/office/word/2010/wordprocessingInk" xmlns:wne="http://schemas.microsoft.com/office/word/2006/wordml" xmlns:wps="http://schemas.microsoft.com/office/word/2010/wordprocessingShape" mc:Ignorable="w14 wp14">
+<w:footnotes xmlns:wpc="http://schemas.microsoft.com/office/word/2010/wordprocessingCanvas" xmlns:cx="http://schemas.microsoft.com/office/drawing/2014/chartex" xmlns:cx1="http://schemas.microsoft.com/office/drawing/2015/9/8/chartex" xmlns:cx2="http://schemas.microsoft.com/office/drawing/2015/10/21/chartex" xmlns:cx3="http://schemas.microsoft.com/office/drawing/2016/5/9/chartex" xmlns:cx4="http://schemas.microsoft.com/office/drawing/2016/5/10/chartex" xmlns:cx5="http://schemas.microsoft.com/office/drawing/2016/5/11/chartex" xmlns:cx6="http://schemas.microsoft.com/office/drawing/2016/5/12/chartex" xmlns:cx7="http://schemas.microsoft.com/office/drawing/2016/5/13/chartex" xmlns:cx8="http://schemas.microsoft.com/office/drawing/2016/5/14/chartex" xmlns:mc="http://schemas.openxmlformats.org/markup-compatibility/2006" xmlns:aink="http://schemas.microsoft.com/office/drawing/2016/ink" xmlns:am3d="http://schemas.microsoft.com/office/drawing/2017/model3d" xmlns:o="urn:schemas-microsoft-com:office:office" xmlns:oel="http://schemas.microsoft.com/office/2019/extlst" xmlns:r="http://schemas.openxmlformats.org/officeDocument/2006/relationships" xmlns:m="http://schemas.openxmlformats.org/officeDocument/2006/math" xmlns:v="urn:schemas-microsoft-com:vml" xmlns:wp14="http://schemas.microsoft.com/office/word/2010/wordprocessingDrawing" xmlns:wp="http://schemas.openxmlformats.org/drawingml/2006/wordprocessingDrawing" xmlns:w10="urn:schemas-microsoft-com:office:word" xmlns:w="http://schemas.openxmlformats.org/wordprocessingml/2006/main" xmlns:w14="http://schemas.microsoft.com/office/word/2010/wordml" xmlns:w15="http://schemas.microsoft.com/office/word/2012/wordml" xmlns:w16cex="http://schemas.microsoft.com/office/word/2018/wordml/cex" xmlns:w16cid="http://schemas.microsoft.com/office/word/2016/wordml/cid" xmlns:w16="http://schemas.microsoft.com/office/word/2018/wordml" xmlns:w16du="http://schemas.microsoft.com/office/word/2023/wordml/word16du" xmlns:w16sdtdh="http://schemas.microsoft.com/office/word/2020/wordml/sdtdatahash" xmlns:w16sdtfl="http://schemas.microsoft.com/office/word/2024/wordml/sdtformatlock" xmlns:w16se="http://schemas.microsoft.com/office/word/2015/wordml/symex" xmlns:wpg="http://schemas.microsoft.com/office/word/2010/wordprocessingGroup" xmlns:wpi="http://schemas.microsoft.com/office/word/2010/wordprocessingInk" xmlns:wne="http://schemas.microsoft.com/office/word/2006/wordml" xmlns:wps="http://schemas.microsoft.com/office/word/2010/wordprocessingShape" mc:Ignorable="w14 w15 w16se w16cid w16 w16cex w16sdtdh w16sdtfl w16du wp14">
   <w:footnote w:type="separator" w:id="-1">
     <w:p>
       <w:r>
@@ -8092,8 +8056,266 @@
 </file>
 
 <file path=word/numbering.xml><?xml version="1.0" encoding="utf-8"?>
-<w:numbering xmlns:wpc="http://schemas.microsoft.com/office/word/2010/wordprocessingCanvas" xmlns:mc="http://schemas.openxmlformats.org/markup-compatibility/2006" xmlns:o="urn:schemas-microsoft-com:office:office" xmlns:r="http://schemas.openxmlformats.org/officeDocument/2006/relationships" xmlns:m="http://schemas.openxmlformats.org/officeDocument/2006/math" xmlns:v="urn:schemas-microsoft-com:vml" xmlns:wp14="http://schemas.microsoft.com/office/word/2010/wordprocessingDrawing" xmlns:wp="http://schemas.openxmlformats.org/drawingml/2006/wordprocessingDrawing" xmlns:w10="urn:schemas-microsoft-com:office:word" xmlns:w="http://schemas.openxmlformats.org/wordprocessingml/2006/main" xmlns:w14="http://schemas.microsoft.com/office/word/2010/wordml" xmlns:wpg="http://schemas.microsoft.com/office/word/2010/wordprocessingGroup" xmlns:wpi="http://schemas.microsoft.com/office/word/2010/wordprocessingInk" xmlns:wne="http://schemas.microsoft.com/office/word/2006/wordml" xmlns:wps="http://schemas.microsoft.com/office/word/2010/wordprocessingShape" mc:Ignorable="w14 wp14">
-  <w:abstractNum w:abstractNumId="0">
+<w:numbering xmlns:wpc="http://schemas.microsoft.com/office/word/2010/wordprocessingCanvas" xmlns:cx="http://schemas.microsoft.com/office/drawing/2014/chartex" xmlns:cx1="http://schemas.microsoft.com/office/drawing/2015/9/8/chartex" xmlns:cx2="http://schemas.microsoft.com/office/drawing/2015/10/21/chartex" xmlns:cx3="http://schemas.microsoft.com/office/drawing/2016/5/9/chartex" xmlns:cx4="http://schemas.microsoft.com/office/drawing/2016/5/10/chartex" xmlns:cx5="http://schemas.microsoft.com/office/drawing/2016/5/11/chartex" xmlns:cx6="http://schemas.microsoft.com/office/drawing/2016/5/12/chartex" xmlns:cx7="http://schemas.microsoft.com/office/drawing/2016/5/13/chartex" xmlns:cx8="http://schemas.microsoft.com/office/drawing/2016/5/14/chartex" xmlns:mc="http://schemas.openxmlformats.org/markup-compatibility/2006" xmlns:aink="http://schemas.microsoft.com/office/drawing/2016/ink" xmlns:am3d="http://schemas.microsoft.com/office/drawing/2017/model3d" xmlns:o="urn:schemas-microsoft-com:office:office" xmlns:oel="http://schemas.microsoft.com/office/2019/extlst" xmlns:r="http://schemas.openxmlformats.org/officeDocument/2006/relationships" xmlns:m="http://schemas.openxmlformats.org/officeDocument/2006/math" xmlns:v="urn:schemas-microsoft-com:vml" xmlns:wp14="http://schemas.microsoft.com/office/word/2010/wordprocessingDrawing" xmlns:wp="http://schemas.openxmlformats.org/drawingml/2006/wordprocessingDrawing" xmlns:w10="urn:schemas-microsoft-com:office:word" xmlns:w="http://schemas.openxmlformats.org/wordprocessingml/2006/main" xmlns:w14="http://schemas.microsoft.com/office/word/2010/wordml" xmlns:w15="http://schemas.microsoft.com/office/word/2012/wordml" xmlns:w16cex="http://schemas.microsoft.com/office/word/2018/wordml/cex" xmlns:w16cid="http://schemas.microsoft.com/office/word/2016/wordml/cid" xmlns:w16="http://schemas.microsoft.com/office/word/2018/wordml" xmlns:w16du="http://schemas.microsoft.com/office/word/2023/wordml/word16du" xmlns:w16sdtdh="http://schemas.microsoft.com/office/word/2020/wordml/sdtdatahash" xmlns:w16sdtfl="http://schemas.microsoft.com/office/word/2024/wordml/sdtformatlock" xmlns:w16se="http://schemas.microsoft.com/office/word/2015/wordml/symex" xmlns:wpg="http://schemas.microsoft.com/office/word/2010/wordprocessingGroup" xmlns:wpi="http://schemas.microsoft.com/office/word/2010/wordprocessingInk" xmlns:wne="http://schemas.microsoft.com/office/word/2006/wordml" xmlns:wps="http://schemas.microsoft.com/office/word/2010/wordprocessingShape" mc:Ignorable="w14 w15 w16se w16cid w16 w16cex w16sdtdh w16sdtfl w16du wp14">
+  <w:abstractNum w:abstractNumId="0" w15:restartNumberingAfterBreak="0">
+    <w:nsid w:val="151745A6"/>
+    <w:multiLevelType w:val="multilevel"/>
+    <w:tmpl w:val="0419001F"/>
+    <w:lvl w:ilvl="0">
+      <w:start w:val="1"/>
+      <w:numFmt w:val="decimal"/>
+      <w:lvlText w:val="%1."/>
+      <w:lvlJc w:val="left"/>
+      <w:pPr>
+        <w:ind w:left="360" w:hanging="360"/>
+      </w:pPr>
+    </w:lvl>
+    <w:lvl w:ilvl="1">
+      <w:start w:val="1"/>
+      <w:numFmt w:val="decimal"/>
+      <w:lvlText w:val="%1.%2."/>
+      <w:lvlJc w:val="left"/>
+      <w:pPr>
+        <w:ind w:left="792" w:hanging="432"/>
+      </w:pPr>
+    </w:lvl>
+    <w:lvl w:ilvl="2">
+      <w:start w:val="1"/>
+      <w:numFmt w:val="decimal"/>
+      <w:lvlText w:val="%1.%2.%3."/>
+      <w:lvlJc w:val="left"/>
+      <w:pPr>
+        <w:ind w:left="1224" w:hanging="504"/>
+      </w:pPr>
+    </w:lvl>
+    <w:lvl w:ilvl="3">
+      <w:start w:val="1"/>
+      <w:numFmt w:val="decimal"/>
+      <w:lvlText w:val="%1.%2.%3.%4."/>
+      <w:lvlJc w:val="left"/>
+      <w:pPr>
+        <w:ind w:left="1728" w:hanging="648"/>
+      </w:pPr>
+    </w:lvl>
+    <w:lvl w:ilvl="4">
+      <w:start w:val="1"/>
+      <w:numFmt w:val="decimal"/>
+      <w:lvlText w:val="%1.%2.%3.%4.%5."/>
+      <w:lvlJc w:val="left"/>
+      <w:pPr>
+        <w:ind w:left="2232" w:hanging="792"/>
+      </w:pPr>
+    </w:lvl>
+    <w:lvl w:ilvl="5">
+      <w:start w:val="1"/>
+      <w:numFmt w:val="decimal"/>
+      <w:lvlText w:val="%1.%2.%3.%4.%5.%6."/>
+      <w:lvlJc w:val="left"/>
+      <w:pPr>
+        <w:ind w:left="2736" w:hanging="936"/>
+      </w:pPr>
+    </w:lvl>
+    <w:lvl w:ilvl="6">
+      <w:start w:val="1"/>
+      <w:numFmt w:val="decimal"/>
+      <w:lvlText w:val="%1.%2.%3.%4.%5.%6.%7."/>
+      <w:lvlJc w:val="left"/>
+      <w:pPr>
+        <w:ind w:left="3240" w:hanging="1080"/>
+      </w:pPr>
+    </w:lvl>
+    <w:lvl w:ilvl="7">
+      <w:start w:val="1"/>
+      <w:numFmt w:val="decimal"/>
+      <w:lvlText w:val="%1.%2.%3.%4.%5.%6.%7.%8."/>
+      <w:lvlJc w:val="left"/>
+      <w:pPr>
+        <w:ind w:left="3744" w:hanging="1224"/>
+      </w:pPr>
+    </w:lvl>
+    <w:lvl w:ilvl="8">
+      <w:start w:val="1"/>
+      <w:numFmt w:val="decimal"/>
+      <w:lvlText w:val="%1.%2.%3.%4.%5.%6.%7.%8.%9."/>
+      <w:lvlJc w:val="left"/>
+      <w:pPr>
+        <w:ind w:left="4320" w:hanging="1440"/>
+      </w:pPr>
+    </w:lvl>
+  </w:abstractNum>
+  <w:abstractNum w:abstractNumId="1" w15:restartNumberingAfterBreak="0">
+    <w:nsid w:val="4BD02F56"/>
+    <w:multiLevelType w:val="multilevel"/>
+    <w:tmpl w:val="0419001F"/>
+    <w:lvl w:ilvl="0">
+      <w:start w:val="1"/>
+      <w:numFmt w:val="decimal"/>
+      <w:lvlText w:val="%1."/>
+      <w:lvlJc w:val="left"/>
+      <w:pPr>
+        <w:ind w:left="360" w:hanging="360"/>
+      </w:pPr>
+    </w:lvl>
+    <w:lvl w:ilvl="1">
+      <w:start w:val="1"/>
+      <w:numFmt w:val="decimal"/>
+      <w:lvlText w:val="%1.%2."/>
+      <w:lvlJc w:val="left"/>
+      <w:pPr>
+        <w:ind w:left="792" w:hanging="432"/>
+      </w:pPr>
+    </w:lvl>
+    <w:lvl w:ilvl="2">
+      <w:start w:val="1"/>
+      <w:numFmt w:val="decimal"/>
+      <w:lvlText w:val="%1.%2.%3."/>
+      <w:lvlJc w:val="left"/>
+      <w:pPr>
+        <w:ind w:left="1224" w:hanging="504"/>
+      </w:pPr>
+    </w:lvl>
+    <w:lvl w:ilvl="3">
+      <w:start w:val="1"/>
+      <w:numFmt w:val="decimal"/>
+      <w:lvlText w:val="%1.%2.%3.%4."/>
+      <w:lvlJc w:val="left"/>
+      <w:pPr>
+        <w:ind w:left="1728" w:hanging="648"/>
+      </w:pPr>
+    </w:lvl>
+    <w:lvl w:ilvl="4">
+      <w:start w:val="1"/>
+      <w:numFmt w:val="decimal"/>
+      <w:lvlText w:val="%1.%2.%3.%4.%5."/>
+      <w:lvlJc w:val="left"/>
+      <w:pPr>
+        <w:ind w:left="2232" w:hanging="792"/>
+      </w:pPr>
+    </w:lvl>
+    <w:lvl w:ilvl="5">
+      <w:start w:val="1"/>
+      <w:numFmt w:val="decimal"/>
+      <w:lvlText w:val="%1.%2.%3.%4.%5.%6."/>
+      <w:lvlJc w:val="left"/>
+      <w:pPr>
+        <w:ind w:left="2736" w:hanging="936"/>
+      </w:pPr>
+    </w:lvl>
+    <w:lvl w:ilvl="6">
+      <w:start w:val="1"/>
+      <w:numFmt w:val="decimal"/>
+      <w:lvlText w:val="%1.%2.%3.%4.%5.%6.%7."/>
+      <w:lvlJc w:val="left"/>
+      <w:pPr>
+        <w:ind w:left="3240" w:hanging="1080"/>
+      </w:pPr>
+    </w:lvl>
+    <w:lvl w:ilvl="7">
+      <w:start w:val="1"/>
+      <w:numFmt w:val="decimal"/>
+      <w:lvlText w:val="%1.%2.%3.%4.%5.%6.%7.%8."/>
+      <w:lvlJc w:val="left"/>
+      <w:pPr>
+        <w:ind w:left="3744" w:hanging="1224"/>
+      </w:pPr>
+    </w:lvl>
+    <w:lvl w:ilvl="8">
+      <w:start w:val="1"/>
+      <w:numFmt w:val="decimal"/>
+      <w:lvlText w:val="%1.%2.%3.%4.%5.%6.%7.%8.%9."/>
+      <w:lvlJc w:val="left"/>
+      <w:pPr>
+        <w:ind w:left="4320" w:hanging="1440"/>
+      </w:pPr>
+    </w:lvl>
+  </w:abstractNum>
+  <w:abstractNum w:abstractNumId="2" w15:restartNumberingAfterBreak="0">
+    <w:nsid w:val="5C254D06"/>
+    <w:multiLevelType w:val="hybridMultilevel"/>
+    <w:tmpl w:val="641638E6"/>
+    <w:lvl w:ilvl="0" w:tplc="0419000F">
+      <w:start w:val="1"/>
+      <w:numFmt w:val="decimal"/>
+      <w:lvlText w:val="%1."/>
+      <w:lvlJc w:val="left"/>
+      <w:pPr>
+        <w:ind w:left="720" w:hanging="360"/>
+      </w:pPr>
+    </w:lvl>
+    <w:lvl w:ilvl="1" w:tplc="04190019">
+      <w:start w:val="1"/>
+      <w:numFmt w:val="lowerLetter"/>
+      <w:lvlText w:val="%2."/>
+      <w:lvlJc w:val="left"/>
+      <w:pPr>
+        <w:ind w:left="1440" w:hanging="360"/>
+      </w:pPr>
+    </w:lvl>
+    <w:lvl w:ilvl="2" w:tplc="0419001B" w:tentative="1">
+      <w:start w:val="1"/>
+      <w:numFmt w:val="lowerRoman"/>
+      <w:lvlText w:val="%3."/>
+      <w:lvlJc w:val="right"/>
+      <w:pPr>
+        <w:ind w:left="2160" w:hanging="180"/>
+      </w:pPr>
+    </w:lvl>
+    <w:lvl w:ilvl="3" w:tplc="0419000F" w:tentative="1">
+      <w:start w:val="1"/>
+      <w:numFmt w:val="decimal"/>
+      <w:lvlText w:val="%4."/>
+      <w:lvlJc w:val="left"/>
+      <w:pPr>
+        <w:ind w:left="2880" w:hanging="360"/>
+      </w:pPr>
+    </w:lvl>
+    <w:lvl w:ilvl="4" w:tplc="04190019" w:tentative="1">
+      <w:start w:val="1"/>
+      <w:numFmt w:val="lowerLetter"/>
+      <w:lvlText w:val="%5."/>
+      <w:lvlJc w:val="left"/>
+      <w:pPr>
+        <w:ind w:left="3600" w:hanging="360"/>
+      </w:pPr>
+    </w:lvl>
+    <w:lvl w:ilvl="5" w:tplc="0419001B" w:tentative="1">
+      <w:start w:val="1"/>
+      <w:numFmt w:val="lowerRoman"/>
+      <w:lvlText w:val="%6."/>
+      <w:lvlJc w:val="right"/>
+      <w:pPr>
+        <w:ind w:left="4320" w:hanging="180"/>
+      </w:pPr>
+    </w:lvl>
+    <w:lvl w:ilvl="6" w:tplc="0419000F" w:tentative="1">
+      <w:start w:val="1"/>
+      <w:numFmt w:val="decimal"/>
+      <w:lvlText w:val="%7."/>
+      <w:lvlJc w:val="left"/>
+      <w:pPr>
+        <w:ind w:left="5040" w:hanging="360"/>
+      </w:pPr>
+    </w:lvl>
+    <w:lvl w:ilvl="7" w:tplc="04190019" w:tentative="1">
+      <w:start w:val="1"/>
+      <w:numFmt w:val="lowerLetter"/>
+      <w:lvlText w:val="%8."/>
+      <w:lvlJc w:val="left"/>
+      <w:pPr>
+        <w:ind w:left="5760" w:hanging="360"/>
+      </w:pPr>
+    </w:lvl>
+    <w:lvl w:ilvl="8" w:tplc="0419001B" w:tentative="1">
+      <w:start w:val="1"/>
+      <w:numFmt w:val="lowerRoman"/>
+      <w:lvlText w:val="%9."/>
+      <w:lvlJc w:val="right"/>
+      <w:pPr>
+        <w:ind w:left="6480" w:hanging="180"/>
+      </w:pPr>
+    </w:lvl>
+  </w:abstractNum>
+  <w:abstractNum w:abstractNumId="3" w15:restartNumberingAfterBreak="0">
     <w:nsid w:val="5F1A3B19"/>
     <w:multiLevelType w:val="hybridMultilevel"/>
     <w:tmpl w:val="D586FAFC"/>
@@ -8179,7 +8401,7 @@
       </w:pPr>
     </w:lvl>
   </w:abstractNum>
-  <w:abstractNum w:abstractNumId="1">
+  <w:abstractNum w:abstractNumId="4" w15:restartNumberingAfterBreak="0">
     <w:nsid w:val="66C8469D"/>
     <w:multiLevelType w:val="hybridMultilevel"/>
     <w:tmpl w:val="50D8D970"/>
@@ -8265,7 +8487,7 @@
       </w:pPr>
     </w:lvl>
   </w:abstractNum>
-  <w:abstractNum w:abstractNumId="2">
+  <w:abstractNum w:abstractNumId="5" w15:restartNumberingAfterBreak="0">
     <w:nsid w:val="6BCE1829"/>
     <w:multiLevelType w:val="hybridMultilevel"/>
     <w:tmpl w:val="3ABEDE76"/>
@@ -8351,7 +8573,7 @@
       </w:pPr>
     </w:lvl>
   </w:abstractNum>
-  <w:abstractNum w:abstractNumId="3">
+  <w:abstractNum w:abstractNumId="6" w15:restartNumberingAfterBreak="0">
     <w:nsid w:val="714A7765"/>
     <w:multiLevelType w:val="hybridMultilevel"/>
     <w:tmpl w:val="48F430A6"/>
@@ -8464,23 +8686,32 @@
       </w:rPr>
     </w:lvl>
   </w:abstractNum>
-  <w:num w:numId="1">
+  <w:num w:numId="1" w16cid:durableId="341397649">
+    <w:abstractNumId w:val="5"/>
+  </w:num>
+  <w:num w:numId="2" w16cid:durableId="713818118">
+    <w:abstractNumId w:val="4"/>
+  </w:num>
+  <w:num w:numId="3" w16cid:durableId="989553674">
+    <w:abstractNumId w:val="3"/>
+  </w:num>
+  <w:num w:numId="4" w16cid:durableId="1154832613">
+    <w:abstractNumId w:val="6"/>
+  </w:num>
+  <w:num w:numId="5" w16cid:durableId="1254244034">
     <w:abstractNumId w:val="2"/>
   </w:num>
-  <w:num w:numId="2">
+  <w:num w:numId="6" w16cid:durableId="1387756487">
     <w:abstractNumId w:val="1"/>
   </w:num>
-  <w:num w:numId="3">
+  <w:num w:numId="7" w16cid:durableId="1645969373">
     <w:abstractNumId w:val="0"/>
-  </w:num>
-  <w:num w:numId="4">
-    <w:abstractNumId w:val="3"/>
   </w:num>
 </w:numbering>
 </file>
 
 <file path=word/styles.xml><?xml version="1.0" encoding="utf-8"?>
-<w:styles xmlns:mc="http://schemas.openxmlformats.org/markup-compatibility/2006" xmlns:r="http://schemas.openxmlformats.org/officeDocument/2006/relationships" xmlns:w="http://schemas.openxmlformats.org/wordprocessingml/2006/main" xmlns:w14="http://schemas.microsoft.com/office/word/2010/wordml" mc:Ignorable="w14">
+<w:styles xmlns:mc="http://schemas.openxmlformats.org/markup-compatibility/2006" xmlns:r="http://schemas.openxmlformats.org/officeDocument/2006/relationships" xmlns:w="http://schemas.openxmlformats.org/wordprocessingml/2006/main" xmlns:w14="http://schemas.microsoft.com/office/word/2010/wordml" xmlns:w15="http://schemas.microsoft.com/office/word/2012/wordml" xmlns:w16cex="http://schemas.microsoft.com/office/word/2018/wordml/cex" xmlns:w16cid="http://schemas.microsoft.com/office/word/2016/wordml/cid" xmlns:w16="http://schemas.microsoft.com/office/word/2018/wordml" xmlns:w16du="http://schemas.microsoft.com/office/word/2023/wordml/word16du" xmlns:w16sdtdh="http://schemas.microsoft.com/office/word/2020/wordml/sdtdatahash" xmlns:w16sdtfl="http://schemas.microsoft.com/office/word/2024/wordml/sdtformatlock" xmlns:w16se="http://schemas.microsoft.com/office/word/2015/wordml/symex" mc:Ignorable="w14 w15 w16se w16cid w16 w16cex w16sdtdh w16sdtfl w16du">
   <w:docDefaults>
     <w:rPrDefault>
       <w:rPr>
@@ -8498,152 +8729,391 @@
       </w:pPr>
     </w:pPrDefault>
   </w:docDefaults>
-  <w:latentStyles w:defLockedState="0" w:defUIPriority="99" w:defSemiHidden="1" w:defUnhideWhenUsed="1" w:defQFormat="0" w:count="267">
-    <w:lsdException w:name="Normal" w:semiHidden="0" w:uiPriority="0" w:unhideWhenUsed="0" w:qFormat="1"/>
-    <w:lsdException w:name="heading 1" w:semiHidden="0" w:uiPriority="9" w:unhideWhenUsed="0" w:qFormat="1"/>
-    <w:lsdException w:name="heading 2" w:uiPriority="9" w:qFormat="1"/>
-    <w:lsdException w:name="heading 3" w:uiPriority="9" w:qFormat="1"/>
-    <w:lsdException w:name="heading 4" w:uiPriority="9" w:qFormat="1"/>
-    <w:lsdException w:name="heading 5" w:uiPriority="9" w:qFormat="1"/>
-    <w:lsdException w:name="heading 6" w:uiPriority="9" w:qFormat="1"/>
-    <w:lsdException w:name="heading 7" w:uiPriority="9" w:qFormat="1"/>
-    <w:lsdException w:name="heading 8" w:uiPriority="9" w:qFormat="1"/>
-    <w:lsdException w:name="heading 9" w:uiPriority="9" w:qFormat="1"/>
-    <w:lsdException w:name="toc 1" w:uiPriority="39"/>
-    <w:lsdException w:name="toc 2" w:uiPriority="39"/>
-    <w:lsdException w:name="toc 3" w:uiPriority="39"/>
-    <w:lsdException w:name="toc 4" w:uiPriority="39"/>
-    <w:lsdException w:name="toc 5" w:uiPriority="39"/>
-    <w:lsdException w:name="toc 6" w:uiPriority="39"/>
-    <w:lsdException w:name="toc 7" w:uiPriority="39"/>
-    <w:lsdException w:name="toc 8" w:uiPriority="39"/>
-    <w:lsdException w:name="toc 9" w:uiPriority="39"/>
-    <w:lsdException w:name="caption" w:uiPriority="35" w:qFormat="1"/>
-    <w:lsdException w:name="Title" w:semiHidden="0" w:uiPriority="10" w:unhideWhenUsed="0" w:qFormat="1"/>
-    <w:lsdException w:name="Default Paragraph Font" w:uiPriority="1"/>
-    <w:lsdException w:name="Subtitle" w:semiHidden="0" w:uiPriority="11" w:unhideWhenUsed="0" w:qFormat="1"/>
-    <w:lsdException w:name="Strong" w:semiHidden="0" w:uiPriority="22" w:unhideWhenUsed="0" w:qFormat="1"/>
-    <w:lsdException w:name="Emphasis" w:semiHidden="0" w:uiPriority="20" w:unhideWhenUsed="0" w:qFormat="1"/>
-    <w:lsdException w:name="Table Grid" w:semiHidden="0" w:uiPriority="39" w:unhideWhenUsed="0"/>
-    <w:lsdException w:name="Placeholder Text" w:unhideWhenUsed="0"/>
-    <w:lsdException w:name="No Spacing" w:semiHidden="0" w:uiPriority="1" w:unhideWhenUsed="0" w:qFormat="1"/>
-    <w:lsdException w:name="Light Shading" w:semiHidden="0" w:uiPriority="60" w:unhideWhenUsed="0"/>
-    <w:lsdException w:name="Light List" w:semiHidden="0" w:uiPriority="61" w:unhideWhenUsed="0"/>
-    <w:lsdException w:name="Light Grid" w:semiHidden="0" w:uiPriority="62" w:unhideWhenUsed="0"/>
-    <w:lsdException w:name="Medium Shading 1" w:semiHidden="0" w:uiPriority="63" w:unhideWhenUsed="0"/>
-    <w:lsdException w:name="Medium Shading 2" w:semiHidden="0" w:uiPriority="64" w:unhideWhenUsed="0"/>
-    <w:lsdException w:name="Medium List 1" w:semiHidden="0" w:uiPriority="65" w:unhideWhenUsed="0"/>
-    <w:lsdException w:name="Medium List 2" w:semiHidden="0" w:uiPriority="66" w:unhideWhenUsed="0"/>
-    <w:lsdException w:name="Medium Grid 1" w:semiHidden="0" w:uiPriority="67" w:unhideWhenUsed="0"/>
-    <w:lsdException w:name="Medium Grid 2" w:semiHidden="0" w:uiPriority="68" w:unhideWhenUsed="0"/>
-    <w:lsdException w:name="Medium Grid 3" w:semiHidden="0" w:uiPriority="69" w:unhideWhenUsed="0"/>
-    <w:lsdException w:name="Dark List" w:semiHidden="0" w:uiPriority="70" w:unhideWhenUsed="0"/>
-    <w:lsdException w:name="Colorful Shading" w:semiHidden="0" w:uiPriority="71" w:unhideWhenUsed="0"/>
-    <w:lsdException w:name="Colorful List" w:semiHidden="0" w:uiPriority="72" w:unhideWhenUsed="0"/>
-    <w:lsdException w:name="Colorful Grid" w:semiHidden="0" w:uiPriority="73" w:unhideWhenUsed="0"/>
-    <w:lsdException w:name="Light Shading Accent 1" w:semiHidden="0" w:uiPriority="60" w:unhideWhenUsed="0"/>
-    <w:lsdException w:name="Light List Accent 1" w:semiHidden="0" w:uiPriority="61" w:unhideWhenUsed="0"/>
-    <w:lsdException w:name="Light Grid Accent 1" w:semiHidden="0" w:uiPriority="62" w:unhideWhenUsed="0"/>
-    <w:lsdException w:name="Medium Shading 1 Accent 1" w:semiHidden="0" w:uiPriority="63" w:unhideWhenUsed="0"/>
-    <w:lsdException w:name="Medium Shading 2 Accent 1" w:semiHidden="0" w:uiPriority="64" w:unhideWhenUsed="0"/>
-    <w:lsdException w:name="Medium List 1 Accent 1" w:semiHidden="0" w:uiPriority="65" w:unhideWhenUsed="0"/>
-    <w:lsdException w:name="Revision" w:unhideWhenUsed="0"/>
-    <w:lsdException w:name="List Paragraph" w:semiHidden="0" w:uiPriority="34" w:unhideWhenUsed="0" w:qFormat="1"/>
-    <w:lsdException w:name="Quote" w:semiHidden="0" w:uiPriority="29" w:unhideWhenUsed="0" w:qFormat="1"/>
-    <w:lsdException w:name="Intense Quote" w:semiHidden="0" w:uiPriority="30" w:unhideWhenUsed="0" w:qFormat="1"/>
-    <w:lsdException w:name="Medium List 2 Accent 1" w:semiHidden="0" w:uiPriority="66" w:unhideWhenUsed="0"/>
-    <w:lsdException w:name="Medium Grid 1 Accent 1" w:semiHidden="0" w:uiPriority="67" w:unhideWhenUsed="0"/>
-    <w:lsdException w:name="Medium Grid 2 Accent 1" w:semiHidden="0" w:uiPriority="68" w:unhideWhenUsed="0"/>
-    <w:lsdException w:name="Medium Grid 3 Accent 1" w:semiHidden="0" w:uiPriority="69" w:unhideWhenUsed="0"/>
-    <w:lsdException w:name="Dark List Accent 1" w:semiHidden="0" w:uiPriority="70" w:unhideWhenUsed="0"/>
-    <w:lsdException w:name="Colorful Shading Accent 1" w:semiHidden="0" w:uiPriority="71" w:unhideWhenUsed="0"/>
-    <w:lsdException w:name="Colorful List Accent 1" w:semiHidden="0" w:uiPriority="72" w:unhideWhenUsed="0"/>
-    <w:lsdException w:name="Colorful Grid Accent 1" w:semiHidden="0" w:uiPriority="73" w:unhideWhenUsed="0"/>
-    <w:lsdException w:name="Light Shading Accent 2" w:semiHidden="0" w:uiPriority="60" w:unhideWhenUsed="0"/>
-    <w:lsdException w:name="Light List Accent 2" w:semiHidden="0" w:uiPriority="61" w:unhideWhenUsed="0"/>
-    <w:lsdException w:name="Light Grid Accent 2" w:semiHidden="0" w:uiPriority="62" w:unhideWhenUsed="0"/>
-    <w:lsdException w:name="Medium Shading 1 Accent 2" w:semiHidden="0" w:uiPriority="63" w:unhideWhenUsed="0"/>
-    <w:lsdException w:name="Medium Shading 2 Accent 2" w:semiHidden="0" w:uiPriority="64" w:unhideWhenUsed="0"/>
-    <w:lsdException w:name="Medium List 1 Accent 2" w:semiHidden="0" w:uiPriority="65" w:unhideWhenUsed="0"/>
-    <w:lsdException w:name="Medium List 2 Accent 2" w:semiHidden="0" w:uiPriority="66" w:unhideWhenUsed="0"/>
-    <w:lsdException w:name="Medium Grid 1 Accent 2" w:semiHidden="0" w:uiPriority="67" w:unhideWhenUsed="0"/>
-    <w:lsdException w:name="Medium Grid 2 Accent 2" w:semiHidden="0" w:uiPriority="68" w:unhideWhenUsed="0"/>
-    <w:lsdException w:name="Medium Grid 3 Accent 2" w:semiHidden="0" w:uiPriority="69" w:unhideWhenUsed="0"/>
-    <w:lsdException w:name="Dark List Accent 2" w:semiHidden="0" w:uiPriority="70" w:unhideWhenUsed="0"/>
-    <w:lsdException w:name="Colorful Shading Accent 2" w:semiHidden="0" w:uiPriority="71" w:unhideWhenUsed="0"/>
-    <w:lsdException w:name="Colorful List Accent 2" w:semiHidden="0" w:uiPriority="72" w:unhideWhenUsed="0"/>
-    <w:lsdException w:name="Colorful Grid Accent 2" w:semiHidden="0" w:uiPriority="73" w:unhideWhenUsed="0"/>
-    <w:lsdException w:name="Light Shading Accent 3" w:semiHidden="0" w:uiPriority="60" w:unhideWhenUsed="0"/>
-    <w:lsdException w:name="Light List Accent 3" w:semiHidden="0" w:uiPriority="61" w:unhideWhenUsed="0"/>
-    <w:lsdException w:name="Light Grid Accent 3" w:semiHidden="0" w:uiPriority="62" w:unhideWhenUsed="0"/>
-    <w:lsdException w:name="Medium Shading 1 Accent 3" w:semiHidden="0" w:uiPriority="63" w:unhideWhenUsed="0"/>
-    <w:lsdException w:name="Medium Shading 2 Accent 3" w:semiHidden="0" w:uiPriority="64" w:unhideWhenUsed="0"/>
-    <w:lsdException w:name="Medium List 1 Accent 3" w:semiHidden="0" w:uiPriority="65" w:unhideWhenUsed="0"/>
-    <w:lsdException w:name="Medium List 2 Accent 3" w:semiHidden="0" w:uiPriority="66" w:unhideWhenUsed="0"/>
-    <w:lsdException w:name="Medium Grid 1 Accent 3" w:semiHidden="0" w:uiPriority="67" w:unhideWhenUsed="0"/>
-    <w:lsdException w:name="Medium Grid 2 Accent 3" w:semiHidden="0" w:uiPriority="68" w:unhideWhenUsed="0"/>
-    <w:lsdException w:name="Medium Grid 3 Accent 3" w:semiHidden="0" w:uiPriority="69" w:unhideWhenUsed="0"/>
-    <w:lsdException w:name="Dark List Accent 3" w:semiHidden="0" w:uiPriority="70" w:unhideWhenUsed="0"/>
-    <w:lsdException w:name="Colorful Shading Accent 3" w:semiHidden="0" w:uiPriority="71" w:unhideWhenUsed="0"/>
-    <w:lsdException w:name="Colorful List Accent 3" w:semiHidden="0" w:uiPriority="72" w:unhideWhenUsed="0"/>
-    <w:lsdException w:name="Colorful Grid Accent 3" w:semiHidden="0" w:uiPriority="73" w:unhideWhenUsed="0"/>
-    <w:lsdException w:name="Light Shading Accent 4" w:semiHidden="0" w:uiPriority="60" w:unhideWhenUsed="0"/>
-    <w:lsdException w:name="Light List Accent 4" w:semiHidden="0" w:uiPriority="61" w:unhideWhenUsed="0"/>
-    <w:lsdException w:name="Light Grid Accent 4" w:semiHidden="0" w:uiPriority="62" w:unhideWhenUsed="0"/>
-    <w:lsdException w:name="Medium Shading 1 Accent 4" w:semiHidden="0" w:uiPriority="63" w:unhideWhenUsed="0"/>
-    <w:lsdException w:name="Medium Shading 2 Accent 4" w:semiHidden="0" w:uiPriority="64" w:unhideWhenUsed="0"/>
-    <w:lsdException w:name="Medium List 1 Accent 4" w:semiHidden="0" w:uiPriority="65" w:unhideWhenUsed="0"/>
-    <w:lsdException w:name="Medium List 2 Accent 4" w:semiHidden="0" w:uiPriority="66" w:unhideWhenUsed="0"/>
-    <w:lsdException w:name="Medium Grid 1 Accent 4" w:semiHidden="0" w:uiPriority="67" w:unhideWhenUsed="0"/>
-    <w:lsdException w:name="Medium Grid 2 Accent 4" w:semiHidden="0" w:uiPriority="68" w:unhideWhenUsed="0"/>
-    <w:lsdException w:name="Medium Grid 3 Accent 4" w:semiHidden="0" w:uiPriority="69" w:unhideWhenUsed="0"/>
-    <w:lsdException w:name="Dark List Accent 4" w:semiHidden="0" w:uiPriority="70" w:unhideWhenUsed="0"/>
-    <w:lsdException w:name="Colorful Shading Accent 4" w:semiHidden="0" w:uiPriority="71" w:unhideWhenUsed="0"/>
-    <w:lsdException w:name="Colorful List Accent 4" w:semiHidden="0" w:uiPriority="72" w:unhideWhenUsed="0"/>
-    <w:lsdException w:name="Colorful Grid Accent 4" w:semiHidden="0" w:uiPriority="73" w:unhideWhenUsed="0"/>
-    <w:lsdException w:name="Light Shading Accent 5" w:semiHidden="0" w:uiPriority="60" w:unhideWhenUsed="0"/>
-    <w:lsdException w:name="Light List Accent 5" w:semiHidden="0" w:uiPriority="61" w:unhideWhenUsed="0"/>
-    <w:lsdException w:name="Light Grid Accent 5" w:semiHidden="0" w:uiPriority="62" w:unhideWhenUsed="0"/>
-    <w:lsdException w:name="Medium Shading 1 Accent 5" w:semiHidden="0" w:uiPriority="63" w:unhideWhenUsed="0"/>
-    <w:lsdException w:name="Medium Shading 2 Accent 5" w:semiHidden="0" w:uiPriority="64" w:unhideWhenUsed="0"/>
-    <w:lsdException w:name="Medium List 1 Accent 5" w:semiHidden="0" w:uiPriority="65" w:unhideWhenUsed="0"/>
-    <w:lsdException w:name="Medium List 2 Accent 5" w:semiHidden="0" w:uiPriority="66" w:unhideWhenUsed="0"/>
-    <w:lsdException w:name="Medium Grid 1 Accent 5" w:semiHidden="0" w:uiPriority="67" w:unhideWhenUsed="0"/>
-    <w:lsdException w:name="Medium Grid 2 Accent 5" w:semiHidden="0" w:uiPriority="68" w:unhideWhenUsed="0"/>
-    <w:lsdException w:name="Medium Grid 3 Accent 5" w:semiHidden="0" w:uiPriority="69" w:unhideWhenUsed="0"/>
-    <w:lsdException w:name="Dark List Accent 5" w:semiHidden="0" w:uiPriority="70" w:unhideWhenUsed="0"/>
-    <w:lsdException w:name="Colorful Shading Accent 5" w:semiHidden="0" w:uiPriority="71" w:unhideWhenUsed="0"/>
-    <w:lsdException w:name="Colorful List Accent 5" w:semiHidden="0" w:uiPriority="72" w:unhideWhenUsed="0"/>
-    <w:lsdException w:name="Colorful Grid Accent 5" w:semiHidden="0" w:uiPriority="73" w:unhideWhenUsed="0"/>
-    <w:lsdException w:name="Light Shading Accent 6" w:semiHidden="0" w:uiPriority="60" w:unhideWhenUsed="0"/>
-    <w:lsdException w:name="Light List Accent 6" w:semiHidden="0" w:uiPriority="61" w:unhideWhenUsed="0"/>
-    <w:lsdException w:name="Light Grid Accent 6" w:semiHidden="0" w:uiPriority="62" w:unhideWhenUsed="0"/>
-    <w:lsdException w:name="Medium Shading 1 Accent 6" w:semiHidden="0" w:uiPriority="63" w:unhideWhenUsed="0"/>
-    <w:lsdException w:name="Medium Shading 2 Accent 6" w:semiHidden="0" w:uiPriority="64" w:unhideWhenUsed="0"/>
-    <w:lsdException w:name="Medium List 1 Accent 6" w:semiHidden="0" w:uiPriority="65" w:unhideWhenUsed="0"/>
-    <w:lsdException w:name="Medium List 2 Accent 6" w:semiHidden="0" w:uiPriority="66" w:unhideWhenUsed="0"/>
-    <w:lsdException w:name="Medium Grid 1 Accent 6" w:semiHidden="0" w:uiPriority="67" w:unhideWhenUsed="0"/>
-    <w:lsdException w:name="Medium Grid 2 Accent 6" w:semiHidden="0" w:uiPriority="68" w:unhideWhenUsed="0"/>
-    <w:lsdException w:name="Medium Grid 3 Accent 6" w:semiHidden="0" w:uiPriority="69" w:unhideWhenUsed="0"/>
-    <w:lsdException w:name="Dark List Accent 6" w:semiHidden="0" w:uiPriority="70" w:unhideWhenUsed="0"/>
-    <w:lsdException w:name="Colorful Shading Accent 6" w:semiHidden="0" w:uiPriority="71" w:unhideWhenUsed="0"/>
-    <w:lsdException w:name="Colorful List Accent 6" w:semiHidden="0" w:uiPriority="72" w:unhideWhenUsed="0"/>
-    <w:lsdException w:name="Colorful Grid Accent 6" w:semiHidden="0" w:uiPriority="73" w:unhideWhenUsed="0"/>
-    <w:lsdException w:name="Subtle Emphasis" w:semiHidden="0" w:uiPriority="19" w:unhideWhenUsed="0" w:qFormat="1"/>
-    <w:lsdException w:name="Intense Emphasis" w:semiHidden="0" w:uiPriority="21" w:unhideWhenUsed="0" w:qFormat="1"/>
-    <w:lsdException w:name="Subtle Reference" w:semiHidden="0" w:uiPriority="31" w:unhideWhenUsed="0" w:qFormat="1"/>
-    <w:lsdException w:name="Intense Reference" w:semiHidden="0" w:uiPriority="32" w:unhideWhenUsed="0" w:qFormat="1"/>
-    <w:lsdException w:name="Book Title" w:semiHidden="0" w:uiPriority="33" w:unhideWhenUsed="0" w:qFormat="1"/>
-    <w:lsdException w:name="Bibliography" w:uiPriority="37"/>
-    <w:lsdException w:name="TOC Heading" w:uiPriority="39" w:qFormat="1"/>
+  <w:latentStyles w:defLockedState="0" w:defUIPriority="99" w:defSemiHidden="0" w:defUnhideWhenUsed="0" w:defQFormat="0" w:count="376">
+    <w:lsdException w:name="Normal" w:uiPriority="0" w:qFormat="1"/>
+    <w:lsdException w:name="heading 1" w:uiPriority="9" w:qFormat="1"/>
+    <w:lsdException w:name="heading 2" w:semiHidden="1" w:uiPriority="9" w:unhideWhenUsed="1" w:qFormat="1"/>
+    <w:lsdException w:name="heading 3" w:semiHidden="1" w:uiPriority="9" w:unhideWhenUsed="1" w:qFormat="1"/>
+    <w:lsdException w:name="heading 4" w:semiHidden="1" w:uiPriority="9" w:unhideWhenUsed="1" w:qFormat="1"/>
+    <w:lsdException w:name="heading 5" w:semiHidden="1" w:uiPriority="9" w:unhideWhenUsed="1" w:qFormat="1"/>
+    <w:lsdException w:name="heading 6" w:semiHidden="1" w:uiPriority="9" w:unhideWhenUsed="1" w:qFormat="1"/>
+    <w:lsdException w:name="heading 7" w:semiHidden="1" w:uiPriority="9" w:unhideWhenUsed="1" w:qFormat="1"/>
+    <w:lsdException w:name="heading 8" w:semiHidden="1" w:uiPriority="9" w:unhideWhenUsed="1" w:qFormat="1"/>
+    <w:lsdException w:name="heading 9" w:semiHidden="1" w:uiPriority="9" w:unhideWhenUsed="1" w:qFormat="1"/>
+    <w:lsdException w:name="index 1" w:semiHidden="1" w:unhideWhenUsed="1"/>
+    <w:lsdException w:name="index 2" w:semiHidden="1" w:unhideWhenUsed="1"/>
+    <w:lsdException w:name="index 3" w:semiHidden="1" w:unhideWhenUsed="1"/>
+    <w:lsdException w:name="index 4" w:semiHidden="1" w:unhideWhenUsed="1"/>
+    <w:lsdException w:name="index 5" w:semiHidden="1" w:unhideWhenUsed="1"/>
+    <w:lsdException w:name="index 6" w:semiHidden="1" w:unhideWhenUsed="1"/>
+    <w:lsdException w:name="index 7" w:semiHidden="1" w:unhideWhenUsed="1"/>
+    <w:lsdException w:name="index 8" w:semiHidden="1" w:unhideWhenUsed="1"/>
+    <w:lsdException w:name="index 9" w:semiHidden="1" w:unhideWhenUsed="1"/>
+    <w:lsdException w:name="toc 1" w:semiHidden="1" w:uiPriority="39" w:unhideWhenUsed="1"/>
+    <w:lsdException w:name="toc 2" w:semiHidden="1" w:uiPriority="39" w:unhideWhenUsed="1"/>
+    <w:lsdException w:name="toc 3" w:semiHidden="1" w:uiPriority="39" w:unhideWhenUsed="1"/>
+    <w:lsdException w:name="toc 4" w:semiHidden="1" w:uiPriority="39" w:unhideWhenUsed="1"/>
+    <w:lsdException w:name="toc 5" w:semiHidden="1" w:uiPriority="39" w:unhideWhenUsed="1"/>
+    <w:lsdException w:name="toc 6" w:semiHidden="1" w:uiPriority="39" w:unhideWhenUsed="1"/>
+    <w:lsdException w:name="toc 7" w:semiHidden="1" w:uiPriority="39" w:unhideWhenUsed="1"/>
+    <w:lsdException w:name="toc 8" w:semiHidden="1" w:uiPriority="39" w:unhideWhenUsed="1"/>
+    <w:lsdException w:name="toc 9" w:semiHidden="1" w:uiPriority="39" w:unhideWhenUsed="1"/>
+    <w:lsdException w:name="Normal Indent" w:semiHidden="1" w:unhideWhenUsed="1"/>
+    <w:lsdException w:name="footnote text" w:semiHidden="1" w:unhideWhenUsed="1"/>
+    <w:lsdException w:name="annotation text" w:semiHidden="1" w:unhideWhenUsed="1"/>
+    <w:lsdException w:name="header" w:semiHidden="1" w:unhideWhenUsed="1"/>
+    <w:lsdException w:name="footer" w:semiHidden="1" w:unhideWhenUsed="1"/>
+    <w:lsdException w:name="index heading" w:semiHidden="1" w:unhideWhenUsed="1"/>
+    <w:lsdException w:name="caption" w:semiHidden="1" w:uiPriority="35" w:unhideWhenUsed="1" w:qFormat="1"/>
+    <w:lsdException w:name="table of figures" w:semiHidden="1" w:unhideWhenUsed="1"/>
+    <w:lsdException w:name="envelope address" w:semiHidden="1" w:unhideWhenUsed="1"/>
+    <w:lsdException w:name="envelope return" w:semiHidden="1" w:unhideWhenUsed="1"/>
+    <w:lsdException w:name="footnote reference" w:semiHidden="1" w:unhideWhenUsed="1"/>
+    <w:lsdException w:name="annotation reference" w:semiHidden="1" w:unhideWhenUsed="1"/>
+    <w:lsdException w:name="line number" w:semiHidden="1" w:unhideWhenUsed="1"/>
+    <w:lsdException w:name="page number" w:semiHidden="1" w:unhideWhenUsed="1"/>
+    <w:lsdException w:name="endnote reference" w:semiHidden="1" w:unhideWhenUsed="1"/>
+    <w:lsdException w:name="endnote text" w:semiHidden="1" w:unhideWhenUsed="1"/>
+    <w:lsdException w:name="table of authorities" w:semiHidden="1" w:unhideWhenUsed="1"/>
+    <w:lsdException w:name="macro" w:semiHidden="1" w:unhideWhenUsed="1"/>
+    <w:lsdException w:name="toa heading" w:semiHidden="1" w:unhideWhenUsed="1"/>
+    <w:lsdException w:name="List" w:semiHidden="1" w:unhideWhenUsed="1"/>
+    <w:lsdException w:name="List Bullet" w:semiHidden="1" w:unhideWhenUsed="1"/>
+    <w:lsdException w:name="List Number" w:semiHidden="1" w:unhideWhenUsed="1"/>
+    <w:lsdException w:name="List 2" w:semiHidden="1" w:unhideWhenUsed="1"/>
+    <w:lsdException w:name="List 3" w:semiHidden="1" w:unhideWhenUsed="1"/>
+    <w:lsdException w:name="List 4" w:semiHidden="1" w:unhideWhenUsed="1"/>
+    <w:lsdException w:name="List 5" w:semiHidden="1" w:unhideWhenUsed="1"/>
+    <w:lsdException w:name="List Bullet 2" w:semiHidden="1" w:unhideWhenUsed="1"/>
+    <w:lsdException w:name="List Bullet 3" w:semiHidden="1" w:unhideWhenUsed="1"/>
+    <w:lsdException w:name="List Bullet 4" w:semiHidden="1" w:unhideWhenUsed="1"/>
+    <w:lsdException w:name="List Bullet 5" w:semiHidden="1" w:unhideWhenUsed="1"/>
+    <w:lsdException w:name="List Number 2" w:semiHidden="1" w:unhideWhenUsed="1"/>
+    <w:lsdException w:name="List Number 3" w:semiHidden="1" w:unhideWhenUsed="1"/>
+    <w:lsdException w:name="List Number 4" w:semiHidden="1" w:unhideWhenUsed="1"/>
+    <w:lsdException w:name="List Number 5" w:semiHidden="1" w:unhideWhenUsed="1"/>
+    <w:lsdException w:name="Title" w:uiPriority="10" w:qFormat="1"/>
+    <w:lsdException w:name="Closing" w:semiHidden="1" w:unhideWhenUsed="1"/>
+    <w:lsdException w:name="Signature" w:semiHidden="1" w:unhideWhenUsed="1"/>
+    <w:lsdException w:name="Default Paragraph Font" w:semiHidden="1" w:uiPriority="1" w:unhideWhenUsed="1"/>
+    <w:lsdException w:name="Body Text" w:semiHidden="1" w:unhideWhenUsed="1"/>
+    <w:lsdException w:name="Body Text Indent" w:semiHidden="1" w:unhideWhenUsed="1"/>
+    <w:lsdException w:name="List Continue" w:semiHidden="1" w:unhideWhenUsed="1"/>
+    <w:lsdException w:name="List Continue 2" w:semiHidden="1" w:unhideWhenUsed="1"/>
+    <w:lsdException w:name="List Continue 3" w:semiHidden="1" w:unhideWhenUsed="1"/>
+    <w:lsdException w:name="List Continue 4" w:semiHidden="1" w:unhideWhenUsed="1"/>
+    <w:lsdException w:name="List Continue 5" w:semiHidden="1" w:unhideWhenUsed="1"/>
+    <w:lsdException w:name="Message Header" w:semiHidden="1" w:unhideWhenUsed="1"/>
+    <w:lsdException w:name="Subtitle" w:uiPriority="11" w:qFormat="1"/>
+    <w:lsdException w:name="Salutation" w:semiHidden="1" w:unhideWhenUsed="1"/>
+    <w:lsdException w:name="Date" w:semiHidden="1" w:unhideWhenUsed="1"/>
+    <w:lsdException w:name="Body Text First Indent" w:semiHidden="1" w:unhideWhenUsed="1"/>
+    <w:lsdException w:name="Body Text First Indent 2" w:semiHidden="1" w:unhideWhenUsed="1"/>
+    <w:lsdException w:name="Note Heading" w:semiHidden="1" w:unhideWhenUsed="1"/>
+    <w:lsdException w:name="Body Text 2" w:semiHidden="1" w:unhideWhenUsed="1"/>
+    <w:lsdException w:name="Body Text 3" w:semiHidden="1" w:unhideWhenUsed="1"/>
+    <w:lsdException w:name="Body Text Indent 2" w:semiHidden="1" w:unhideWhenUsed="1"/>
+    <w:lsdException w:name="Body Text Indent 3" w:semiHidden="1" w:unhideWhenUsed="1"/>
+    <w:lsdException w:name="Block Text" w:semiHidden="1" w:unhideWhenUsed="1"/>
+    <w:lsdException w:name="Hyperlink" w:semiHidden="1" w:unhideWhenUsed="1"/>
+    <w:lsdException w:name="FollowedHyperlink" w:semiHidden="1" w:unhideWhenUsed="1"/>
+    <w:lsdException w:name="Strong" w:uiPriority="22" w:qFormat="1"/>
+    <w:lsdException w:name="Emphasis" w:uiPriority="20" w:qFormat="1"/>
+    <w:lsdException w:name="Document Map" w:semiHidden="1" w:unhideWhenUsed="1"/>
+    <w:lsdException w:name="Plain Text" w:semiHidden="1" w:unhideWhenUsed="1"/>
+    <w:lsdException w:name="E-mail Signature" w:semiHidden="1" w:unhideWhenUsed="1"/>
+    <w:lsdException w:name="HTML Top of Form" w:semiHidden="1" w:unhideWhenUsed="1"/>
+    <w:lsdException w:name="HTML Bottom of Form" w:semiHidden="1" w:unhideWhenUsed="1"/>
+    <w:lsdException w:name="Normal (Web)" w:semiHidden="1" w:unhideWhenUsed="1"/>
+    <w:lsdException w:name="HTML Acronym" w:semiHidden="1" w:unhideWhenUsed="1"/>
+    <w:lsdException w:name="HTML Address" w:semiHidden="1" w:unhideWhenUsed="1"/>
+    <w:lsdException w:name="HTML Cite" w:semiHidden="1" w:unhideWhenUsed="1"/>
+    <w:lsdException w:name="HTML Code" w:semiHidden="1" w:unhideWhenUsed="1"/>
+    <w:lsdException w:name="HTML Definition" w:semiHidden="1" w:unhideWhenUsed="1"/>
+    <w:lsdException w:name="HTML Keyboard" w:semiHidden="1" w:unhideWhenUsed="1"/>
+    <w:lsdException w:name="HTML Preformatted" w:semiHidden="1" w:unhideWhenUsed="1"/>
+    <w:lsdException w:name="HTML Sample" w:semiHidden="1" w:unhideWhenUsed="1"/>
+    <w:lsdException w:name="HTML Typewriter" w:semiHidden="1" w:unhideWhenUsed="1"/>
+    <w:lsdException w:name="HTML Variable" w:semiHidden="1" w:unhideWhenUsed="1"/>
+    <w:lsdException w:name="Normal Table" w:semiHidden="1" w:unhideWhenUsed="1"/>
+    <w:lsdException w:name="annotation subject" w:semiHidden="1" w:unhideWhenUsed="1"/>
+    <w:lsdException w:name="No List" w:semiHidden="1" w:unhideWhenUsed="1"/>
+    <w:lsdException w:name="Outline List 1" w:semiHidden="1" w:unhideWhenUsed="1"/>
+    <w:lsdException w:name="Outline List 2" w:semiHidden="1" w:unhideWhenUsed="1"/>
+    <w:lsdException w:name="Outline List 3" w:semiHidden="1" w:unhideWhenUsed="1"/>
+    <w:lsdException w:name="Table Simple 1" w:semiHidden="1" w:unhideWhenUsed="1"/>
+    <w:lsdException w:name="Table Simple 2" w:semiHidden="1" w:unhideWhenUsed="1"/>
+    <w:lsdException w:name="Table Simple 3" w:semiHidden="1" w:unhideWhenUsed="1"/>
+    <w:lsdException w:name="Table Classic 1" w:semiHidden="1" w:unhideWhenUsed="1"/>
+    <w:lsdException w:name="Table Classic 2" w:semiHidden="1" w:unhideWhenUsed="1"/>
+    <w:lsdException w:name="Table Classic 3" w:semiHidden="1" w:unhideWhenUsed="1"/>
+    <w:lsdException w:name="Table Classic 4" w:semiHidden="1" w:unhideWhenUsed="1"/>
+    <w:lsdException w:name="Table Colorful 1" w:semiHidden="1" w:unhideWhenUsed="1"/>
+    <w:lsdException w:name="Table Colorful 2" w:semiHidden="1" w:unhideWhenUsed="1"/>
+    <w:lsdException w:name="Table Colorful 3" w:semiHidden="1" w:unhideWhenUsed="1"/>
+    <w:lsdException w:name="Table Columns 1" w:semiHidden="1" w:unhideWhenUsed="1"/>
+    <w:lsdException w:name="Table Columns 2" w:semiHidden="1" w:unhideWhenUsed="1"/>
+    <w:lsdException w:name="Table Columns 3" w:semiHidden="1" w:unhideWhenUsed="1"/>
+    <w:lsdException w:name="Table Columns 4" w:semiHidden="1" w:unhideWhenUsed="1"/>
+    <w:lsdException w:name="Table Columns 5" w:semiHidden="1" w:unhideWhenUsed="1"/>
+    <w:lsdException w:name="Table Grid 1" w:semiHidden="1" w:unhideWhenUsed="1"/>
+    <w:lsdException w:name="Table Grid 2" w:semiHidden="1" w:unhideWhenUsed="1"/>
+    <w:lsdException w:name="Table Grid 3" w:semiHidden="1" w:unhideWhenUsed="1"/>
+    <w:lsdException w:name="Table Grid 4" w:semiHidden="1" w:unhideWhenUsed="1"/>
+    <w:lsdException w:name="Table Grid 5" w:semiHidden="1" w:unhideWhenUsed="1"/>
+    <w:lsdException w:name="Table Grid 6" w:semiHidden="1" w:unhideWhenUsed="1"/>
+    <w:lsdException w:name="Table Grid 7" w:semiHidden="1" w:unhideWhenUsed="1"/>
+    <w:lsdException w:name="Table Grid 8" w:semiHidden="1" w:unhideWhenUsed="1"/>
+    <w:lsdException w:name="Table List 1" w:semiHidden="1" w:unhideWhenUsed="1"/>
+    <w:lsdException w:name="Table List 2" w:semiHidden="1" w:unhideWhenUsed="1"/>
+    <w:lsdException w:name="Table List 3" w:semiHidden="1" w:unhideWhenUsed="1"/>
+    <w:lsdException w:name="Table List 4" w:semiHidden="1" w:unhideWhenUsed="1"/>
+    <w:lsdException w:name="Table List 5" w:semiHidden="1" w:unhideWhenUsed="1"/>
+    <w:lsdException w:name="Table List 6" w:semiHidden="1" w:unhideWhenUsed="1"/>
+    <w:lsdException w:name="Table List 7" w:semiHidden="1" w:unhideWhenUsed="1"/>
+    <w:lsdException w:name="Table List 8" w:semiHidden="1" w:unhideWhenUsed="1"/>
+    <w:lsdException w:name="Table 3D effects 1" w:semiHidden="1" w:unhideWhenUsed="1"/>
+    <w:lsdException w:name="Table 3D effects 2" w:semiHidden="1" w:unhideWhenUsed="1"/>
+    <w:lsdException w:name="Table 3D effects 3" w:semiHidden="1" w:unhideWhenUsed="1"/>
+    <w:lsdException w:name="Table Contemporary" w:semiHidden="1" w:unhideWhenUsed="1"/>
+    <w:lsdException w:name="Table Elegant" w:semiHidden="1" w:unhideWhenUsed="1"/>
+    <w:lsdException w:name="Table Professional" w:semiHidden="1" w:unhideWhenUsed="1"/>
+    <w:lsdException w:name="Table Subtle 1" w:semiHidden="1" w:unhideWhenUsed="1"/>
+    <w:lsdException w:name="Table Subtle 2" w:semiHidden="1" w:unhideWhenUsed="1"/>
+    <w:lsdException w:name="Table Web 1" w:semiHidden="1" w:unhideWhenUsed="1"/>
+    <w:lsdException w:name="Table Web 2" w:semiHidden="1" w:unhideWhenUsed="1"/>
+    <w:lsdException w:name="Table Web 3" w:semiHidden="1" w:unhideWhenUsed="1"/>
+    <w:lsdException w:name="Balloon Text" w:semiHidden="1" w:unhideWhenUsed="1"/>
+    <w:lsdException w:name="Table Grid" w:uiPriority="39"/>
+    <w:lsdException w:name="Table Theme" w:semiHidden="1" w:unhideWhenUsed="1"/>
+    <w:lsdException w:name="Placeholder Text" w:semiHidden="1"/>
+    <w:lsdException w:name="No Spacing" w:uiPriority="1" w:qFormat="1"/>
+    <w:lsdException w:name="Light Shading" w:uiPriority="60"/>
+    <w:lsdException w:name="Light List" w:uiPriority="61"/>
+    <w:lsdException w:name="Light Grid" w:uiPriority="62"/>
+    <w:lsdException w:name="Medium Shading 1" w:uiPriority="63"/>
+    <w:lsdException w:name="Medium Shading 2" w:uiPriority="64"/>
+    <w:lsdException w:name="Medium List 1" w:uiPriority="65"/>
+    <w:lsdException w:name="Medium List 2" w:uiPriority="66"/>
+    <w:lsdException w:name="Medium Grid 1" w:uiPriority="67"/>
+    <w:lsdException w:name="Medium Grid 2" w:uiPriority="68"/>
+    <w:lsdException w:name="Medium Grid 3" w:uiPriority="69"/>
+    <w:lsdException w:name="Dark List" w:uiPriority="70"/>
+    <w:lsdException w:name="Colorful Shading" w:uiPriority="71"/>
+    <w:lsdException w:name="Colorful List" w:uiPriority="72"/>
+    <w:lsdException w:name="Colorful Grid" w:uiPriority="73"/>
+    <w:lsdException w:name="Light Shading Accent 1" w:uiPriority="60"/>
+    <w:lsdException w:name="Light List Accent 1" w:uiPriority="61"/>
+    <w:lsdException w:name="Light Grid Accent 1" w:uiPriority="62"/>
+    <w:lsdException w:name="Medium Shading 1 Accent 1" w:uiPriority="63"/>
+    <w:lsdException w:name="Medium Shading 2 Accent 1" w:uiPriority="64"/>
+    <w:lsdException w:name="Medium List 1 Accent 1" w:uiPriority="65"/>
+    <w:lsdException w:name="Revision" w:semiHidden="1"/>
+    <w:lsdException w:name="List Paragraph" w:uiPriority="34" w:qFormat="1"/>
+    <w:lsdException w:name="Quote" w:uiPriority="29" w:qFormat="1"/>
+    <w:lsdException w:name="Intense Quote" w:uiPriority="30" w:qFormat="1"/>
+    <w:lsdException w:name="Medium List 2 Accent 1" w:uiPriority="66"/>
+    <w:lsdException w:name="Medium Grid 1 Accent 1" w:uiPriority="67"/>
+    <w:lsdException w:name="Medium Grid 2 Accent 1" w:uiPriority="68"/>
+    <w:lsdException w:name="Medium Grid 3 Accent 1" w:uiPriority="69"/>
+    <w:lsdException w:name="Dark List Accent 1" w:uiPriority="70"/>
+    <w:lsdException w:name="Colorful Shading Accent 1" w:uiPriority="71"/>
+    <w:lsdException w:name="Colorful List Accent 1" w:uiPriority="72"/>
+    <w:lsdException w:name="Colorful Grid Accent 1" w:uiPriority="73"/>
+    <w:lsdException w:name="Light Shading Accent 2" w:uiPriority="60"/>
+    <w:lsdException w:name="Light List Accent 2" w:uiPriority="61"/>
+    <w:lsdException w:name="Light Grid Accent 2" w:uiPriority="62"/>
+    <w:lsdException w:name="Medium Shading 1 Accent 2" w:uiPriority="63"/>
+    <w:lsdException w:name="Medium Shading 2 Accent 2" w:uiPriority="64"/>
+    <w:lsdException w:name="Medium List 1 Accent 2" w:uiPriority="65"/>
+    <w:lsdException w:name="Medium List 2 Accent 2" w:uiPriority="66"/>
+    <w:lsdException w:name="Medium Grid 1 Accent 2" w:uiPriority="67"/>
+    <w:lsdException w:name="Medium Grid 2 Accent 2" w:uiPriority="68"/>
+    <w:lsdException w:name="Medium Grid 3 Accent 2" w:uiPriority="69"/>
+    <w:lsdException w:name="Dark List Accent 2" w:uiPriority="70"/>
+    <w:lsdException w:name="Colorful Shading Accent 2" w:uiPriority="71"/>
+    <w:lsdException w:name="Colorful List Accent 2" w:uiPriority="72"/>
+    <w:lsdException w:name="Colorful Grid Accent 2" w:uiPriority="73"/>
+    <w:lsdException w:name="Light Shading Accent 3" w:uiPriority="60"/>
+    <w:lsdException w:name="Light List Accent 3" w:uiPriority="61"/>
+    <w:lsdException w:name="Light Grid Accent 3" w:uiPriority="62"/>
+    <w:lsdException w:name="Medium Shading 1 Accent 3" w:uiPriority="63"/>
+    <w:lsdException w:name="Medium Shading 2 Accent 3" w:uiPriority="64"/>
+    <w:lsdException w:name="Medium List 1 Accent 3" w:uiPriority="65"/>
+    <w:lsdException w:name="Medium List 2 Accent 3" w:uiPriority="66"/>
+    <w:lsdException w:name="Medium Grid 1 Accent 3" w:uiPriority="67"/>
+    <w:lsdException w:name="Medium Grid 2 Accent 3" w:uiPriority="68"/>
+    <w:lsdException w:name="Medium Grid 3 Accent 3" w:uiPriority="69"/>
+    <w:lsdException w:name="Dark List Accent 3" w:uiPriority="70"/>
+    <w:lsdException w:name="Colorful Shading Accent 3" w:uiPriority="71"/>
+    <w:lsdException w:name="Colorful List Accent 3" w:uiPriority="72"/>
+    <w:lsdException w:name="Colorful Grid Accent 3" w:uiPriority="73"/>
+    <w:lsdException w:name="Light Shading Accent 4" w:uiPriority="60"/>
+    <w:lsdException w:name="Light List Accent 4" w:uiPriority="61"/>
+    <w:lsdException w:name="Light Grid Accent 4" w:uiPriority="62"/>
+    <w:lsdException w:name="Medium Shading 1 Accent 4" w:uiPriority="63"/>
+    <w:lsdException w:name="Medium Shading 2 Accent 4" w:uiPriority="64"/>
+    <w:lsdException w:name="Medium List 1 Accent 4" w:uiPriority="65"/>
+    <w:lsdException w:name="Medium List 2 Accent 4" w:uiPriority="66"/>
+    <w:lsdException w:name="Medium Grid 1 Accent 4" w:uiPriority="67"/>
+    <w:lsdException w:name="Medium Grid 2 Accent 4" w:uiPriority="68"/>
+    <w:lsdException w:name="Medium Grid 3 Accent 4" w:uiPriority="69"/>
+    <w:lsdException w:name="Dark List Accent 4" w:uiPriority="70"/>
+    <w:lsdException w:name="Colorful Shading Accent 4" w:uiPriority="71"/>
+    <w:lsdException w:name="Colorful List Accent 4" w:uiPriority="72"/>
+    <w:lsdException w:name="Colorful Grid Accent 4" w:uiPriority="73"/>
+    <w:lsdException w:name="Light Shading Accent 5" w:uiPriority="60"/>
+    <w:lsdException w:name="Light List Accent 5" w:uiPriority="61"/>
+    <w:lsdException w:name="Light Grid Accent 5" w:uiPriority="62"/>
+    <w:lsdException w:name="Medium Shading 1 Accent 5" w:uiPriority="63"/>
+    <w:lsdException w:name="Medium Shading 2 Accent 5" w:uiPriority="64"/>
+    <w:lsdException w:name="Medium List 1 Accent 5" w:uiPriority="65"/>
+    <w:lsdException w:name="Medium List 2 Accent 5" w:uiPriority="66"/>
+    <w:lsdException w:name="Medium Grid 1 Accent 5" w:uiPriority="67"/>
+    <w:lsdException w:name="Medium Grid 2 Accent 5" w:uiPriority="68"/>
+    <w:lsdException w:name="Medium Grid 3 Accent 5" w:uiPriority="69"/>
+    <w:lsdException w:name="Dark List Accent 5" w:uiPriority="70"/>
+    <w:lsdException w:name="Colorful Shading Accent 5" w:uiPriority="71"/>
+    <w:lsdException w:name="Colorful List Accent 5" w:uiPriority="72"/>
+    <w:lsdException w:name="Colorful Grid Accent 5" w:uiPriority="73"/>
+    <w:lsdException w:name="Light Shading Accent 6" w:uiPriority="60"/>
+    <w:lsdException w:name="Light List Accent 6" w:uiPriority="61"/>
+    <w:lsdException w:name="Light Grid Accent 6" w:uiPriority="62"/>
+    <w:lsdException w:name="Medium Shading 1 Accent 6" w:uiPriority="63"/>
+    <w:lsdException w:name="Medium Shading 2 Accent 6" w:uiPriority="64"/>
+    <w:lsdException w:name="Medium List 1 Accent 6" w:uiPriority="65"/>
+    <w:lsdException w:name="Medium List 2 Accent 6" w:uiPriority="66"/>
+    <w:lsdException w:name="Medium Grid 1 Accent 6" w:uiPriority="67"/>
+    <w:lsdException w:name="Medium Grid 2 Accent 6" w:uiPriority="68"/>
+    <w:lsdException w:name="Medium Grid 3 Accent 6" w:uiPriority="69"/>
+    <w:lsdException w:name="Dark List Accent 6" w:uiPriority="70"/>
+    <w:lsdException w:name="Colorful Shading Accent 6" w:uiPriority="71"/>
+    <w:lsdException w:name="Colorful List Accent 6" w:uiPriority="72"/>
+    <w:lsdException w:name="Colorful Grid Accent 6" w:uiPriority="73"/>
+    <w:lsdException w:name="Subtle Emphasis" w:uiPriority="19" w:qFormat="1"/>
+    <w:lsdException w:name="Intense Emphasis" w:uiPriority="21" w:qFormat="1"/>
+    <w:lsdException w:name="Subtle Reference" w:uiPriority="31" w:qFormat="1"/>
+    <w:lsdException w:name="Intense Reference" w:uiPriority="32" w:qFormat="1"/>
+    <w:lsdException w:name="Book Title" w:uiPriority="33" w:qFormat="1"/>
+    <w:lsdException w:name="Bibliography" w:semiHidden="1" w:uiPriority="37" w:unhideWhenUsed="1"/>
+    <w:lsdException w:name="TOC Heading" w:semiHidden="1" w:uiPriority="39" w:unhideWhenUsed="1" w:qFormat="1"/>
+    <w:lsdException w:name="Plain Table 1" w:uiPriority="41"/>
+    <w:lsdException w:name="Plain Table 2" w:uiPriority="42"/>
+    <w:lsdException w:name="Plain Table 3" w:uiPriority="43"/>
+    <w:lsdException w:name="Plain Table 4" w:uiPriority="44"/>
+    <w:lsdException w:name="Plain Table 5" w:uiPriority="45"/>
+    <w:lsdException w:name="Grid Table Light" w:uiPriority="40"/>
+    <w:lsdException w:name="Grid Table 1 Light" w:uiPriority="46"/>
+    <w:lsdException w:name="Grid Table 2" w:uiPriority="47"/>
+    <w:lsdException w:name="Grid Table 3" w:uiPriority="48"/>
+    <w:lsdException w:name="Grid Table 4" w:uiPriority="49"/>
+    <w:lsdException w:name="Grid Table 5 Dark" w:uiPriority="50"/>
+    <w:lsdException w:name="Grid Table 6 Colorful" w:uiPriority="51"/>
+    <w:lsdException w:name="Grid Table 7 Colorful" w:uiPriority="52"/>
+    <w:lsdException w:name="Grid Table 1 Light Accent 1" w:uiPriority="46"/>
+    <w:lsdException w:name="Grid Table 2 Accent 1" w:uiPriority="47"/>
+    <w:lsdException w:name="Grid Table 3 Accent 1" w:uiPriority="48"/>
+    <w:lsdException w:name="Grid Table 4 Accent 1" w:uiPriority="49"/>
+    <w:lsdException w:name="Grid Table 5 Dark Accent 1" w:uiPriority="50"/>
+    <w:lsdException w:name="Grid Table 6 Colorful Accent 1" w:uiPriority="51"/>
+    <w:lsdException w:name="Grid Table 7 Colorful Accent 1" w:uiPriority="52"/>
+    <w:lsdException w:name="Grid Table 1 Light Accent 2" w:uiPriority="46"/>
+    <w:lsdException w:name="Grid Table 2 Accent 2" w:uiPriority="47"/>
+    <w:lsdException w:name="Grid Table 3 Accent 2" w:uiPriority="48"/>
+    <w:lsdException w:name="Grid Table 4 Accent 2" w:uiPriority="49"/>
+    <w:lsdException w:name="Grid Table 5 Dark Accent 2" w:uiPriority="50"/>
+    <w:lsdException w:name="Grid Table 6 Colorful Accent 2" w:uiPriority="51"/>
+    <w:lsdException w:name="Grid Table 7 Colorful Accent 2" w:uiPriority="52"/>
+    <w:lsdException w:name="Grid Table 1 Light Accent 3" w:uiPriority="46"/>
+    <w:lsdException w:name="Grid Table 2 Accent 3" w:uiPriority="47"/>
+    <w:lsdException w:name="Grid Table 3 Accent 3" w:uiPriority="48"/>
+    <w:lsdException w:name="Grid Table 4 Accent 3" w:uiPriority="49"/>
+    <w:lsdException w:name="Grid Table 5 Dark Accent 3" w:uiPriority="50"/>
+    <w:lsdException w:name="Grid Table 6 Colorful Accent 3" w:uiPriority="51"/>
+    <w:lsdException w:name="Grid Table 7 Colorful Accent 3" w:uiPriority="52"/>
+    <w:lsdException w:name="Grid Table 1 Light Accent 4" w:uiPriority="46"/>
+    <w:lsdException w:name="Grid Table 2 Accent 4" w:uiPriority="47"/>
+    <w:lsdException w:name="Grid Table 3 Accent 4" w:uiPriority="48"/>
+    <w:lsdException w:name="Grid Table 4 Accent 4" w:uiPriority="49"/>
+    <w:lsdException w:name="Grid Table 5 Dark Accent 4" w:uiPriority="50"/>
+    <w:lsdException w:name="Grid Table 6 Colorful Accent 4" w:uiPriority="51"/>
+    <w:lsdException w:name="Grid Table 7 Colorful Accent 4" w:uiPriority="52"/>
+    <w:lsdException w:name="Grid Table 1 Light Accent 5" w:uiPriority="46"/>
+    <w:lsdException w:name="Grid Table 2 Accent 5" w:uiPriority="47"/>
+    <w:lsdException w:name="Grid Table 3 Accent 5" w:uiPriority="48"/>
+    <w:lsdException w:name="Grid Table 4 Accent 5" w:uiPriority="49"/>
+    <w:lsdException w:name="Grid Table 5 Dark Accent 5" w:uiPriority="50"/>
+    <w:lsdException w:name="Grid Table 6 Colorful Accent 5" w:uiPriority="51"/>
+    <w:lsdException w:name="Grid Table 7 Colorful Accent 5" w:uiPriority="52"/>
+    <w:lsdException w:name="Grid Table 1 Light Accent 6" w:uiPriority="46"/>
+    <w:lsdException w:name="Grid Table 2 Accent 6" w:uiPriority="47"/>
+    <w:lsdException w:name="Grid Table 3 Accent 6" w:uiPriority="48"/>
+    <w:lsdException w:name="Grid Table 4 Accent 6" w:uiPriority="49"/>
+    <w:lsdException w:name="Grid Table 5 Dark Accent 6" w:uiPriority="50"/>
+    <w:lsdException w:name="Grid Table 6 Colorful Accent 6" w:uiPriority="51"/>
+    <w:lsdException w:name="Grid Table 7 Colorful Accent 6" w:uiPriority="52"/>
+    <w:lsdException w:name="List Table 1 Light" w:uiPriority="46"/>
+    <w:lsdException w:name="List Table 2" w:uiPriority="47"/>
+    <w:lsdException w:name="List Table 3" w:uiPriority="48"/>
+    <w:lsdException w:name="List Table 4" w:uiPriority="49"/>
+    <w:lsdException w:name="List Table 5 Dark" w:uiPriority="50"/>
+    <w:lsdException w:name="List Table 6 Colorful" w:uiPriority="51"/>
+    <w:lsdException w:name="List Table 7 Colorful" w:uiPriority="52"/>
+    <w:lsdException w:name="List Table 1 Light Accent 1" w:uiPriority="46"/>
+    <w:lsdException w:name="List Table 2 Accent 1" w:uiPriority="47"/>
+    <w:lsdException w:name="List Table 3 Accent 1" w:uiPriority="48"/>
+    <w:lsdException w:name="List Table 4 Accent 1" w:uiPriority="49"/>
+    <w:lsdException w:name="List Table 5 Dark Accent 1" w:uiPriority="50"/>
+    <w:lsdException w:name="List Table 6 Colorful Accent 1" w:uiPriority="51"/>
+    <w:lsdException w:name="List Table 7 Colorful Accent 1" w:uiPriority="52"/>
+    <w:lsdException w:name="List Table 1 Light Accent 2" w:uiPriority="46"/>
+    <w:lsdException w:name="List Table 2 Accent 2" w:uiPriority="47"/>
+    <w:lsdException w:name="List Table 3 Accent 2" w:uiPriority="48"/>
+    <w:lsdException w:name="List Table 4 Accent 2" w:uiPriority="49"/>
+    <w:lsdException w:name="List Table 5 Dark Accent 2" w:uiPriority="50"/>
+    <w:lsdException w:name="List Table 6 Colorful Accent 2" w:uiPriority="51"/>
+    <w:lsdException w:name="List Table 7 Colorful Accent 2" w:uiPriority="52"/>
+    <w:lsdException w:name="List Table 1 Light Accent 3" w:uiPriority="46"/>
+    <w:lsdException w:name="List Table 2 Accent 3" w:uiPriority="47"/>
+    <w:lsdException w:name="List Table 3 Accent 3" w:uiPriority="48"/>
+    <w:lsdException w:name="List Table 4 Accent 3" w:uiPriority="49"/>
+    <w:lsdException w:name="List Table 5 Dark Accent 3" w:uiPriority="50"/>
+    <w:lsdException w:name="List Table 6 Colorful Accent 3" w:uiPriority="51"/>
+    <w:lsdException w:name="List Table 7 Colorful Accent 3" w:uiPriority="52"/>
+    <w:lsdException w:name="List Table 1 Light Accent 4" w:uiPriority="46"/>
+    <w:lsdException w:name="List Table 2 Accent 4" w:uiPriority="47"/>
+    <w:lsdException w:name="List Table 3 Accent 4" w:uiPriority="48"/>
+    <w:lsdException w:name="List Table 4 Accent 4" w:uiPriority="49"/>
+    <w:lsdException w:name="List Table 5 Dark Accent 4" w:uiPriority="50"/>
+    <w:lsdException w:name="List Table 6 Colorful Accent 4" w:uiPriority="51"/>
+    <w:lsdException w:name="List Table 7 Colorful Accent 4" w:uiPriority="52"/>
+    <w:lsdException w:name="List Table 1 Light Accent 5" w:uiPriority="46"/>
+    <w:lsdException w:name="List Table 2 Accent 5" w:uiPriority="47"/>
+    <w:lsdException w:name="List Table 3 Accent 5" w:uiPriority="48"/>
+    <w:lsdException w:name="List Table 4 Accent 5" w:uiPriority="49"/>
+    <w:lsdException w:name="List Table 5 Dark Accent 5" w:uiPriority="50"/>
+    <w:lsdException w:name="List Table 6 Colorful Accent 5" w:uiPriority="51"/>
+    <w:lsdException w:name="List Table 7 Colorful Accent 5" w:uiPriority="52"/>
+    <w:lsdException w:name="List Table 1 Light Accent 6" w:uiPriority="46"/>
+    <w:lsdException w:name="List Table 2 Accent 6" w:uiPriority="47"/>
+    <w:lsdException w:name="List Table 3 Accent 6" w:uiPriority="48"/>
+    <w:lsdException w:name="List Table 4 Accent 6" w:uiPriority="49"/>
+    <w:lsdException w:name="List Table 5 Dark Accent 6" w:uiPriority="50"/>
+    <w:lsdException w:name="List Table 6 Colorful Accent 6" w:uiPriority="51"/>
+    <w:lsdException w:name="List Table 7 Colorful Accent 6" w:uiPriority="52"/>
+    <w:lsdException w:name="Mention" w:semiHidden="1" w:unhideWhenUsed="1"/>
+    <w:lsdException w:name="Smart Hyperlink" w:semiHidden="1" w:unhideWhenUsed="1"/>
+    <w:lsdException w:name="Hashtag" w:semiHidden="1" w:unhideWhenUsed="1"/>
+    <w:lsdException w:name="Unresolved Mention" w:semiHidden="1" w:unhideWhenUsed="1"/>
+    <w:lsdException w:name="Smart Link" w:semiHidden="1" w:unhideWhenUsed="1"/>
   </w:latentStyles>
   <w:style w:type="paragraph" w:default="1" w:styleId="a">
     <w:name w:val="Normal"/>
     <w:qFormat/>
-    <w:rsid w:val="009D4509"/>
+    <w:rsid w:val="008A31A4"/>
     <w:pPr>
       <w:spacing w:after="0" w:line="240" w:lineRule="auto"/>
-      <w:ind w:firstLine="567"/>
+      <w:ind w:firstLine="425"/>
       <w:jc w:val="both"/>
     </w:pPr>
     <w:rPr>
@@ -8658,11 +9128,11 @@
     <w:link w:val="10"/>
     <w:uiPriority w:val="9"/>
     <w:qFormat/>
-    <w:rsid w:val="008401D0"/>
+    <w:rsid w:val="008A31A4"/>
     <w:pPr>
       <w:keepNext/>
       <w:keepLines/>
-      <w:spacing w:before="160" w:after="120"/>
+      <w:spacing w:before="120" w:after="80"/>
       <w:jc w:val="left"/>
       <w:outlineLvl w:val="0"/>
     </w:pPr>
@@ -8681,9 +9151,9 @@
     <w:uiPriority w:val="9"/>
     <w:unhideWhenUsed/>
     <w:qFormat/>
-    <w:rsid w:val="006E64CD"/>
+    <w:rsid w:val="002A756C"/>
     <w:pPr>
-      <w:spacing w:before="120" w:after="40"/>
+      <w:spacing w:before="80" w:after="0"/>
       <w:outlineLvl w:val="1"/>
     </w:pPr>
     <w:rPr>
@@ -8874,7 +9344,7 @@
     <w:basedOn w:val="a0"/>
     <w:link w:val="1"/>
     <w:uiPriority w:val="9"/>
-    <w:rsid w:val="008401D0"/>
+    <w:rsid w:val="008A31A4"/>
     <w:rPr>
       <w:rFonts w:ascii="Times New Roman" w:eastAsiaTheme="majorEastAsia" w:hAnsi="Times New Roman" w:cstheme="majorBidi"/>
       <w:b/>
@@ -8887,7 +9357,7 @@
     <w:basedOn w:val="a0"/>
     <w:link w:val="2"/>
     <w:uiPriority w:val="9"/>
-    <w:rsid w:val="006E64CD"/>
+    <w:rsid w:val="002A756C"/>
     <w:rPr>
       <w:rFonts w:ascii="Times New Roman" w:eastAsiaTheme="majorEastAsia" w:hAnsi="Times New Roman" w:cstheme="majorBidi"/>
       <w:b/>
@@ -9013,7 +9483,7 @@
     </w:rPr>
   </w:style>
   <w:style w:type="character" w:customStyle="1" w:styleId="a4">
-    <w:name w:val="Название Знак"/>
+    <w:name w:val="Заголовок Знак"/>
     <w:basedOn w:val="a0"/>
     <w:link w:val="a3"/>
     <w:uiPriority w:val="10"/>
@@ -9263,7 +9733,6 @@
       <w:spacing w:after="0" w:line="240" w:lineRule="auto"/>
     </w:pPr>
     <w:tblPr>
-      <w:tblInd w:w="0" w:type="dxa"/>
       <w:tblBorders>
         <w:top w:val="single" w:sz="4" w:space="0" w:color="auto"/>
         <w:left w:val="single" w:sz="4" w:space="0" w:color="auto"/>
@@ -9272,12 +9741,6 @@
         <w:insideH w:val="single" w:sz="4" w:space="0" w:color="auto"/>
         <w:insideV w:val="single" w:sz="4" w:space="0" w:color="auto"/>
       </w:tblBorders>
-      <w:tblCellMar>
-        <w:top w:w="0" w:type="dxa"/>
-        <w:left w:w="108" w:type="dxa"/>
-        <w:bottom w:w="0" w:type="dxa"/>
-        <w:right w:w="108" w:type="dxa"/>
-      </w:tblCellMar>
     </w:tblPr>
   </w:style>
   <w:style w:type="character" w:styleId="af2">
@@ -9425,953 +9888,16 @@
       <w14:ligatures w14:val="none"/>
     </w:rPr>
   </w:style>
-</w:styles>
-</file>
-
-<file path=word/stylesWithEffects.xml><?xml version="1.0" encoding="utf-8"?>
-<w:styles xmlns:wpc="http://schemas.microsoft.com/office/word/2010/wordprocessingCanvas" xmlns:mc="http://schemas.openxmlformats.org/markup-compatibility/2006" xmlns:o="urn:schemas-microsoft-com:office:office" xmlns:r="http://schemas.openxmlformats.org/officeDocument/2006/relationships" xmlns:m="http://schemas.openxmlformats.org/officeDocument/2006/math" xmlns:v="urn:schemas-microsoft-com:vml" xmlns:wp14="http://schemas.microsoft.com/office/word/2010/wordprocessingDrawing" xmlns:wp="http://schemas.openxmlformats.org/drawingml/2006/wordprocessingDrawing" xmlns:w10="urn:schemas-microsoft-com:office:word" xmlns:w="http://schemas.openxmlformats.org/wordprocessingml/2006/main" xmlns:w14="http://schemas.microsoft.com/office/word/2010/wordml" xmlns:wpg="http://schemas.microsoft.com/office/word/2010/wordprocessingGroup" xmlns:wpi="http://schemas.microsoft.com/office/word/2010/wordprocessingInk" xmlns:wne="http://schemas.microsoft.com/office/word/2006/wordml" xmlns:wps="http://schemas.microsoft.com/office/word/2010/wordprocessingShape" mc:Ignorable="w14 wp14">
-  <w:docDefaults>
-    <w:rPrDefault>
-      <w:rPr>
-        <w:rFonts w:asciiTheme="minorHAnsi" w:eastAsiaTheme="minorHAnsi" w:hAnsiTheme="minorHAnsi" w:cstheme="minorBidi"/>
-        <w:kern w:val="2"/>
-        <w:sz w:val="22"/>
-        <w:szCs w:val="22"/>
-        <w:lang w:val="ru-RU" w:eastAsia="en-US" w:bidi="ar-SA"/>
-        <w14:ligatures w14:val="standardContextual"/>
-      </w:rPr>
-    </w:rPrDefault>
-    <w:pPrDefault>
-      <w:pPr>
-        <w:spacing w:after="160" w:line="259" w:lineRule="auto"/>
-      </w:pPr>
-    </w:pPrDefault>
-  </w:docDefaults>
-  <w:latentStyles w:defLockedState="0" w:defUIPriority="99" w:defSemiHidden="1" w:defUnhideWhenUsed="1" w:defQFormat="0" w:count="267">
-    <w:lsdException w:name="Normal" w:semiHidden="0" w:uiPriority="0" w:unhideWhenUsed="0" w:qFormat="1"/>
-    <w:lsdException w:name="heading 1" w:semiHidden="0" w:uiPriority="9" w:unhideWhenUsed="0" w:qFormat="1"/>
-    <w:lsdException w:name="heading 2" w:uiPriority="9" w:qFormat="1"/>
-    <w:lsdException w:name="heading 3" w:uiPriority="9" w:qFormat="1"/>
-    <w:lsdException w:name="heading 4" w:uiPriority="9" w:qFormat="1"/>
-    <w:lsdException w:name="heading 5" w:uiPriority="9" w:qFormat="1"/>
-    <w:lsdException w:name="heading 6" w:uiPriority="9" w:qFormat="1"/>
-    <w:lsdException w:name="heading 7" w:uiPriority="9" w:qFormat="1"/>
-    <w:lsdException w:name="heading 8" w:uiPriority="9" w:qFormat="1"/>
-    <w:lsdException w:name="heading 9" w:uiPriority="9" w:qFormat="1"/>
-    <w:lsdException w:name="toc 1" w:uiPriority="39"/>
-    <w:lsdException w:name="toc 2" w:uiPriority="39"/>
-    <w:lsdException w:name="toc 3" w:uiPriority="39"/>
-    <w:lsdException w:name="toc 4" w:uiPriority="39"/>
-    <w:lsdException w:name="toc 5" w:uiPriority="39"/>
-    <w:lsdException w:name="toc 6" w:uiPriority="39"/>
-    <w:lsdException w:name="toc 7" w:uiPriority="39"/>
-    <w:lsdException w:name="toc 8" w:uiPriority="39"/>
-    <w:lsdException w:name="toc 9" w:uiPriority="39"/>
-    <w:lsdException w:name="caption" w:uiPriority="35" w:qFormat="1"/>
-    <w:lsdException w:name="Title" w:semiHidden="0" w:uiPriority="10" w:unhideWhenUsed="0" w:qFormat="1"/>
-    <w:lsdException w:name="Default Paragraph Font" w:uiPriority="1"/>
-    <w:lsdException w:name="Subtitle" w:semiHidden="0" w:uiPriority="11" w:unhideWhenUsed="0" w:qFormat="1"/>
-    <w:lsdException w:name="Strong" w:semiHidden="0" w:uiPriority="22" w:unhideWhenUsed="0" w:qFormat="1"/>
-    <w:lsdException w:name="Emphasis" w:semiHidden="0" w:uiPriority="20" w:unhideWhenUsed="0" w:qFormat="1"/>
-    <w:lsdException w:name="Table Grid" w:semiHidden="0" w:uiPriority="39" w:unhideWhenUsed="0"/>
-    <w:lsdException w:name="Placeholder Text" w:unhideWhenUsed="0"/>
-    <w:lsdException w:name="No Spacing" w:semiHidden="0" w:uiPriority="1" w:unhideWhenUsed="0" w:qFormat="1"/>
-    <w:lsdException w:name="Light Shading" w:semiHidden="0" w:uiPriority="60" w:unhideWhenUsed="0"/>
-    <w:lsdException w:name="Light List" w:semiHidden="0" w:uiPriority="61" w:unhideWhenUsed="0"/>
-    <w:lsdException w:name="Light Grid" w:semiHidden="0" w:uiPriority="62" w:unhideWhenUsed="0"/>
-    <w:lsdException w:name="Medium Shading 1" w:semiHidden="0" w:uiPriority="63" w:unhideWhenUsed="0"/>
-    <w:lsdException w:name="Medium Shading 2" w:semiHidden="0" w:uiPriority="64" w:unhideWhenUsed="0"/>
-    <w:lsdException w:name="Medium List 1" w:semiHidden="0" w:uiPriority="65" w:unhideWhenUsed="0"/>
-    <w:lsdException w:name="Medium List 2" w:semiHidden="0" w:uiPriority="66" w:unhideWhenUsed="0"/>
-    <w:lsdException w:name="Medium Grid 1" w:semiHidden="0" w:uiPriority="67" w:unhideWhenUsed="0"/>
-    <w:lsdException w:name="Medium Grid 2" w:semiHidden="0" w:uiPriority="68" w:unhideWhenUsed="0"/>
-    <w:lsdException w:name="Medium Grid 3" w:semiHidden="0" w:uiPriority="69" w:unhideWhenUsed="0"/>
-    <w:lsdException w:name="Dark List" w:semiHidden="0" w:uiPriority="70" w:unhideWhenUsed="0"/>
-    <w:lsdException w:name="Colorful Shading" w:semiHidden="0" w:uiPriority="71" w:unhideWhenUsed="0"/>
-    <w:lsdException w:name="Colorful List" w:semiHidden="0" w:uiPriority="72" w:unhideWhenUsed="0"/>
-    <w:lsdException w:name="Colorful Grid" w:semiHidden="0" w:uiPriority="73" w:unhideWhenUsed="0"/>
-    <w:lsdException w:name="Light Shading Accent 1" w:semiHidden="0" w:uiPriority="60" w:unhideWhenUsed="0"/>
-    <w:lsdException w:name="Light List Accent 1" w:semiHidden="0" w:uiPriority="61" w:unhideWhenUsed="0"/>
-    <w:lsdException w:name="Light Grid Accent 1" w:semiHidden="0" w:uiPriority="62" w:unhideWhenUsed="0"/>
-    <w:lsdException w:name="Medium Shading 1 Accent 1" w:semiHidden="0" w:uiPriority="63" w:unhideWhenUsed="0"/>
-    <w:lsdException w:name="Medium Shading 2 Accent 1" w:semiHidden="0" w:uiPriority="64" w:unhideWhenUsed="0"/>
-    <w:lsdException w:name="Medium List 1 Accent 1" w:semiHidden="0" w:uiPriority="65" w:unhideWhenUsed="0"/>
-    <w:lsdException w:name="Revision" w:unhideWhenUsed="0"/>
-    <w:lsdException w:name="List Paragraph" w:semiHidden="0" w:uiPriority="34" w:unhideWhenUsed="0" w:qFormat="1"/>
-    <w:lsdException w:name="Quote" w:semiHidden="0" w:uiPriority="29" w:unhideWhenUsed="0" w:qFormat="1"/>
-    <w:lsdException w:name="Intense Quote" w:semiHidden="0" w:uiPriority="30" w:unhideWhenUsed="0" w:qFormat="1"/>
-    <w:lsdException w:name="Medium List 2 Accent 1" w:semiHidden="0" w:uiPriority="66" w:unhideWhenUsed="0"/>
-    <w:lsdException w:name="Medium Grid 1 Accent 1" w:semiHidden="0" w:uiPriority="67" w:unhideWhenUsed="0"/>
-    <w:lsdException w:name="Medium Grid 2 Accent 1" w:semiHidden="0" w:uiPriority="68" w:unhideWhenUsed="0"/>
-    <w:lsdException w:name="Medium Grid 3 Accent 1" w:semiHidden="0" w:uiPriority="69" w:unhideWhenUsed="0"/>
-    <w:lsdException w:name="Dark List Accent 1" w:semiHidden="0" w:uiPriority="70" w:unhideWhenUsed="0"/>
-    <w:lsdException w:name="Colorful Shading Accent 1" w:semiHidden="0" w:uiPriority="71" w:unhideWhenUsed="0"/>
-    <w:lsdException w:name="Colorful List Accent 1" w:semiHidden="0" w:uiPriority="72" w:unhideWhenUsed="0"/>
-    <w:lsdException w:name="Colorful Grid Accent 1" w:semiHidden="0" w:uiPriority="73" w:unhideWhenUsed="0"/>
-    <w:lsdException w:name="Light Shading Accent 2" w:semiHidden="0" w:uiPriority="60" w:unhideWhenUsed="0"/>
-    <w:lsdException w:name="Light List Accent 2" w:semiHidden="0" w:uiPriority="61" w:unhideWhenUsed="0"/>
-    <w:lsdException w:name="Light Grid Accent 2" w:semiHidden="0" w:uiPriority="62" w:unhideWhenUsed="0"/>
-    <w:lsdException w:name="Medium Shading 1 Accent 2" w:semiHidden="0" w:uiPriority="63" w:unhideWhenUsed="0"/>
-    <w:lsdException w:name="Medium Shading 2 Accent 2" w:semiHidden="0" w:uiPriority="64" w:unhideWhenUsed="0"/>
-    <w:lsdException w:name="Medium List 1 Accent 2" w:semiHidden="0" w:uiPriority="65" w:unhideWhenUsed="0"/>
-    <w:lsdException w:name="Medium List 2 Accent 2" w:semiHidden="0" w:uiPriority="66" w:unhideWhenUsed="0"/>
-    <w:lsdException w:name="Medium Grid 1 Accent 2" w:semiHidden="0" w:uiPriority="67" w:unhideWhenUsed="0"/>
-    <w:lsdException w:name="Medium Grid 2 Accent 2" w:semiHidden="0" w:uiPriority="68" w:unhideWhenUsed="0"/>
-    <w:lsdException w:name="Medium Grid 3 Accent 2" w:semiHidden="0" w:uiPriority="69" w:unhideWhenUsed="0"/>
-    <w:lsdException w:name="Dark List Accent 2" w:semiHidden="0" w:uiPriority="70" w:unhideWhenUsed="0"/>
-    <w:lsdException w:name="Colorful Shading Accent 2" w:semiHidden="0" w:uiPriority="71" w:unhideWhenUsed="0"/>
-    <w:lsdException w:name="Colorful List Accent 2" w:semiHidden="0" w:uiPriority="72" w:unhideWhenUsed="0"/>
-    <w:lsdException w:name="Colorful Grid Accent 2" w:semiHidden="0" w:uiPriority="73" w:unhideWhenUsed="0"/>
-    <w:lsdException w:name="Light Shading Accent 3" w:semiHidden="0" w:uiPriority="60" w:unhideWhenUsed="0"/>
-    <w:lsdException w:name="Light List Accent 3" w:semiHidden="0" w:uiPriority="61" w:unhideWhenUsed="0"/>
-    <w:lsdException w:name="Light Grid Accent 3" w:semiHidden="0" w:uiPriority="62" w:unhideWhenUsed="0"/>
-    <w:lsdException w:name="Medium Shading 1 Accent 3" w:semiHidden="0" w:uiPriority="63" w:unhideWhenUsed="0"/>
-    <w:lsdException w:name="Medium Shading 2 Accent 3" w:semiHidden="0" w:uiPriority="64" w:unhideWhenUsed="0"/>
-    <w:lsdException w:name="Medium List 1 Accent 3" w:semiHidden="0" w:uiPriority="65" w:unhideWhenUsed="0"/>
-    <w:lsdException w:name="Medium List 2 Accent 3" w:semiHidden="0" w:uiPriority="66" w:unhideWhenUsed="0"/>
-    <w:lsdException w:name="Medium Grid 1 Accent 3" w:semiHidden="0" w:uiPriority="67" w:unhideWhenUsed="0"/>
-    <w:lsdException w:name="Medium Grid 2 Accent 3" w:semiHidden="0" w:uiPriority="68" w:unhideWhenUsed="0"/>
-    <w:lsdException w:name="Medium Grid 3 Accent 3" w:semiHidden="0" w:uiPriority="69" w:unhideWhenUsed="0"/>
-    <w:lsdException w:name="Dark List Accent 3" w:semiHidden="0" w:uiPriority="70" w:unhideWhenUsed="0"/>
-    <w:lsdException w:name="Colorful Shading Accent 3" w:semiHidden="0" w:uiPriority="71" w:unhideWhenUsed="0"/>
-    <w:lsdException w:name="Colorful List Accent 3" w:semiHidden="0" w:uiPriority="72" w:unhideWhenUsed="0"/>
-    <w:lsdException w:name="Colorful Grid Accent 3" w:semiHidden="0" w:uiPriority="73" w:unhideWhenUsed="0"/>
-    <w:lsdException w:name="Light Shading Accent 4" w:semiHidden="0" w:uiPriority="60" w:unhideWhenUsed="0"/>
-    <w:lsdException w:name="Light List Accent 4" w:semiHidden="0" w:uiPriority="61" w:unhideWhenUsed="0"/>
-    <w:lsdException w:name="Light Grid Accent 4" w:semiHidden="0" w:uiPriority="62" w:unhideWhenUsed="0"/>
-    <w:lsdException w:name="Medium Shading 1 Accent 4" w:semiHidden="0" w:uiPriority="63" w:unhideWhenUsed="0"/>
-    <w:lsdException w:name="Medium Shading 2 Accent 4" w:semiHidden="0" w:uiPriority="64" w:unhideWhenUsed="0"/>
-    <w:lsdException w:name="Medium List 1 Accent 4" w:semiHidden="0" w:uiPriority="65" w:unhideWhenUsed="0"/>
-    <w:lsdException w:name="Medium List 2 Accent 4" w:semiHidden="0" w:uiPriority="66" w:unhideWhenUsed="0"/>
-    <w:lsdException w:name="Medium Grid 1 Accent 4" w:semiHidden="0" w:uiPriority="67" w:unhideWhenUsed="0"/>
-    <w:lsdException w:name="Medium Grid 2 Accent 4" w:semiHidden="0" w:uiPriority="68" w:unhideWhenUsed="0"/>
-    <w:lsdException w:name="Medium Grid 3 Accent 4" w:semiHidden="0" w:uiPriority="69" w:unhideWhenUsed="0"/>
-    <w:lsdException w:name="Dark List Accent 4" w:semiHidden="0" w:uiPriority="70" w:unhideWhenUsed="0"/>
-    <w:lsdException w:name="Colorful Shading Accent 4" w:semiHidden="0" w:uiPriority="71" w:unhideWhenUsed="0"/>
-    <w:lsdException w:name="Colorful List Accent 4" w:semiHidden="0" w:uiPriority="72" w:unhideWhenUsed="0"/>
-    <w:lsdException w:name="Colorful Grid Accent 4" w:semiHidden="0" w:uiPriority="73" w:unhideWhenUsed="0"/>
-    <w:lsdException w:name="Light Shading Accent 5" w:semiHidden="0" w:uiPriority="60" w:unhideWhenUsed="0"/>
-    <w:lsdException w:name="Light List Accent 5" w:semiHidden="0" w:uiPriority="61" w:unhideWhenUsed="0"/>
-    <w:lsdException w:name="Light Grid Accent 5" w:semiHidden="0" w:uiPriority="62" w:unhideWhenUsed="0"/>
-    <w:lsdException w:name="Medium Shading 1 Accent 5" w:semiHidden="0" w:uiPriority="63" w:unhideWhenUsed="0"/>
-    <w:lsdException w:name="Medium Shading 2 Accent 5" w:semiHidden="0" w:uiPriority="64" w:unhideWhenUsed="0"/>
-    <w:lsdException w:name="Medium List 1 Accent 5" w:semiHidden="0" w:uiPriority="65" w:unhideWhenUsed="0"/>
-    <w:lsdException w:name="Medium List 2 Accent 5" w:semiHidden="0" w:uiPriority="66" w:unhideWhenUsed="0"/>
-    <w:lsdException w:name="Medium Grid 1 Accent 5" w:semiHidden="0" w:uiPriority="67" w:unhideWhenUsed="0"/>
-    <w:lsdException w:name="Medium Grid 2 Accent 5" w:semiHidden="0" w:uiPriority="68" w:unhideWhenUsed="0"/>
-    <w:lsdException w:name="Medium Grid 3 Accent 5" w:semiHidden="0" w:uiPriority="69" w:unhideWhenUsed="0"/>
-    <w:lsdException w:name="Dark List Accent 5" w:semiHidden="0" w:uiPriority="70" w:unhideWhenUsed="0"/>
-    <w:lsdException w:name="Colorful Shading Accent 5" w:semiHidden="0" w:uiPriority="71" w:unhideWhenUsed="0"/>
-    <w:lsdException w:name="Colorful List Accent 5" w:semiHidden="0" w:uiPriority="72" w:unhideWhenUsed="0"/>
-    <w:lsdException w:name="Colorful Grid Accent 5" w:semiHidden="0" w:uiPriority="73" w:unhideWhenUsed="0"/>
-    <w:lsdException w:name="Light Shading Accent 6" w:semiHidden="0" w:uiPriority="60" w:unhideWhenUsed="0"/>
-    <w:lsdException w:name="Light List Accent 6" w:semiHidden="0" w:uiPriority="61" w:unhideWhenUsed="0"/>
-    <w:lsdException w:name="Light Grid Accent 6" w:semiHidden="0" w:uiPriority="62" w:unhideWhenUsed="0"/>
-    <w:lsdException w:name="Medium Shading 1 Accent 6" w:semiHidden="0" w:uiPriority="63" w:unhideWhenUsed="0"/>
-    <w:lsdException w:name="Medium Shading 2 Accent 6" w:semiHidden="0" w:uiPriority="64" w:unhideWhenUsed="0"/>
-    <w:lsdException w:name="Medium List 1 Accent 6" w:semiHidden="0" w:uiPriority="65" w:unhideWhenUsed="0"/>
-    <w:lsdException w:name="Medium List 2 Accent 6" w:semiHidden="0" w:uiPriority="66" w:unhideWhenUsed="0"/>
-    <w:lsdException w:name="Medium Grid 1 Accent 6" w:semiHidden="0" w:uiPriority="67" w:unhideWhenUsed="0"/>
-    <w:lsdException w:name="Medium Grid 2 Accent 6" w:semiHidden="0" w:uiPriority="68" w:unhideWhenUsed="0"/>
-    <w:lsdException w:name="Medium Grid 3 Accent 6" w:semiHidden="0" w:uiPriority="69" w:unhideWhenUsed="0"/>
-    <w:lsdException w:name="Dark List Accent 6" w:semiHidden="0" w:uiPriority="70" w:unhideWhenUsed="0"/>
-    <w:lsdException w:name="Colorful Shading Accent 6" w:semiHidden="0" w:uiPriority="71" w:unhideWhenUsed="0"/>
-    <w:lsdException w:name="Colorful List Accent 6" w:semiHidden="0" w:uiPriority="72" w:unhideWhenUsed="0"/>
-    <w:lsdException w:name="Colorful Grid Accent 6" w:semiHidden="0" w:uiPriority="73" w:unhideWhenUsed="0"/>
-    <w:lsdException w:name="Subtle Emphasis" w:semiHidden="0" w:uiPriority="19" w:unhideWhenUsed="0" w:qFormat="1"/>
-    <w:lsdException w:name="Intense Emphasis" w:semiHidden="0" w:uiPriority="21" w:unhideWhenUsed="0" w:qFormat="1"/>
-    <w:lsdException w:name="Subtle Reference" w:semiHidden="0" w:uiPriority="31" w:unhideWhenUsed="0" w:qFormat="1"/>
-    <w:lsdException w:name="Intense Reference" w:semiHidden="0" w:uiPriority="32" w:unhideWhenUsed="0" w:qFormat="1"/>
-    <w:lsdException w:name="Book Title" w:semiHidden="0" w:uiPriority="33" w:unhideWhenUsed="0" w:qFormat="1"/>
-    <w:lsdException w:name="Bibliography" w:uiPriority="37"/>
-    <w:lsdException w:name="TOC Heading" w:uiPriority="39" w:qFormat="1"/>
-  </w:latentStyles>
-  <w:style w:type="paragraph" w:default="1" w:styleId="a">
-    <w:name w:val="Normal"/>
-    <w:qFormat/>
-    <w:rsid w:val="009D4509"/>
-    <w:pPr>
-      <w:spacing w:after="0" w:line="240" w:lineRule="auto"/>
-      <w:ind w:firstLine="567"/>
-      <w:jc w:val="both"/>
-    </w:pPr>
-    <w:rPr>
-      <w:rFonts w:ascii="Times New Roman" w:hAnsi="Times New Roman"/>
-      <w:sz w:val="24"/>
-    </w:rPr>
-  </w:style>
-  <w:style w:type="paragraph" w:styleId="1">
-    <w:name w:val="heading 1"/>
-    <w:basedOn w:val="a"/>
-    <w:next w:val="a"/>
-    <w:link w:val="10"/>
-    <w:uiPriority w:val="9"/>
-    <w:qFormat/>
-    <w:rsid w:val="008401D0"/>
-    <w:pPr>
-      <w:keepNext/>
-      <w:keepLines/>
-      <w:spacing w:before="160" w:after="120"/>
-      <w:jc w:val="left"/>
-      <w:outlineLvl w:val="0"/>
-    </w:pPr>
-    <w:rPr>
-      <w:rFonts w:eastAsiaTheme="majorEastAsia" w:cstheme="majorBidi"/>
-      <w:b/>
-      <w:sz w:val="28"/>
-      <w:szCs w:val="40"/>
-    </w:rPr>
-  </w:style>
-  <w:style w:type="paragraph" w:styleId="2">
-    <w:name w:val="heading 2"/>
-    <w:basedOn w:val="1"/>
-    <w:next w:val="a"/>
-    <w:link w:val="20"/>
-    <w:uiPriority w:val="9"/>
-    <w:unhideWhenUsed/>
-    <w:qFormat/>
-    <w:rsid w:val="006E64CD"/>
-    <w:pPr>
-      <w:spacing w:before="120" w:after="40"/>
-      <w:outlineLvl w:val="1"/>
-    </w:pPr>
-    <w:rPr>
-      <w:sz w:val="24"/>
-      <w:szCs w:val="32"/>
-    </w:rPr>
-  </w:style>
-  <w:style w:type="paragraph" w:styleId="3">
-    <w:name w:val="heading 3"/>
-    <w:basedOn w:val="a"/>
-    <w:next w:val="a"/>
-    <w:link w:val="30"/>
-    <w:uiPriority w:val="9"/>
-    <w:unhideWhenUsed/>
-    <w:qFormat/>
-    <w:rsid w:val="00F90A13"/>
-    <w:pPr>
-      <w:keepNext/>
-      <w:keepLines/>
-      <w:spacing w:before="160" w:after="80"/>
-      <w:outlineLvl w:val="2"/>
-    </w:pPr>
-    <w:rPr>
-      <w:rFonts w:asciiTheme="minorHAnsi" w:eastAsiaTheme="majorEastAsia" w:hAnsiTheme="minorHAnsi" w:cstheme="majorBidi"/>
-      <w:color w:val="2F5496" w:themeColor="accent1" w:themeShade="BF"/>
-      <w:szCs w:val="28"/>
-    </w:rPr>
-  </w:style>
-  <w:style w:type="paragraph" w:styleId="4">
-    <w:name w:val="heading 4"/>
-    <w:basedOn w:val="a"/>
-    <w:next w:val="a"/>
-    <w:link w:val="40"/>
-    <w:uiPriority w:val="9"/>
-    <w:semiHidden/>
-    <w:unhideWhenUsed/>
-    <w:qFormat/>
-    <w:rsid w:val="00F90A13"/>
-    <w:pPr>
-      <w:keepNext/>
-      <w:keepLines/>
-      <w:spacing w:before="80" w:after="40"/>
-      <w:outlineLvl w:val="3"/>
-    </w:pPr>
-    <w:rPr>
-      <w:rFonts w:asciiTheme="minorHAnsi" w:eastAsiaTheme="majorEastAsia" w:hAnsiTheme="minorHAnsi" w:cstheme="majorBidi"/>
-      <w:i/>
-      <w:iCs/>
-      <w:color w:val="2F5496" w:themeColor="accent1" w:themeShade="BF"/>
-    </w:rPr>
-  </w:style>
-  <w:style w:type="paragraph" w:styleId="5">
-    <w:name w:val="heading 5"/>
-    <w:basedOn w:val="a"/>
-    <w:next w:val="a"/>
-    <w:link w:val="50"/>
-    <w:uiPriority w:val="9"/>
-    <w:semiHidden/>
-    <w:unhideWhenUsed/>
-    <w:qFormat/>
-    <w:rsid w:val="00F90A13"/>
-    <w:pPr>
-      <w:keepNext/>
-      <w:keepLines/>
-      <w:spacing w:before="80" w:after="40"/>
-      <w:outlineLvl w:val="4"/>
-    </w:pPr>
-    <w:rPr>
-      <w:rFonts w:asciiTheme="minorHAnsi" w:eastAsiaTheme="majorEastAsia" w:hAnsiTheme="minorHAnsi" w:cstheme="majorBidi"/>
-      <w:color w:val="2F5496" w:themeColor="accent1" w:themeShade="BF"/>
-    </w:rPr>
-  </w:style>
-  <w:style w:type="paragraph" w:styleId="6">
-    <w:name w:val="heading 6"/>
-    <w:basedOn w:val="a"/>
-    <w:next w:val="a"/>
-    <w:link w:val="60"/>
-    <w:uiPriority w:val="9"/>
-    <w:semiHidden/>
-    <w:unhideWhenUsed/>
-    <w:qFormat/>
-    <w:rsid w:val="00F90A13"/>
-    <w:pPr>
-      <w:keepNext/>
-      <w:keepLines/>
-      <w:spacing w:before="40"/>
-      <w:outlineLvl w:val="5"/>
-    </w:pPr>
-    <w:rPr>
-      <w:rFonts w:asciiTheme="minorHAnsi" w:eastAsiaTheme="majorEastAsia" w:hAnsiTheme="minorHAnsi" w:cstheme="majorBidi"/>
-      <w:i/>
-      <w:iCs/>
-      <w:color w:val="595959" w:themeColor="text1" w:themeTint="A6"/>
-    </w:rPr>
-  </w:style>
-  <w:style w:type="paragraph" w:styleId="7">
-    <w:name w:val="heading 7"/>
-    <w:basedOn w:val="a"/>
-    <w:next w:val="a"/>
-    <w:link w:val="70"/>
-    <w:uiPriority w:val="9"/>
-    <w:semiHidden/>
-    <w:unhideWhenUsed/>
-    <w:qFormat/>
-    <w:rsid w:val="00F90A13"/>
-    <w:pPr>
-      <w:keepNext/>
-      <w:keepLines/>
-      <w:spacing w:before="40"/>
-      <w:outlineLvl w:val="6"/>
-    </w:pPr>
-    <w:rPr>
-      <w:rFonts w:asciiTheme="minorHAnsi" w:eastAsiaTheme="majorEastAsia" w:hAnsiTheme="minorHAnsi" w:cstheme="majorBidi"/>
-      <w:color w:val="595959" w:themeColor="text1" w:themeTint="A6"/>
-    </w:rPr>
-  </w:style>
-  <w:style w:type="paragraph" w:styleId="8">
-    <w:name w:val="heading 8"/>
-    <w:basedOn w:val="a"/>
-    <w:next w:val="a"/>
-    <w:link w:val="80"/>
-    <w:uiPriority w:val="9"/>
-    <w:semiHidden/>
-    <w:unhideWhenUsed/>
-    <w:qFormat/>
-    <w:rsid w:val="00F90A13"/>
-    <w:pPr>
-      <w:keepNext/>
-      <w:keepLines/>
-      <w:outlineLvl w:val="7"/>
-    </w:pPr>
-    <w:rPr>
-      <w:rFonts w:asciiTheme="minorHAnsi" w:eastAsiaTheme="majorEastAsia" w:hAnsiTheme="minorHAnsi" w:cstheme="majorBidi"/>
-      <w:i/>
-      <w:iCs/>
-      <w:color w:val="272727" w:themeColor="text1" w:themeTint="D8"/>
-    </w:rPr>
-  </w:style>
-  <w:style w:type="paragraph" w:styleId="9">
-    <w:name w:val="heading 9"/>
-    <w:basedOn w:val="a"/>
-    <w:next w:val="a"/>
-    <w:link w:val="90"/>
-    <w:uiPriority w:val="9"/>
-    <w:semiHidden/>
-    <w:unhideWhenUsed/>
-    <w:qFormat/>
-    <w:rsid w:val="00F90A13"/>
-    <w:pPr>
-      <w:keepNext/>
-      <w:keepLines/>
-      <w:outlineLvl w:val="8"/>
-    </w:pPr>
-    <w:rPr>
-      <w:rFonts w:asciiTheme="minorHAnsi" w:eastAsiaTheme="majorEastAsia" w:hAnsiTheme="minorHAnsi" w:cstheme="majorBidi"/>
-      <w:color w:val="272727" w:themeColor="text1" w:themeTint="D8"/>
-    </w:rPr>
-  </w:style>
-  <w:style w:type="character" w:default="1" w:styleId="a0">
-    <w:name w:val="Default Paragraph Font"/>
-    <w:uiPriority w:val="1"/>
-    <w:semiHidden/>
-    <w:unhideWhenUsed/>
-  </w:style>
-  <w:style w:type="table" w:default="1" w:styleId="a1">
-    <w:name w:val="Normal Table"/>
-    <w:uiPriority w:val="99"/>
-    <w:semiHidden/>
-    <w:unhideWhenUsed/>
-    <w:tblPr>
-      <w:tblInd w:w="0" w:type="dxa"/>
-      <w:tblCellMar>
-        <w:top w:w="0" w:type="dxa"/>
-        <w:left w:w="108" w:type="dxa"/>
-        <w:bottom w:w="0" w:type="dxa"/>
-        <w:right w:w="108" w:type="dxa"/>
-      </w:tblCellMar>
-    </w:tblPr>
-  </w:style>
-  <w:style w:type="numbering" w:default="1" w:styleId="a2">
-    <w:name w:val="No List"/>
-    <w:uiPriority w:val="99"/>
-    <w:semiHidden/>
-    <w:unhideWhenUsed/>
-  </w:style>
-  <w:style w:type="character" w:customStyle="1" w:styleId="10">
-    <w:name w:val="Заголовок 1 Знак"/>
-    <w:basedOn w:val="a0"/>
-    <w:link w:val="1"/>
-    <w:uiPriority w:val="9"/>
-    <w:rsid w:val="008401D0"/>
-    <w:rPr>
-      <w:rFonts w:ascii="Times New Roman" w:eastAsiaTheme="majorEastAsia" w:hAnsi="Times New Roman" w:cstheme="majorBidi"/>
-      <w:b/>
-      <w:sz w:val="28"/>
-      <w:szCs w:val="40"/>
-    </w:rPr>
-  </w:style>
-  <w:style w:type="character" w:customStyle="1" w:styleId="20">
-    <w:name w:val="Заголовок 2 Знак"/>
-    <w:basedOn w:val="a0"/>
-    <w:link w:val="2"/>
-    <w:uiPriority w:val="9"/>
-    <w:rsid w:val="006E64CD"/>
-    <w:rPr>
-      <w:rFonts w:ascii="Times New Roman" w:eastAsiaTheme="majorEastAsia" w:hAnsi="Times New Roman" w:cstheme="majorBidi"/>
-      <w:b/>
-      <w:sz w:val="24"/>
-      <w:szCs w:val="32"/>
-    </w:rPr>
-  </w:style>
-  <w:style w:type="character" w:customStyle="1" w:styleId="30">
-    <w:name w:val="Заголовок 3 Знак"/>
-    <w:basedOn w:val="a0"/>
-    <w:link w:val="3"/>
-    <w:uiPriority w:val="9"/>
-    <w:rsid w:val="00F90A13"/>
-    <w:rPr>
-      <w:rFonts w:eastAsiaTheme="majorEastAsia" w:cstheme="majorBidi"/>
-      <w:color w:val="2F5496" w:themeColor="accent1" w:themeShade="BF"/>
-      <w:sz w:val="28"/>
-      <w:szCs w:val="28"/>
-    </w:rPr>
-  </w:style>
-  <w:style w:type="character" w:customStyle="1" w:styleId="40">
-    <w:name w:val="Заголовок 4 Знак"/>
-    <w:basedOn w:val="a0"/>
-    <w:link w:val="4"/>
-    <w:uiPriority w:val="9"/>
-    <w:semiHidden/>
-    <w:rsid w:val="00F90A13"/>
-    <w:rPr>
-      <w:rFonts w:eastAsiaTheme="majorEastAsia" w:cstheme="majorBidi"/>
-      <w:i/>
-      <w:iCs/>
-      <w:color w:val="2F5496" w:themeColor="accent1" w:themeShade="BF"/>
-      <w:sz w:val="28"/>
-    </w:rPr>
-  </w:style>
-  <w:style w:type="character" w:customStyle="1" w:styleId="50">
-    <w:name w:val="Заголовок 5 Знак"/>
-    <w:basedOn w:val="a0"/>
-    <w:link w:val="5"/>
-    <w:uiPriority w:val="9"/>
-    <w:semiHidden/>
-    <w:rsid w:val="00F90A13"/>
-    <w:rPr>
-      <w:rFonts w:eastAsiaTheme="majorEastAsia" w:cstheme="majorBidi"/>
-      <w:color w:val="2F5496" w:themeColor="accent1" w:themeShade="BF"/>
-      <w:sz w:val="28"/>
-    </w:rPr>
-  </w:style>
-  <w:style w:type="character" w:customStyle="1" w:styleId="60">
-    <w:name w:val="Заголовок 6 Знак"/>
-    <w:basedOn w:val="a0"/>
-    <w:link w:val="6"/>
-    <w:uiPriority w:val="9"/>
-    <w:semiHidden/>
-    <w:rsid w:val="00F90A13"/>
-    <w:rPr>
-      <w:rFonts w:eastAsiaTheme="majorEastAsia" w:cstheme="majorBidi"/>
-      <w:i/>
-      <w:iCs/>
-      <w:color w:val="595959" w:themeColor="text1" w:themeTint="A6"/>
-      <w:sz w:val="28"/>
-    </w:rPr>
-  </w:style>
-  <w:style w:type="character" w:customStyle="1" w:styleId="70">
-    <w:name w:val="Заголовок 7 Знак"/>
-    <w:basedOn w:val="a0"/>
-    <w:link w:val="7"/>
-    <w:uiPriority w:val="9"/>
-    <w:semiHidden/>
-    <w:rsid w:val="00F90A13"/>
-    <w:rPr>
-      <w:rFonts w:eastAsiaTheme="majorEastAsia" w:cstheme="majorBidi"/>
-      <w:color w:val="595959" w:themeColor="text1" w:themeTint="A6"/>
-      <w:sz w:val="28"/>
-    </w:rPr>
-  </w:style>
-  <w:style w:type="character" w:customStyle="1" w:styleId="80">
-    <w:name w:val="Заголовок 8 Знак"/>
-    <w:basedOn w:val="a0"/>
-    <w:link w:val="8"/>
-    <w:uiPriority w:val="9"/>
-    <w:semiHidden/>
-    <w:rsid w:val="00F90A13"/>
-    <w:rPr>
-      <w:rFonts w:eastAsiaTheme="majorEastAsia" w:cstheme="majorBidi"/>
-      <w:i/>
-      <w:iCs/>
-      <w:color w:val="272727" w:themeColor="text1" w:themeTint="D8"/>
-      <w:sz w:val="28"/>
-    </w:rPr>
-  </w:style>
-  <w:style w:type="character" w:customStyle="1" w:styleId="90">
-    <w:name w:val="Заголовок 9 Знак"/>
-    <w:basedOn w:val="a0"/>
-    <w:link w:val="9"/>
-    <w:uiPriority w:val="9"/>
-    <w:semiHidden/>
-    <w:rsid w:val="00F90A13"/>
-    <w:rPr>
-      <w:rFonts w:eastAsiaTheme="majorEastAsia" w:cstheme="majorBidi"/>
-      <w:color w:val="272727" w:themeColor="text1" w:themeTint="D8"/>
-      <w:sz w:val="28"/>
-    </w:rPr>
-  </w:style>
-  <w:style w:type="paragraph" w:styleId="a3">
-    <w:name w:val="Title"/>
-    <w:basedOn w:val="a"/>
-    <w:next w:val="a"/>
-    <w:link w:val="a4"/>
-    <w:uiPriority w:val="10"/>
-    <w:qFormat/>
-    <w:rsid w:val="00F90A13"/>
-    <w:pPr>
-      <w:spacing w:after="80"/>
-      <w:contextualSpacing/>
-    </w:pPr>
-    <w:rPr>
-      <w:rFonts w:asciiTheme="majorHAnsi" w:eastAsiaTheme="majorEastAsia" w:hAnsiTheme="majorHAnsi" w:cstheme="majorBidi"/>
-      <w:spacing w:val="-10"/>
-      <w:kern w:val="28"/>
-      <w:sz w:val="56"/>
-      <w:szCs w:val="56"/>
-    </w:rPr>
-  </w:style>
-  <w:style w:type="character" w:customStyle="1" w:styleId="a4">
-    <w:name w:val="Название Знак"/>
-    <w:basedOn w:val="a0"/>
-    <w:link w:val="a3"/>
-    <w:uiPriority w:val="10"/>
-    <w:rsid w:val="00F90A13"/>
-    <w:rPr>
-      <w:rFonts w:asciiTheme="majorHAnsi" w:eastAsiaTheme="majorEastAsia" w:hAnsiTheme="majorHAnsi" w:cstheme="majorBidi"/>
-      <w:spacing w:val="-10"/>
-      <w:kern w:val="28"/>
-      <w:sz w:val="56"/>
-      <w:szCs w:val="56"/>
-    </w:rPr>
-  </w:style>
-  <w:style w:type="paragraph" w:styleId="a5">
-    <w:name w:val="Subtitle"/>
-    <w:basedOn w:val="a"/>
-    <w:next w:val="a"/>
-    <w:link w:val="a6"/>
-    <w:uiPriority w:val="11"/>
-    <w:qFormat/>
-    <w:rsid w:val="00F90A13"/>
-    <w:pPr>
-      <w:numPr>
-        <w:ilvl w:val="1"/>
-      </w:numPr>
-      <w:ind w:firstLine="567"/>
-    </w:pPr>
-    <w:rPr>
-      <w:rFonts w:asciiTheme="minorHAnsi" w:eastAsiaTheme="majorEastAsia" w:hAnsiTheme="minorHAnsi" w:cstheme="majorBidi"/>
-      <w:color w:val="595959" w:themeColor="text1" w:themeTint="A6"/>
-      <w:spacing w:val="15"/>
-      <w:szCs w:val="28"/>
-    </w:rPr>
-  </w:style>
-  <w:style w:type="character" w:customStyle="1" w:styleId="a6">
-    <w:name w:val="Подзаголовок Знак"/>
-    <w:basedOn w:val="a0"/>
-    <w:link w:val="a5"/>
-    <w:uiPriority w:val="11"/>
-    <w:rsid w:val="00F90A13"/>
-    <w:rPr>
-      <w:rFonts w:eastAsiaTheme="majorEastAsia" w:cstheme="majorBidi"/>
-      <w:color w:val="595959" w:themeColor="text1" w:themeTint="A6"/>
-      <w:spacing w:val="15"/>
-      <w:sz w:val="28"/>
-      <w:szCs w:val="28"/>
-    </w:rPr>
-  </w:style>
-  <w:style w:type="paragraph" w:styleId="21">
-    <w:name w:val="Quote"/>
-    <w:basedOn w:val="a"/>
-    <w:next w:val="a"/>
-    <w:link w:val="22"/>
-    <w:uiPriority w:val="29"/>
-    <w:qFormat/>
-    <w:rsid w:val="00F90A13"/>
-    <w:pPr>
-      <w:spacing w:before="160"/>
-      <w:jc w:val="center"/>
-    </w:pPr>
-    <w:rPr>
-      <w:i/>
-      <w:iCs/>
-      <w:color w:val="404040" w:themeColor="text1" w:themeTint="BF"/>
-    </w:rPr>
-  </w:style>
-  <w:style w:type="character" w:customStyle="1" w:styleId="22">
-    <w:name w:val="Цитата 2 Знак"/>
-    <w:basedOn w:val="a0"/>
-    <w:link w:val="21"/>
-    <w:uiPriority w:val="29"/>
-    <w:rsid w:val="00F90A13"/>
-    <w:rPr>
-      <w:rFonts w:ascii="Times New Roman" w:hAnsi="Times New Roman"/>
-      <w:i/>
-      <w:iCs/>
-      <w:color w:val="404040" w:themeColor="text1" w:themeTint="BF"/>
-      <w:sz w:val="28"/>
-    </w:rPr>
-  </w:style>
-  <w:style w:type="paragraph" w:styleId="a7">
-    <w:name w:val="List Paragraph"/>
-    <w:basedOn w:val="a"/>
-    <w:uiPriority w:val="34"/>
-    <w:qFormat/>
-    <w:rsid w:val="00F90A13"/>
-    <w:pPr>
-      <w:ind w:left="720"/>
-      <w:contextualSpacing/>
-    </w:pPr>
-  </w:style>
-  <w:style w:type="character" w:styleId="a8">
-    <w:name w:val="Intense Emphasis"/>
-    <w:basedOn w:val="a0"/>
-    <w:uiPriority w:val="21"/>
-    <w:qFormat/>
-    <w:rsid w:val="00F90A13"/>
-    <w:rPr>
-      <w:i/>
-      <w:iCs/>
-      <w:color w:val="2F5496" w:themeColor="accent1" w:themeShade="BF"/>
-    </w:rPr>
-  </w:style>
-  <w:style w:type="paragraph" w:styleId="a9">
-    <w:name w:val="Intense Quote"/>
-    <w:basedOn w:val="a"/>
-    <w:next w:val="a"/>
-    <w:link w:val="aa"/>
-    <w:uiPriority w:val="30"/>
-    <w:qFormat/>
-    <w:rsid w:val="00F90A13"/>
-    <w:pPr>
-      <w:pBdr>
-        <w:top w:val="single" w:sz="4" w:space="10" w:color="2F5496" w:themeColor="accent1" w:themeShade="BF"/>
-        <w:bottom w:val="single" w:sz="4" w:space="10" w:color="2F5496" w:themeColor="accent1" w:themeShade="BF"/>
-      </w:pBdr>
-      <w:spacing w:before="360" w:after="360"/>
-      <w:ind w:left="864" w:right="864"/>
-      <w:jc w:val="center"/>
-    </w:pPr>
-    <w:rPr>
-      <w:i/>
-      <w:iCs/>
-      <w:color w:val="2F5496" w:themeColor="accent1" w:themeShade="BF"/>
-    </w:rPr>
-  </w:style>
-  <w:style w:type="character" w:customStyle="1" w:styleId="aa">
-    <w:name w:val="Выделенная цитата Знак"/>
-    <w:basedOn w:val="a0"/>
-    <w:link w:val="a9"/>
-    <w:uiPriority w:val="30"/>
-    <w:rsid w:val="00F90A13"/>
-    <w:rPr>
-      <w:rFonts w:ascii="Times New Roman" w:hAnsi="Times New Roman"/>
-      <w:i/>
-      <w:iCs/>
-      <w:color w:val="2F5496" w:themeColor="accent1" w:themeShade="BF"/>
-      <w:sz w:val="28"/>
-    </w:rPr>
-  </w:style>
-  <w:style w:type="character" w:styleId="ab">
-    <w:name w:val="Intense Reference"/>
-    <w:basedOn w:val="a0"/>
-    <w:uiPriority w:val="32"/>
-    <w:qFormat/>
-    <w:rsid w:val="00F90A13"/>
-    <w:rPr>
-      <w:b/>
-      <w:bCs/>
-      <w:smallCaps/>
-      <w:color w:val="2F5496" w:themeColor="accent1" w:themeShade="BF"/>
-      <w:spacing w:val="5"/>
-    </w:rPr>
-  </w:style>
-  <w:style w:type="paragraph" w:styleId="ac">
-    <w:name w:val="header"/>
-    <w:basedOn w:val="a"/>
-    <w:link w:val="ad"/>
-    <w:uiPriority w:val="99"/>
-    <w:unhideWhenUsed/>
-    <w:rsid w:val="008401D0"/>
-    <w:pPr>
-      <w:tabs>
-        <w:tab w:val="center" w:pos="4677"/>
-        <w:tab w:val="right" w:pos="9355"/>
-      </w:tabs>
-    </w:pPr>
-  </w:style>
-  <w:style w:type="character" w:customStyle="1" w:styleId="ad">
-    <w:name w:val="Верхний колонтитул Знак"/>
-    <w:basedOn w:val="a0"/>
-    <w:link w:val="ac"/>
-    <w:uiPriority w:val="99"/>
-    <w:rsid w:val="008401D0"/>
-    <w:rPr>
-      <w:rFonts w:ascii="Times New Roman" w:hAnsi="Times New Roman"/>
-      <w:sz w:val="24"/>
-    </w:rPr>
-  </w:style>
-  <w:style w:type="paragraph" w:styleId="ae">
-    <w:name w:val="footer"/>
-    <w:basedOn w:val="a"/>
-    <w:link w:val="af"/>
-    <w:uiPriority w:val="99"/>
-    <w:unhideWhenUsed/>
-    <w:rsid w:val="008401D0"/>
-    <w:pPr>
-      <w:tabs>
-        <w:tab w:val="center" w:pos="4677"/>
-        <w:tab w:val="right" w:pos="9355"/>
-      </w:tabs>
-    </w:pPr>
-  </w:style>
-  <w:style w:type="character" w:customStyle="1" w:styleId="af">
-    <w:name w:val="Нижний колонтитул Знак"/>
-    <w:basedOn w:val="a0"/>
-    <w:link w:val="ae"/>
-    <w:uiPriority w:val="99"/>
-    <w:rsid w:val="008401D0"/>
-    <w:rPr>
-      <w:rFonts w:ascii="Times New Roman" w:hAnsi="Times New Roman"/>
-      <w:sz w:val="24"/>
-    </w:rPr>
-  </w:style>
-  <w:style w:type="paragraph" w:styleId="23">
-    <w:name w:val="toc 2"/>
-    <w:basedOn w:val="a"/>
-    <w:next w:val="a"/>
-    <w:autoRedefine/>
-    <w:uiPriority w:val="39"/>
-    <w:semiHidden/>
-    <w:unhideWhenUsed/>
-    <w:rsid w:val="008401D0"/>
-    <w:pPr>
-      <w:spacing w:after="100"/>
-      <w:ind w:left="240"/>
-    </w:pPr>
-  </w:style>
-  <w:style w:type="paragraph" w:styleId="11">
-    <w:name w:val="toc 1"/>
-    <w:basedOn w:val="a"/>
-    <w:next w:val="a"/>
-    <w:autoRedefine/>
-    <w:uiPriority w:val="39"/>
-    <w:unhideWhenUsed/>
-    <w:rsid w:val="008401D0"/>
-    <w:pPr>
-      <w:spacing w:after="100"/>
-    </w:pPr>
-  </w:style>
-  <w:style w:type="character" w:styleId="af0">
-    <w:name w:val="Hyperlink"/>
-    <w:basedOn w:val="a0"/>
-    <w:uiPriority w:val="99"/>
-    <w:unhideWhenUsed/>
-    <w:rsid w:val="008401D0"/>
-    <w:rPr>
-      <w:color w:val="0563C1" w:themeColor="hyperlink"/>
-      <w:u w:val="single"/>
-    </w:rPr>
-  </w:style>
-  <w:style w:type="table" w:styleId="af1">
-    <w:name w:val="Table Grid"/>
-    <w:basedOn w:val="a1"/>
-    <w:uiPriority w:val="39"/>
-    <w:rsid w:val="008401D0"/>
-    <w:pPr>
-      <w:spacing w:after="0" w:line="240" w:lineRule="auto"/>
-    </w:pPr>
-    <w:tblPr>
-      <w:tblInd w:w="0" w:type="dxa"/>
-      <w:tblBorders>
-        <w:top w:val="single" w:sz="4" w:space="0" w:color="auto"/>
-        <w:left w:val="single" w:sz="4" w:space="0" w:color="auto"/>
-        <w:bottom w:val="single" w:sz="4" w:space="0" w:color="auto"/>
-        <w:right w:val="single" w:sz="4" w:space="0" w:color="auto"/>
-        <w:insideH w:val="single" w:sz="4" w:space="0" w:color="auto"/>
-        <w:insideV w:val="single" w:sz="4" w:space="0" w:color="auto"/>
-      </w:tblBorders>
-      <w:tblCellMar>
-        <w:top w:w="0" w:type="dxa"/>
-        <w:left w:w="108" w:type="dxa"/>
-        <w:bottom w:w="0" w:type="dxa"/>
-        <w:right w:w="108" w:type="dxa"/>
-      </w:tblCellMar>
-    </w:tblPr>
-  </w:style>
-  <w:style w:type="character" w:styleId="af2">
-    <w:name w:val="Placeholder Text"/>
-    <w:basedOn w:val="a0"/>
-    <w:uiPriority w:val="99"/>
-    <w:semiHidden/>
-    <w:rsid w:val="000F449F"/>
-    <w:rPr>
-      <w:color w:val="666666"/>
-    </w:rPr>
-  </w:style>
-  <w:style w:type="paragraph" w:styleId="af3">
-    <w:name w:val="caption"/>
-    <w:basedOn w:val="a"/>
-    <w:next w:val="a"/>
-    <w:uiPriority w:val="35"/>
-    <w:unhideWhenUsed/>
-    <w:qFormat/>
-    <w:rsid w:val="007162AE"/>
-    <w:pPr>
-      <w:spacing w:after="200"/>
-      <w:ind w:firstLine="0"/>
-      <w:jc w:val="center"/>
-    </w:pPr>
-    <w:rPr>
-      <w:iCs/>
-      <w:szCs w:val="18"/>
-    </w:rPr>
-  </w:style>
-  <w:style w:type="paragraph" w:styleId="af4">
-    <w:name w:val="Balloon Text"/>
-    <w:basedOn w:val="a"/>
-    <w:link w:val="af5"/>
-    <w:uiPriority w:val="99"/>
-    <w:semiHidden/>
-    <w:unhideWhenUsed/>
-    <w:rsid w:val="009D4509"/>
-    <w:rPr>
-      <w:rFonts w:ascii="Tahoma" w:hAnsi="Tahoma" w:cs="Tahoma"/>
-      <w:sz w:val="16"/>
-      <w:szCs w:val="16"/>
-    </w:rPr>
-  </w:style>
-  <w:style w:type="character" w:customStyle="1" w:styleId="af5">
-    <w:name w:val="Текст выноски Знак"/>
-    <w:basedOn w:val="a0"/>
-    <w:link w:val="af4"/>
-    <w:uiPriority w:val="99"/>
-    <w:semiHidden/>
-    <w:rsid w:val="009D4509"/>
-    <w:rPr>
-      <w:rFonts w:ascii="Tahoma" w:hAnsi="Tahoma" w:cs="Tahoma"/>
-      <w:sz w:val="16"/>
-      <w:szCs w:val="16"/>
-    </w:rPr>
-  </w:style>
-  <w:style w:type="paragraph" w:styleId="af6">
-    <w:name w:val="endnote text"/>
-    <w:basedOn w:val="a"/>
-    <w:link w:val="af7"/>
-    <w:uiPriority w:val="99"/>
-    <w:semiHidden/>
-    <w:unhideWhenUsed/>
-    <w:rsid w:val="00C07CAC"/>
-    <w:rPr>
-      <w:sz w:val="20"/>
-      <w:szCs w:val="20"/>
-    </w:rPr>
-  </w:style>
-  <w:style w:type="character" w:customStyle="1" w:styleId="af7">
-    <w:name w:val="Текст концевой сноски Знак"/>
-    <w:basedOn w:val="a0"/>
-    <w:link w:val="af6"/>
-    <w:uiPriority w:val="99"/>
-    <w:semiHidden/>
-    <w:rsid w:val="00C07CAC"/>
-    <w:rPr>
-      <w:rFonts w:ascii="Times New Roman" w:hAnsi="Times New Roman"/>
-      <w:sz w:val="20"/>
-      <w:szCs w:val="20"/>
-    </w:rPr>
-  </w:style>
-  <w:style w:type="character" w:styleId="af8">
-    <w:name w:val="endnote reference"/>
+  <w:style w:type="character" w:styleId="afc">
+    <w:name w:val="FollowedHyperlink"/>
     <w:basedOn w:val="a0"/>
     <w:uiPriority w:val="99"/>
     <w:semiHidden/>
     <w:unhideWhenUsed/>
-    <w:rsid w:val="00C07CAC"/>
+    <w:rsid w:val="008A31A4"/>
     <w:rPr>
-      <w:vertAlign w:val="superscript"/>
-    </w:rPr>
-  </w:style>
-  <w:style w:type="paragraph" w:styleId="af9">
-    <w:name w:val="footnote text"/>
-    <w:basedOn w:val="a"/>
-    <w:link w:val="afa"/>
-    <w:uiPriority w:val="99"/>
-    <w:semiHidden/>
-    <w:unhideWhenUsed/>
-    <w:rsid w:val="00C07CAC"/>
-    <w:rPr>
-      <w:sz w:val="20"/>
-      <w:szCs w:val="20"/>
-    </w:rPr>
-  </w:style>
-  <w:style w:type="character" w:customStyle="1" w:styleId="afa">
-    <w:name w:val="Текст сноски Знак"/>
-    <w:basedOn w:val="a0"/>
-    <w:link w:val="af9"/>
-    <w:uiPriority w:val="99"/>
-    <w:semiHidden/>
-    <w:rsid w:val="00C07CAC"/>
-    <w:rPr>
-      <w:rFonts w:ascii="Times New Roman" w:hAnsi="Times New Roman"/>
-      <w:sz w:val="20"/>
-      <w:szCs w:val="20"/>
-    </w:rPr>
-  </w:style>
-  <w:style w:type="character" w:styleId="afb">
-    <w:name w:val="footnote reference"/>
-    <w:basedOn w:val="a0"/>
-    <w:uiPriority w:val="99"/>
-    <w:semiHidden/>
-    <w:unhideWhenUsed/>
-    <w:rsid w:val="00C07CAC"/>
-    <w:rPr>
-      <w:vertAlign w:val="superscript"/>
-    </w:rPr>
-  </w:style>
-  <w:style w:type="paragraph" w:customStyle="1" w:styleId="western">
-    <w:name w:val="western"/>
-    <w:basedOn w:val="a"/>
-    <w:rsid w:val="002420F9"/>
-    <w:pPr>
-      <w:spacing w:before="100" w:beforeAutospacing="1" w:after="142"/>
-      <w:jc w:val="left"/>
-    </w:pPr>
-    <w:rPr>
-      <w:rFonts w:eastAsia="Times New Roman" w:cs="Times New Roman"/>
-      <w:kern w:val="0"/>
-      <w:szCs w:val="24"/>
-      <w:lang w:val="en-US"/>
-      <w14:ligatures w14:val="none"/>
+      <w:color w:val="954F72" w:themeColor="followedHyperlink"/>
+      <w:u w:val="single"/>
     </w:rPr>
   </w:style>
 </w:styles>
@@ -10666,7 +10192,7 @@
   <a:extraClrSchemeLst/>
   <a:extLst>
     <a:ext uri="{05A4C25C-085E-4340-85A3-A5531E510DB2}">
-      <thm15:themeFamily xmlns:thm15="http://schemas.microsoft.com/office/thememl/2012/main" xmlns="" name="Office Theme" id="{62F939B6-93AF-4DB8-9C6B-D6C7DFDC589F}" vid="{4A3C46E8-61CC-4603-A589-7422A47A8E4A}"/>
+      <thm15:themeFamily xmlns:thm15="http://schemas.microsoft.com/office/thememl/2012/main" name="Office Theme" id="{62F939B6-93AF-4DB8-9C6B-D6C7DFDC589F}" vid="{4A3C46E8-61CC-4603-A589-7422A47A8E4A}"/>
     </a:ext>
   </a:extLst>
 </a:theme>

--- a/Документы/_Отчеты/Концептуальный отчет/Концептуальный отчет.docx
+++ b/Документы/_Отчеты/Концептуальный отчет/Концептуальный отчет.docx
@@ -1,6 +1,6 @@
 
 <file path=word/document.xml><?xml version="1.0" encoding="utf-8"?>
-<w:document xmlns:wpc="http://schemas.microsoft.com/office/word/2010/wordprocessingCanvas" xmlns:cx="http://schemas.microsoft.com/office/drawing/2014/chartex" xmlns:cx1="http://schemas.microsoft.com/office/drawing/2015/9/8/chartex" xmlns:cx2="http://schemas.microsoft.com/office/drawing/2015/10/21/chartex" xmlns:cx3="http://schemas.microsoft.com/office/drawing/2016/5/9/chartex" xmlns:cx4="http://schemas.microsoft.com/office/drawing/2016/5/10/chartex" xmlns:cx5="http://schemas.microsoft.com/office/drawing/2016/5/11/chartex" xmlns:cx6="http://schemas.microsoft.com/office/drawing/2016/5/12/chartex" xmlns:cx7="http://schemas.microsoft.com/office/drawing/2016/5/13/chartex" xmlns:cx8="http://schemas.microsoft.com/office/drawing/2016/5/14/chartex" xmlns:mc="http://schemas.openxmlformats.org/markup-compatibility/2006" xmlns:aink="http://schemas.microsoft.com/office/drawing/2016/ink" xmlns:am3d="http://schemas.microsoft.com/office/drawing/2017/model3d" xmlns:o="urn:schemas-microsoft-com:office:office" xmlns:oel="http://schemas.microsoft.com/office/2019/extlst" xmlns:r="http://schemas.openxmlformats.org/officeDocument/2006/relationships" xmlns:m="http://schemas.openxmlformats.org/officeDocument/2006/math" xmlns:v="urn:schemas-microsoft-com:vml" xmlns:wp14="http://schemas.microsoft.com/office/word/2010/wordprocessingDrawing" xmlns:wp="http://schemas.openxmlformats.org/drawingml/2006/wordprocessingDrawing" xmlns:w10="urn:schemas-microsoft-com:office:word" xmlns:w="http://schemas.openxmlformats.org/wordprocessingml/2006/main" xmlns:w14="http://schemas.microsoft.com/office/word/2010/wordml" xmlns:w15="http://schemas.microsoft.com/office/word/2012/wordml" xmlns:w16cex="http://schemas.microsoft.com/office/word/2018/wordml/cex" xmlns:w16cid="http://schemas.microsoft.com/office/word/2016/wordml/cid" xmlns:w16="http://schemas.microsoft.com/office/word/2018/wordml" xmlns:w16du="http://schemas.microsoft.com/office/word/2023/wordml/word16du" xmlns:w16sdtdh="http://schemas.microsoft.com/office/word/2020/wordml/sdtdatahash" xmlns:w16sdtfl="http://schemas.microsoft.com/office/word/2024/wordml/sdtformatlock" xmlns:w16se="http://schemas.microsoft.com/office/word/2015/wordml/symex" xmlns:wpg="http://schemas.microsoft.com/office/word/2010/wordprocessingGroup" xmlns:wpi="http://schemas.microsoft.com/office/word/2010/wordprocessingInk" xmlns:wne="http://schemas.microsoft.com/office/word/2006/wordml" xmlns:wps="http://schemas.microsoft.com/office/word/2010/wordprocessingShape" mc:Ignorable="w14 w15 w16se w16cid w16 w16cex w16sdtdh w16sdtfl w16du wp14">
+<w:document xmlns:wpc="http://schemas.microsoft.com/office/word/2010/wordprocessingCanvas" xmlns:mc="http://schemas.openxmlformats.org/markup-compatibility/2006" xmlns:o="urn:schemas-microsoft-com:office:office" xmlns:r="http://schemas.openxmlformats.org/officeDocument/2006/relationships" xmlns:m="http://schemas.openxmlformats.org/officeDocument/2006/math" xmlns:v="urn:schemas-microsoft-com:vml" xmlns:wp14="http://schemas.microsoft.com/office/word/2010/wordprocessingDrawing" xmlns:wp="http://schemas.openxmlformats.org/drawingml/2006/wordprocessingDrawing" xmlns:w10="urn:schemas-microsoft-com:office:word" xmlns:w="http://schemas.openxmlformats.org/wordprocessingml/2006/main" xmlns:w14="http://schemas.microsoft.com/office/word/2010/wordml" xmlns:wpg="http://schemas.microsoft.com/office/word/2010/wordprocessingGroup" xmlns:wpi="http://schemas.microsoft.com/office/word/2010/wordprocessingInk" xmlns:wne="http://schemas.microsoft.com/office/word/2006/wordml" xmlns:wps="http://schemas.microsoft.com/office/word/2010/wordprocessingShape" mc:Ignorable="w14 wp14">
   <w:body>
     <w:p>
       <w:pPr>
@@ -51,14 +51,16 @@
       <w:pPr>
         <w:pStyle w:val="11"/>
         <w:tabs>
-          <w:tab w:val="left" w:pos="960"/>
+          <w:tab w:val="left" w:pos="880"/>
           <w:tab w:val="right" w:leader="dot" w:pos="9344"/>
         </w:tabs>
         <w:rPr>
           <w:rFonts w:asciiTheme="minorHAnsi" w:eastAsiaTheme="minorEastAsia" w:hAnsiTheme="minorHAnsi"/>
           <w:noProof/>
-          <w:szCs w:val="24"/>
-          <w:lang w:eastAsia="ru-RU"/>
+          <w:kern w:val="0"/>
+          <w:sz w:val="22"/>
+          <w:lang w:val="en-US"/>
+          <w14:ligatures w14:val="none"/>
         </w:rPr>
       </w:pPr>
       <w:r>
@@ -70,7 +72,7 @@
       <w:r>
         <w:fldChar w:fldCharType="separate"/>
       </w:r>
-      <w:hyperlink w:anchor="_Toc227547122" w:history="1">
+      <w:hyperlink w:anchor="_Toc227591087" w:history="1">
         <w:r>
           <w:rPr>
             <w:rStyle w:val="af0"/>
@@ -83,8 +85,10 @@
           <w:rPr>
             <w:rFonts w:asciiTheme="minorHAnsi" w:eastAsiaTheme="minorEastAsia" w:hAnsiTheme="minorHAnsi"/>
             <w:noProof/>
-            <w:szCs w:val="24"/>
-            <w:lang w:eastAsia="ru-RU"/>
+            <w:kern w:val="0"/>
+            <w:sz w:val="22"/>
+            <w:lang w:val="en-US"/>
+            <w14:ligatures w14:val="none"/>
           </w:rPr>
           <w:tab/>
         </w:r>
@@ -114,7 +118,7 @@
             <w:noProof/>
             <w:webHidden/>
           </w:rPr>
-          <w:instrText xml:space="preserve"> PAGEREF _Toc227547122 \h </w:instrText>
+          <w:instrText xml:space="preserve"> PAGEREF _Toc227591087 \h </w:instrText>
         </w:r>
         <w:r>
           <w:rPr>
@@ -149,17 +153,19 @@
       <w:pPr>
         <w:pStyle w:val="11"/>
         <w:tabs>
-          <w:tab w:val="left" w:pos="960"/>
+          <w:tab w:val="left" w:pos="880"/>
           <w:tab w:val="right" w:leader="dot" w:pos="9344"/>
         </w:tabs>
         <w:rPr>
           <w:rFonts w:asciiTheme="minorHAnsi" w:eastAsiaTheme="minorEastAsia" w:hAnsiTheme="minorHAnsi"/>
           <w:noProof/>
-          <w:szCs w:val="24"/>
-          <w:lang w:eastAsia="ru-RU"/>
+          <w:kern w:val="0"/>
+          <w:sz w:val="22"/>
+          <w:lang w:val="en-US"/>
+          <w14:ligatures w14:val="none"/>
         </w:rPr>
       </w:pPr>
-      <w:hyperlink w:anchor="_Toc227547123" w:history="1">
+      <w:hyperlink w:anchor="_Toc227591088" w:history="1">
         <w:r>
           <w:rPr>
             <w:rStyle w:val="af0"/>
@@ -171,8 +177,10 @@
           <w:rPr>
             <w:rFonts w:asciiTheme="minorHAnsi" w:eastAsiaTheme="minorEastAsia" w:hAnsiTheme="minorHAnsi"/>
             <w:noProof/>
-            <w:szCs w:val="24"/>
-            <w:lang w:eastAsia="ru-RU"/>
+            <w:kern w:val="0"/>
+            <w:sz w:val="22"/>
+            <w:lang w:val="en-US"/>
+            <w14:ligatures w14:val="none"/>
           </w:rPr>
           <w:tab/>
         </w:r>
@@ -202,7 +210,7 @@
             <w:noProof/>
             <w:webHidden/>
           </w:rPr>
-          <w:instrText xml:space="preserve"> PAGEREF _Toc227547123 \h </w:instrText>
+          <w:instrText xml:space="preserve"> PAGEREF _Toc227591088 \h </w:instrText>
         </w:r>
         <w:r>
           <w:rPr>
@@ -237,17 +245,19 @@
       <w:pPr>
         <w:pStyle w:val="11"/>
         <w:tabs>
-          <w:tab w:val="left" w:pos="960"/>
+          <w:tab w:val="left" w:pos="880"/>
           <w:tab w:val="right" w:leader="dot" w:pos="9344"/>
         </w:tabs>
         <w:rPr>
           <w:rFonts w:asciiTheme="minorHAnsi" w:eastAsiaTheme="minorEastAsia" w:hAnsiTheme="minorHAnsi"/>
           <w:noProof/>
-          <w:szCs w:val="24"/>
-          <w:lang w:eastAsia="ru-RU"/>
+          <w:kern w:val="0"/>
+          <w:sz w:val="22"/>
+          <w:lang w:val="en-US"/>
+          <w14:ligatures w14:val="none"/>
         </w:rPr>
       </w:pPr>
-      <w:hyperlink w:anchor="_Toc227547124" w:history="1">
+      <w:hyperlink w:anchor="_Toc227591089" w:history="1">
         <w:r>
           <w:rPr>
             <w:rStyle w:val="af0"/>
@@ -259,8 +269,10 @@
           <w:rPr>
             <w:rFonts w:asciiTheme="minorHAnsi" w:eastAsiaTheme="minorEastAsia" w:hAnsiTheme="minorHAnsi"/>
             <w:noProof/>
-            <w:szCs w:val="24"/>
-            <w:lang w:eastAsia="ru-RU"/>
+            <w:kern w:val="0"/>
+            <w:sz w:val="22"/>
+            <w:lang w:val="en-US"/>
+            <w14:ligatures w14:val="none"/>
           </w:rPr>
           <w:tab/>
         </w:r>
@@ -290,7 +302,7 @@
             <w:noProof/>
             <w:webHidden/>
           </w:rPr>
-          <w:instrText xml:space="preserve"> PAGEREF _Toc227547124 \h </w:instrText>
+          <w:instrText xml:space="preserve"> PAGEREF _Toc227591089 \h </w:instrText>
         </w:r>
         <w:r>
           <w:rPr>
@@ -325,17 +337,19 @@
       <w:pPr>
         <w:pStyle w:val="11"/>
         <w:tabs>
-          <w:tab w:val="left" w:pos="960"/>
+          <w:tab w:val="left" w:pos="880"/>
           <w:tab w:val="right" w:leader="dot" w:pos="9344"/>
         </w:tabs>
         <w:rPr>
           <w:rFonts w:asciiTheme="minorHAnsi" w:eastAsiaTheme="minorEastAsia" w:hAnsiTheme="minorHAnsi"/>
           <w:noProof/>
-          <w:szCs w:val="24"/>
-          <w:lang w:eastAsia="ru-RU"/>
+          <w:kern w:val="0"/>
+          <w:sz w:val="22"/>
+          <w:lang w:val="en-US"/>
+          <w14:ligatures w14:val="none"/>
         </w:rPr>
       </w:pPr>
-      <w:hyperlink w:anchor="_Toc227547125" w:history="1">
+      <w:hyperlink w:anchor="_Toc227591090" w:history="1">
         <w:r>
           <w:rPr>
             <w:rStyle w:val="af0"/>
@@ -347,8 +361,10 @@
           <w:rPr>
             <w:rFonts w:asciiTheme="minorHAnsi" w:eastAsiaTheme="minorEastAsia" w:hAnsiTheme="minorHAnsi"/>
             <w:noProof/>
-            <w:szCs w:val="24"/>
-            <w:lang w:eastAsia="ru-RU"/>
+            <w:kern w:val="0"/>
+            <w:sz w:val="22"/>
+            <w:lang w:val="en-US"/>
+            <w14:ligatures w14:val="none"/>
           </w:rPr>
           <w:tab/>
         </w:r>
@@ -378,7 +394,7 @@
             <w:noProof/>
             <w:webHidden/>
           </w:rPr>
-          <w:instrText xml:space="preserve"> PAGEREF _Toc227547125 \h </w:instrText>
+          <w:instrText xml:space="preserve"> PAGEREF _Toc227591090 \h </w:instrText>
         </w:r>
         <w:r>
           <w:rPr>
@@ -413,17 +429,19 @@
       <w:pPr>
         <w:pStyle w:val="11"/>
         <w:tabs>
-          <w:tab w:val="left" w:pos="960"/>
+          <w:tab w:val="left" w:pos="880"/>
           <w:tab w:val="right" w:leader="dot" w:pos="9344"/>
         </w:tabs>
         <w:rPr>
           <w:rFonts w:asciiTheme="minorHAnsi" w:eastAsiaTheme="minorEastAsia" w:hAnsiTheme="minorHAnsi"/>
           <w:noProof/>
-          <w:szCs w:val="24"/>
-          <w:lang w:eastAsia="ru-RU"/>
+          <w:kern w:val="0"/>
+          <w:sz w:val="22"/>
+          <w:lang w:val="en-US"/>
+          <w14:ligatures w14:val="none"/>
         </w:rPr>
       </w:pPr>
-      <w:hyperlink w:anchor="_Toc227547126" w:history="1">
+      <w:hyperlink w:anchor="_Toc227591091" w:history="1">
         <w:r>
           <w:rPr>
             <w:rStyle w:val="af0"/>
@@ -435,8 +453,102 @@
           <w:rPr>
             <w:rFonts w:asciiTheme="minorHAnsi" w:eastAsiaTheme="minorEastAsia" w:hAnsiTheme="minorHAnsi"/>
             <w:noProof/>
-            <w:szCs w:val="24"/>
-            <w:lang w:eastAsia="ru-RU"/>
+            <w:kern w:val="0"/>
+            <w:sz w:val="22"/>
+            <w:lang w:val="en-US"/>
+            <w14:ligatures w14:val="none"/>
+          </w:rPr>
+          <w:tab/>
+        </w:r>
+        <w:r>
+          <w:rPr>
+            <w:rStyle w:val="af0"/>
+            <w:noProof/>
+          </w:rPr>
+          <w:t>Бортовое оборудование</w:t>
+        </w:r>
+        <w:r>
+          <w:rPr>
+            <w:noProof/>
+            <w:webHidden/>
+          </w:rPr>
+          <w:tab/>
+        </w:r>
+        <w:r>
+          <w:rPr>
+            <w:noProof/>
+            <w:webHidden/>
+          </w:rPr>
+          <w:fldChar w:fldCharType="begin"/>
+        </w:r>
+        <w:r>
+          <w:rPr>
+            <w:noProof/>
+            <w:webHidden/>
+          </w:rPr>
+          <w:instrText xml:space="preserve"> PAGEREF _Toc227591091 \h </w:instrText>
+        </w:r>
+        <w:r>
+          <w:rPr>
+            <w:noProof/>
+            <w:webHidden/>
+          </w:rPr>
+        </w:r>
+        <w:r>
+          <w:rPr>
+            <w:noProof/>
+            <w:webHidden/>
+          </w:rPr>
+          <w:fldChar w:fldCharType="separate"/>
+        </w:r>
+        <w:r>
+          <w:rPr>
+            <w:noProof/>
+            <w:webHidden/>
+          </w:rPr>
+          <w:t>3</w:t>
+        </w:r>
+        <w:r>
+          <w:rPr>
+            <w:noProof/>
+            <w:webHidden/>
+          </w:rPr>
+          <w:fldChar w:fldCharType="end"/>
+        </w:r>
+      </w:hyperlink>
+    </w:p>
+    <w:p>
+      <w:pPr>
+        <w:pStyle w:val="11"/>
+        <w:tabs>
+          <w:tab w:val="left" w:pos="880"/>
+          <w:tab w:val="right" w:leader="dot" w:pos="9344"/>
+        </w:tabs>
+        <w:rPr>
+          <w:rFonts w:asciiTheme="minorHAnsi" w:eastAsiaTheme="minorEastAsia" w:hAnsiTheme="minorHAnsi"/>
+          <w:noProof/>
+          <w:kern w:val="0"/>
+          <w:sz w:val="22"/>
+          <w:lang w:val="en-US"/>
+          <w14:ligatures w14:val="none"/>
+        </w:rPr>
+      </w:pPr>
+      <w:hyperlink w:anchor="_Toc227591092" w:history="1">
+        <w:r>
+          <w:rPr>
+            <w:rStyle w:val="af0"/>
+            <w:noProof/>
+          </w:rPr>
+          <w:t>6.</w:t>
+        </w:r>
+        <w:r>
+          <w:rPr>
+            <w:rFonts w:asciiTheme="minorHAnsi" w:eastAsiaTheme="minorEastAsia" w:hAnsiTheme="minorHAnsi"/>
+            <w:noProof/>
+            <w:kern w:val="0"/>
+            <w:sz w:val="22"/>
+            <w:lang w:val="en-US"/>
+            <w14:ligatures w14:val="none"/>
           </w:rPr>
           <w:tab/>
         </w:r>
@@ -466,7 +578,7 @@
             <w:noProof/>
             <w:webHidden/>
           </w:rPr>
-          <w:instrText xml:space="preserve"> PAGEREF _Toc227547126 \h </w:instrText>
+          <w:instrText xml:space="preserve"> PAGEREF _Toc227591092 \h </w:instrText>
         </w:r>
         <w:r>
           <w:rPr>
@@ -501,31 +613,35 @@
       <w:pPr>
         <w:pStyle w:val="11"/>
         <w:tabs>
-          <w:tab w:val="left" w:pos="960"/>
+          <w:tab w:val="left" w:pos="880"/>
           <w:tab w:val="right" w:leader="dot" w:pos="9344"/>
         </w:tabs>
         <w:rPr>
           <w:rFonts w:asciiTheme="minorHAnsi" w:eastAsiaTheme="minorEastAsia" w:hAnsiTheme="minorHAnsi"/>
           <w:noProof/>
-          <w:szCs w:val="24"/>
-          <w:lang w:eastAsia="ru-RU"/>
+          <w:kern w:val="0"/>
+          <w:sz w:val="22"/>
+          <w:lang w:val="en-US"/>
+          <w14:ligatures w14:val="none"/>
         </w:rPr>
       </w:pPr>
-      <w:hyperlink w:anchor="_Toc227547127" w:history="1">
+      <w:hyperlink w:anchor="_Toc227591093" w:history="1">
         <w:r>
           <w:rPr>
             <w:rStyle w:val="af0"/>
             <w:noProof/>
             <w:lang w:val="en-US"/>
           </w:rPr>
-          <w:t>6.</w:t>
+          <w:t>7.</w:t>
         </w:r>
         <w:r>
           <w:rPr>
             <w:rFonts w:asciiTheme="minorHAnsi" w:eastAsiaTheme="minorEastAsia" w:hAnsiTheme="minorHAnsi"/>
             <w:noProof/>
-            <w:szCs w:val="24"/>
-            <w:lang w:eastAsia="ru-RU"/>
+            <w:kern w:val="0"/>
+            <w:sz w:val="22"/>
+            <w:lang w:val="en-US"/>
+            <w14:ligatures w14:val="none"/>
           </w:rPr>
           <w:tab/>
         </w:r>
@@ -555,7 +671,7 @@
             <w:noProof/>
             <w:webHidden/>
           </w:rPr>
-          <w:instrText xml:space="preserve"> PAGEREF _Toc227547127 \h </w:instrText>
+          <w:instrText xml:space="preserve"> PAGEREF _Toc227591093 \h </w:instrText>
         </w:r>
         <w:r>
           <w:rPr>
@@ -608,7 +724,7 @@
           <w:lang w:val="en-US"/>
         </w:rPr>
       </w:pPr>
-      <w:bookmarkStart w:id="1" w:name="_Toc227547122"/>
+      <w:bookmarkStart w:id="1" w:name="_Toc227591087"/>
       <w:r>
         <w:t>Обозначения и сокращения</w:t>
       </w:r>
@@ -751,7 +867,7 @@
           <w:numId w:val="7"/>
         </w:numPr>
       </w:pPr>
-      <w:bookmarkStart w:id="2" w:name="_Toc227547123"/>
+      <w:bookmarkStart w:id="2" w:name="_Toc227591088"/>
       <w:r>
         <w:t>Команда</w:t>
       </w:r>
@@ -785,9 +901,9 @@
                 <w:lang w:val="en-US"/>
               </w:rPr>
               <w:drawing>
-                <wp:inline distT="0" distB="0" distL="0" distR="0" wp14:anchorId="67A72502" wp14:editId="0DEC625B">
-                  <wp:extent cx="1127760" cy="1504644"/>
-                  <wp:effectExtent l="0" t="0" r="0" b="635"/>
+                <wp:inline distT="0" distB="0" distL="0" distR="0" wp14:anchorId="67A72502" wp14:editId="134C70E4">
+                  <wp:extent cx="1080000" cy="1440923"/>
+                  <wp:effectExtent l="0" t="0" r="6350" b="6985"/>
                   <wp:docPr id="1193074009" name="Рисунок 3"/>
                   <wp:cNvGraphicFramePr>
                     <a:graphicFrameLocks xmlns:a="http://schemas.openxmlformats.org/drawingml/2006/main" noChangeAspect="1"/>
@@ -802,7 +918,7 @@
                           </pic:cNvPicPr>
                         </pic:nvPicPr>
                         <pic:blipFill>
-                          <a:blip r:embed="rId8" cstate="print">
+                          <a:blip r:embed="rId9" cstate="print">
                             <a:extLst>
                               <a:ext uri="{28A0092B-C50C-407E-A947-70E740481C1C}">
                                 <a14:useLocalDpi xmlns:a14="http://schemas.microsoft.com/office/drawing/2010/main" val="0"/>
@@ -817,7 +933,7 @@
                         <pic:spPr bwMode="auto">
                           <a:xfrm>
                             <a:off x="0" y="0"/>
-                            <a:ext cx="1131023" cy="1508998"/>
+                            <a:ext cx="1080000" cy="1440923"/>
                           </a:xfrm>
                           <a:prstGeom prst="rect">
                             <a:avLst/>
@@ -850,9 +966,9 @@
                 <w:lang w:val="en-US"/>
               </w:rPr>
               <w:drawing>
-                <wp:inline distT="0" distB="0" distL="0" distR="0" wp14:anchorId="150AF654" wp14:editId="6301530B">
-                  <wp:extent cx="1126275" cy="1506220"/>
-                  <wp:effectExtent l="0" t="0" r="0" b="0"/>
+                <wp:inline distT="0" distB="0" distL="0" distR="0" wp14:anchorId="150AF654" wp14:editId="11743C53">
+                  <wp:extent cx="1080000" cy="1444335"/>
+                  <wp:effectExtent l="0" t="0" r="6350" b="3810"/>
                   <wp:docPr id="1550122746" name="Рисунок 2"/>
                   <wp:cNvGraphicFramePr>
                     <a:graphicFrameLocks xmlns:a="http://schemas.openxmlformats.org/drawingml/2006/main" noChangeAspect="1"/>
@@ -867,7 +983,7 @@
                           </pic:cNvPicPr>
                         </pic:nvPicPr>
                         <pic:blipFill>
-                          <a:blip r:embed="rId9">
+                          <a:blip r:embed="rId10">
                             <a:extLst>
                               <a:ext uri="{28A0092B-C50C-407E-A947-70E740481C1C}">
                                 <a14:useLocalDpi xmlns:a14="http://schemas.microsoft.com/office/drawing/2010/main" val="0"/>
@@ -882,7 +998,7 @@
                         <pic:spPr bwMode="auto">
                           <a:xfrm>
                             <a:off x="0" y="0"/>
-                            <a:ext cx="1131070" cy="1512632"/>
+                            <a:ext cx="1080000" cy="1444335"/>
                           </a:xfrm>
                           <a:prstGeom prst="rect">
                             <a:avLst/>
@@ -915,9 +1031,9 @@
                 <w:lang w:val="en-US"/>
               </w:rPr>
               <w:drawing>
-                <wp:inline distT="0" distB="0" distL="0" distR="0" wp14:anchorId="0A85F6D8" wp14:editId="1BE5F1A5">
-                  <wp:extent cx="1093474" cy="1506220"/>
-                  <wp:effectExtent l="0" t="0" r="0" b="0"/>
+                <wp:inline distT="0" distB="0" distL="0" distR="0" wp14:anchorId="0A85F6D8" wp14:editId="1D93979E">
+                  <wp:extent cx="1045400" cy="1440000"/>
+                  <wp:effectExtent l="0" t="0" r="2540" b="8255"/>
                   <wp:docPr id="358004604" name="Рисунок 4"/>
                   <wp:cNvGraphicFramePr>
                     <a:graphicFrameLocks xmlns:a="http://schemas.openxmlformats.org/drawingml/2006/main" noChangeAspect="1"/>
@@ -932,7 +1048,7 @@
                           </pic:cNvPicPr>
                         </pic:nvPicPr>
                         <pic:blipFill rotWithShape="1">
-                          <a:blip r:embed="rId10" cstate="print">
+                          <a:blip r:embed="rId11" cstate="print">
                             <a:extLst>
                               <a:ext uri="{28A0092B-C50C-407E-A947-70E740481C1C}">
                                 <a14:useLocalDpi xmlns:a14="http://schemas.microsoft.com/office/drawing/2010/main" val="0"/>
@@ -947,7 +1063,7 @@
                         <pic:spPr bwMode="auto">
                           <a:xfrm>
                             <a:off x="0" y="0"/>
-                            <a:ext cx="1097921" cy="1512346"/>
+                            <a:ext cx="1045400" cy="1440000"/>
                           </a:xfrm>
                           <a:prstGeom prst="rect">
                             <a:avLst/>
@@ -985,9 +1101,9 @@
                 <w:lang w:val="en-US"/>
               </w:rPr>
               <w:drawing>
-                <wp:inline distT="0" distB="0" distL="0" distR="0" wp14:anchorId="4ECEF168" wp14:editId="2B3B28A1">
-                  <wp:extent cx="1080000" cy="1506473"/>
-                  <wp:effectExtent l="0" t="0" r="6350" b="0"/>
+                <wp:inline distT="0" distB="0" distL="0" distR="0" wp14:anchorId="4ECEF168" wp14:editId="63C19AC6">
+                  <wp:extent cx="1032345" cy="1440000"/>
+                  <wp:effectExtent l="0" t="0" r="0" b="8255"/>
                   <wp:docPr id="1494596766" name="Рисунок 6"/>
                   <wp:cNvGraphicFramePr>
                     <a:graphicFrameLocks xmlns:a="http://schemas.openxmlformats.org/drawingml/2006/main" noChangeAspect="1"/>
@@ -1002,7 +1118,7 @@
                           </pic:cNvPicPr>
                         </pic:nvPicPr>
                         <pic:blipFill rotWithShape="1">
-                          <a:blip r:embed="rId11" cstate="print">
+                          <a:blip r:embed="rId12" cstate="print">
                             <a:extLst>
                               <a:ext uri="{28A0092B-C50C-407E-A947-70E740481C1C}">
                                 <a14:useLocalDpi xmlns:a14="http://schemas.microsoft.com/office/drawing/2010/main" val="0"/>
@@ -1017,7 +1133,7 @@
                         <pic:spPr bwMode="auto">
                           <a:xfrm>
                             <a:off x="0" y="0"/>
-                            <a:ext cx="1080000" cy="1506473"/>
+                            <a:ext cx="1032345" cy="1440000"/>
                           </a:xfrm>
                           <a:prstGeom prst="rect">
                             <a:avLst/>
@@ -1326,7 +1442,7 @@
           <w:numId w:val="7"/>
         </w:numPr>
       </w:pPr>
-      <w:bookmarkStart w:id="3" w:name="_Toc227547124"/>
+      <w:bookmarkStart w:id="3" w:name="_Toc227591089"/>
       <w:r>
         <w:t>Анализ технического задания</w:t>
       </w:r>
@@ -1523,7 +1639,15 @@
         </m:r>
       </m:oMath>
       <w:r>
-        <w:t xml:space="preserve"> м/с или более.</w:t>
+        <w:t xml:space="preserve"> м/</w:t>
+      </w:r>
+      <w:proofErr w:type="gramStart"/>
+      <w:r>
+        <w:t>с</w:t>
+      </w:r>
+      <w:proofErr w:type="gramEnd"/>
+      <w:r>
+        <w:t xml:space="preserve"> или более.</w:t>
       </w:r>
       <w:r>
         <w:t xml:space="preserve"> Команда выбирает номинальную воздушную скорость БВС </w:t>
@@ -1853,14 +1977,36 @@
           <w:rPr>
             <w:rFonts w:ascii="Cambria Math" w:eastAsiaTheme="minorEastAsia" w:hAnsi="Cambria Math"/>
           </w:rPr>
-          <m:t>7-9 м/с</m:t>
+          <m:t>7-9 м/</m:t>
+        </m:r>
+        <w:proofErr w:type="gramStart"/>
+        <m:r>
+          <w:rPr>
+            <w:rFonts w:ascii="Cambria Math" w:eastAsiaTheme="minorEastAsia" w:hAnsi="Cambria Math"/>
+          </w:rPr>
+          <m:t>с</m:t>
         </m:r>
       </m:oMath>
+      <w:proofErr w:type="gramEnd"/>
       <w:r>
         <w:rPr>
           <w:rFonts w:eastAsiaTheme="minorEastAsia"/>
         </w:rPr>
-        <w:t xml:space="preserve"> по оценке команды при броске </w:t>
+        <w:t xml:space="preserve"> </w:t>
+      </w:r>
+      <w:proofErr w:type="gramStart"/>
+      <w:r>
+        <w:rPr>
+          <w:rFonts w:eastAsiaTheme="minorEastAsia"/>
+        </w:rPr>
+        <w:t>по</w:t>
+      </w:r>
+      <w:proofErr w:type="gramEnd"/>
+      <w:r>
+        <w:rPr>
+          <w:rFonts w:eastAsiaTheme="minorEastAsia"/>
+        </w:rPr>
+        <w:t xml:space="preserve"> оценке команды при броске </w:t>
       </w:r>
       <w:r>
         <w:rPr>
@@ -1973,7 +2119,7 @@
                           </pic:cNvPicPr>
                         </pic:nvPicPr>
                         <pic:blipFill>
-                          <a:blip r:embed="rId12" cstate="print">
+                          <a:blip r:embed="rId13" cstate="print">
                             <a:extLst>
                               <a:ext uri="{28A0092B-C50C-407E-A947-70E740481C1C}">
                                 <a14:useLocalDpi xmlns:a14="http://schemas.microsoft.com/office/drawing/2010/main" val="0"/>
@@ -2101,7 +2247,7 @@
           </mc:Choice>
           <mc:Fallback>
             <w:pict>
-              <v:group w14:anchorId="78BCE161" id="Группа 5" o:spid="_x0000_s1026" style="position:absolute;left:0;text-align:left;margin-left:167.15pt;margin-top:3.9pt;width:300.35pt;height:160.9pt;z-index:251647488;mso-width-relative:margin;mso-height-relative:margin" coordsize="37545,20141" o:gfxdata="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">
+              <v:group id="Группа 5" o:spid="_x0000_s1026" style="position:absolute;left:0;text-align:left;margin-left:167.15pt;margin-top:3.9pt;width:300.35pt;height:160.9pt;z-index:251647488;mso-width-relative:margin;mso-height-relative:margin" coordsize="37545,20141" o:gfxdata="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">
                 <v:shapetype id="_x0000_t75" coordsize="21600,21600" o:spt="75" o:preferrelative="t" path="m@4@5l@4@11@9@11@9@5xe" filled="f" stroked="f">
                   <v:stroke joinstyle="miter"/>
                   <v:formulas>
@@ -2121,15 +2267,15 @@
                   <v:path o:extrusionok="f" gradientshapeok="t" o:connecttype="rect"/>
                   <o:lock v:ext="edit" aspectratio="t"/>
                 </v:shapetype>
-                <v:shape id="Рисунок 4" o:spid="_x0000_s1027" type="#_x0000_t75" style="position:absolute;left:9;width:37536;height:15838;visibility:visible;mso-wrap-style:square" o:gfxdata="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" stroked="t" strokecolor="#e7e6e6 [3214]">
-                  <v:imagedata r:id="rId13" o:title=""/>
+                <v:shape id="Рисунок 4" o:spid="_x0000_s1027" type="#_x0000_t75" style="position:absolute;left:9;width:37536;height:15838;visibility:visible;mso-wrap-style:square" o:gfxdata="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" stroked="t" strokecolor="#e7e6e6 [3214]">
+                  <v:imagedata r:id="rId14" o:title=""/>
                   <v:path arrowok="t"/>
                 </v:shape>
                 <v:shapetype id="_x0000_t202" coordsize="21600,21600" o:spt="202" path="m,l,21600r21600,l21600,xe">
                   <v:stroke joinstyle="miter"/>
                   <v:path gradientshapeok="t" o:connecttype="rect"/>
                 </v:shapetype>
-                <v:shape id="Поле 1" o:spid="_x0000_s1028" type="#_x0000_t202" style="position:absolute;top:16383;width:37503;height:3758;visibility:visible;mso-wrap-style:square;v-text-anchor:top" o:gfxdata="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" stroked="f">
+                <v:shape id="Поле 1" o:spid="_x0000_s1028" type="#_x0000_t202" style="position:absolute;top:16383;width:37503;height:3758;visibility:visible;mso-wrap-style:square;v-text-anchor:top" o:gfxdata="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" stroked="f">
                   <v:textbox inset="0,0,0,0">
                     <w:txbxContent>
                       <w:p>
@@ -2434,7 +2580,7 @@
           <w:numId w:val="7"/>
         </w:numPr>
       </w:pPr>
-      <w:bookmarkStart w:id="8" w:name="_Toc227547125"/>
+      <w:bookmarkStart w:id="8" w:name="_Toc227591090"/>
       <w:r>
         <w:t>Облик БВС</w:t>
       </w:r>
@@ -2669,7 +2815,15 @@
         <w:t>)</w:t>
       </w:r>
       <w:r>
-        <w:t xml:space="preserve"> характеристики крыла с сужением и без слабо отличаются. </w:t>
+        <w:t xml:space="preserve"> характеристики крыла с сужением и </w:t>
+      </w:r>
+      <w:proofErr w:type="gramStart"/>
+      <w:r>
+        <w:t>без</w:t>
+      </w:r>
+      <w:proofErr w:type="gramEnd"/>
+      <w:r>
+        <w:t xml:space="preserve"> слабо отличаются. </w:t>
       </w:r>
       <w:r>
         <w:t xml:space="preserve">Прямое крыло имеет больший </w:t>
@@ -2835,6 +2989,7 @@
           <w:rFonts w:eastAsiaTheme="minorEastAsia"/>
         </w:rPr>
       </w:pPr>
+      <w:proofErr w:type="gramStart"/>
       <w:r>
         <w:t>Рассмотрены три конфигурации: один тянущий винт в носовой ча</w:t>
       </w:r>
@@ -2848,7 +3003,11 @@
         <w:t>ледняя обеспечивает большую тягу</w:t>
       </w:r>
       <w:r>
-        <w:t xml:space="preserve"> на старте при малых скоростях. </w:t>
+        <w:t xml:space="preserve"> на старте при малых скоростях.</w:t>
+      </w:r>
+      <w:proofErr w:type="gramEnd"/>
+      <w:r>
+        <w:t xml:space="preserve"> </w:t>
       </w:r>
       <w:r>
         <w:lastRenderedPageBreak/>
@@ -2965,7 +3124,7 @@
                           <pic:cNvPicPr/>
                         </pic:nvPicPr>
                         <pic:blipFill>
-                          <a:blip r:embed="rId14" cstate="print">
+                          <a:blip r:embed="rId15" cstate="print">
                             <a:extLst>
                               <a:ext uri="{28A0092B-C50C-407E-A947-70E740481C1C}">
                                 <a14:useLocalDpi xmlns:a14="http://schemas.microsoft.com/office/drawing/2010/main" val="0"/>
@@ -3031,7 +3190,7 @@
                           <pic:cNvPicPr/>
                         </pic:nvPicPr>
                         <pic:blipFill>
-                          <a:blip r:embed="rId15" cstate="print">
+                          <a:blip r:embed="rId16" cstate="print">
                             <a:extLst>
                               <a:ext uri="{28A0092B-C50C-407E-A947-70E740481C1C}">
                                 <a14:useLocalDpi xmlns:a14="http://schemas.microsoft.com/office/drawing/2010/main" val="0"/>
@@ -3094,7 +3253,7 @@
                           <pic:cNvPicPr/>
                         </pic:nvPicPr>
                         <pic:blipFill>
-                          <a:blip r:embed="rId16" cstate="print">
+                          <a:blip r:embed="rId17" cstate="print">
                             <a:extLst>
                               <a:ext uri="{28A0092B-C50C-407E-A947-70E740481C1C}">
                                 <a14:useLocalDpi xmlns:a14="http://schemas.microsoft.com/office/drawing/2010/main" val="0"/>
@@ -4183,7 +4342,7 @@
                           <pic:cNvPicPr/>
                         </pic:nvPicPr>
                         <pic:blipFill>
-                          <a:blip r:embed="rId17" cstate="print">
+                          <a:blip r:embed="rId18" cstate="print">
                             <a:extLst>
                               <a:ext uri="{28A0092B-C50C-407E-A947-70E740481C1C}">
                                 <a14:useLocalDpi xmlns:a14="http://schemas.microsoft.com/office/drawing/2010/main" val="0"/>
@@ -4247,7 +4406,7 @@
                           <pic:cNvPicPr/>
                         </pic:nvPicPr>
                         <pic:blipFill>
-                          <a:blip r:embed="rId18" cstate="print">
+                          <a:blip r:embed="rId19" cstate="print">
                             <a:extLst>
                               <a:ext uri="{28A0092B-C50C-407E-A947-70E740481C1C}">
                                 <a14:useLocalDpi xmlns:a14="http://schemas.microsoft.com/office/drawing/2010/main" val="0"/>
@@ -4309,7 +4468,7 @@
                           <pic:cNvPicPr/>
                         </pic:nvPicPr>
                         <pic:blipFill>
-                          <a:blip r:embed="rId19" cstate="print">
+                          <a:blip r:embed="rId20" cstate="print">
                             <a:extLst>
                               <a:ext uri="{28A0092B-C50C-407E-A947-70E740481C1C}">
                                 <a14:useLocalDpi xmlns:a14="http://schemas.microsoft.com/office/drawing/2010/main" val="0"/>
@@ -4368,7 +4527,7 @@
                           <pic:cNvPicPr/>
                         </pic:nvPicPr>
                         <pic:blipFill>
-                          <a:blip r:embed="rId20" cstate="print">
+                          <a:blip r:embed="rId21" cstate="print">
                             <a:extLst>
                               <a:ext uri="{28A0092B-C50C-407E-A947-70E740481C1C}">
                                 <a14:useLocalDpi xmlns:a14="http://schemas.microsoft.com/office/drawing/2010/main" val="0"/>
@@ -5218,7 +5377,7 @@
                           <pic:cNvPicPr/>
                         </pic:nvPicPr>
                         <pic:blipFill>
-                          <a:blip r:embed="rId21" cstate="print">
+                          <a:blip r:embed="rId22" cstate="print">
                             <a:extLst>
                               <a:ext uri="{28A0092B-C50C-407E-A947-70E740481C1C}">
                                 <a14:useLocalDpi xmlns:a14="http://schemas.microsoft.com/office/drawing/2010/main" val="0"/>
@@ -5280,7 +5439,7 @@
                           <pic:cNvPicPr/>
                         </pic:nvPicPr>
                         <pic:blipFill>
-                          <a:blip r:embed="rId22" cstate="print">
+                          <a:blip r:embed="rId23" cstate="print">
                             <a:extLst>
                               <a:ext uri="{28A0092B-C50C-407E-A947-70E740481C1C}">
                                 <a14:useLocalDpi xmlns:a14="http://schemas.microsoft.com/office/drawing/2010/main" val="0"/>
@@ -5339,7 +5498,7 @@
                           <pic:cNvPicPr/>
                         </pic:nvPicPr>
                         <pic:blipFill>
-                          <a:blip r:embed="rId23" cstate="print">
+                          <a:blip r:embed="rId24" cstate="print">
                             <a:extLst>
                               <a:ext uri="{28A0092B-C50C-407E-A947-70E740481C1C}">
                                 <a14:useLocalDpi xmlns:a14="http://schemas.microsoft.com/office/drawing/2010/main" val="0"/>
@@ -5454,8 +5613,13 @@
               <w:jc w:val="center"/>
             </w:pPr>
             <w:r>
-              <w:t>Пара тянущих</w:t>
-            </w:r>
+              <w:t xml:space="preserve">Пара </w:t>
+            </w:r>
+            <w:proofErr w:type="gramStart"/>
+            <w:r>
+              <w:t>тянущих</w:t>
+            </w:r>
+            <w:proofErr w:type="gramEnd"/>
           </w:p>
         </w:tc>
       </w:tr>
@@ -6271,16 +6435,16 @@
         <mc:AlternateContent>
           <mc:Choice Requires="wpg">
             <w:drawing>
-              <wp:anchor distT="0" distB="0" distL="114300" distR="114300" simplePos="0" relativeHeight="251664896" behindDoc="0" locked="0" layoutInCell="1" allowOverlap="1" wp14:anchorId="71DB4CC6" wp14:editId="3FDFD7C5">
+              <wp:anchor distT="0" distB="0" distL="114300" distR="114300" simplePos="0" relativeHeight="251664896" behindDoc="0" locked="0" layoutInCell="1" allowOverlap="1" wp14:anchorId="71DB4CC6" wp14:editId="7114AC35">
                 <wp:simplePos x="0" y="0"/>
-                <wp:positionH relativeFrom="column">
-                  <wp:posOffset>2802255</wp:posOffset>
+                <wp:positionH relativeFrom="margin">
+                  <wp:align>right</wp:align>
                 </wp:positionH>
                 <wp:positionV relativeFrom="paragraph">
-                  <wp:posOffset>184785</wp:posOffset>
+                  <wp:posOffset>240665</wp:posOffset>
                 </wp:positionV>
-                <wp:extent cx="3204210" cy="2647315"/>
-                <wp:effectExtent l="19050" t="19050" r="15240" b="635"/>
+                <wp:extent cx="3202940" cy="2103755"/>
+                <wp:effectExtent l="0" t="0" r="0" b="0"/>
                 <wp:wrapSquare wrapText="bothSides"/>
                 <wp:docPr id="20" name="Группа 20"/>
                 <wp:cNvGraphicFramePr/>
@@ -6291,9 +6455,9 @@
                       <wpg:grpSpPr>
                         <a:xfrm>
                           <a:off x="0" y="0"/>
-                          <a:ext cx="3204210" cy="2647315"/>
-                          <a:chOff x="0" y="0"/>
-                          <a:chExt cx="3320143" cy="2707110"/>
+                          <a:ext cx="3202940" cy="2103755"/>
+                          <a:chOff x="0" y="277805"/>
+                          <a:chExt cx="3319145" cy="2151923"/>
                         </a:xfrm>
                       </wpg:grpSpPr>
                       <pic:pic xmlns:pic="http://schemas.openxmlformats.org/drawingml/2006/picture">
@@ -6304,28 +6468,27 @@
                           </pic:cNvPicPr>
                         </pic:nvPicPr>
                         <pic:blipFill rotWithShape="1">
-                          <a:blip r:embed="rId24" cstate="print">
+                          <a:blip r:embed="rId25" cstate="print">
                             <a:extLst>
                               <a:ext uri="{28A0092B-C50C-407E-A947-70E740481C1C}">
                                 <a14:useLocalDpi xmlns:a14="http://schemas.microsoft.com/office/drawing/2010/main" val="0"/>
                               </a:ext>
                             </a:extLst>
                           </a:blip>
-                          <a:srcRect l="3056" t="8639" r="3536" b="4980"/>
+                          <a:srcRect l="2404" t="12792" r="2631" b="4367"/>
                           <a:stretch/>
                         </pic:blipFill>
                         <pic:spPr bwMode="auto">
                           <a:xfrm>
-                            <a:off x="0" y="0"/>
-                            <a:ext cx="3320143" cy="2171700"/>
+                            <a:off x="178528" y="277805"/>
+                            <a:ext cx="2956023" cy="1799046"/>
                           </a:xfrm>
                           <a:prstGeom prst="rect">
                             <a:avLst/>
                           </a:prstGeom>
+                          <a:noFill/>
                           <a:ln>
-                            <a:solidFill>
-                              <a:schemeClr val="bg2"/>
-                            </a:solidFill>
+                            <a:noFill/>
                           </a:ln>
                           <a:extLst>
                             <a:ext uri="{53640926-AAD7-44D8-BBD7-CCE9431645EC}">
@@ -6339,8 +6502,8 @@
                         <wps:cNvSpPr txBox="1"/>
                         <wps:spPr>
                           <a:xfrm>
-                            <a:off x="0" y="2225675"/>
-                            <a:ext cx="3319145" cy="481435"/>
+                            <a:off x="0" y="2225676"/>
+                            <a:ext cx="3319145" cy="204052"/>
                           </a:xfrm>
                           <a:prstGeom prst="rect">
                             <a:avLst/>
@@ -6362,6 +6525,7 @@
                                   <w:noProof/>
                                 </w:rPr>
                               </w:pPr>
+                              <w:bookmarkStart w:id="11" w:name="_Ref227590816"/>
                               <w:r>
                                 <w:t>Рис</w:t>
                               </w:r>
@@ -6379,6 +6543,7 @@
                                   <w:t>2</w:t>
                                 </w:r>
                               </w:fldSimple>
+                              <w:bookmarkEnd w:id="11"/>
                               <w:r>
                                 <w:t xml:space="preserve"> – Общий вид БВС</w:t>
                               </w:r>
@@ -6406,12 +6571,12 @@
           </mc:Choice>
           <mc:Fallback>
             <w:pict>
-              <v:group w14:anchorId="71DB4CC6" id="Группа 20" o:spid="_x0000_s1029" style="position:absolute;left:0;text-align:left;margin-left:220.65pt;margin-top:14.55pt;width:252.3pt;height:208.45pt;z-index:251664896;mso-width-relative:margin;mso-height-relative:margin" coordsize="33201,27071" o:gfxdata="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">
-                <v:shape id="Рисунок 7" o:spid="_x0000_s1030" type="#_x0000_t75" style="position:absolute;width:33201;height:21717;visibility:visible;mso-wrap-style:square" o:gfxdata="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" stroked="t" strokecolor="#e7e6e6 [3214]">
-                  <v:imagedata r:id="rId25" o:title="" croptop="5662f" cropbottom="3264f" cropleft="2003f" cropright="2317f"/>
+              <v:group id="Группа 20" o:spid="_x0000_s1029" style="position:absolute;left:0;text-align:left;margin-left:201pt;margin-top:18.95pt;width:252.2pt;height:165.65pt;z-index:251664896;mso-position-horizontal:right;mso-position-horizontal-relative:margin;mso-width-relative:margin;mso-height-relative:margin" coordorigin=",2778" coordsize="33191,21519" o:gfxdata="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">
+                <v:shape id="Рисунок 7" o:spid="_x0000_s1030" type="#_x0000_t75" style="position:absolute;left:1785;top:2778;width:29560;height:17990;visibility:visible;mso-wrap-style:square" o:gfxdata="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">
+                  <v:imagedata r:id="rId26" o:title="" croptop="8383f" cropbottom="2862f" cropleft="1575f" cropright="1724f"/>
                   <v:path arrowok="t"/>
                 </v:shape>
-                <v:shape id="Поле 19" o:spid="_x0000_s1031" type="#_x0000_t202" style="position:absolute;top:22256;width:33191;height:4815;visibility:visible;mso-wrap-style:square;v-text-anchor:top" o:gfxdata="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" stroked="f">
+                <v:shape id="Поле 19" o:spid="_x0000_s1031" type="#_x0000_t202" style="position:absolute;top:22256;width:33191;height:2041;visibility:visible;mso-wrap-style:square;v-text-anchor:top" o:gfxdata="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" stroked="f">
                   <v:textbox inset="0,0,0,0">
                     <w:txbxContent>
                       <w:p>
@@ -6421,6 +6586,7 @@
                             <w:noProof/>
                           </w:rPr>
                         </w:pPr>
+                        <w:bookmarkStart w:id="12" w:name="_Ref227590816"/>
                         <w:r>
                           <w:t>Рис</w:t>
                         </w:r>
@@ -6438,6 +6604,7 @@
                             <w:t>2</w:t>
                           </w:r>
                         </w:fldSimple>
+                        <w:bookmarkEnd w:id="12"/>
                         <w:r>
                           <w:t xml:space="preserve"> – Общий вид БВС</w:t>
                         </w:r>
@@ -6445,7 +6612,7 @@
                     </w:txbxContent>
                   </v:textbox>
                 </v:shape>
-                <w10:wrap type="square"/>
+                <w10:wrap type="square" anchorx="margin"/>
               </v:group>
             </w:pict>
           </mc:Fallback>
@@ -6455,6 +6622,33 @@
         <w:t>Конечный концептуальный облик</w:t>
       </w:r>
       <w:r>
+        <w:t xml:space="preserve"> (рис. </w:t>
+      </w:r>
+      <w:r>
+        <w:fldChar w:fldCharType="begin"/>
+      </w:r>
+      <w:r>
+        <w:instrText xml:space="preserve"> REF _Ref227590816 \</w:instrText>
+      </w:r>
+      <w:r>
+        <w:instrText>#0</w:instrText>
+      </w:r>
+      <w:r>
+        <w:instrText xml:space="preserve"> </w:instrText>
+      </w:r>
+      <w:r>
+        <w:fldChar w:fldCharType="separate"/>
+      </w:r>
+      <w:r>
+        <w:t>2</w:t>
+      </w:r>
+      <w:r>
+        <w:fldChar w:fldCharType="end"/>
+      </w:r>
+      <w:r>
+        <w:t>)</w:t>
+      </w:r>
+      <w:r>
         <w:t xml:space="preserve"> </w:t>
       </w:r>
       <w:r>
@@ -6473,7 +6667,12 @@
         <w:t>-</w:t>
       </w:r>
       <w:r>
-        <w:t>образным хвостовым оперением, с одним тянущим винтом в носовой части. Полезная нагрузка размещается в объеме фюзе</w:t>
+        <w:t xml:space="preserve">образным хвостовым оперением, с одним тянущим винтом в </w:t>
+      </w:r>
+      <w:bookmarkStart w:id="13" w:name="_GoBack"/>
+      <w:bookmarkEnd w:id="13"/>
+      <w:r>
+        <w:t>носовой части. Полезная нагрузка размещается в объеме фюзе</w:t>
       </w:r>
       <w:r>
         <w:t>ляжа под крылом и высвоб</w:t>
@@ -6484,6 +6683,20 @@
       <w:r>
         <w:t>.</w:t>
       </w:r>
+    </w:p>
+    <w:p>
+      <w:pPr>
+        <w:pStyle w:val="1"/>
+        <w:numPr>
+          <w:ilvl w:val="0"/>
+          <w:numId w:val="7"/>
+        </w:numPr>
+      </w:pPr>
+      <w:bookmarkStart w:id="14" w:name="_Toc227591091"/>
+      <w:r>
+        <w:t>Бортовое оборудование</w:t>
+      </w:r>
+      <w:bookmarkEnd w:id="14"/>
     </w:p>
     <w:p>
       <w:pPr>
@@ -6505,30 +6718,27 @@
         <w:t xml:space="preserve"> задачи компьютерного зрения</w:t>
       </w:r>
       <w:r>
-        <w:t xml:space="preserve"> будет разработана СТЗ на основе камеры, способная выделить на </w:t>
-      </w:r>
-      <w:r>
+        <w:t xml:space="preserve"> будет разработана СТЗ на основе камеры, способная выделить на изображении белое полотно, определить его координаты, устранить перспективные </w:t>
+      </w:r>
+      <w:r>
+        <w:rPr>
+          <w:noProof/>
+          <w:lang w:val="en-US"/>
+        </w:rPr>
         <w:lastRenderedPageBreak/>
-        <w:t xml:space="preserve">изображении белое полотно, определить его координаты, устранить перспективные </w:t>
-      </w:r>
-      <w:r>
-        <w:rPr>
-          <w:noProof/>
-          <w:lang w:val="en-US"/>
-        </w:rPr>
         <mc:AlternateContent>
           <mc:Choice Requires="wpg">
             <w:drawing>
-              <wp:anchor distT="0" distB="0" distL="114300" distR="114300" simplePos="0" relativeHeight="251678208" behindDoc="0" locked="0" layoutInCell="1" allowOverlap="1" wp14:anchorId="32921996" wp14:editId="3669774E">
+              <wp:anchor distT="0" distB="0" distL="114300" distR="114300" simplePos="0" relativeHeight="251678208" behindDoc="0" locked="0" layoutInCell="1" allowOverlap="1" wp14:anchorId="32921996" wp14:editId="55E842C7">
                 <wp:simplePos x="0" y="0"/>
                 <wp:positionH relativeFrom="margin">
-                  <wp:posOffset>4446520</wp:posOffset>
+                  <wp:align>right</wp:align>
                 </wp:positionH>
                 <wp:positionV relativeFrom="paragraph">
-                  <wp:posOffset>59690</wp:posOffset>
+                  <wp:posOffset>-168910</wp:posOffset>
                 </wp:positionV>
-                <wp:extent cx="1377950" cy="1586230"/>
-                <wp:effectExtent l="19050" t="19050" r="12700" b="0"/>
+                <wp:extent cx="1356995" cy="1562100"/>
+                <wp:effectExtent l="19050" t="19050" r="14605" b="0"/>
                 <wp:wrapSquare wrapText="bothSides"/>
                 <wp:docPr id="11" name="Группа 11"/>
                 <wp:cNvGraphicFramePr/>
@@ -6539,7 +6749,7 @@
                       <wpg:grpSpPr>
                         <a:xfrm>
                           <a:off x="0" y="0"/>
-                          <a:ext cx="1377950" cy="1586230"/>
+                          <a:ext cx="1356995" cy="1562100"/>
                           <a:chOff x="0" y="0"/>
                           <a:chExt cx="1760220" cy="2028020"/>
                         </a:xfrm>
@@ -6552,7 +6762,7 @@
                           </pic:cNvPicPr>
                         </pic:nvPicPr>
                         <pic:blipFill rotWithShape="1">
-                          <a:blip r:embed="rId26" cstate="print">
+                          <a:blip r:embed="rId27" cstate="print">
                             <a:extLst>
                               <a:ext uri="{28A0092B-C50C-407E-A947-70E740481C1C}">
                                 <a14:useLocalDpi xmlns:a14="http://schemas.microsoft.com/office/drawing/2010/main" val="0"/>
@@ -6613,7 +6823,7 @@
                                   <w:szCs w:val="22"/>
                                 </w:rPr>
                               </w:pPr>
-                              <w:bookmarkStart w:id="11" w:name="_Ref227432276"/>
+                              <w:bookmarkStart w:id="15" w:name="_Ref227432276"/>
                               <w:r>
                                 <w:rPr>
                                   <w:noProof/>
@@ -6650,7 +6860,7 @@
                                 </w:rPr>
                                 <w:fldChar w:fldCharType="end"/>
                               </w:r>
-                              <w:bookmarkEnd w:id="11"/>
+                              <w:bookmarkEnd w:id="15"/>
                               <w:r>
                                 <w:rPr>
                                   <w:noProof/>
@@ -6688,12 +6898,12 @@
           </mc:Choice>
           <mc:Fallback>
             <w:pict>
-              <v:group w14:anchorId="32921996" id="Группа 11" o:spid="_x0000_s1032" style="position:absolute;left:0;text-align:left;margin-left:350.1pt;margin-top:4.7pt;width:108.5pt;height:124.9pt;z-index:251678208;mso-position-horizontal-relative:margin;mso-width-relative:margin;mso-height-relative:margin" coordsize="17602,20280" o:gfxdata="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">
-                <v:shape id="Рисунок 1" o:spid="_x0000_s1033" type="#_x0000_t75" style="position:absolute;left:76;width:17526;height:17297;visibility:visible;mso-wrap-style:square" o:gfxdata="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" stroked="t" strokecolor="#e7e6e6 [3214]">
-                  <v:imagedata r:id="rId27" o:title="" croptop="4698f" cropbottom="7516f" cropleft="4698f" cropright="6577f"/>
+              <v:group id="Группа 11" o:spid="_x0000_s1032" style="position:absolute;left:0;text-align:left;margin-left:55.65pt;margin-top:-13.3pt;width:106.85pt;height:123pt;z-index:251678208;mso-position-horizontal:right;mso-position-horizontal-relative:margin;mso-width-relative:margin;mso-height-relative:margin" coordsize="17602,20280" o:gfxdata="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">
+                <v:shape id="Рисунок 1" o:spid="_x0000_s1033" type="#_x0000_t75" style="position:absolute;left:76;width:17526;height:17297;visibility:visible;mso-wrap-style:square" o:gfxdata="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" stroked="t" strokecolor="#e7e6e6 [3214]">
+                  <v:imagedata r:id="rId28" o:title="" croptop="4698f" cropbottom="7516f" cropleft="4698f" cropright="6577f"/>
                   <v:path arrowok="t"/>
                 </v:shape>
-                <v:shape id="Надпись 1" o:spid="_x0000_s1034" type="#_x0000_t202" style="position:absolute;top:17830;width:17602;height:2450;visibility:visible;mso-wrap-style:square;v-text-anchor:top" o:gfxdata="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" stroked="f">
+                <v:shape id="Надпись 1" o:spid="_x0000_s1034" type="#_x0000_t202" style="position:absolute;top:17830;width:17602;height:2450;visibility:visible;mso-wrap-style:square;v-text-anchor:top" o:gfxdata="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" stroked="f">
                   <v:textbox inset="0,0,0,0">
                     <w:txbxContent>
                       <w:p>
@@ -6704,7 +6914,7 @@
                             <w:szCs w:val="22"/>
                           </w:rPr>
                         </w:pPr>
-                        <w:bookmarkStart w:id="12" w:name="_Ref227432276"/>
+                        <w:bookmarkStart w:id="16" w:name="_Ref227432276"/>
                         <w:r>
                           <w:rPr>
                             <w:noProof/>
@@ -6741,7 +6951,7 @@
                           </w:rPr>
                           <w:fldChar w:fldCharType="end"/>
                         </w:r>
-                        <w:bookmarkEnd w:id="12"/>
+                        <w:bookmarkEnd w:id="16"/>
                         <w:r>
                           <w:rPr>
                             <w:noProof/>
@@ -6825,7 +7035,15 @@
       </w:r>
       <w:proofErr w:type="spellEnd"/>
       <w:r>
-        <w:t xml:space="preserve"> картридер, интерфейс </w:t>
+        <w:t xml:space="preserve"> </w:t>
+      </w:r>
+      <w:proofErr w:type="spellStart"/>
+      <w:r>
+        <w:t>картридер</w:t>
+      </w:r>
+      <w:proofErr w:type="spellEnd"/>
+      <w:r>
+        <w:t xml:space="preserve">, интерфейс </w:t>
       </w:r>
       <w:r>
         <w:t>обмена</w:t>
@@ -6919,6 +7137,11 @@
       </w:r>
     </w:p>
     <w:p>
+      <w:pPr>
+        <w:rPr>
+          <w:lang w:val="en-US"/>
+        </w:rPr>
+      </w:pPr>
       <w:r>
         <w:t xml:space="preserve">Команда будет использовать полетный контроллер </w:t>
       </w:r>
@@ -6986,6 +7209,9 @@
       </w:r>
       <w:r>
         <w:t xml:space="preserve"> о положении и ориентации БВС в пространстве.</w:t>
+      </w:r>
+      <w:r>
+        <w:t xml:space="preserve"> </w:t>
       </w:r>
     </w:p>
     <w:p>
@@ -7025,11 +7251,11 @@
           <w:numId w:val="7"/>
         </w:numPr>
       </w:pPr>
-      <w:bookmarkStart w:id="13" w:name="_Toc227547126"/>
+      <w:bookmarkStart w:id="17" w:name="_Toc227591092"/>
       <w:r>
         <w:t>План реализации проекта</w:t>
       </w:r>
-      <w:bookmarkEnd w:id="13"/>
+      <w:bookmarkEnd w:id="17"/>
     </w:p>
     <w:p>
       <w:r>
@@ -7073,7 +7299,7 @@
                           </pic:cNvPicPr>
                         </pic:nvPicPr>
                         <pic:blipFill rotWithShape="1">
-                          <a:blip r:embed="rId28" cstate="print">
+                          <a:blip r:embed="rId29" cstate="print">
                             <a:extLst>
                               <a:ext uri="{28A0092B-C50C-407E-A947-70E740481C1C}">
                                 <a14:useLocalDpi xmlns:a14="http://schemas.microsoft.com/office/drawing/2010/main" val="0"/>
@@ -7128,7 +7354,7 @@
                               <w:pPr>
                                 <w:pStyle w:val="af3"/>
                               </w:pPr>
-                              <w:bookmarkStart w:id="14" w:name="_Ref227530908"/>
+                              <w:bookmarkStart w:id="18" w:name="_Ref227530908"/>
                               <w:r>
                                 <w:t>Рис</w:t>
                               </w:r>
@@ -7146,7 +7372,7 @@
                                   <w:t>4</w:t>
                                 </w:r>
                               </w:fldSimple>
-                              <w:bookmarkEnd w:id="14"/>
+                              <w:bookmarkEnd w:id="18"/>
                               <w:r>
                                 <w:t xml:space="preserve"> – Блок-схема подхода к проектированию БВС</w:t>
                               </w:r>
@@ -7174,19 +7400,19 @@
           </mc:Choice>
           <mc:Fallback>
             <w:pict>
-              <v:group w14:anchorId="12DE3E07" id="Группа 6" o:spid="_x0000_s1035" style="position:absolute;left:0;text-align:left;margin-left:247.65pt;margin-top:5.3pt;width:219.45pt;height:151.05pt;z-index:251653632;mso-width-relative:margin;mso-height-relative:margin" coordsize="30262,20828" o:gfxdata="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">
-                <v:shape id="Рисунок 2" o:spid="_x0000_s1036" type="#_x0000_t75" style="position:absolute;width:30262;height:15457;visibility:visible;mso-wrap-style:square" o:gfxdata="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" stroked="t" strokecolor="#e7e6e6 [3214]">
-                  <v:imagedata r:id="rId29" o:title="" cropleft="7311f" cropright="7569f"/>
+              <v:group id="Группа 6" o:spid="_x0000_s1035" style="position:absolute;left:0;text-align:left;margin-left:247.65pt;margin-top:5.3pt;width:219.45pt;height:151.05pt;z-index:251653632;mso-width-relative:margin;mso-height-relative:margin" coordsize="30262,20828" o:gfxdata="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">
+                <v:shape id="Рисунок 2" o:spid="_x0000_s1036" type="#_x0000_t75" style="position:absolute;width:30262;height:15457;visibility:visible;mso-wrap-style:square" o:gfxdata="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" stroked="t" strokecolor="#e7e6e6 [3214]">
+                  <v:imagedata r:id="rId30" o:title="" cropleft="7311f" cropright="7569f"/>
                   <v:path arrowok="t"/>
                 </v:shape>
-                <v:shape id="Поле 3" o:spid="_x0000_s1037" type="#_x0000_t202" style="position:absolute;top:16052;width:30232;height:4776;visibility:visible;mso-wrap-style:square;v-text-anchor:top" o:gfxdata="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" stroked="f">
+                <v:shape id="Поле 3" o:spid="_x0000_s1037" type="#_x0000_t202" style="position:absolute;top:16052;width:30232;height:4776;visibility:visible;mso-wrap-style:square;v-text-anchor:top" o:gfxdata="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" stroked="f">
                   <v:textbox inset="0,0,0,0">
                     <w:txbxContent>
                       <w:p>
                         <w:pPr>
                           <w:pStyle w:val="af3"/>
                         </w:pPr>
-                        <w:bookmarkStart w:id="15" w:name="_Ref227530908"/>
+                        <w:bookmarkStart w:id="19" w:name="_Ref227530908"/>
                         <w:r>
                           <w:t>Рис</w:t>
                         </w:r>
@@ -7204,7 +7430,7 @@
                             <w:t>4</w:t>
                           </w:r>
                         </w:fldSimple>
-                        <w:bookmarkEnd w:id="15"/>
+                        <w:bookmarkEnd w:id="19"/>
                         <w:r>
                           <w:t xml:space="preserve"> – Блок-схема подхода к проектированию БВС</w:t>
                         </w:r>
@@ -7222,9 +7448,6 @@
         <w:t>На рис</w:t>
       </w:r>
       <w:r>
-        <w:rPr>
-          <w:lang w:val="en-US"/>
-        </w:rPr>
         <w:t>.</w:t>
       </w:r>
       <w:r>
@@ -7272,8 +7495,9 @@
       <w:r>
         <w:t>.</w:t>
       </w:r>
-    </w:p>
-    <w:p>
+      <w:r>
+        <w:t xml:space="preserve"> </w:t>
+      </w:r>
       <w:r>
         <w:t>Д</w:t>
       </w:r>
@@ -7289,24 +7513,12 @@
       <w:r>
         <w:t xml:space="preserve">ставлен по </w:t>
       </w:r>
-      <w:hyperlink r:id="rId30" w:history="1">
+      <w:hyperlink r:id="rId31" w:history="1">
         <w:r>
           <w:rPr>
             <w:rStyle w:val="af0"/>
           </w:rPr>
-          <w:t>ссыл</w:t>
-        </w:r>
-        <w:r>
-          <w:rPr>
-            <w:rStyle w:val="af0"/>
-          </w:rPr>
-          <w:t>к</w:t>
-        </w:r>
-        <w:r>
-          <w:rPr>
-            <w:rStyle w:val="af0"/>
-          </w:rPr>
-          <w:t>е</w:t>
+          <w:t>ссылке</w:t>
         </w:r>
       </w:hyperlink>
       <w:r>
@@ -7324,13 +7536,13 @@
           <w:lang w:val="en-US"/>
         </w:rPr>
       </w:pPr>
-      <w:bookmarkStart w:id="16" w:name="_Toc227547127"/>
+      <w:bookmarkStart w:id="20" w:name="_Toc227591093"/>
       <w:r>
         <w:t>Список источников</w:t>
       </w:r>
-      <w:bookmarkEnd w:id="16"/>
+      <w:bookmarkEnd w:id="20"/>
     </w:p>
-    <w:bookmarkStart w:id="17" w:name="TZ"/>
+    <w:bookmarkStart w:id="21" w:name="TZ"/>
     <w:p>
       <w:pPr>
         <w:ind w:left="284" w:hanging="284"/>
@@ -7390,7 +7602,7 @@
         </w:rPr>
         <w:fldChar w:fldCharType="end"/>
       </w:r>
-      <w:bookmarkEnd w:id="17"/>
+      <w:bookmarkEnd w:id="21"/>
       <w:r>
         <w:t>.</w:t>
       </w:r>
@@ -7412,7 +7624,7 @@
       <w:r>
         <w:t xml:space="preserve">: </w:t>
       </w:r>
-      <w:hyperlink r:id="rId31" w:history="1">
+      <w:hyperlink r:id="rId32" w:history="1">
         <w:r>
           <w:rPr>
             <w:rStyle w:val="af0"/>
@@ -7424,7 +7636,7 @@
         <w:t>.</w:t>
       </w:r>
     </w:p>
-    <w:bookmarkStart w:id="18" w:name="UAVStat"/>
+    <w:bookmarkStart w:id="22" w:name="UAVStat"/>
     <w:p>
       <w:pPr>
         <w:ind w:left="284" w:hanging="284"/>
@@ -7465,7 +7677,7 @@
         </w:rPr>
         <w:fldChar w:fldCharType="end"/>
       </w:r>
-      <w:bookmarkEnd w:id="18"/>
+      <w:bookmarkEnd w:id="22"/>
       <w:r>
         <w:rPr>
           <w:lang w:val="en-US"/>
@@ -7504,6 +7716,7 @@
         </w:rPr>
         <w:t xml:space="preserve">2021. № 12 (8). </w:t>
       </w:r>
+      <w:proofErr w:type="gramStart"/>
       <w:r>
         <w:rPr>
           <w:color w:val="05103E"/>
@@ -7520,8 +7733,9 @@
         </w:rPr>
         <w:t>. 363.</w:t>
       </w:r>
+      <w:proofErr w:type="gramEnd"/>
     </w:p>
-    <w:bookmarkStart w:id="19" w:name="Kossiakoff"/>
+    <w:bookmarkStart w:id="23" w:name="Kossiakoff"/>
     <w:p>
       <w:pPr>
         <w:ind w:left="284" w:hanging="284"/>
@@ -7560,7 +7774,7 @@
         </w:rPr>
         <w:fldChar w:fldCharType="end"/>
       </w:r>
-      <w:bookmarkEnd w:id="19"/>
+      <w:bookmarkEnd w:id="23"/>
       <w:r>
         <w:rPr>
           <w:lang w:val="en-US"/>
@@ -7593,6 +7807,7 @@
         </w:rPr>
         <w:t xml:space="preserve">. </w:t>
       </w:r>
+      <w:proofErr w:type="gramStart"/>
       <w:r>
         <w:rPr>
           <w:lang w:val="en-US"/>
@@ -7630,7 +7845,24 @@
         <w:t>Wiley</w:t>
       </w:r>
       <w:r>
-        <w:t xml:space="preserve">, 2020. 647 </w:t>
+        <w:rPr>
+          <w:lang w:val="en-US"/>
+        </w:rPr>
+        <w:t>, 2020.</w:t>
+      </w:r>
+      <w:proofErr w:type="gramEnd"/>
+      <w:r>
+        <w:rPr>
+          <w:lang w:val="en-US"/>
+        </w:rPr>
+        <w:t xml:space="preserve"> </w:t>
+      </w:r>
+      <w:proofErr w:type="gramStart"/>
+      <w:r>
+        <w:rPr>
+          <w:lang w:val="en-US"/>
+        </w:rPr>
+        <w:t xml:space="preserve">647 </w:t>
       </w:r>
       <w:r>
         <w:rPr>
@@ -7639,10 +7871,14 @@
         <w:t>p</w:t>
       </w:r>
       <w:r>
+        <w:rPr>
+          <w:lang w:val="en-US"/>
+        </w:rPr>
         <w:t>.</w:t>
       </w:r>
+      <w:proofErr w:type="gramEnd"/>
     </w:p>
-    <w:bookmarkStart w:id="20" w:name="Raymer"/>
+    <w:bookmarkStart w:id="24" w:name="Raymer"/>
     <w:p>
       <w:pPr>
         <w:ind w:left="284" w:hanging="284"/>
@@ -7681,7 +7917,7 @@
         </w:rPr>
         <w:fldChar w:fldCharType="end"/>
       </w:r>
-      <w:bookmarkEnd w:id="20"/>
+      <w:bookmarkEnd w:id="24"/>
       <w:r>
         <w:rPr>
           <w:lang w:val="en-US"/>
@@ -7724,7 +7960,7 @@
         <w:t>, 2018.</w:t>
       </w:r>
     </w:p>
-    <w:bookmarkStart w:id="21" w:name="Gudmun"/>
+    <w:bookmarkStart w:id="25" w:name="Gudmun"/>
     <w:p>
       <w:pPr>
         <w:ind w:left="284" w:hanging="284"/>
@@ -7765,7 +8001,7 @@
         </w:rPr>
         <w:fldChar w:fldCharType="end"/>
       </w:r>
-      <w:bookmarkEnd w:id="21"/>
+      <w:bookmarkEnd w:id="25"/>
       <w:r>
         <w:rPr>
           <w:lang w:val="en-US"/>
@@ -7792,7 +8028,7 @@
         <w:t>Gudmundsson S. General Aviation Aircraft Design: Applied Methods and Procedures / Butterworth-Heinemann, 2021.</w:t>
       </w:r>
     </w:p>
-    <w:bookmarkStart w:id="22" w:name="Datcom"/>
+    <w:bookmarkStart w:id="26" w:name="Datcom"/>
     <w:p>
       <w:pPr>
         <w:ind w:left="284" w:hanging="284"/>
@@ -7831,7 +8067,7 @@
         </w:rPr>
         <w:fldChar w:fldCharType="end"/>
       </w:r>
-      <w:bookmarkEnd w:id="22"/>
+      <w:bookmarkEnd w:id="26"/>
       <w:r>
         <w:rPr>
           <w:lang w:val="en-US"/>
@@ -7863,7 +8099,7 @@
         <w:t>. McDonnell Douglas Corporation, 1960.</w:t>
       </w:r>
     </w:p>
-    <w:bookmarkStart w:id="23" w:name="SSIM"/>
+    <w:bookmarkStart w:id="27" w:name="SSIM"/>
     <w:p>
       <w:pPr>
         <w:ind w:left="284" w:hanging="284"/>
@@ -7899,7 +8135,7 @@
         </w:rPr>
         <w:fldChar w:fldCharType="end"/>
       </w:r>
-      <w:bookmarkEnd w:id="23"/>
+      <w:bookmarkEnd w:id="27"/>
       <w:r>
         <w:rPr>
           <w:lang w:val="en-US"/>
@@ -7940,13 +8176,27 @@
         <w:rPr>
           <w:lang w:val="en-US"/>
         </w:rPr>
-        <w:t xml:space="preserve">. 13. № </w:t>
-      </w:r>
-      <w:r>
-        <w:rPr>
-          <w:lang w:val="en-US"/>
-        </w:rPr>
-        <w:t xml:space="preserve">4. </w:t>
+        <w:t xml:space="preserve">. 13. </w:t>
+      </w:r>
+      <w:proofErr w:type="gramStart"/>
+      <w:r>
+        <w:rPr>
+          <w:lang w:val="en-US"/>
+        </w:rPr>
+        <w:t xml:space="preserve">№ </w:t>
+      </w:r>
+      <w:r>
+        <w:rPr>
+          <w:lang w:val="en-US"/>
+        </w:rPr>
+        <w:t>4.</w:t>
+      </w:r>
+      <w:proofErr w:type="gramEnd"/>
+      <w:r>
+        <w:rPr>
+          <w:lang w:val="en-US"/>
+        </w:rPr>
+        <w:t xml:space="preserve"> </w:t>
       </w:r>
       <w:r>
         <w:rPr>
@@ -7962,7 +8212,7 @@
       </w:r>
     </w:p>
     <w:sectPr>
-      <w:footerReference w:type="default" r:id="rId32"/>
+      <w:footerReference w:type="default" r:id="rId33"/>
       <w:pgSz w:w="11906" w:h="16838"/>
       <w:pgMar w:top="1134" w:right="851" w:bottom="1701" w:left="1701" w:header="709" w:footer="709" w:gutter="0"/>
       <w:cols w:space="708"/>
@@ -7973,7 +8223,7 @@
 </file>
 
 <file path=word/endnotes.xml><?xml version="1.0" encoding="utf-8"?>
-<w:endnotes xmlns:wpc="http://schemas.microsoft.com/office/word/2010/wordprocessingCanvas" xmlns:cx="http://schemas.microsoft.com/office/drawing/2014/chartex" xmlns:cx1="http://schemas.microsoft.com/office/drawing/2015/9/8/chartex" xmlns:cx2="http://schemas.microsoft.com/office/drawing/2015/10/21/chartex" xmlns:cx3="http://schemas.microsoft.com/office/drawing/2016/5/9/chartex" xmlns:cx4="http://schemas.microsoft.com/office/drawing/2016/5/10/chartex" xmlns:cx5="http://schemas.microsoft.com/office/drawing/2016/5/11/chartex" xmlns:cx6="http://schemas.microsoft.com/office/drawing/2016/5/12/chartex" xmlns:cx7="http://schemas.microsoft.com/office/drawing/2016/5/13/chartex" xmlns:cx8="http://schemas.microsoft.com/office/drawing/2016/5/14/chartex" xmlns:mc="http://schemas.openxmlformats.org/markup-compatibility/2006" xmlns:aink="http://schemas.microsoft.com/office/drawing/2016/ink" xmlns:am3d="http://schemas.microsoft.com/office/drawing/2017/model3d" xmlns:o="urn:schemas-microsoft-com:office:office" xmlns:oel="http://schemas.microsoft.com/office/2019/extlst" xmlns:r="http://schemas.openxmlformats.org/officeDocument/2006/relationships" xmlns:m="http://schemas.openxmlformats.org/officeDocument/2006/math" xmlns:v="urn:schemas-microsoft-com:vml" xmlns:wp14="http://schemas.microsoft.com/office/word/2010/wordprocessingDrawing" xmlns:wp="http://schemas.openxmlformats.org/drawingml/2006/wordprocessingDrawing" xmlns:w10="urn:schemas-microsoft-com:office:word" xmlns:w="http://schemas.openxmlformats.org/wordprocessingml/2006/main" xmlns:w14="http://schemas.microsoft.com/office/word/2010/wordml" xmlns:w15="http://schemas.microsoft.com/office/word/2012/wordml" xmlns:w16cex="http://schemas.microsoft.com/office/word/2018/wordml/cex" xmlns:w16cid="http://schemas.microsoft.com/office/word/2016/wordml/cid" xmlns:w16="http://schemas.microsoft.com/office/word/2018/wordml" xmlns:w16du="http://schemas.microsoft.com/office/word/2023/wordml/word16du" xmlns:w16sdtdh="http://schemas.microsoft.com/office/word/2020/wordml/sdtdatahash" xmlns:w16sdtfl="http://schemas.microsoft.com/office/word/2024/wordml/sdtformatlock" xmlns:w16se="http://schemas.microsoft.com/office/word/2015/wordml/symex" xmlns:wpg="http://schemas.microsoft.com/office/word/2010/wordprocessingGroup" xmlns:wpi="http://schemas.microsoft.com/office/word/2010/wordprocessingInk" xmlns:wne="http://schemas.microsoft.com/office/word/2006/wordml" xmlns:wps="http://schemas.microsoft.com/office/word/2010/wordprocessingShape" mc:Ignorable="w14 w15 w16se w16cid w16 w16cex w16sdtdh w16sdtfl w16du wp14">
+<w:endnotes xmlns:wpc="http://schemas.microsoft.com/office/word/2010/wordprocessingCanvas" xmlns:mc="http://schemas.openxmlformats.org/markup-compatibility/2006" xmlns:o="urn:schemas-microsoft-com:office:office" xmlns:r="http://schemas.openxmlformats.org/officeDocument/2006/relationships" xmlns:m="http://schemas.openxmlformats.org/officeDocument/2006/math" xmlns:v="urn:schemas-microsoft-com:vml" xmlns:wp14="http://schemas.microsoft.com/office/word/2010/wordprocessingDrawing" xmlns:wp="http://schemas.openxmlformats.org/drawingml/2006/wordprocessingDrawing" xmlns:w10="urn:schemas-microsoft-com:office:word" xmlns:w="http://schemas.openxmlformats.org/wordprocessingml/2006/main" xmlns:w14="http://schemas.microsoft.com/office/word/2010/wordml" xmlns:wpg="http://schemas.microsoft.com/office/word/2010/wordprocessingGroup" xmlns:wpi="http://schemas.microsoft.com/office/word/2010/wordprocessingInk" xmlns:wne="http://schemas.microsoft.com/office/word/2006/wordml" xmlns:wps="http://schemas.microsoft.com/office/word/2010/wordprocessingShape" mc:Ignorable="w14 wp14">
   <w:endnote w:type="separator" w:id="-1">
     <w:p>
       <w:r>
@@ -7992,7 +8242,7 @@
 </file>
 
 <file path=word/footer1.xml><?xml version="1.0" encoding="utf-8"?>
-<w:ftr xmlns:wpc="http://schemas.microsoft.com/office/word/2010/wordprocessingCanvas" xmlns:cx="http://schemas.microsoft.com/office/drawing/2014/chartex" xmlns:cx1="http://schemas.microsoft.com/office/drawing/2015/9/8/chartex" xmlns:cx2="http://schemas.microsoft.com/office/drawing/2015/10/21/chartex" xmlns:cx3="http://schemas.microsoft.com/office/drawing/2016/5/9/chartex" xmlns:cx4="http://schemas.microsoft.com/office/drawing/2016/5/10/chartex" xmlns:cx5="http://schemas.microsoft.com/office/drawing/2016/5/11/chartex" xmlns:cx6="http://schemas.microsoft.com/office/drawing/2016/5/12/chartex" xmlns:cx7="http://schemas.microsoft.com/office/drawing/2016/5/13/chartex" xmlns:cx8="http://schemas.microsoft.com/office/drawing/2016/5/14/chartex" xmlns:mc="http://schemas.openxmlformats.org/markup-compatibility/2006" xmlns:aink="http://schemas.microsoft.com/office/drawing/2016/ink" xmlns:am3d="http://schemas.microsoft.com/office/drawing/2017/model3d" xmlns:o="urn:schemas-microsoft-com:office:office" xmlns:oel="http://schemas.microsoft.com/office/2019/extlst" xmlns:r="http://schemas.openxmlformats.org/officeDocument/2006/relationships" xmlns:m="http://schemas.openxmlformats.org/officeDocument/2006/math" xmlns:v="urn:schemas-microsoft-com:vml" xmlns:wp14="http://schemas.microsoft.com/office/word/2010/wordprocessingDrawing" xmlns:wp="http://schemas.openxmlformats.org/drawingml/2006/wordprocessingDrawing" xmlns:w10="urn:schemas-microsoft-com:office:word" xmlns:w="http://schemas.openxmlformats.org/wordprocessingml/2006/main" xmlns:w14="http://schemas.microsoft.com/office/word/2010/wordml" xmlns:w15="http://schemas.microsoft.com/office/word/2012/wordml" xmlns:w16cex="http://schemas.microsoft.com/office/word/2018/wordml/cex" xmlns:w16cid="http://schemas.microsoft.com/office/word/2016/wordml/cid" xmlns:w16="http://schemas.microsoft.com/office/word/2018/wordml" xmlns:w16du="http://schemas.microsoft.com/office/word/2023/wordml/word16du" xmlns:w16sdtdh="http://schemas.microsoft.com/office/word/2020/wordml/sdtdatahash" xmlns:w16sdtfl="http://schemas.microsoft.com/office/word/2024/wordml/sdtformatlock" xmlns:w16se="http://schemas.microsoft.com/office/word/2015/wordml/symex" xmlns:wpg="http://schemas.microsoft.com/office/word/2010/wordprocessingGroup" xmlns:wpi="http://schemas.microsoft.com/office/word/2010/wordprocessingInk" xmlns:wne="http://schemas.microsoft.com/office/word/2006/wordml" xmlns:wps="http://schemas.microsoft.com/office/word/2010/wordprocessingShape" mc:Ignorable="w14 w15 w16se w16cid w16 w16cex w16sdtdh w16sdtfl w16du wp14">
+<w:ftr xmlns:wpc="http://schemas.microsoft.com/office/word/2010/wordprocessingCanvas" xmlns:mc="http://schemas.openxmlformats.org/markup-compatibility/2006" xmlns:o="urn:schemas-microsoft-com:office:office" xmlns:r="http://schemas.openxmlformats.org/officeDocument/2006/relationships" xmlns:m="http://schemas.openxmlformats.org/officeDocument/2006/math" xmlns:v="urn:schemas-microsoft-com:vml" xmlns:wp14="http://schemas.microsoft.com/office/word/2010/wordprocessingDrawing" xmlns:wp="http://schemas.openxmlformats.org/drawingml/2006/wordprocessingDrawing" xmlns:w10="urn:schemas-microsoft-com:office:word" xmlns:w="http://schemas.openxmlformats.org/wordprocessingml/2006/main" xmlns:w14="http://schemas.microsoft.com/office/word/2010/wordml" xmlns:wpg="http://schemas.microsoft.com/office/word/2010/wordprocessingGroup" xmlns:wpi="http://schemas.microsoft.com/office/word/2010/wordprocessingInk" xmlns:wne="http://schemas.microsoft.com/office/word/2006/wordml" xmlns:wps="http://schemas.microsoft.com/office/word/2010/wordprocessingShape" mc:Ignorable="w14 wp14">
   <w:sdt>
     <w:sdtPr>
       <w:id w:val="-1192291866"/>
@@ -8001,6 +8251,7 @@
         <w:docPartUnique/>
       </w:docPartObj>
     </w:sdtPr>
+    <w:sdtEndPr/>
     <w:sdtContent>
       <w:p>
         <w:pPr>
@@ -8020,7 +8271,7 @@
           <w:rPr>
             <w:noProof/>
           </w:rPr>
-          <w:t>5</w:t>
+          <w:t>3</w:t>
         </w:r>
         <w:r>
           <w:fldChar w:fldCharType="end"/>
@@ -8037,7 +8288,7 @@
 </file>
 
 <file path=word/footnotes.xml><?xml version="1.0" encoding="utf-8"?>
-<w:footnotes xmlns:wpc="http://schemas.microsoft.com/office/word/2010/wordprocessingCanvas" xmlns:cx="http://schemas.microsoft.com/office/drawing/2014/chartex" xmlns:cx1="http://schemas.microsoft.com/office/drawing/2015/9/8/chartex" xmlns:cx2="http://schemas.microsoft.com/office/drawing/2015/10/21/chartex" xmlns:cx3="http://schemas.microsoft.com/office/drawing/2016/5/9/chartex" xmlns:cx4="http://schemas.microsoft.com/office/drawing/2016/5/10/chartex" xmlns:cx5="http://schemas.microsoft.com/office/drawing/2016/5/11/chartex" xmlns:cx6="http://schemas.microsoft.com/office/drawing/2016/5/12/chartex" xmlns:cx7="http://schemas.microsoft.com/office/drawing/2016/5/13/chartex" xmlns:cx8="http://schemas.microsoft.com/office/drawing/2016/5/14/chartex" xmlns:mc="http://schemas.openxmlformats.org/markup-compatibility/2006" xmlns:aink="http://schemas.microsoft.com/office/drawing/2016/ink" xmlns:am3d="http://schemas.microsoft.com/office/drawing/2017/model3d" xmlns:o="urn:schemas-microsoft-com:office:office" xmlns:oel="http://schemas.microsoft.com/office/2019/extlst" xmlns:r="http://schemas.openxmlformats.org/officeDocument/2006/relationships" xmlns:m="http://schemas.openxmlformats.org/officeDocument/2006/math" xmlns:v="urn:schemas-microsoft-com:vml" xmlns:wp14="http://schemas.microsoft.com/office/word/2010/wordprocessingDrawing" xmlns:wp="http://schemas.openxmlformats.org/drawingml/2006/wordprocessingDrawing" xmlns:w10="urn:schemas-microsoft-com:office:word" xmlns:w="http://schemas.openxmlformats.org/wordprocessingml/2006/main" xmlns:w14="http://schemas.microsoft.com/office/word/2010/wordml" xmlns:w15="http://schemas.microsoft.com/office/word/2012/wordml" xmlns:w16cex="http://schemas.microsoft.com/office/word/2018/wordml/cex" xmlns:w16cid="http://schemas.microsoft.com/office/word/2016/wordml/cid" xmlns:w16="http://schemas.microsoft.com/office/word/2018/wordml" xmlns:w16du="http://schemas.microsoft.com/office/word/2023/wordml/word16du" xmlns:w16sdtdh="http://schemas.microsoft.com/office/word/2020/wordml/sdtdatahash" xmlns:w16sdtfl="http://schemas.microsoft.com/office/word/2024/wordml/sdtformatlock" xmlns:w16se="http://schemas.microsoft.com/office/word/2015/wordml/symex" xmlns:wpg="http://schemas.microsoft.com/office/word/2010/wordprocessingGroup" xmlns:wpi="http://schemas.microsoft.com/office/word/2010/wordprocessingInk" xmlns:wne="http://schemas.microsoft.com/office/word/2006/wordml" xmlns:wps="http://schemas.microsoft.com/office/word/2010/wordprocessingShape" mc:Ignorable="w14 w15 w16se w16cid w16 w16cex w16sdtdh w16sdtfl w16du wp14">
+<w:footnotes xmlns:wpc="http://schemas.microsoft.com/office/word/2010/wordprocessingCanvas" xmlns:mc="http://schemas.openxmlformats.org/markup-compatibility/2006" xmlns:o="urn:schemas-microsoft-com:office:office" xmlns:r="http://schemas.openxmlformats.org/officeDocument/2006/relationships" xmlns:m="http://schemas.openxmlformats.org/officeDocument/2006/math" xmlns:v="urn:schemas-microsoft-com:vml" xmlns:wp14="http://schemas.microsoft.com/office/word/2010/wordprocessingDrawing" xmlns:wp="http://schemas.openxmlformats.org/drawingml/2006/wordprocessingDrawing" xmlns:w10="urn:schemas-microsoft-com:office:word" xmlns:w="http://schemas.openxmlformats.org/wordprocessingml/2006/main" xmlns:w14="http://schemas.microsoft.com/office/word/2010/wordml" xmlns:wpg="http://schemas.microsoft.com/office/word/2010/wordprocessingGroup" xmlns:wpi="http://schemas.microsoft.com/office/word/2010/wordprocessingInk" xmlns:wne="http://schemas.microsoft.com/office/word/2006/wordml" xmlns:wps="http://schemas.microsoft.com/office/word/2010/wordprocessingShape" mc:Ignorable="w14 wp14">
   <w:footnote w:type="separator" w:id="-1">
     <w:p>
       <w:r>
@@ -8056,8 +8307,8 @@
 </file>
 
 <file path=word/numbering.xml><?xml version="1.0" encoding="utf-8"?>
-<w:numbering xmlns:wpc="http://schemas.microsoft.com/office/word/2010/wordprocessingCanvas" xmlns:cx="http://schemas.microsoft.com/office/drawing/2014/chartex" xmlns:cx1="http://schemas.microsoft.com/office/drawing/2015/9/8/chartex" xmlns:cx2="http://schemas.microsoft.com/office/drawing/2015/10/21/chartex" xmlns:cx3="http://schemas.microsoft.com/office/drawing/2016/5/9/chartex" xmlns:cx4="http://schemas.microsoft.com/office/drawing/2016/5/10/chartex" xmlns:cx5="http://schemas.microsoft.com/office/drawing/2016/5/11/chartex" xmlns:cx6="http://schemas.microsoft.com/office/drawing/2016/5/12/chartex" xmlns:cx7="http://schemas.microsoft.com/office/drawing/2016/5/13/chartex" xmlns:cx8="http://schemas.microsoft.com/office/drawing/2016/5/14/chartex" xmlns:mc="http://schemas.openxmlformats.org/markup-compatibility/2006" xmlns:aink="http://schemas.microsoft.com/office/drawing/2016/ink" xmlns:am3d="http://schemas.microsoft.com/office/drawing/2017/model3d" xmlns:o="urn:schemas-microsoft-com:office:office" xmlns:oel="http://schemas.microsoft.com/office/2019/extlst" xmlns:r="http://schemas.openxmlformats.org/officeDocument/2006/relationships" xmlns:m="http://schemas.openxmlformats.org/officeDocument/2006/math" xmlns:v="urn:schemas-microsoft-com:vml" xmlns:wp14="http://schemas.microsoft.com/office/word/2010/wordprocessingDrawing" xmlns:wp="http://schemas.openxmlformats.org/drawingml/2006/wordprocessingDrawing" xmlns:w10="urn:schemas-microsoft-com:office:word" xmlns:w="http://schemas.openxmlformats.org/wordprocessingml/2006/main" xmlns:w14="http://schemas.microsoft.com/office/word/2010/wordml" xmlns:w15="http://schemas.microsoft.com/office/word/2012/wordml" xmlns:w16cex="http://schemas.microsoft.com/office/word/2018/wordml/cex" xmlns:w16cid="http://schemas.microsoft.com/office/word/2016/wordml/cid" xmlns:w16="http://schemas.microsoft.com/office/word/2018/wordml" xmlns:w16du="http://schemas.microsoft.com/office/word/2023/wordml/word16du" xmlns:w16sdtdh="http://schemas.microsoft.com/office/word/2020/wordml/sdtdatahash" xmlns:w16sdtfl="http://schemas.microsoft.com/office/word/2024/wordml/sdtformatlock" xmlns:w16se="http://schemas.microsoft.com/office/word/2015/wordml/symex" xmlns:wpg="http://schemas.microsoft.com/office/word/2010/wordprocessingGroup" xmlns:wpi="http://schemas.microsoft.com/office/word/2010/wordprocessingInk" xmlns:wne="http://schemas.microsoft.com/office/word/2006/wordml" xmlns:wps="http://schemas.microsoft.com/office/word/2010/wordprocessingShape" mc:Ignorable="w14 w15 w16se w16cid w16 w16cex w16sdtdh w16sdtfl w16du wp14">
-  <w:abstractNum w:abstractNumId="0" w15:restartNumberingAfterBreak="0">
+<w:numbering xmlns:wpc="http://schemas.microsoft.com/office/word/2010/wordprocessingCanvas" xmlns:mc="http://schemas.openxmlformats.org/markup-compatibility/2006" xmlns:o="urn:schemas-microsoft-com:office:office" xmlns:r="http://schemas.openxmlformats.org/officeDocument/2006/relationships" xmlns:m="http://schemas.openxmlformats.org/officeDocument/2006/math" xmlns:v="urn:schemas-microsoft-com:vml" xmlns:wp14="http://schemas.microsoft.com/office/word/2010/wordprocessingDrawing" xmlns:wp="http://schemas.openxmlformats.org/drawingml/2006/wordprocessingDrawing" xmlns:w10="urn:schemas-microsoft-com:office:word" xmlns:w="http://schemas.openxmlformats.org/wordprocessingml/2006/main" xmlns:w14="http://schemas.microsoft.com/office/word/2010/wordml" xmlns:wpg="http://schemas.microsoft.com/office/word/2010/wordprocessingGroup" xmlns:wpi="http://schemas.microsoft.com/office/word/2010/wordprocessingInk" xmlns:wne="http://schemas.microsoft.com/office/word/2006/wordml" xmlns:wps="http://schemas.microsoft.com/office/word/2010/wordprocessingShape" mc:Ignorable="w14 wp14">
+  <w:abstractNum w:abstractNumId="0">
     <w:nsid w:val="151745A6"/>
     <w:multiLevelType w:val="multilevel"/>
     <w:tmpl w:val="0419001F"/>
@@ -8143,7 +8394,7 @@
       </w:pPr>
     </w:lvl>
   </w:abstractNum>
-  <w:abstractNum w:abstractNumId="1" w15:restartNumberingAfterBreak="0">
+  <w:abstractNum w:abstractNumId="1">
     <w:nsid w:val="4BD02F56"/>
     <w:multiLevelType w:val="multilevel"/>
     <w:tmpl w:val="0419001F"/>
@@ -8229,7 +8480,7 @@
       </w:pPr>
     </w:lvl>
   </w:abstractNum>
-  <w:abstractNum w:abstractNumId="2" w15:restartNumberingAfterBreak="0">
+  <w:abstractNum w:abstractNumId="2">
     <w:nsid w:val="5C254D06"/>
     <w:multiLevelType w:val="hybridMultilevel"/>
     <w:tmpl w:val="641638E6"/>
@@ -8315,7 +8566,7 @@
       </w:pPr>
     </w:lvl>
   </w:abstractNum>
-  <w:abstractNum w:abstractNumId="3" w15:restartNumberingAfterBreak="0">
+  <w:abstractNum w:abstractNumId="3">
     <w:nsid w:val="5F1A3B19"/>
     <w:multiLevelType w:val="hybridMultilevel"/>
     <w:tmpl w:val="D586FAFC"/>
@@ -8401,7 +8652,7 @@
       </w:pPr>
     </w:lvl>
   </w:abstractNum>
-  <w:abstractNum w:abstractNumId="4" w15:restartNumberingAfterBreak="0">
+  <w:abstractNum w:abstractNumId="4">
     <w:nsid w:val="66C8469D"/>
     <w:multiLevelType w:val="hybridMultilevel"/>
     <w:tmpl w:val="50D8D970"/>
@@ -8487,7 +8738,7 @@
       </w:pPr>
     </w:lvl>
   </w:abstractNum>
-  <w:abstractNum w:abstractNumId="5" w15:restartNumberingAfterBreak="0">
+  <w:abstractNum w:abstractNumId="5">
     <w:nsid w:val="6BCE1829"/>
     <w:multiLevelType w:val="hybridMultilevel"/>
     <w:tmpl w:val="3ABEDE76"/>
@@ -8573,7 +8824,7 @@
       </w:pPr>
     </w:lvl>
   </w:abstractNum>
-  <w:abstractNum w:abstractNumId="6" w15:restartNumberingAfterBreak="0">
+  <w:abstractNum w:abstractNumId="6">
     <w:nsid w:val="714A7765"/>
     <w:multiLevelType w:val="hybridMultilevel"/>
     <w:tmpl w:val="48F430A6"/>
@@ -8686,32 +8937,32 @@
       </w:rPr>
     </w:lvl>
   </w:abstractNum>
-  <w:num w:numId="1" w16cid:durableId="341397649">
+  <w:num w:numId="1">
     <w:abstractNumId w:val="5"/>
   </w:num>
-  <w:num w:numId="2" w16cid:durableId="713818118">
+  <w:num w:numId="2">
     <w:abstractNumId w:val="4"/>
   </w:num>
-  <w:num w:numId="3" w16cid:durableId="989553674">
+  <w:num w:numId="3">
     <w:abstractNumId w:val="3"/>
   </w:num>
-  <w:num w:numId="4" w16cid:durableId="1154832613">
+  <w:num w:numId="4">
     <w:abstractNumId w:val="6"/>
   </w:num>
-  <w:num w:numId="5" w16cid:durableId="1254244034">
+  <w:num w:numId="5">
     <w:abstractNumId w:val="2"/>
   </w:num>
-  <w:num w:numId="6" w16cid:durableId="1387756487">
+  <w:num w:numId="6">
     <w:abstractNumId w:val="1"/>
   </w:num>
-  <w:num w:numId="7" w16cid:durableId="1645969373">
+  <w:num w:numId="7">
     <w:abstractNumId w:val="0"/>
   </w:num>
 </w:numbering>
 </file>
 
 <file path=word/styles.xml><?xml version="1.0" encoding="utf-8"?>
-<w:styles xmlns:mc="http://schemas.openxmlformats.org/markup-compatibility/2006" xmlns:r="http://schemas.openxmlformats.org/officeDocument/2006/relationships" xmlns:w="http://schemas.openxmlformats.org/wordprocessingml/2006/main" xmlns:w14="http://schemas.microsoft.com/office/word/2010/wordml" xmlns:w15="http://schemas.microsoft.com/office/word/2012/wordml" xmlns:w16cex="http://schemas.microsoft.com/office/word/2018/wordml/cex" xmlns:w16cid="http://schemas.microsoft.com/office/word/2016/wordml/cid" xmlns:w16="http://schemas.microsoft.com/office/word/2018/wordml" xmlns:w16du="http://schemas.microsoft.com/office/word/2023/wordml/word16du" xmlns:w16sdtdh="http://schemas.microsoft.com/office/word/2020/wordml/sdtdatahash" xmlns:w16sdtfl="http://schemas.microsoft.com/office/word/2024/wordml/sdtformatlock" xmlns:w16se="http://schemas.microsoft.com/office/word/2015/wordml/symex" mc:Ignorable="w14 w15 w16se w16cid w16 w16cex w16sdtdh w16sdtfl w16du">
+<w:styles xmlns:mc="http://schemas.openxmlformats.org/markup-compatibility/2006" xmlns:r="http://schemas.openxmlformats.org/officeDocument/2006/relationships" xmlns:w="http://schemas.openxmlformats.org/wordprocessingml/2006/main" xmlns:w14="http://schemas.microsoft.com/office/word/2010/wordml" mc:Ignorable="w14">
   <w:docDefaults>
     <w:rPrDefault>
       <w:rPr>
@@ -8729,383 +8980,144 @@
       </w:pPr>
     </w:pPrDefault>
   </w:docDefaults>
-  <w:latentStyles w:defLockedState="0" w:defUIPriority="99" w:defSemiHidden="0" w:defUnhideWhenUsed="0" w:defQFormat="0" w:count="376">
-    <w:lsdException w:name="Normal" w:uiPriority="0" w:qFormat="1"/>
-    <w:lsdException w:name="heading 1" w:uiPriority="9" w:qFormat="1"/>
-    <w:lsdException w:name="heading 2" w:semiHidden="1" w:uiPriority="9" w:unhideWhenUsed="1" w:qFormat="1"/>
-    <w:lsdException w:name="heading 3" w:semiHidden="1" w:uiPriority="9" w:unhideWhenUsed="1" w:qFormat="1"/>
-    <w:lsdException w:name="heading 4" w:semiHidden="1" w:uiPriority="9" w:unhideWhenUsed="1" w:qFormat="1"/>
-    <w:lsdException w:name="heading 5" w:semiHidden="1" w:uiPriority="9" w:unhideWhenUsed="1" w:qFormat="1"/>
-    <w:lsdException w:name="heading 6" w:semiHidden="1" w:uiPriority="9" w:unhideWhenUsed="1" w:qFormat="1"/>
-    <w:lsdException w:name="heading 7" w:semiHidden="1" w:uiPriority="9" w:unhideWhenUsed="1" w:qFormat="1"/>
-    <w:lsdException w:name="heading 8" w:semiHidden="1" w:uiPriority="9" w:unhideWhenUsed="1" w:qFormat="1"/>
-    <w:lsdException w:name="heading 9" w:semiHidden="1" w:uiPriority="9" w:unhideWhenUsed="1" w:qFormat="1"/>
-    <w:lsdException w:name="index 1" w:semiHidden="1" w:unhideWhenUsed="1"/>
-    <w:lsdException w:name="index 2" w:semiHidden="1" w:unhideWhenUsed="1"/>
-    <w:lsdException w:name="index 3" w:semiHidden="1" w:unhideWhenUsed="1"/>
-    <w:lsdException w:name="index 4" w:semiHidden="1" w:unhideWhenUsed="1"/>
-    <w:lsdException w:name="index 5" w:semiHidden="1" w:unhideWhenUsed="1"/>
-    <w:lsdException w:name="index 6" w:semiHidden="1" w:unhideWhenUsed="1"/>
-    <w:lsdException w:name="index 7" w:semiHidden="1" w:unhideWhenUsed="1"/>
-    <w:lsdException w:name="index 8" w:semiHidden="1" w:unhideWhenUsed="1"/>
-    <w:lsdException w:name="index 9" w:semiHidden="1" w:unhideWhenUsed="1"/>
-    <w:lsdException w:name="toc 1" w:semiHidden="1" w:uiPriority="39" w:unhideWhenUsed="1"/>
-    <w:lsdException w:name="toc 2" w:semiHidden="1" w:uiPriority="39" w:unhideWhenUsed="1"/>
-    <w:lsdException w:name="toc 3" w:semiHidden="1" w:uiPriority="39" w:unhideWhenUsed="1"/>
-    <w:lsdException w:name="toc 4" w:semiHidden="1" w:uiPriority="39" w:unhideWhenUsed="1"/>
-    <w:lsdException w:name="toc 5" w:semiHidden="1" w:uiPriority="39" w:unhideWhenUsed="1"/>
-    <w:lsdException w:name="toc 6" w:semiHidden="1" w:uiPriority="39" w:unhideWhenUsed="1"/>
-    <w:lsdException w:name="toc 7" w:semiHidden="1" w:uiPriority="39" w:unhideWhenUsed="1"/>
-    <w:lsdException w:name="toc 8" w:semiHidden="1" w:uiPriority="39" w:unhideWhenUsed="1"/>
-    <w:lsdException w:name="toc 9" w:semiHidden="1" w:uiPriority="39" w:unhideWhenUsed="1"/>
-    <w:lsdException w:name="Normal Indent" w:semiHidden="1" w:unhideWhenUsed="1"/>
-    <w:lsdException w:name="footnote text" w:semiHidden="1" w:unhideWhenUsed="1"/>
-    <w:lsdException w:name="annotation text" w:semiHidden="1" w:unhideWhenUsed="1"/>
-    <w:lsdException w:name="header" w:semiHidden="1" w:unhideWhenUsed="1"/>
-    <w:lsdException w:name="footer" w:semiHidden="1" w:unhideWhenUsed="1"/>
-    <w:lsdException w:name="index heading" w:semiHidden="1" w:unhideWhenUsed="1"/>
-    <w:lsdException w:name="caption" w:semiHidden="1" w:uiPriority="35" w:unhideWhenUsed="1" w:qFormat="1"/>
-    <w:lsdException w:name="table of figures" w:semiHidden="1" w:unhideWhenUsed="1"/>
-    <w:lsdException w:name="envelope address" w:semiHidden="1" w:unhideWhenUsed="1"/>
-    <w:lsdException w:name="envelope return" w:semiHidden="1" w:unhideWhenUsed="1"/>
-    <w:lsdException w:name="footnote reference" w:semiHidden="1" w:unhideWhenUsed="1"/>
-    <w:lsdException w:name="annotation reference" w:semiHidden="1" w:unhideWhenUsed="1"/>
-    <w:lsdException w:name="line number" w:semiHidden="1" w:unhideWhenUsed="1"/>
-    <w:lsdException w:name="page number" w:semiHidden="1" w:unhideWhenUsed="1"/>
-    <w:lsdException w:name="endnote reference" w:semiHidden="1" w:unhideWhenUsed="1"/>
-    <w:lsdException w:name="endnote text" w:semiHidden="1" w:unhideWhenUsed="1"/>
-    <w:lsdException w:name="table of authorities" w:semiHidden="1" w:unhideWhenUsed="1"/>
-    <w:lsdException w:name="macro" w:semiHidden="1" w:unhideWhenUsed="1"/>
-    <w:lsdException w:name="toa heading" w:semiHidden="1" w:unhideWhenUsed="1"/>
-    <w:lsdException w:name="List" w:semiHidden="1" w:unhideWhenUsed="1"/>
-    <w:lsdException w:name="List Bullet" w:semiHidden="1" w:unhideWhenUsed="1"/>
-    <w:lsdException w:name="List Number" w:semiHidden="1" w:unhideWhenUsed="1"/>
-    <w:lsdException w:name="List 2" w:semiHidden="1" w:unhideWhenUsed="1"/>
-    <w:lsdException w:name="List 3" w:semiHidden="1" w:unhideWhenUsed="1"/>
-    <w:lsdException w:name="List 4" w:semiHidden="1" w:unhideWhenUsed="1"/>
-    <w:lsdException w:name="List 5" w:semiHidden="1" w:unhideWhenUsed="1"/>
-    <w:lsdException w:name="List Bullet 2" w:semiHidden="1" w:unhideWhenUsed="1"/>
-    <w:lsdException w:name="List Bullet 3" w:semiHidden="1" w:unhideWhenUsed="1"/>
-    <w:lsdException w:name="List Bullet 4" w:semiHidden="1" w:unhideWhenUsed="1"/>
-    <w:lsdException w:name="List Bullet 5" w:semiHidden="1" w:unhideWhenUsed="1"/>
-    <w:lsdException w:name="List Number 2" w:semiHidden="1" w:unhideWhenUsed="1"/>
-    <w:lsdException w:name="List Number 3" w:semiHidden="1" w:unhideWhenUsed="1"/>
-    <w:lsdException w:name="List Number 4" w:semiHidden="1" w:unhideWhenUsed="1"/>
-    <w:lsdException w:name="List Number 5" w:semiHidden="1" w:unhideWhenUsed="1"/>
-    <w:lsdException w:name="Title" w:uiPriority="10" w:qFormat="1"/>
-    <w:lsdException w:name="Closing" w:semiHidden="1" w:unhideWhenUsed="1"/>
-    <w:lsdException w:name="Signature" w:semiHidden="1" w:unhideWhenUsed="1"/>
-    <w:lsdException w:name="Default Paragraph Font" w:semiHidden="1" w:uiPriority="1" w:unhideWhenUsed="1"/>
-    <w:lsdException w:name="Body Text" w:semiHidden="1" w:unhideWhenUsed="1"/>
-    <w:lsdException w:name="Body Text Indent" w:semiHidden="1" w:unhideWhenUsed="1"/>
-    <w:lsdException w:name="List Continue" w:semiHidden="1" w:unhideWhenUsed="1"/>
-    <w:lsdException w:name="List Continue 2" w:semiHidden="1" w:unhideWhenUsed="1"/>
-    <w:lsdException w:name="List Continue 3" w:semiHidden="1" w:unhideWhenUsed="1"/>
-    <w:lsdException w:name="List Continue 4" w:semiHidden="1" w:unhideWhenUsed="1"/>
-    <w:lsdException w:name="List Continue 5" w:semiHidden="1" w:unhideWhenUsed="1"/>
-    <w:lsdException w:name="Message Header" w:semiHidden="1" w:unhideWhenUsed="1"/>
-    <w:lsdException w:name="Subtitle" w:uiPriority="11" w:qFormat="1"/>
-    <w:lsdException w:name="Salutation" w:semiHidden="1" w:unhideWhenUsed="1"/>
-    <w:lsdException w:name="Date" w:semiHidden="1" w:unhideWhenUsed="1"/>
-    <w:lsdException w:name="Body Text First Indent" w:semiHidden="1" w:unhideWhenUsed="1"/>
-    <w:lsdException w:name="Body Text First Indent 2" w:semiHidden="1" w:unhideWhenUsed="1"/>
-    <w:lsdException w:name="Note Heading" w:semiHidden="1" w:unhideWhenUsed="1"/>
-    <w:lsdException w:name="Body Text 2" w:semiHidden="1" w:unhideWhenUsed="1"/>
-    <w:lsdException w:name="Body Text 3" w:semiHidden="1" w:unhideWhenUsed="1"/>
-    <w:lsdException w:name="Body Text Indent 2" w:semiHidden="1" w:unhideWhenUsed="1"/>
-    <w:lsdException w:name="Body Text Indent 3" w:semiHidden="1" w:unhideWhenUsed="1"/>
-    <w:lsdException w:name="Block Text" w:semiHidden="1" w:unhideWhenUsed="1"/>
-    <w:lsdException w:name="Hyperlink" w:semiHidden="1" w:unhideWhenUsed="1"/>
-    <w:lsdException w:name="FollowedHyperlink" w:semiHidden="1" w:unhideWhenUsed="1"/>
-    <w:lsdException w:name="Strong" w:uiPriority="22" w:qFormat="1"/>
-    <w:lsdException w:name="Emphasis" w:uiPriority="20" w:qFormat="1"/>
-    <w:lsdException w:name="Document Map" w:semiHidden="1" w:unhideWhenUsed="1"/>
-    <w:lsdException w:name="Plain Text" w:semiHidden="1" w:unhideWhenUsed="1"/>
-    <w:lsdException w:name="E-mail Signature" w:semiHidden="1" w:unhideWhenUsed="1"/>
-    <w:lsdException w:name="HTML Top of Form" w:semiHidden="1" w:unhideWhenUsed="1"/>
-    <w:lsdException w:name="HTML Bottom of Form" w:semiHidden="1" w:unhideWhenUsed="1"/>
-    <w:lsdException w:name="Normal (Web)" w:semiHidden="1" w:unhideWhenUsed="1"/>
-    <w:lsdException w:name="HTML Acronym" w:semiHidden="1" w:unhideWhenUsed="1"/>
-    <w:lsdException w:name="HTML Address" w:semiHidden="1" w:unhideWhenUsed="1"/>
-    <w:lsdException w:name="HTML Cite" w:semiHidden="1" w:unhideWhenUsed="1"/>
-    <w:lsdException w:name="HTML Code" w:semiHidden="1" w:unhideWhenUsed="1"/>
-    <w:lsdException w:name="HTML Definition" w:semiHidden="1" w:unhideWhenUsed="1"/>
-    <w:lsdException w:name="HTML Keyboard" w:semiHidden="1" w:unhideWhenUsed="1"/>
-    <w:lsdException w:name="HTML Preformatted" w:semiHidden="1" w:unhideWhenUsed="1"/>
-    <w:lsdException w:name="HTML Sample" w:semiHidden="1" w:unhideWhenUsed="1"/>
-    <w:lsdException w:name="HTML Typewriter" w:semiHidden="1" w:unhideWhenUsed="1"/>
-    <w:lsdException w:name="HTML Variable" w:semiHidden="1" w:unhideWhenUsed="1"/>
-    <w:lsdException w:name="Normal Table" w:semiHidden="1" w:unhideWhenUsed="1"/>
-    <w:lsdException w:name="annotation subject" w:semiHidden="1" w:unhideWhenUsed="1"/>
-    <w:lsdException w:name="No List" w:semiHidden="1" w:unhideWhenUsed="1"/>
-    <w:lsdException w:name="Outline List 1" w:semiHidden="1" w:unhideWhenUsed="1"/>
-    <w:lsdException w:name="Outline List 2" w:semiHidden="1" w:unhideWhenUsed="1"/>
-    <w:lsdException w:name="Outline List 3" w:semiHidden="1" w:unhideWhenUsed="1"/>
-    <w:lsdException w:name="Table Simple 1" w:semiHidden="1" w:unhideWhenUsed="1"/>
-    <w:lsdException w:name="Table Simple 2" w:semiHidden="1" w:unhideWhenUsed="1"/>
-    <w:lsdException w:name="Table Simple 3" w:semiHidden="1" w:unhideWhenUsed="1"/>
-    <w:lsdException w:name="Table Classic 1" w:semiHidden="1" w:unhideWhenUsed="1"/>
-    <w:lsdException w:name="Table Classic 2" w:semiHidden="1" w:unhideWhenUsed="1"/>
-    <w:lsdException w:name="Table Classic 3" w:semiHidden="1" w:unhideWhenUsed="1"/>
-    <w:lsdException w:name="Table Classic 4" w:semiHidden="1" w:unhideWhenUsed="1"/>
-    <w:lsdException w:name="Table Colorful 1" w:semiHidden="1" w:unhideWhenUsed="1"/>
-    <w:lsdException w:name="Table Colorful 2" w:semiHidden="1" w:unhideWhenUsed="1"/>
-    <w:lsdException w:name="Table Colorful 3" w:semiHidden="1" w:unhideWhenUsed="1"/>
-    <w:lsdException w:name="Table Columns 1" w:semiHidden="1" w:unhideWhenUsed="1"/>
-    <w:lsdException w:name="Table Columns 2" w:semiHidden="1" w:unhideWhenUsed="1"/>
-    <w:lsdException w:name="Table Columns 3" w:semiHidden="1" w:unhideWhenUsed="1"/>
-    <w:lsdException w:name="Table Columns 4" w:semiHidden="1" w:unhideWhenUsed="1"/>
-    <w:lsdException w:name="Table Columns 5" w:semiHidden="1" w:unhideWhenUsed="1"/>
-    <w:lsdException w:name="Table Grid 1" w:semiHidden="1" w:unhideWhenUsed="1"/>
-    <w:lsdException w:name="Table Grid 2" w:semiHidden="1" w:unhideWhenUsed="1"/>
-    <w:lsdException w:name="Table Grid 3" w:semiHidden="1" w:unhideWhenUsed="1"/>
-    <w:lsdException w:name="Table Grid 4" w:semiHidden="1" w:unhideWhenUsed="1"/>
-    <w:lsdException w:name="Table Grid 5" w:semiHidden="1" w:unhideWhenUsed="1"/>
-    <w:lsdException w:name="Table Grid 6" w:semiHidden="1" w:unhideWhenUsed="1"/>
-    <w:lsdException w:name="Table Grid 7" w:semiHidden="1" w:unhideWhenUsed="1"/>
-    <w:lsdException w:name="Table Grid 8" w:semiHidden="1" w:unhideWhenUsed="1"/>
-    <w:lsdException w:name="Table List 1" w:semiHidden="1" w:unhideWhenUsed="1"/>
-    <w:lsdException w:name="Table List 2" w:semiHidden="1" w:unhideWhenUsed="1"/>
-    <w:lsdException w:name="Table List 3" w:semiHidden="1" w:unhideWhenUsed="1"/>
-    <w:lsdException w:name="Table List 4" w:semiHidden="1" w:unhideWhenUsed="1"/>
-    <w:lsdException w:name="Table List 5" w:semiHidden="1" w:unhideWhenUsed="1"/>
-    <w:lsdException w:name="Table List 6" w:semiHidden="1" w:unhideWhenUsed="1"/>
-    <w:lsdException w:name="Table List 7" w:semiHidden="1" w:unhideWhenUsed="1"/>
-    <w:lsdException w:name="Table List 8" w:semiHidden="1" w:unhideWhenUsed="1"/>
-    <w:lsdException w:name="Table 3D effects 1" w:semiHidden="1" w:unhideWhenUsed="1"/>
-    <w:lsdException w:name="Table 3D effects 2" w:semiHidden="1" w:unhideWhenUsed="1"/>
-    <w:lsdException w:name="Table 3D effects 3" w:semiHidden="1" w:unhideWhenUsed="1"/>
-    <w:lsdException w:name="Table Contemporary" w:semiHidden="1" w:unhideWhenUsed="1"/>
-    <w:lsdException w:name="Table Elegant" w:semiHidden="1" w:unhideWhenUsed="1"/>
-    <w:lsdException w:name="Table Professional" w:semiHidden="1" w:unhideWhenUsed="1"/>
-    <w:lsdException w:name="Table Subtle 1" w:semiHidden="1" w:unhideWhenUsed="1"/>
-    <w:lsdException w:name="Table Subtle 2" w:semiHidden="1" w:unhideWhenUsed="1"/>
-    <w:lsdException w:name="Table Web 1" w:semiHidden="1" w:unhideWhenUsed="1"/>
-    <w:lsdException w:name="Table Web 2" w:semiHidden="1" w:unhideWhenUsed="1"/>
-    <w:lsdException w:name="Table Web 3" w:semiHidden="1" w:unhideWhenUsed="1"/>
-    <w:lsdException w:name="Balloon Text" w:semiHidden="1" w:unhideWhenUsed="1"/>
-    <w:lsdException w:name="Table Grid" w:uiPriority="39"/>
-    <w:lsdException w:name="Table Theme" w:semiHidden="1" w:unhideWhenUsed="1"/>
-    <w:lsdException w:name="Placeholder Text" w:semiHidden="1"/>
-    <w:lsdException w:name="No Spacing" w:uiPriority="1" w:qFormat="1"/>
-    <w:lsdException w:name="Light Shading" w:uiPriority="60"/>
-    <w:lsdException w:name="Light List" w:uiPriority="61"/>
-    <w:lsdException w:name="Light Grid" w:uiPriority="62"/>
-    <w:lsdException w:name="Medium Shading 1" w:uiPriority="63"/>
-    <w:lsdException w:name="Medium Shading 2" w:uiPriority="64"/>
-    <w:lsdException w:name="Medium List 1" w:uiPriority="65"/>
-    <w:lsdException w:name="Medium List 2" w:uiPriority="66"/>
-    <w:lsdException w:name="Medium Grid 1" w:uiPriority="67"/>
-    <w:lsdException w:name="Medium Grid 2" w:uiPriority="68"/>
-    <w:lsdException w:name="Medium Grid 3" w:uiPriority="69"/>
-    <w:lsdException w:name="Dark List" w:uiPriority="70"/>
-    <w:lsdException w:name="Colorful Shading" w:uiPriority="71"/>
-    <w:lsdException w:name="Colorful List" w:uiPriority="72"/>
-    <w:lsdException w:name="Colorful Grid" w:uiPriority="73"/>
-    <w:lsdException w:name="Light Shading Accent 1" w:uiPriority="60"/>
-    <w:lsdException w:name="Light List Accent 1" w:uiPriority="61"/>
-    <w:lsdException w:name="Light Grid Accent 1" w:uiPriority="62"/>
-    <w:lsdException w:name="Medium Shading 1 Accent 1" w:uiPriority="63"/>
-    <w:lsdException w:name="Medium Shading 2 Accent 1" w:uiPriority="64"/>
-    <w:lsdException w:name="Medium List 1 Accent 1" w:uiPriority="65"/>
-    <w:lsdException w:name="Revision" w:semiHidden="1"/>
-    <w:lsdException w:name="List Paragraph" w:uiPriority="34" w:qFormat="1"/>
-    <w:lsdException w:name="Quote" w:uiPriority="29" w:qFormat="1"/>
-    <w:lsdException w:name="Intense Quote" w:uiPriority="30" w:qFormat="1"/>
-    <w:lsdException w:name="Medium List 2 Accent 1" w:uiPriority="66"/>
-    <w:lsdException w:name="Medium Grid 1 Accent 1" w:uiPriority="67"/>
-    <w:lsdException w:name="Medium Grid 2 Accent 1" w:uiPriority="68"/>
-    <w:lsdException w:name="Medium Grid 3 Accent 1" w:uiPriority="69"/>
-    <w:lsdException w:name="Dark List Accent 1" w:uiPriority="70"/>
-    <w:lsdException w:name="Colorful Shading Accent 1" w:uiPriority="71"/>
-    <w:lsdException w:name="Colorful List Accent 1" w:uiPriority="72"/>
-    <w:lsdException w:name="Colorful Grid Accent 1" w:uiPriority="73"/>
-    <w:lsdException w:name="Light Shading Accent 2" w:uiPriority="60"/>
-    <w:lsdException w:name="Light List Accent 2" w:uiPriority="61"/>
-    <w:lsdException w:name="Light Grid Accent 2" w:uiPriority="62"/>
-    <w:lsdException w:name="Medium Shading 1 Accent 2" w:uiPriority="63"/>
-    <w:lsdException w:name="Medium Shading 2 Accent 2" w:uiPriority="64"/>
-    <w:lsdException w:name="Medium List 1 Accent 2" w:uiPriority="65"/>
-    <w:lsdException w:name="Medium List 2 Accent 2" w:uiPriority="66"/>
-    <w:lsdException w:name="Medium Grid 1 Accent 2" w:uiPriority="67"/>
-    <w:lsdException w:name="Medium Grid 2 Accent 2" w:uiPriority="68"/>
-    <w:lsdException w:name="Medium Grid 3 Accent 2" w:uiPriority="69"/>
-    <w:lsdException w:name="Dark List Accent 2" w:uiPriority="70"/>
-    <w:lsdException w:name="Colorful Shading Accent 2" w:uiPriority="71"/>
-    <w:lsdException w:name="Colorful List Accent 2" w:uiPriority="72"/>
-    <w:lsdException w:name="Colorful Grid Accent 2" w:uiPriority="73"/>
-    <w:lsdException w:name="Light Shading Accent 3" w:uiPriority="60"/>
-    <w:lsdException w:name="Light List Accent 3" w:uiPriority="61"/>
-    <w:lsdException w:name="Light Grid Accent 3" w:uiPriority="62"/>
-    <w:lsdException w:name="Medium Shading 1 Accent 3" w:uiPriority="63"/>
-    <w:lsdException w:name="Medium Shading 2 Accent 3" w:uiPriority="64"/>
-    <w:lsdException w:name="Medium List 1 Accent 3" w:uiPriority="65"/>
-    <w:lsdException w:name="Medium List 2 Accent 3" w:uiPriority="66"/>
-    <w:lsdException w:name="Medium Grid 1 Accent 3" w:uiPriority="67"/>
-    <w:lsdException w:name="Medium Grid 2 Accent 3" w:uiPriority="68"/>
-    <w:lsdException w:name="Medium Grid 3 Accent 3" w:uiPriority="69"/>
-    <w:lsdException w:name="Dark List Accent 3" w:uiPriority="70"/>
-    <w:lsdException w:name="Colorful Shading Accent 3" w:uiPriority="71"/>
-    <w:lsdException w:name="Colorful List Accent 3" w:uiPriority="72"/>
-    <w:lsdException w:name="Colorful Grid Accent 3" w:uiPriority="73"/>
-    <w:lsdException w:name="Light Shading Accent 4" w:uiPriority="60"/>
-    <w:lsdException w:name="Light List Accent 4" w:uiPriority="61"/>
-    <w:lsdException w:name="Light Grid Accent 4" w:uiPriority="62"/>
-    <w:lsdException w:name="Medium Shading 1 Accent 4" w:uiPriority="63"/>
-    <w:lsdException w:name="Medium Shading 2 Accent 4" w:uiPriority="64"/>
-    <w:lsdException w:name="Medium List 1 Accent 4" w:uiPriority="65"/>
-    <w:lsdException w:name="Medium List 2 Accent 4" w:uiPriority="66"/>
-    <w:lsdException w:name="Medium Grid 1 Accent 4" w:uiPriority="67"/>
-    <w:lsdException w:name="Medium Grid 2 Accent 4" w:uiPriority="68"/>
-    <w:lsdException w:name="Medium Grid 3 Accent 4" w:uiPriority="69"/>
-    <w:lsdException w:name="Dark List Accent 4" w:uiPriority="70"/>
-    <w:lsdException w:name="Colorful Shading Accent 4" w:uiPriority="71"/>
-    <w:lsdException w:name="Colorful List Accent 4" w:uiPriority="72"/>
-    <w:lsdException w:name="Colorful Grid Accent 4" w:uiPriority="73"/>
-    <w:lsdException w:name="Light Shading Accent 5" w:uiPriority="60"/>
-    <w:lsdException w:name="Light List Accent 5" w:uiPriority="61"/>
-    <w:lsdException w:name="Light Grid Accent 5" w:uiPriority="62"/>
-    <w:lsdException w:name="Medium Shading 1 Accent 5" w:uiPriority="63"/>
-    <w:lsdException w:name="Medium Shading 2 Accent 5" w:uiPriority="64"/>
-    <w:lsdException w:name="Medium List 1 Accent 5" w:uiPriority="65"/>
-    <w:lsdException w:name="Medium List 2 Accent 5" w:uiPriority="66"/>
-    <w:lsdException w:name="Medium Grid 1 Accent 5" w:uiPriority="67"/>
-    <w:lsdException w:name="Medium Grid 2 Accent 5" w:uiPriority="68"/>
-    <w:lsdException w:name="Medium Grid 3 Accent 5" w:uiPriority="69"/>
-    <w:lsdException w:name="Dark List Accent 5" w:uiPriority="70"/>
-    <w:lsdException w:name="Colorful Shading Accent 5" w:uiPriority="71"/>
-    <w:lsdException w:name="Colorful List Accent 5" w:uiPriority="72"/>
-    <w:lsdException w:name="Colorful Grid Accent 5" w:uiPriority="73"/>
-    <w:lsdException w:name="Light Shading Accent 6" w:uiPriority="60"/>
-    <w:lsdException w:name="Light List Accent 6" w:uiPriority="61"/>
-    <w:lsdException w:name="Light Grid Accent 6" w:uiPriority="62"/>
-    <w:lsdException w:name="Medium Shading 1 Accent 6" w:uiPriority="63"/>
-    <w:lsdException w:name="Medium Shading 2 Accent 6" w:uiPriority="64"/>
-    <w:lsdException w:name="Medium List 1 Accent 6" w:uiPriority="65"/>
-    <w:lsdException w:name="Medium List 2 Accent 6" w:uiPriority="66"/>
-    <w:lsdException w:name="Medium Grid 1 Accent 6" w:uiPriority="67"/>
-    <w:lsdException w:name="Medium Grid 2 Accent 6" w:uiPriority="68"/>
-    <w:lsdException w:name="Medium Grid 3 Accent 6" w:uiPriority="69"/>
-    <w:lsdException w:name="Dark List Accent 6" w:uiPriority="70"/>
-    <w:lsdException w:name="Colorful Shading Accent 6" w:uiPriority="71"/>
-    <w:lsdException w:name="Colorful List Accent 6" w:uiPriority="72"/>
-    <w:lsdException w:name="Colorful Grid Accent 6" w:uiPriority="73"/>
-    <w:lsdException w:name="Subtle Emphasis" w:uiPriority="19" w:qFormat="1"/>
-    <w:lsdException w:name="Intense Emphasis" w:uiPriority="21" w:qFormat="1"/>
-    <w:lsdException w:name="Subtle Reference" w:uiPriority="31" w:qFormat="1"/>
-    <w:lsdException w:name="Intense Reference" w:uiPriority="32" w:qFormat="1"/>
-    <w:lsdException w:name="Book Title" w:uiPriority="33" w:qFormat="1"/>
-    <w:lsdException w:name="Bibliography" w:semiHidden="1" w:uiPriority="37" w:unhideWhenUsed="1"/>
-    <w:lsdException w:name="TOC Heading" w:semiHidden="1" w:uiPriority="39" w:unhideWhenUsed="1" w:qFormat="1"/>
-    <w:lsdException w:name="Plain Table 1" w:uiPriority="41"/>
-    <w:lsdException w:name="Plain Table 2" w:uiPriority="42"/>
-    <w:lsdException w:name="Plain Table 3" w:uiPriority="43"/>
-    <w:lsdException w:name="Plain Table 4" w:uiPriority="44"/>
-    <w:lsdException w:name="Plain Table 5" w:uiPriority="45"/>
-    <w:lsdException w:name="Grid Table Light" w:uiPriority="40"/>
-    <w:lsdException w:name="Grid Table 1 Light" w:uiPriority="46"/>
-    <w:lsdException w:name="Grid Table 2" w:uiPriority="47"/>
-    <w:lsdException w:name="Grid Table 3" w:uiPriority="48"/>
-    <w:lsdException w:name="Grid Table 4" w:uiPriority="49"/>
-    <w:lsdException w:name="Grid Table 5 Dark" w:uiPriority="50"/>
-    <w:lsdException w:name="Grid Table 6 Colorful" w:uiPriority="51"/>
-    <w:lsdException w:name="Grid Table 7 Colorful" w:uiPriority="52"/>
-    <w:lsdException w:name="Grid Table 1 Light Accent 1" w:uiPriority="46"/>
-    <w:lsdException w:name="Grid Table 2 Accent 1" w:uiPriority="47"/>
-    <w:lsdException w:name="Grid Table 3 Accent 1" w:uiPriority="48"/>
-    <w:lsdException w:name="Grid Table 4 Accent 1" w:uiPriority="49"/>
-    <w:lsdException w:name="Grid Table 5 Dark Accent 1" w:uiPriority="50"/>
-    <w:lsdException w:name="Grid Table 6 Colorful Accent 1" w:uiPriority="51"/>
-    <w:lsdException w:name="Grid Table 7 Colorful Accent 1" w:uiPriority="52"/>
-    <w:lsdException w:name="Grid Table 1 Light Accent 2" w:uiPriority="46"/>
-    <w:lsdException w:name="Grid Table 2 Accent 2" w:uiPriority="47"/>
-    <w:lsdException w:name="Grid Table 3 Accent 2" w:uiPriority="48"/>
-    <w:lsdException w:name="Grid Table 4 Accent 2" w:uiPriority="49"/>
-    <w:lsdException w:name="Grid Table 5 Dark Accent 2" w:uiPriority="50"/>
-    <w:lsdException w:name="Grid Table 6 Colorful Accent 2" w:uiPriority="51"/>
-    <w:lsdException w:name="Grid Table 7 Colorful Accent 2" w:uiPriority="52"/>
-    <w:lsdException w:name="Grid Table 1 Light Accent 3" w:uiPriority="46"/>
-    <w:lsdException w:name="Grid Table 2 Accent 3" w:uiPriority="47"/>
-    <w:lsdException w:name="Grid Table 3 Accent 3" w:uiPriority="48"/>
-    <w:lsdException w:name="Grid Table 4 Accent 3" w:uiPriority="49"/>
-    <w:lsdException w:name="Grid Table 5 Dark Accent 3" w:uiPriority="50"/>
-    <w:lsdException w:name="Grid Table 6 Colorful Accent 3" w:uiPriority="51"/>
-    <w:lsdException w:name="Grid Table 7 Colorful Accent 3" w:uiPriority="52"/>
-    <w:lsdException w:name="Grid Table 1 Light Accent 4" w:uiPriority="46"/>
-    <w:lsdException w:name="Grid Table 2 Accent 4" w:uiPriority="47"/>
-    <w:lsdException w:name="Grid Table 3 Accent 4" w:uiPriority="48"/>
-    <w:lsdException w:name="Grid Table 4 Accent 4" w:uiPriority="49"/>
-    <w:lsdException w:name="Grid Table 5 Dark Accent 4" w:uiPriority="50"/>
-    <w:lsdException w:name="Grid Table 6 Colorful Accent 4" w:uiPriority="51"/>
-    <w:lsdException w:name="Grid Table 7 Colorful Accent 4" w:uiPriority="52"/>
-    <w:lsdException w:name="Grid Table 1 Light Accent 5" w:uiPriority="46"/>
-    <w:lsdException w:name="Grid Table 2 Accent 5" w:uiPriority="47"/>
-    <w:lsdException w:name="Grid Table 3 Accent 5" w:uiPriority="48"/>
-    <w:lsdException w:name="Grid Table 4 Accent 5" w:uiPriority="49"/>
-    <w:lsdException w:name="Grid Table 5 Dark Accent 5" w:uiPriority="50"/>
-    <w:lsdException w:name="Grid Table 6 Colorful Accent 5" w:uiPriority="51"/>
-    <w:lsdException w:name="Grid Table 7 Colorful Accent 5" w:uiPriority="52"/>
-    <w:lsdException w:name="Grid Table 1 Light Accent 6" w:uiPriority="46"/>
-    <w:lsdException w:name="Grid Table 2 Accent 6" w:uiPriority="47"/>
-    <w:lsdException w:name="Grid Table 3 Accent 6" w:uiPriority="48"/>
-    <w:lsdException w:name="Grid Table 4 Accent 6" w:uiPriority="49"/>
-    <w:lsdException w:name="Grid Table 5 Dark Accent 6" w:uiPriority="50"/>
-    <w:lsdException w:name="Grid Table 6 Colorful Accent 6" w:uiPriority="51"/>
-    <w:lsdException w:name="Grid Table 7 Colorful Accent 6" w:uiPriority="52"/>
-    <w:lsdException w:name="List Table 1 Light" w:uiPriority="46"/>
-    <w:lsdException w:name="List Table 2" w:uiPriority="47"/>
-    <w:lsdException w:name="List Table 3" w:uiPriority="48"/>
-    <w:lsdException w:name="List Table 4" w:uiPriority="49"/>
-    <w:lsdException w:name="List Table 5 Dark" w:uiPriority="50"/>
-    <w:lsdException w:name="List Table 6 Colorful" w:uiPriority="51"/>
-    <w:lsdException w:name="List Table 7 Colorful" w:uiPriority="52"/>
-    <w:lsdException w:name="List Table 1 Light Accent 1" w:uiPriority="46"/>
-    <w:lsdException w:name="List Table 2 Accent 1" w:uiPriority="47"/>
-    <w:lsdException w:name="List Table 3 Accent 1" w:uiPriority="48"/>
-    <w:lsdException w:name="List Table 4 Accent 1" w:uiPriority="49"/>
-    <w:lsdException w:name="List Table 5 Dark Accent 1" w:uiPriority="50"/>
-    <w:lsdException w:name="List Table 6 Colorful Accent 1" w:uiPriority="51"/>
-    <w:lsdException w:name="List Table 7 Colorful Accent 1" w:uiPriority="52"/>
-    <w:lsdException w:name="List Table 1 Light Accent 2" w:uiPriority="46"/>
-    <w:lsdException w:name="List Table 2 Accent 2" w:uiPriority="47"/>
-    <w:lsdException w:name="List Table 3 Accent 2" w:uiPriority="48"/>
-    <w:lsdException w:name="List Table 4 Accent 2" w:uiPriority="49"/>
-    <w:lsdException w:name="List Table 5 Dark Accent 2" w:uiPriority="50"/>
-    <w:lsdException w:name="List Table 6 Colorful Accent 2" w:uiPriority="51"/>
-    <w:lsdException w:name="List Table 7 Colorful Accent 2" w:uiPriority="52"/>
-    <w:lsdException w:name="List Table 1 Light Accent 3" w:uiPriority="46"/>
-    <w:lsdException w:name="List Table 2 Accent 3" w:uiPriority="47"/>
-    <w:lsdException w:name="List Table 3 Accent 3" w:uiPriority="48"/>
-    <w:lsdException w:name="List Table 4 Accent 3" w:uiPriority="49"/>
-    <w:lsdException w:name="List Table 5 Dark Accent 3" w:uiPriority="50"/>
-    <w:lsdException w:name="List Table 6 Colorful Accent 3" w:uiPriority="51"/>
-    <w:lsdException w:name="List Table 7 Colorful Accent 3" w:uiPriority="52"/>
-    <w:lsdException w:name="List Table 1 Light Accent 4" w:uiPriority="46"/>
-    <w:lsdException w:name="List Table 2 Accent 4" w:uiPriority="47"/>
-    <w:lsdException w:name="List Table 3 Accent 4" w:uiPriority="48"/>
-    <w:lsdException w:name="List Table 4 Accent 4" w:uiPriority="49"/>
-    <w:lsdException w:name="List Table 5 Dark Accent 4" w:uiPriority="50"/>
-    <w:lsdException w:name="List Table 6 Colorful Accent 4" w:uiPriority="51"/>
-    <w:lsdException w:name="List Table 7 Colorful Accent 4" w:uiPriority="52"/>
-    <w:lsdException w:name="List Table 1 Light Accent 5" w:uiPriority="46"/>
-    <w:lsdException w:name="List Table 2 Accent 5" w:uiPriority="47"/>
-    <w:lsdException w:name="List Table 3 Accent 5" w:uiPriority="48"/>
-    <w:lsdException w:name="List Table 4 Accent 5" w:uiPriority="49"/>
-    <w:lsdException w:name="List Table 5 Dark Accent 5" w:uiPriority="50"/>
-    <w:lsdException w:name="List Table 6 Colorful Accent 5" w:uiPriority="51"/>
-    <w:lsdException w:name="List Table 7 Colorful Accent 5" w:uiPriority="52"/>
-    <w:lsdException w:name="List Table 1 Light Accent 6" w:uiPriority="46"/>
-    <w:lsdException w:name="List Table 2 Accent 6" w:uiPriority="47"/>
-    <w:lsdException w:name="List Table 3 Accent 6" w:uiPriority="48"/>
-    <w:lsdException w:name="List Table 4 Accent 6" w:uiPriority="49"/>
-    <w:lsdException w:name="List Table 5 Dark Accent 6" w:uiPriority="50"/>
-    <w:lsdException w:name="List Table 6 Colorful Accent 6" w:uiPriority="51"/>
-    <w:lsdException w:name="List Table 7 Colorful Accent 6" w:uiPriority="52"/>
-    <w:lsdException w:name="Mention" w:semiHidden="1" w:unhideWhenUsed="1"/>
-    <w:lsdException w:name="Smart Hyperlink" w:semiHidden="1" w:unhideWhenUsed="1"/>
-    <w:lsdException w:name="Hashtag" w:semiHidden="1" w:unhideWhenUsed="1"/>
-    <w:lsdException w:name="Unresolved Mention" w:semiHidden="1" w:unhideWhenUsed="1"/>
-    <w:lsdException w:name="Smart Link" w:semiHidden="1" w:unhideWhenUsed="1"/>
+  <w:latentStyles w:defLockedState="0" w:defUIPriority="99" w:defSemiHidden="1" w:defUnhideWhenUsed="1" w:defQFormat="0" w:count="267">
+    <w:lsdException w:name="Normal" w:semiHidden="0" w:uiPriority="0" w:unhideWhenUsed="0" w:qFormat="1"/>
+    <w:lsdException w:name="heading 1" w:semiHidden="0" w:uiPriority="9" w:unhideWhenUsed="0" w:qFormat="1"/>
+    <w:lsdException w:name="heading 2" w:uiPriority="9" w:qFormat="1"/>
+    <w:lsdException w:name="heading 3" w:uiPriority="9" w:qFormat="1"/>
+    <w:lsdException w:name="heading 4" w:uiPriority="9" w:qFormat="1"/>
+    <w:lsdException w:name="heading 5" w:uiPriority="9" w:qFormat="1"/>
+    <w:lsdException w:name="heading 6" w:uiPriority="9" w:qFormat="1"/>
+    <w:lsdException w:name="heading 7" w:uiPriority="9" w:qFormat="1"/>
+    <w:lsdException w:name="heading 8" w:uiPriority="9" w:qFormat="1"/>
+    <w:lsdException w:name="heading 9" w:uiPriority="9" w:qFormat="1"/>
+    <w:lsdException w:name="toc 1" w:uiPriority="39"/>
+    <w:lsdException w:name="toc 2" w:uiPriority="39"/>
+    <w:lsdException w:name="toc 3" w:uiPriority="39"/>
+    <w:lsdException w:name="toc 4" w:uiPriority="39"/>
+    <w:lsdException w:name="toc 5" w:uiPriority="39"/>
+    <w:lsdException w:name="toc 6" w:uiPriority="39"/>
+    <w:lsdException w:name="toc 7" w:uiPriority="39"/>
+    <w:lsdException w:name="toc 8" w:uiPriority="39"/>
+    <w:lsdException w:name="toc 9" w:uiPriority="39"/>
+    <w:lsdException w:name="caption" w:uiPriority="35" w:qFormat="1"/>
+    <w:lsdException w:name="Title" w:semiHidden="0" w:uiPriority="10" w:unhideWhenUsed="0" w:qFormat="1"/>
+    <w:lsdException w:name="Default Paragraph Font" w:uiPriority="1"/>
+    <w:lsdException w:name="Subtitle" w:semiHidden="0" w:uiPriority="11" w:unhideWhenUsed="0" w:qFormat="1"/>
+    <w:lsdException w:name="Strong" w:semiHidden="0" w:uiPriority="22" w:unhideWhenUsed="0" w:qFormat="1"/>
+    <w:lsdException w:name="Emphasis" w:semiHidden="0" w:uiPriority="20" w:unhideWhenUsed="0" w:qFormat="1"/>
+    <w:lsdException w:name="Table Grid" w:semiHidden="0" w:uiPriority="39" w:unhideWhenUsed="0"/>
+    <w:lsdException w:name="Placeholder Text" w:unhideWhenUsed="0"/>
+    <w:lsdException w:name="No Spacing" w:semiHidden="0" w:uiPriority="1" w:unhideWhenUsed="0" w:qFormat="1"/>
+    <w:lsdException w:name="Light Shading" w:semiHidden="0" w:uiPriority="60" w:unhideWhenUsed="0"/>
+    <w:lsdException w:name="Light List" w:semiHidden="0" w:uiPriority="61" w:unhideWhenUsed="0"/>
+    <w:lsdException w:name="Light Grid" w:semiHidden="0" w:uiPriority="62" w:unhideWhenUsed="0"/>
+    <w:lsdException w:name="Medium Shading 1" w:semiHidden="0" w:uiPriority="63" w:unhideWhenUsed="0"/>
+    <w:lsdException w:name="Medium Shading 2" w:semiHidden="0" w:uiPriority="64" w:unhideWhenUsed="0"/>
+    <w:lsdException w:name="Medium List 1" w:semiHidden="0" w:uiPriority="65" w:unhideWhenUsed="0"/>
+    <w:lsdException w:name="Medium List 2" w:semiHidden="0" w:uiPriority="66" w:unhideWhenUsed="0"/>
+    <w:lsdException w:name="Medium Grid 1" w:semiHidden="0" w:uiPriority="67" w:unhideWhenUsed="0"/>
+    <w:lsdException w:name="Medium Grid 2" w:semiHidden="0" w:uiPriority="68" w:unhideWhenUsed="0"/>
+    <w:lsdException w:name="Medium Grid 3" w:semiHidden="0" w:uiPriority="69" w:unhideWhenUsed="0"/>
+    <w:lsdException w:name="Dark List" w:semiHidden="0" w:uiPriority="70" w:unhideWhenUsed="0"/>
+    <w:lsdException w:name="Colorful Shading" w:semiHidden="0" w:uiPriority="71" w:unhideWhenUsed="0"/>
+    <w:lsdException w:name="Colorful List" w:semiHidden="0" w:uiPriority="72" w:unhideWhenUsed="0"/>
+    <w:lsdException w:name="Colorful Grid" w:semiHidden="0" w:uiPriority="73" w:unhideWhenUsed="0"/>
+    <w:lsdException w:name="Light Shading Accent 1" w:semiHidden="0" w:uiPriority="60" w:unhideWhenUsed="0"/>
+    <w:lsdException w:name="Light List Accent 1" w:semiHidden="0" w:uiPriority="61" w:unhideWhenUsed="0"/>
+    <w:lsdException w:name="Light Grid Accent 1" w:semiHidden="0" w:uiPriority="62" w:unhideWhenUsed="0"/>
+    <w:lsdException w:name="Medium Shading 1 Accent 1" w:semiHidden="0" w:uiPriority="63" w:unhideWhenUsed="0"/>
+    <w:lsdException w:name="Medium Shading 2 Accent 1" w:semiHidden="0" w:uiPriority="64" w:unhideWhenUsed="0"/>
+    <w:lsdException w:name="Medium List 1 Accent 1" w:semiHidden="0" w:uiPriority="65" w:unhideWhenUsed="0"/>
+    <w:lsdException w:name="Revision" w:unhideWhenUsed="0"/>
+    <w:lsdException w:name="List Paragraph" w:semiHidden="0" w:uiPriority="34" w:unhideWhenUsed="0" w:qFormat="1"/>
+    <w:lsdException w:name="Quote" w:semiHidden="0" w:uiPriority="29" w:unhideWhenUsed="0" w:qFormat="1"/>
+    <w:lsdException w:name="Intense Quote" w:semiHidden="0" w:uiPriority="30" w:unhideWhenUsed="0" w:qFormat="1"/>
+    <w:lsdException w:name="Medium List 2 Accent 1" w:semiHidden="0" w:uiPriority="66" w:unhideWhenUsed="0"/>
+    <w:lsdException w:name="Medium Grid 1 Accent 1" w:semiHidden="0" w:uiPriority="67" w:unhideWhenUsed="0"/>
+    <w:lsdException w:name="Medium Grid 2 Accent 1" w:semiHidden="0" w:uiPriority="68" w:unhideWhenUsed="0"/>
+    <w:lsdException w:name="Medium Grid 3 Accent 1" w:semiHidden="0" w:uiPriority="69" w:unhideWhenUsed="0"/>
+    <w:lsdException w:name="Dark List Accent 1" w:semiHidden="0" w:uiPriority="70" w:unhideWhenUsed="0"/>
+    <w:lsdException w:name="Colorful Shading Accent 1" w:semiHidden="0" w:uiPriority="71" w:unhideWhenUsed="0"/>
+    <w:lsdException w:name="Colorful List Accent 1" w:semiHidden="0" w:uiPriority="72" w:unhideWhenUsed="0"/>
+    <w:lsdException w:name="Colorful Grid Accent 1" w:semiHidden="0" w:uiPriority="73" w:unhideWhenUsed="0"/>
+    <w:lsdException w:name="Light Shading Accent 2" w:semiHidden="0" w:uiPriority="60" w:unhideWhenUsed="0"/>
+    <w:lsdException w:name="Light List Accent 2" w:semiHidden="0" w:uiPriority="61" w:unhideWhenUsed="0"/>
+    <w:lsdException w:name="Light Grid Accent 2" w:semiHidden="0" w:uiPriority="62" w:unhideWhenUsed="0"/>
+    <w:lsdException w:name="Medium Shading 1 Accent 2" w:semiHidden="0" w:uiPriority="63" w:unhideWhenUsed="0"/>
+    <w:lsdException w:name="Medium Shading 2 Accent 2" w:semiHidden="0" w:uiPriority="64" w:unhideWhenUsed="0"/>
+    <w:lsdException w:name="Medium List 1 Accent 2" w:semiHidden="0" w:uiPriority="65" w:unhideWhenUsed="0"/>
+    <w:lsdException w:name="Medium List 2 Accent 2" w:semiHidden="0" w:uiPriority="66" w:unhideWhenUsed="0"/>
+    <w:lsdException w:name="Medium Grid 1 Accent 2" w:semiHidden="0" w:uiPriority="67" w:unhideWhenUsed="0"/>
+    <w:lsdException w:name="Medium Grid 2 Accent 2" w:semiHidden="0" w:uiPriority="68" w:unhideWhenUsed="0"/>
+    <w:lsdException w:name="Medium Grid 3 Accent 2" w:semiHidden="0" w:uiPriority="69" w:unhideWhenUsed="0"/>
+    <w:lsdException w:name="Dark List Accent 2" w:semiHidden="0" w:uiPriority="70" w:unhideWhenUsed="0"/>
+    <w:lsdException w:name="Colorful Shading Accent 2" w:semiHidden="0" w:uiPriority="71" w:unhideWhenUsed="0"/>
+    <w:lsdException w:name="Colorful List Accent 2" w:semiHidden="0" w:uiPriority="72" w:unhideWhenUsed="0"/>
+    <w:lsdException w:name="Colorful Grid Accent 2" w:semiHidden="0" w:uiPriority="73" w:unhideWhenUsed="0"/>
+    <w:lsdException w:name="Light Shading Accent 3" w:semiHidden="0" w:uiPriority="60" w:unhideWhenUsed="0"/>
+    <w:lsdException w:name="Light List Accent 3" w:semiHidden="0" w:uiPriority="61" w:unhideWhenUsed="0"/>
+    <w:lsdException w:name="Light Grid Accent 3" w:semiHidden="0" w:uiPriority="62" w:unhideWhenUsed="0"/>
+    <w:lsdException w:name="Medium Shading 1 Accent 3" w:semiHidden="0" w:uiPriority="63" w:unhideWhenUsed="0"/>
+    <w:lsdException w:name="Medium Shading 2 Accent 3" w:semiHidden="0" w:uiPriority="64" w:unhideWhenUsed="0"/>
+    <w:lsdException w:name="Medium List 1 Accent 3" w:semiHidden="0" w:uiPriority="65" w:unhideWhenUsed="0"/>
+    <w:lsdException w:name="Medium List 2 Accent 3" w:semiHidden="0" w:uiPriority="66" w:unhideWhenUsed="0"/>
+    <w:lsdException w:name="Medium Grid 1 Accent 3" w:semiHidden="0" w:uiPriority="67" w:unhideWhenUsed="0"/>
+    <w:lsdException w:name="Medium Grid 2 Accent 3" w:semiHidden="0" w:uiPriority="68" w:unhideWhenUsed="0"/>
+    <w:lsdException w:name="Medium Grid 3 Accent 3" w:semiHidden="0" w:uiPriority="69" w:unhideWhenUsed="0"/>
+    <w:lsdException w:name="Dark List Accent 3" w:semiHidden="0" w:uiPriority="70" w:unhideWhenUsed="0"/>
+    <w:lsdException w:name="Colorful Shading Accent 3" w:semiHidden="0" w:uiPriority="71" w:unhideWhenUsed="0"/>
+    <w:lsdException w:name="Colorful List Accent 3" w:semiHidden="0" w:uiPriority="72" w:unhideWhenUsed="0"/>
+    <w:lsdException w:name="Colorful Grid Accent 3" w:semiHidden="0" w:uiPriority="73" w:unhideWhenUsed="0"/>
+    <w:lsdException w:name="Light Shading Accent 4" w:semiHidden="0" w:uiPriority="60" w:unhideWhenUsed="0"/>
+    <w:lsdException w:name="Light List Accent 4" w:semiHidden="0" w:uiPriority="61" w:unhideWhenUsed="0"/>
+    <w:lsdException w:name="Light Grid Accent 4" w:semiHidden="0" w:uiPriority="62" w:unhideWhenUsed="0"/>
+    <w:lsdException w:name="Medium Shading 1 Accent 4" w:semiHidden="0" w:uiPriority="63" w:unhideWhenUsed="0"/>
+    <w:lsdException w:name="Medium Shading 2 Accent 4" w:semiHidden="0" w:uiPriority="64" w:unhideWhenUsed="0"/>
+    <w:lsdException w:name="Medium List 1 Accent 4" w:semiHidden="0" w:uiPriority="65" w:unhideWhenUsed="0"/>
+    <w:lsdException w:name="Medium List 2 Accent 4" w:semiHidden="0" w:uiPriority="66" w:unhideWhenUsed="0"/>
+    <w:lsdException w:name="Medium Grid 1 Accent 4" w:semiHidden="0" w:uiPriority="67" w:unhideWhenUsed="0"/>
+    <w:lsdException w:name="Medium Grid 2 Accent 4" w:semiHidden="0" w:uiPriority="68" w:unhideWhenUsed="0"/>
+    <w:lsdException w:name="Medium Grid 3 Accent 4" w:semiHidden="0" w:uiPriority="69" w:unhideWhenUsed="0"/>
+    <w:lsdException w:name="Dark List Accent 4" w:semiHidden="0" w:uiPriority="70" w:unhideWhenUsed="0"/>
+    <w:lsdException w:name="Colorful Shading Accent 4" w:semiHidden="0" w:uiPriority="71" w:unhideWhenUsed="0"/>
+    <w:lsdException w:name="Colorful List Accent 4" w:semiHidden="0" w:uiPriority="72" w:unhideWhenUsed="0"/>
+    <w:lsdException w:name="Colorful Grid Accent 4" w:semiHidden="0" w:uiPriority="73" w:unhideWhenUsed="0"/>
+    <w:lsdException w:name="Light Shading Accent 5" w:semiHidden="0" w:uiPriority="60" w:unhideWhenUsed="0"/>
+    <w:lsdException w:name="Light List Accent 5" w:semiHidden="0" w:uiPriority="61" w:unhideWhenUsed="0"/>
+    <w:lsdException w:name="Light Grid Accent 5" w:semiHidden="0" w:uiPriority="62" w:unhideWhenUsed="0"/>
+    <w:lsdException w:name="Medium Shading 1 Accent 5" w:semiHidden="0" w:uiPriority="63" w:unhideWhenUsed="0"/>
+    <w:lsdException w:name="Medium Shading 2 Accent 5" w:semiHidden="0" w:uiPriority="64" w:unhideWhenUsed="0"/>
+    <w:lsdException w:name="Medium List 1 Accent 5" w:semiHidden="0" w:uiPriority="65" w:unhideWhenUsed="0"/>
+    <w:lsdException w:name="Medium List 2 Accent 5" w:semiHidden="0" w:uiPriority="66" w:unhideWhenUsed="0"/>
+    <w:lsdException w:name="Medium Grid 1 Accent 5" w:semiHidden="0" w:uiPriority="67" w:unhideWhenUsed="0"/>
+    <w:lsdException w:name="Medium Grid 2 Accent 5" w:semiHidden="0" w:uiPriority="68" w:unhideWhenUsed="0"/>
+    <w:lsdException w:name="Medium Grid 3 Accent 5" w:semiHidden="0" w:uiPriority="69" w:unhideWhenUsed="0"/>
+    <w:lsdException w:name="Dark List Accent 5" w:semiHidden="0" w:uiPriority="70" w:unhideWhenUsed="0"/>
+    <w:lsdException w:name="Colorful Shading Accent 5" w:semiHidden="0" w:uiPriority="71" w:unhideWhenUsed="0"/>
+    <w:lsdException w:name="Colorful List Accent 5" w:semiHidden="0" w:uiPriority="72" w:unhideWhenUsed="0"/>
+    <w:lsdException w:name="Colorful Grid Accent 5" w:semiHidden="0" w:uiPriority="73" w:unhideWhenUsed="0"/>
+    <w:lsdException w:name="Light Shading Accent 6" w:semiHidden="0" w:uiPriority="60" w:unhideWhenUsed="0"/>
+    <w:lsdException w:name="Light List Accent 6" w:semiHidden="0" w:uiPriority="61" w:unhideWhenUsed="0"/>
+    <w:lsdException w:name="Light Grid Accent 6" w:semiHidden="0" w:uiPriority="62" w:unhideWhenUsed="0"/>
+    <w:lsdException w:name="Medium Shading 1 Accent 6" w:semiHidden="0" w:uiPriority="63" w:unhideWhenUsed="0"/>
+    <w:lsdException w:name="Medium Shading 2 Accent 6" w:semiHidden="0" w:uiPriority="64" w:unhideWhenUsed="0"/>
+    <w:lsdException w:name="Medium List 1 Accent 6" w:semiHidden="0" w:uiPriority="65" w:unhideWhenUsed="0"/>
+    <w:lsdException w:name="Medium List 2 Accent 6" w:semiHidden="0" w:uiPriority="66" w:unhideWhenUsed="0"/>
+    <w:lsdException w:name="Medium Grid 1 Accent 6" w:semiHidden="0" w:uiPriority="67" w:unhideWhenUsed="0"/>
+    <w:lsdException w:name="Medium Grid 2 Accent 6" w:semiHidden="0" w:uiPriority="68" w:unhideWhenUsed="0"/>
+    <w:lsdException w:name="Medium Grid 3 Accent 6" w:semiHidden="0" w:uiPriority="69" w:unhideWhenUsed="0"/>
+    <w:lsdException w:name="Dark List Accent 6" w:semiHidden="0" w:uiPriority="70" w:unhideWhenUsed="0"/>
+    <w:lsdException w:name="Colorful Shading Accent 6" w:semiHidden="0" w:uiPriority="71" w:unhideWhenUsed="0"/>
+    <w:lsdException w:name="Colorful List Accent 6" w:semiHidden="0" w:uiPriority="72" w:unhideWhenUsed="0"/>
+    <w:lsdException w:name="Colorful Grid Accent 6" w:semiHidden="0" w:uiPriority="73" w:unhideWhenUsed="0"/>
+    <w:lsdException w:name="Subtle Emphasis" w:semiHidden="0" w:uiPriority="19" w:unhideWhenUsed="0" w:qFormat="1"/>
+    <w:lsdException w:name="Intense Emphasis" w:semiHidden="0" w:uiPriority="21" w:unhideWhenUsed="0" w:qFormat="1"/>
+    <w:lsdException w:name="Subtle Reference" w:semiHidden="0" w:uiPriority="31" w:unhideWhenUsed="0" w:qFormat="1"/>
+    <w:lsdException w:name="Intense Reference" w:semiHidden="0" w:uiPriority="32" w:unhideWhenUsed="0" w:qFormat="1"/>
+    <w:lsdException w:name="Book Title" w:semiHidden="0" w:uiPriority="33" w:unhideWhenUsed="0" w:qFormat="1"/>
+    <w:lsdException w:name="Bibliography" w:uiPriority="37"/>
+    <w:lsdException w:name="TOC Heading" w:uiPriority="39" w:qFormat="1"/>
   </w:latentStyles>
   <w:style w:type="paragraph" w:default="1" w:styleId="a">
     <w:name w:val="Normal"/>
@@ -9483,7 +9495,7 @@
     </w:rPr>
   </w:style>
   <w:style w:type="character" w:customStyle="1" w:styleId="a4">
-    <w:name w:val="Заголовок Знак"/>
+    <w:name w:val="Название Знак"/>
     <w:basedOn w:val="a0"/>
     <w:link w:val="a3"/>
     <w:uiPriority w:val="10"/>
@@ -9733,6 +9745,7 @@
       <w:spacing w:after="0" w:line="240" w:lineRule="auto"/>
     </w:pPr>
     <w:tblPr>
+      <w:tblInd w:w="0" w:type="dxa"/>
       <w:tblBorders>
         <w:top w:val="single" w:sz="4" w:space="0" w:color="auto"/>
         <w:left w:val="single" w:sz="4" w:space="0" w:color="auto"/>
@@ -9741,6 +9754,973 @@
         <w:insideH w:val="single" w:sz="4" w:space="0" w:color="auto"/>
         <w:insideV w:val="single" w:sz="4" w:space="0" w:color="auto"/>
       </w:tblBorders>
+      <w:tblCellMar>
+        <w:top w:w="0" w:type="dxa"/>
+        <w:left w:w="108" w:type="dxa"/>
+        <w:bottom w:w="0" w:type="dxa"/>
+        <w:right w:w="108" w:type="dxa"/>
+      </w:tblCellMar>
+    </w:tblPr>
+  </w:style>
+  <w:style w:type="character" w:styleId="af2">
+    <w:name w:val="Placeholder Text"/>
+    <w:basedOn w:val="a0"/>
+    <w:uiPriority w:val="99"/>
+    <w:semiHidden/>
+    <w:rsid w:val="000F449F"/>
+    <w:rPr>
+      <w:color w:val="666666"/>
+    </w:rPr>
+  </w:style>
+  <w:style w:type="paragraph" w:styleId="af3">
+    <w:name w:val="caption"/>
+    <w:basedOn w:val="a"/>
+    <w:next w:val="a"/>
+    <w:uiPriority w:val="35"/>
+    <w:unhideWhenUsed/>
+    <w:qFormat/>
+    <w:rsid w:val="007162AE"/>
+    <w:pPr>
+      <w:spacing w:after="200"/>
+      <w:ind w:firstLine="0"/>
+      <w:jc w:val="center"/>
+    </w:pPr>
+    <w:rPr>
+      <w:iCs/>
+      <w:szCs w:val="18"/>
+    </w:rPr>
+  </w:style>
+  <w:style w:type="paragraph" w:styleId="af4">
+    <w:name w:val="Balloon Text"/>
+    <w:basedOn w:val="a"/>
+    <w:link w:val="af5"/>
+    <w:uiPriority w:val="99"/>
+    <w:semiHidden/>
+    <w:unhideWhenUsed/>
+    <w:rsid w:val="009D4509"/>
+    <w:rPr>
+      <w:rFonts w:ascii="Tahoma" w:hAnsi="Tahoma" w:cs="Tahoma"/>
+      <w:sz w:val="16"/>
+      <w:szCs w:val="16"/>
+    </w:rPr>
+  </w:style>
+  <w:style w:type="character" w:customStyle="1" w:styleId="af5">
+    <w:name w:val="Текст выноски Знак"/>
+    <w:basedOn w:val="a0"/>
+    <w:link w:val="af4"/>
+    <w:uiPriority w:val="99"/>
+    <w:semiHidden/>
+    <w:rsid w:val="009D4509"/>
+    <w:rPr>
+      <w:rFonts w:ascii="Tahoma" w:hAnsi="Tahoma" w:cs="Tahoma"/>
+      <w:sz w:val="16"/>
+      <w:szCs w:val="16"/>
+    </w:rPr>
+  </w:style>
+  <w:style w:type="paragraph" w:styleId="af6">
+    <w:name w:val="endnote text"/>
+    <w:basedOn w:val="a"/>
+    <w:link w:val="af7"/>
+    <w:uiPriority w:val="99"/>
+    <w:semiHidden/>
+    <w:unhideWhenUsed/>
+    <w:rsid w:val="00C07CAC"/>
+    <w:rPr>
+      <w:sz w:val="20"/>
+      <w:szCs w:val="20"/>
+    </w:rPr>
+  </w:style>
+  <w:style w:type="character" w:customStyle="1" w:styleId="af7">
+    <w:name w:val="Текст концевой сноски Знак"/>
+    <w:basedOn w:val="a0"/>
+    <w:link w:val="af6"/>
+    <w:uiPriority w:val="99"/>
+    <w:semiHidden/>
+    <w:rsid w:val="00C07CAC"/>
+    <w:rPr>
+      <w:rFonts w:ascii="Times New Roman" w:hAnsi="Times New Roman"/>
+      <w:sz w:val="20"/>
+      <w:szCs w:val="20"/>
+    </w:rPr>
+  </w:style>
+  <w:style w:type="character" w:styleId="af8">
+    <w:name w:val="endnote reference"/>
+    <w:basedOn w:val="a0"/>
+    <w:uiPriority w:val="99"/>
+    <w:semiHidden/>
+    <w:unhideWhenUsed/>
+    <w:rsid w:val="00C07CAC"/>
+    <w:rPr>
+      <w:vertAlign w:val="superscript"/>
+    </w:rPr>
+  </w:style>
+  <w:style w:type="paragraph" w:styleId="af9">
+    <w:name w:val="footnote text"/>
+    <w:basedOn w:val="a"/>
+    <w:link w:val="afa"/>
+    <w:uiPriority w:val="99"/>
+    <w:semiHidden/>
+    <w:unhideWhenUsed/>
+    <w:rsid w:val="00C07CAC"/>
+    <w:rPr>
+      <w:sz w:val="20"/>
+      <w:szCs w:val="20"/>
+    </w:rPr>
+  </w:style>
+  <w:style w:type="character" w:customStyle="1" w:styleId="afa">
+    <w:name w:val="Текст сноски Знак"/>
+    <w:basedOn w:val="a0"/>
+    <w:link w:val="af9"/>
+    <w:uiPriority w:val="99"/>
+    <w:semiHidden/>
+    <w:rsid w:val="00C07CAC"/>
+    <w:rPr>
+      <w:rFonts w:ascii="Times New Roman" w:hAnsi="Times New Roman"/>
+      <w:sz w:val="20"/>
+      <w:szCs w:val="20"/>
+    </w:rPr>
+  </w:style>
+  <w:style w:type="character" w:styleId="afb">
+    <w:name w:val="footnote reference"/>
+    <w:basedOn w:val="a0"/>
+    <w:uiPriority w:val="99"/>
+    <w:semiHidden/>
+    <w:unhideWhenUsed/>
+    <w:rsid w:val="00C07CAC"/>
+    <w:rPr>
+      <w:vertAlign w:val="superscript"/>
+    </w:rPr>
+  </w:style>
+  <w:style w:type="paragraph" w:customStyle="1" w:styleId="western">
+    <w:name w:val="western"/>
+    <w:basedOn w:val="a"/>
+    <w:rsid w:val="002420F9"/>
+    <w:pPr>
+      <w:spacing w:before="100" w:beforeAutospacing="1" w:after="142"/>
+      <w:jc w:val="left"/>
+    </w:pPr>
+    <w:rPr>
+      <w:rFonts w:eastAsia="Times New Roman" w:cs="Times New Roman"/>
+      <w:kern w:val="0"/>
+      <w:szCs w:val="24"/>
+      <w:lang w:val="en-US"/>
+      <w14:ligatures w14:val="none"/>
+    </w:rPr>
+  </w:style>
+  <w:style w:type="character" w:styleId="afc">
+    <w:name w:val="FollowedHyperlink"/>
+    <w:basedOn w:val="a0"/>
+    <w:uiPriority w:val="99"/>
+    <w:semiHidden/>
+    <w:unhideWhenUsed/>
+    <w:rsid w:val="008A31A4"/>
+    <w:rPr>
+      <w:color w:val="954F72" w:themeColor="followedHyperlink"/>
+      <w:u w:val="single"/>
+    </w:rPr>
+  </w:style>
+</w:styles>
+</file>
+
+<file path=word/stylesWithEffects.xml><?xml version="1.0" encoding="utf-8"?>
+<w:styles xmlns:wpc="http://schemas.microsoft.com/office/word/2010/wordprocessingCanvas" xmlns:mc="http://schemas.openxmlformats.org/markup-compatibility/2006" xmlns:o="urn:schemas-microsoft-com:office:office" xmlns:r="http://schemas.openxmlformats.org/officeDocument/2006/relationships" xmlns:m="http://schemas.openxmlformats.org/officeDocument/2006/math" xmlns:v="urn:schemas-microsoft-com:vml" xmlns:wp14="http://schemas.microsoft.com/office/word/2010/wordprocessingDrawing" xmlns:wp="http://schemas.openxmlformats.org/drawingml/2006/wordprocessingDrawing" xmlns:w10="urn:schemas-microsoft-com:office:word" xmlns:w="http://schemas.openxmlformats.org/wordprocessingml/2006/main" xmlns:w14="http://schemas.microsoft.com/office/word/2010/wordml" xmlns:wpg="http://schemas.microsoft.com/office/word/2010/wordprocessingGroup" xmlns:wpi="http://schemas.microsoft.com/office/word/2010/wordprocessingInk" xmlns:wne="http://schemas.microsoft.com/office/word/2006/wordml" xmlns:wps="http://schemas.microsoft.com/office/word/2010/wordprocessingShape" mc:Ignorable="w14 wp14">
+  <w:docDefaults>
+    <w:rPrDefault>
+      <w:rPr>
+        <w:rFonts w:asciiTheme="minorHAnsi" w:eastAsiaTheme="minorHAnsi" w:hAnsiTheme="minorHAnsi" w:cstheme="minorBidi"/>
+        <w:kern w:val="2"/>
+        <w:sz w:val="22"/>
+        <w:szCs w:val="22"/>
+        <w:lang w:val="ru-RU" w:eastAsia="en-US" w:bidi="ar-SA"/>
+        <w14:ligatures w14:val="standardContextual"/>
+      </w:rPr>
+    </w:rPrDefault>
+    <w:pPrDefault>
+      <w:pPr>
+        <w:spacing w:after="160" w:line="259" w:lineRule="auto"/>
+      </w:pPr>
+    </w:pPrDefault>
+  </w:docDefaults>
+  <w:latentStyles w:defLockedState="0" w:defUIPriority="99" w:defSemiHidden="1" w:defUnhideWhenUsed="1" w:defQFormat="0" w:count="267">
+    <w:lsdException w:name="Normal" w:semiHidden="0" w:uiPriority="0" w:unhideWhenUsed="0" w:qFormat="1"/>
+    <w:lsdException w:name="heading 1" w:semiHidden="0" w:uiPriority="9" w:unhideWhenUsed="0" w:qFormat="1"/>
+    <w:lsdException w:name="heading 2" w:uiPriority="9" w:qFormat="1"/>
+    <w:lsdException w:name="heading 3" w:uiPriority="9" w:qFormat="1"/>
+    <w:lsdException w:name="heading 4" w:uiPriority="9" w:qFormat="1"/>
+    <w:lsdException w:name="heading 5" w:uiPriority="9" w:qFormat="1"/>
+    <w:lsdException w:name="heading 6" w:uiPriority="9" w:qFormat="1"/>
+    <w:lsdException w:name="heading 7" w:uiPriority="9" w:qFormat="1"/>
+    <w:lsdException w:name="heading 8" w:uiPriority="9" w:qFormat="1"/>
+    <w:lsdException w:name="heading 9" w:uiPriority="9" w:qFormat="1"/>
+    <w:lsdException w:name="toc 1" w:uiPriority="39"/>
+    <w:lsdException w:name="toc 2" w:uiPriority="39"/>
+    <w:lsdException w:name="toc 3" w:uiPriority="39"/>
+    <w:lsdException w:name="toc 4" w:uiPriority="39"/>
+    <w:lsdException w:name="toc 5" w:uiPriority="39"/>
+    <w:lsdException w:name="toc 6" w:uiPriority="39"/>
+    <w:lsdException w:name="toc 7" w:uiPriority="39"/>
+    <w:lsdException w:name="toc 8" w:uiPriority="39"/>
+    <w:lsdException w:name="toc 9" w:uiPriority="39"/>
+    <w:lsdException w:name="caption" w:uiPriority="35" w:qFormat="1"/>
+    <w:lsdException w:name="Title" w:semiHidden="0" w:uiPriority="10" w:unhideWhenUsed="0" w:qFormat="1"/>
+    <w:lsdException w:name="Default Paragraph Font" w:uiPriority="1"/>
+    <w:lsdException w:name="Subtitle" w:semiHidden="0" w:uiPriority="11" w:unhideWhenUsed="0" w:qFormat="1"/>
+    <w:lsdException w:name="Strong" w:semiHidden="0" w:uiPriority="22" w:unhideWhenUsed="0" w:qFormat="1"/>
+    <w:lsdException w:name="Emphasis" w:semiHidden="0" w:uiPriority="20" w:unhideWhenUsed="0" w:qFormat="1"/>
+    <w:lsdException w:name="Table Grid" w:semiHidden="0" w:uiPriority="39" w:unhideWhenUsed="0"/>
+    <w:lsdException w:name="Placeholder Text" w:unhideWhenUsed="0"/>
+    <w:lsdException w:name="No Spacing" w:semiHidden="0" w:uiPriority="1" w:unhideWhenUsed="0" w:qFormat="1"/>
+    <w:lsdException w:name="Light Shading" w:semiHidden="0" w:uiPriority="60" w:unhideWhenUsed="0"/>
+    <w:lsdException w:name="Light List" w:semiHidden="0" w:uiPriority="61" w:unhideWhenUsed="0"/>
+    <w:lsdException w:name="Light Grid" w:semiHidden="0" w:uiPriority="62" w:unhideWhenUsed="0"/>
+    <w:lsdException w:name="Medium Shading 1" w:semiHidden="0" w:uiPriority="63" w:unhideWhenUsed="0"/>
+    <w:lsdException w:name="Medium Shading 2" w:semiHidden="0" w:uiPriority="64" w:unhideWhenUsed="0"/>
+    <w:lsdException w:name="Medium List 1" w:semiHidden="0" w:uiPriority="65" w:unhideWhenUsed="0"/>
+    <w:lsdException w:name="Medium List 2" w:semiHidden="0" w:uiPriority="66" w:unhideWhenUsed="0"/>
+    <w:lsdException w:name="Medium Grid 1" w:semiHidden="0" w:uiPriority="67" w:unhideWhenUsed="0"/>
+    <w:lsdException w:name="Medium Grid 2" w:semiHidden="0" w:uiPriority="68" w:unhideWhenUsed="0"/>
+    <w:lsdException w:name="Medium Grid 3" w:semiHidden="0" w:uiPriority="69" w:unhideWhenUsed="0"/>
+    <w:lsdException w:name="Dark List" w:semiHidden="0" w:uiPriority="70" w:unhideWhenUsed="0"/>
+    <w:lsdException w:name="Colorful Shading" w:semiHidden="0" w:uiPriority="71" w:unhideWhenUsed="0"/>
+    <w:lsdException w:name="Colorful List" w:semiHidden="0" w:uiPriority="72" w:unhideWhenUsed="0"/>
+    <w:lsdException w:name="Colorful Grid" w:semiHidden="0" w:uiPriority="73" w:unhideWhenUsed="0"/>
+    <w:lsdException w:name="Light Shading Accent 1" w:semiHidden="0" w:uiPriority="60" w:unhideWhenUsed="0"/>
+    <w:lsdException w:name="Light List Accent 1" w:semiHidden="0" w:uiPriority="61" w:unhideWhenUsed="0"/>
+    <w:lsdException w:name="Light Grid Accent 1" w:semiHidden="0" w:uiPriority="62" w:unhideWhenUsed="0"/>
+    <w:lsdException w:name="Medium Shading 1 Accent 1" w:semiHidden="0" w:uiPriority="63" w:unhideWhenUsed="0"/>
+    <w:lsdException w:name="Medium Shading 2 Accent 1" w:semiHidden="0" w:uiPriority="64" w:unhideWhenUsed="0"/>
+    <w:lsdException w:name="Medium List 1 Accent 1" w:semiHidden="0" w:uiPriority="65" w:unhideWhenUsed="0"/>
+    <w:lsdException w:name="Revision" w:unhideWhenUsed="0"/>
+    <w:lsdException w:name="List Paragraph" w:semiHidden="0" w:uiPriority="34" w:unhideWhenUsed="0" w:qFormat="1"/>
+    <w:lsdException w:name="Quote" w:semiHidden="0" w:uiPriority="29" w:unhideWhenUsed="0" w:qFormat="1"/>
+    <w:lsdException w:name="Intense Quote" w:semiHidden="0" w:uiPriority="30" w:unhideWhenUsed="0" w:qFormat="1"/>
+    <w:lsdException w:name="Medium List 2 Accent 1" w:semiHidden="0" w:uiPriority="66" w:unhideWhenUsed="0"/>
+    <w:lsdException w:name="Medium Grid 1 Accent 1" w:semiHidden="0" w:uiPriority="67" w:unhideWhenUsed="0"/>
+    <w:lsdException w:name="Medium Grid 2 Accent 1" w:semiHidden="0" w:uiPriority="68" w:unhideWhenUsed="0"/>
+    <w:lsdException w:name="Medium Grid 3 Accent 1" w:semiHidden="0" w:uiPriority="69" w:unhideWhenUsed="0"/>
+    <w:lsdException w:name="Dark List Accent 1" w:semiHidden="0" w:uiPriority="70" w:unhideWhenUsed="0"/>
+    <w:lsdException w:name="Colorful Shading Accent 1" w:semiHidden="0" w:uiPriority="71" w:unhideWhenUsed="0"/>
+    <w:lsdException w:name="Colorful List Accent 1" w:semiHidden="0" w:uiPriority="72" w:unhideWhenUsed="0"/>
+    <w:lsdException w:name="Colorful Grid Accent 1" w:semiHidden="0" w:uiPriority="73" w:unhideWhenUsed="0"/>
+    <w:lsdException w:name="Light Shading Accent 2" w:semiHidden="0" w:uiPriority="60" w:unhideWhenUsed="0"/>
+    <w:lsdException w:name="Light List Accent 2" w:semiHidden="0" w:uiPriority="61" w:unhideWhenUsed="0"/>
+    <w:lsdException w:name="Light Grid Accent 2" w:semiHidden="0" w:uiPriority="62" w:unhideWhenUsed="0"/>
+    <w:lsdException w:name="Medium Shading 1 Accent 2" w:semiHidden="0" w:uiPriority="63" w:unhideWhenUsed="0"/>
+    <w:lsdException w:name="Medium Shading 2 Accent 2" w:semiHidden="0" w:uiPriority="64" w:unhideWhenUsed="0"/>
+    <w:lsdException w:name="Medium List 1 Accent 2" w:semiHidden="0" w:uiPriority="65" w:unhideWhenUsed="0"/>
+    <w:lsdException w:name="Medium List 2 Accent 2" w:semiHidden="0" w:uiPriority="66" w:unhideWhenUsed="0"/>
+    <w:lsdException w:name="Medium Grid 1 Accent 2" w:semiHidden="0" w:uiPriority="67" w:unhideWhenUsed="0"/>
+    <w:lsdException w:name="Medium Grid 2 Accent 2" w:semiHidden="0" w:uiPriority="68" w:unhideWhenUsed="0"/>
+    <w:lsdException w:name="Medium Grid 3 Accent 2" w:semiHidden="0" w:uiPriority="69" w:unhideWhenUsed="0"/>
+    <w:lsdException w:name="Dark List Accent 2" w:semiHidden="0" w:uiPriority="70" w:unhideWhenUsed="0"/>
+    <w:lsdException w:name="Colorful Shading Accent 2" w:semiHidden="0" w:uiPriority="71" w:unhideWhenUsed="0"/>
+    <w:lsdException w:name="Colorful List Accent 2" w:semiHidden="0" w:uiPriority="72" w:unhideWhenUsed="0"/>
+    <w:lsdException w:name="Colorful Grid Accent 2" w:semiHidden="0" w:uiPriority="73" w:unhideWhenUsed="0"/>
+    <w:lsdException w:name="Light Shading Accent 3" w:semiHidden="0" w:uiPriority="60" w:unhideWhenUsed="0"/>
+    <w:lsdException w:name="Light List Accent 3" w:semiHidden="0" w:uiPriority="61" w:unhideWhenUsed="0"/>
+    <w:lsdException w:name="Light Grid Accent 3" w:semiHidden="0" w:uiPriority="62" w:unhideWhenUsed="0"/>
+    <w:lsdException w:name="Medium Shading 1 Accent 3" w:semiHidden="0" w:uiPriority="63" w:unhideWhenUsed="0"/>
+    <w:lsdException w:name="Medium Shading 2 Accent 3" w:semiHidden="0" w:uiPriority="64" w:unhideWhenUsed="0"/>
+    <w:lsdException w:name="Medium List 1 Accent 3" w:semiHidden="0" w:uiPriority="65" w:unhideWhenUsed="0"/>
+    <w:lsdException w:name="Medium List 2 Accent 3" w:semiHidden="0" w:uiPriority="66" w:unhideWhenUsed="0"/>
+    <w:lsdException w:name="Medium Grid 1 Accent 3" w:semiHidden="0" w:uiPriority="67" w:unhideWhenUsed="0"/>
+    <w:lsdException w:name="Medium Grid 2 Accent 3" w:semiHidden="0" w:uiPriority="68" w:unhideWhenUsed="0"/>
+    <w:lsdException w:name="Medium Grid 3 Accent 3" w:semiHidden="0" w:uiPriority="69" w:unhideWhenUsed="0"/>
+    <w:lsdException w:name="Dark List Accent 3" w:semiHidden="0" w:uiPriority="70" w:unhideWhenUsed="0"/>
+    <w:lsdException w:name="Colorful Shading Accent 3" w:semiHidden="0" w:uiPriority="71" w:unhideWhenUsed="0"/>
+    <w:lsdException w:name="Colorful List Accent 3" w:semiHidden="0" w:uiPriority="72" w:unhideWhenUsed="0"/>
+    <w:lsdException w:name="Colorful Grid Accent 3" w:semiHidden="0" w:uiPriority="73" w:unhideWhenUsed="0"/>
+    <w:lsdException w:name="Light Shading Accent 4" w:semiHidden="0" w:uiPriority="60" w:unhideWhenUsed="0"/>
+    <w:lsdException w:name="Light List Accent 4" w:semiHidden="0" w:uiPriority="61" w:unhideWhenUsed="0"/>
+    <w:lsdException w:name="Light Grid Accent 4" w:semiHidden="0" w:uiPriority="62" w:unhideWhenUsed="0"/>
+    <w:lsdException w:name="Medium Shading 1 Accent 4" w:semiHidden="0" w:uiPriority="63" w:unhideWhenUsed="0"/>
+    <w:lsdException w:name="Medium Shading 2 Accent 4" w:semiHidden="0" w:uiPriority="64" w:unhideWhenUsed="0"/>
+    <w:lsdException w:name="Medium List 1 Accent 4" w:semiHidden="0" w:uiPriority="65" w:unhideWhenUsed="0"/>
+    <w:lsdException w:name="Medium List 2 Accent 4" w:semiHidden="0" w:uiPriority="66" w:unhideWhenUsed="0"/>
+    <w:lsdException w:name="Medium Grid 1 Accent 4" w:semiHidden="0" w:uiPriority="67" w:unhideWhenUsed="0"/>
+    <w:lsdException w:name="Medium Grid 2 Accent 4" w:semiHidden="0" w:uiPriority="68" w:unhideWhenUsed="0"/>
+    <w:lsdException w:name="Medium Grid 3 Accent 4" w:semiHidden="0" w:uiPriority="69" w:unhideWhenUsed="0"/>
+    <w:lsdException w:name="Dark List Accent 4" w:semiHidden="0" w:uiPriority="70" w:unhideWhenUsed="0"/>
+    <w:lsdException w:name="Colorful Shading Accent 4" w:semiHidden="0" w:uiPriority="71" w:unhideWhenUsed="0"/>
+    <w:lsdException w:name="Colorful List Accent 4" w:semiHidden="0" w:uiPriority="72" w:unhideWhenUsed="0"/>
+    <w:lsdException w:name="Colorful Grid Accent 4" w:semiHidden="0" w:uiPriority="73" w:unhideWhenUsed="0"/>
+    <w:lsdException w:name="Light Shading Accent 5" w:semiHidden="0" w:uiPriority="60" w:unhideWhenUsed="0"/>
+    <w:lsdException w:name="Light List Accent 5" w:semiHidden="0" w:uiPriority="61" w:unhideWhenUsed="0"/>
+    <w:lsdException w:name="Light Grid Accent 5" w:semiHidden="0" w:uiPriority="62" w:unhideWhenUsed="0"/>
+    <w:lsdException w:name="Medium Shading 1 Accent 5" w:semiHidden="0" w:uiPriority="63" w:unhideWhenUsed="0"/>
+    <w:lsdException w:name="Medium Shading 2 Accent 5" w:semiHidden="0" w:uiPriority="64" w:unhideWhenUsed="0"/>
+    <w:lsdException w:name="Medium List 1 Accent 5" w:semiHidden="0" w:uiPriority="65" w:unhideWhenUsed="0"/>
+    <w:lsdException w:name="Medium List 2 Accent 5" w:semiHidden="0" w:uiPriority="66" w:unhideWhenUsed="0"/>
+    <w:lsdException w:name="Medium Grid 1 Accent 5" w:semiHidden="0" w:uiPriority="67" w:unhideWhenUsed="0"/>
+    <w:lsdException w:name="Medium Grid 2 Accent 5" w:semiHidden="0" w:uiPriority="68" w:unhideWhenUsed="0"/>
+    <w:lsdException w:name="Medium Grid 3 Accent 5" w:semiHidden="0" w:uiPriority="69" w:unhideWhenUsed="0"/>
+    <w:lsdException w:name="Dark List Accent 5" w:semiHidden="0" w:uiPriority="70" w:unhideWhenUsed="0"/>
+    <w:lsdException w:name="Colorful Shading Accent 5" w:semiHidden="0" w:uiPriority="71" w:unhideWhenUsed="0"/>
+    <w:lsdException w:name="Colorful List Accent 5" w:semiHidden="0" w:uiPriority="72" w:unhideWhenUsed="0"/>
+    <w:lsdException w:name="Colorful Grid Accent 5" w:semiHidden="0" w:uiPriority="73" w:unhideWhenUsed="0"/>
+    <w:lsdException w:name="Light Shading Accent 6" w:semiHidden="0" w:uiPriority="60" w:unhideWhenUsed="0"/>
+    <w:lsdException w:name="Light List Accent 6" w:semiHidden="0" w:uiPriority="61" w:unhideWhenUsed="0"/>
+    <w:lsdException w:name="Light Grid Accent 6" w:semiHidden="0" w:uiPriority="62" w:unhideWhenUsed="0"/>
+    <w:lsdException w:name="Medium Shading 1 Accent 6" w:semiHidden="0" w:uiPriority="63" w:unhideWhenUsed="0"/>
+    <w:lsdException w:name="Medium Shading 2 Accent 6" w:semiHidden="0" w:uiPriority="64" w:unhideWhenUsed="0"/>
+    <w:lsdException w:name="Medium List 1 Accent 6" w:semiHidden="0" w:uiPriority="65" w:unhideWhenUsed="0"/>
+    <w:lsdException w:name="Medium List 2 Accent 6" w:semiHidden="0" w:uiPriority="66" w:unhideWhenUsed="0"/>
+    <w:lsdException w:name="Medium Grid 1 Accent 6" w:semiHidden="0" w:uiPriority="67" w:unhideWhenUsed="0"/>
+    <w:lsdException w:name="Medium Grid 2 Accent 6" w:semiHidden="0" w:uiPriority="68" w:unhideWhenUsed="0"/>
+    <w:lsdException w:name="Medium Grid 3 Accent 6" w:semiHidden="0" w:uiPriority="69" w:unhideWhenUsed="0"/>
+    <w:lsdException w:name="Dark List Accent 6" w:semiHidden="0" w:uiPriority="70" w:unhideWhenUsed="0"/>
+    <w:lsdException w:name="Colorful Shading Accent 6" w:semiHidden="0" w:uiPriority="71" w:unhideWhenUsed="0"/>
+    <w:lsdException w:name="Colorful List Accent 6" w:semiHidden="0" w:uiPriority="72" w:unhideWhenUsed="0"/>
+    <w:lsdException w:name="Colorful Grid Accent 6" w:semiHidden="0" w:uiPriority="73" w:unhideWhenUsed="0"/>
+    <w:lsdException w:name="Subtle Emphasis" w:semiHidden="0" w:uiPriority="19" w:unhideWhenUsed="0" w:qFormat="1"/>
+    <w:lsdException w:name="Intense Emphasis" w:semiHidden="0" w:uiPriority="21" w:unhideWhenUsed="0" w:qFormat="1"/>
+    <w:lsdException w:name="Subtle Reference" w:semiHidden="0" w:uiPriority="31" w:unhideWhenUsed="0" w:qFormat="1"/>
+    <w:lsdException w:name="Intense Reference" w:semiHidden="0" w:uiPriority="32" w:unhideWhenUsed="0" w:qFormat="1"/>
+    <w:lsdException w:name="Book Title" w:semiHidden="0" w:uiPriority="33" w:unhideWhenUsed="0" w:qFormat="1"/>
+    <w:lsdException w:name="Bibliography" w:uiPriority="37"/>
+    <w:lsdException w:name="TOC Heading" w:uiPriority="39" w:qFormat="1"/>
+  </w:latentStyles>
+  <w:style w:type="paragraph" w:default="1" w:styleId="a">
+    <w:name w:val="Normal"/>
+    <w:qFormat/>
+    <w:rsid w:val="008A31A4"/>
+    <w:pPr>
+      <w:spacing w:after="0" w:line="240" w:lineRule="auto"/>
+      <w:ind w:firstLine="425"/>
+      <w:jc w:val="both"/>
+    </w:pPr>
+    <w:rPr>
+      <w:rFonts w:ascii="Times New Roman" w:hAnsi="Times New Roman"/>
+      <w:sz w:val="24"/>
+    </w:rPr>
+  </w:style>
+  <w:style w:type="paragraph" w:styleId="1">
+    <w:name w:val="heading 1"/>
+    <w:basedOn w:val="a"/>
+    <w:next w:val="a"/>
+    <w:link w:val="10"/>
+    <w:uiPriority w:val="9"/>
+    <w:qFormat/>
+    <w:rsid w:val="008A31A4"/>
+    <w:pPr>
+      <w:keepNext/>
+      <w:keepLines/>
+      <w:spacing w:before="120" w:after="80"/>
+      <w:jc w:val="left"/>
+      <w:outlineLvl w:val="0"/>
+    </w:pPr>
+    <w:rPr>
+      <w:rFonts w:eastAsiaTheme="majorEastAsia" w:cstheme="majorBidi"/>
+      <w:b/>
+      <w:sz w:val="28"/>
+      <w:szCs w:val="40"/>
+    </w:rPr>
+  </w:style>
+  <w:style w:type="paragraph" w:styleId="2">
+    <w:name w:val="heading 2"/>
+    <w:basedOn w:val="1"/>
+    <w:next w:val="a"/>
+    <w:link w:val="20"/>
+    <w:uiPriority w:val="9"/>
+    <w:unhideWhenUsed/>
+    <w:qFormat/>
+    <w:rsid w:val="002A756C"/>
+    <w:pPr>
+      <w:spacing w:before="80" w:after="0"/>
+      <w:outlineLvl w:val="1"/>
+    </w:pPr>
+    <w:rPr>
+      <w:sz w:val="24"/>
+      <w:szCs w:val="32"/>
+    </w:rPr>
+  </w:style>
+  <w:style w:type="paragraph" w:styleId="3">
+    <w:name w:val="heading 3"/>
+    <w:basedOn w:val="a"/>
+    <w:next w:val="a"/>
+    <w:link w:val="30"/>
+    <w:uiPriority w:val="9"/>
+    <w:unhideWhenUsed/>
+    <w:qFormat/>
+    <w:rsid w:val="00F90A13"/>
+    <w:pPr>
+      <w:keepNext/>
+      <w:keepLines/>
+      <w:spacing w:before="160" w:after="80"/>
+      <w:outlineLvl w:val="2"/>
+    </w:pPr>
+    <w:rPr>
+      <w:rFonts w:asciiTheme="minorHAnsi" w:eastAsiaTheme="majorEastAsia" w:hAnsiTheme="minorHAnsi" w:cstheme="majorBidi"/>
+      <w:color w:val="2F5496" w:themeColor="accent1" w:themeShade="BF"/>
+      <w:szCs w:val="28"/>
+    </w:rPr>
+  </w:style>
+  <w:style w:type="paragraph" w:styleId="4">
+    <w:name w:val="heading 4"/>
+    <w:basedOn w:val="a"/>
+    <w:next w:val="a"/>
+    <w:link w:val="40"/>
+    <w:uiPriority w:val="9"/>
+    <w:semiHidden/>
+    <w:unhideWhenUsed/>
+    <w:qFormat/>
+    <w:rsid w:val="00F90A13"/>
+    <w:pPr>
+      <w:keepNext/>
+      <w:keepLines/>
+      <w:spacing w:before="80" w:after="40"/>
+      <w:outlineLvl w:val="3"/>
+    </w:pPr>
+    <w:rPr>
+      <w:rFonts w:asciiTheme="minorHAnsi" w:eastAsiaTheme="majorEastAsia" w:hAnsiTheme="minorHAnsi" w:cstheme="majorBidi"/>
+      <w:i/>
+      <w:iCs/>
+      <w:color w:val="2F5496" w:themeColor="accent1" w:themeShade="BF"/>
+    </w:rPr>
+  </w:style>
+  <w:style w:type="paragraph" w:styleId="5">
+    <w:name w:val="heading 5"/>
+    <w:basedOn w:val="a"/>
+    <w:next w:val="a"/>
+    <w:link w:val="50"/>
+    <w:uiPriority w:val="9"/>
+    <w:semiHidden/>
+    <w:unhideWhenUsed/>
+    <w:qFormat/>
+    <w:rsid w:val="00F90A13"/>
+    <w:pPr>
+      <w:keepNext/>
+      <w:keepLines/>
+      <w:spacing w:before="80" w:after="40"/>
+      <w:outlineLvl w:val="4"/>
+    </w:pPr>
+    <w:rPr>
+      <w:rFonts w:asciiTheme="minorHAnsi" w:eastAsiaTheme="majorEastAsia" w:hAnsiTheme="minorHAnsi" w:cstheme="majorBidi"/>
+      <w:color w:val="2F5496" w:themeColor="accent1" w:themeShade="BF"/>
+    </w:rPr>
+  </w:style>
+  <w:style w:type="paragraph" w:styleId="6">
+    <w:name w:val="heading 6"/>
+    <w:basedOn w:val="a"/>
+    <w:next w:val="a"/>
+    <w:link w:val="60"/>
+    <w:uiPriority w:val="9"/>
+    <w:semiHidden/>
+    <w:unhideWhenUsed/>
+    <w:qFormat/>
+    <w:rsid w:val="00F90A13"/>
+    <w:pPr>
+      <w:keepNext/>
+      <w:keepLines/>
+      <w:spacing w:before="40"/>
+      <w:outlineLvl w:val="5"/>
+    </w:pPr>
+    <w:rPr>
+      <w:rFonts w:asciiTheme="minorHAnsi" w:eastAsiaTheme="majorEastAsia" w:hAnsiTheme="minorHAnsi" w:cstheme="majorBidi"/>
+      <w:i/>
+      <w:iCs/>
+      <w:color w:val="595959" w:themeColor="text1" w:themeTint="A6"/>
+    </w:rPr>
+  </w:style>
+  <w:style w:type="paragraph" w:styleId="7">
+    <w:name w:val="heading 7"/>
+    <w:basedOn w:val="a"/>
+    <w:next w:val="a"/>
+    <w:link w:val="70"/>
+    <w:uiPriority w:val="9"/>
+    <w:semiHidden/>
+    <w:unhideWhenUsed/>
+    <w:qFormat/>
+    <w:rsid w:val="00F90A13"/>
+    <w:pPr>
+      <w:keepNext/>
+      <w:keepLines/>
+      <w:spacing w:before="40"/>
+      <w:outlineLvl w:val="6"/>
+    </w:pPr>
+    <w:rPr>
+      <w:rFonts w:asciiTheme="minorHAnsi" w:eastAsiaTheme="majorEastAsia" w:hAnsiTheme="minorHAnsi" w:cstheme="majorBidi"/>
+      <w:color w:val="595959" w:themeColor="text1" w:themeTint="A6"/>
+    </w:rPr>
+  </w:style>
+  <w:style w:type="paragraph" w:styleId="8">
+    <w:name w:val="heading 8"/>
+    <w:basedOn w:val="a"/>
+    <w:next w:val="a"/>
+    <w:link w:val="80"/>
+    <w:uiPriority w:val="9"/>
+    <w:semiHidden/>
+    <w:unhideWhenUsed/>
+    <w:qFormat/>
+    <w:rsid w:val="00F90A13"/>
+    <w:pPr>
+      <w:keepNext/>
+      <w:keepLines/>
+      <w:outlineLvl w:val="7"/>
+    </w:pPr>
+    <w:rPr>
+      <w:rFonts w:asciiTheme="minorHAnsi" w:eastAsiaTheme="majorEastAsia" w:hAnsiTheme="minorHAnsi" w:cstheme="majorBidi"/>
+      <w:i/>
+      <w:iCs/>
+      <w:color w:val="272727" w:themeColor="text1" w:themeTint="D8"/>
+    </w:rPr>
+  </w:style>
+  <w:style w:type="paragraph" w:styleId="9">
+    <w:name w:val="heading 9"/>
+    <w:basedOn w:val="a"/>
+    <w:next w:val="a"/>
+    <w:link w:val="90"/>
+    <w:uiPriority w:val="9"/>
+    <w:semiHidden/>
+    <w:unhideWhenUsed/>
+    <w:qFormat/>
+    <w:rsid w:val="00F90A13"/>
+    <w:pPr>
+      <w:keepNext/>
+      <w:keepLines/>
+      <w:outlineLvl w:val="8"/>
+    </w:pPr>
+    <w:rPr>
+      <w:rFonts w:asciiTheme="minorHAnsi" w:eastAsiaTheme="majorEastAsia" w:hAnsiTheme="minorHAnsi" w:cstheme="majorBidi"/>
+      <w:color w:val="272727" w:themeColor="text1" w:themeTint="D8"/>
+    </w:rPr>
+  </w:style>
+  <w:style w:type="character" w:default="1" w:styleId="a0">
+    <w:name w:val="Default Paragraph Font"/>
+    <w:uiPriority w:val="1"/>
+    <w:semiHidden/>
+    <w:unhideWhenUsed/>
+  </w:style>
+  <w:style w:type="table" w:default="1" w:styleId="a1">
+    <w:name w:val="Normal Table"/>
+    <w:uiPriority w:val="99"/>
+    <w:semiHidden/>
+    <w:unhideWhenUsed/>
+    <w:tblPr>
+      <w:tblInd w:w="0" w:type="dxa"/>
+      <w:tblCellMar>
+        <w:top w:w="0" w:type="dxa"/>
+        <w:left w:w="108" w:type="dxa"/>
+        <w:bottom w:w="0" w:type="dxa"/>
+        <w:right w:w="108" w:type="dxa"/>
+      </w:tblCellMar>
+    </w:tblPr>
+  </w:style>
+  <w:style w:type="numbering" w:default="1" w:styleId="a2">
+    <w:name w:val="No List"/>
+    <w:uiPriority w:val="99"/>
+    <w:semiHidden/>
+    <w:unhideWhenUsed/>
+  </w:style>
+  <w:style w:type="character" w:customStyle="1" w:styleId="10">
+    <w:name w:val="Заголовок 1 Знак"/>
+    <w:basedOn w:val="a0"/>
+    <w:link w:val="1"/>
+    <w:uiPriority w:val="9"/>
+    <w:rsid w:val="008A31A4"/>
+    <w:rPr>
+      <w:rFonts w:ascii="Times New Roman" w:eastAsiaTheme="majorEastAsia" w:hAnsi="Times New Roman" w:cstheme="majorBidi"/>
+      <w:b/>
+      <w:sz w:val="28"/>
+      <w:szCs w:val="40"/>
+    </w:rPr>
+  </w:style>
+  <w:style w:type="character" w:customStyle="1" w:styleId="20">
+    <w:name w:val="Заголовок 2 Знак"/>
+    <w:basedOn w:val="a0"/>
+    <w:link w:val="2"/>
+    <w:uiPriority w:val="9"/>
+    <w:rsid w:val="002A756C"/>
+    <w:rPr>
+      <w:rFonts w:ascii="Times New Roman" w:eastAsiaTheme="majorEastAsia" w:hAnsi="Times New Roman" w:cstheme="majorBidi"/>
+      <w:b/>
+      <w:sz w:val="24"/>
+      <w:szCs w:val="32"/>
+    </w:rPr>
+  </w:style>
+  <w:style w:type="character" w:customStyle="1" w:styleId="30">
+    <w:name w:val="Заголовок 3 Знак"/>
+    <w:basedOn w:val="a0"/>
+    <w:link w:val="3"/>
+    <w:uiPriority w:val="9"/>
+    <w:rsid w:val="00F90A13"/>
+    <w:rPr>
+      <w:rFonts w:eastAsiaTheme="majorEastAsia" w:cstheme="majorBidi"/>
+      <w:color w:val="2F5496" w:themeColor="accent1" w:themeShade="BF"/>
+      <w:sz w:val="28"/>
+      <w:szCs w:val="28"/>
+    </w:rPr>
+  </w:style>
+  <w:style w:type="character" w:customStyle="1" w:styleId="40">
+    <w:name w:val="Заголовок 4 Знак"/>
+    <w:basedOn w:val="a0"/>
+    <w:link w:val="4"/>
+    <w:uiPriority w:val="9"/>
+    <w:semiHidden/>
+    <w:rsid w:val="00F90A13"/>
+    <w:rPr>
+      <w:rFonts w:eastAsiaTheme="majorEastAsia" w:cstheme="majorBidi"/>
+      <w:i/>
+      <w:iCs/>
+      <w:color w:val="2F5496" w:themeColor="accent1" w:themeShade="BF"/>
+      <w:sz w:val="28"/>
+    </w:rPr>
+  </w:style>
+  <w:style w:type="character" w:customStyle="1" w:styleId="50">
+    <w:name w:val="Заголовок 5 Знак"/>
+    <w:basedOn w:val="a0"/>
+    <w:link w:val="5"/>
+    <w:uiPriority w:val="9"/>
+    <w:semiHidden/>
+    <w:rsid w:val="00F90A13"/>
+    <w:rPr>
+      <w:rFonts w:eastAsiaTheme="majorEastAsia" w:cstheme="majorBidi"/>
+      <w:color w:val="2F5496" w:themeColor="accent1" w:themeShade="BF"/>
+      <w:sz w:val="28"/>
+    </w:rPr>
+  </w:style>
+  <w:style w:type="character" w:customStyle="1" w:styleId="60">
+    <w:name w:val="Заголовок 6 Знак"/>
+    <w:basedOn w:val="a0"/>
+    <w:link w:val="6"/>
+    <w:uiPriority w:val="9"/>
+    <w:semiHidden/>
+    <w:rsid w:val="00F90A13"/>
+    <w:rPr>
+      <w:rFonts w:eastAsiaTheme="majorEastAsia" w:cstheme="majorBidi"/>
+      <w:i/>
+      <w:iCs/>
+      <w:color w:val="595959" w:themeColor="text1" w:themeTint="A6"/>
+      <w:sz w:val="28"/>
+    </w:rPr>
+  </w:style>
+  <w:style w:type="character" w:customStyle="1" w:styleId="70">
+    <w:name w:val="Заголовок 7 Знак"/>
+    <w:basedOn w:val="a0"/>
+    <w:link w:val="7"/>
+    <w:uiPriority w:val="9"/>
+    <w:semiHidden/>
+    <w:rsid w:val="00F90A13"/>
+    <w:rPr>
+      <w:rFonts w:eastAsiaTheme="majorEastAsia" w:cstheme="majorBidi"/>
+      <w:color w:val="595959" w:themeColor="text1" w:themeTint="A6"/>
+      <w:sz w:val="28"/>
+    </w:rPr>
+  </w:style>
+  <w:style w:type="character" w:customStyle="1" w:styleId="80">
+    <w:name w:val="Заголовок 8 Знак"/>
+    <w:basedOn w:val="a0"/>
+    <w:link w:val="8"/>
+    <w:uiPriority w:val="9"/>
+    <w:semiHidden/>
+    <w:rsid w:val="00F90A13"/>
+    <w:rPr>
+      <w:rFonts w:eastAsiaTheme="majorEastAsia" w:cstheme="majorBidi"/>
+      <w:i/>
+      <w:iCs/>
+      <w:color w:val="272727" w:themeColor="text1" w:themeTint="D8"/>
+      <w:sz w:val="28"/>
+    </w:rPr>
+  </w:style>
+  <w:style w:type="character" w:customStyle="1" w:styleId="90">
+    <w:name w:val="Заголовок 9 Знак"/>
+    <w:basedOn w:val="a0"/>
+    <w:link w:val="9"/>
+    <w:uiPriority w:val="9"/>
+    <w:semiHidden/>
+    <w:rsid w:val="00F90A13"/>
+    <w:rPr>
+      <w:rFonts w:eastAsiaTheme="majorEastAsia" w:cstheme="majorBidi"/>
+      <w:color w:val="272727" w:themeColor="text1" w:themeTint="D8"/>
+      <w:sz w:val="28"/>
+    </w:rPr>
+  </w:style>
+  <w:style w:type="paragraph" w:styleId="a3">
+    <w:name w:val="Title"/>
+    <w:basedOn w:val="a"/>
+    <w:next w:val="a"/>
+    <w:link w:val="a4"/>
+    <w:uiPriority w:val="10"/>
+    <w:qFormat/>
+    <w:rsid w:val="00F90A13"/>
+    <w:pPr>
+      <w:spacing w:after="80"/>
+      <w:contextualSpacing/>
+    </w:pPr>
+    <w:rPr>
+      <w:rFonts w:asciiTheme="majorHAnsi" w:eastAsiaTheme="majorEastAsia" w:hAnsiTheme="majorHAnsi" w:cstheme="majorBidi"/>
+      <w:spacing w:val="-10"/>
+      <w:kern w:val="28"/>
+      <w:sz w:val="56"/>
+      <w:szCs w:val="56"/>
+    </w:rPr>
+  </w:style>
+  <w:style w:type="character" w:customStyle="1" w:styleId="a4">
+    <w:name w:val="Название Знак"/>
+    <w:basedOn w:val="a0"/>
+    <w:link w:val="a3"/>
+    <w:uiPriority w:val="10"/>
+    <w:rsid w:val="00F90A13"/>
+    <w:rPr>
+      <w:rFonts w:asciiTheme="majorHAnsi" w:eastAsiaTheme="majorEastAsia" w:hAnsiTheme="majorHAnsi" w:cstheme="majorBidi"/>
+      <w:spacing w:val="-10"/>
+      <w:kern w:val="28"/>
+      <w:sz w:val="56"/>
+      <w:szCs w:val="56"/>
+    </w:rPr>
+  </w:style>
+  <w:style w:type="paragraph" w:styleId="a5">
+    <w:name w:val="Subtitle"/>
+    <w:basedOn w:val="a"/>
+    <w:next w:val="a"/>
+    <w:link w:val="a6"/>
+    <w:uiPriority w:val="11"/>
+    <w:qFormat/>
+    <w:rsid w:val="00F90A13"/>
+    <w:pPr>
+      <w:numPr>
+        <w:ilvl w:val="1"/>
+      </w:numPr>
+      <w:ind w:firstLine="567"/>
+    </w:pPr>
+    <w:rPr>
+      <w:rFonts w:asciiTheme="minorHAnsi" w:eastAsiaTheme="majorEastAsia" w:hAnsiTheme="minorHAnsi" w:cstheme="majorBidi"/>
+      <w:color w:val="595959" w:themeColor="text1" w:themeTint="A6"/>
+      <w:spacing w:val="15"/>
+      <w:szCs w:val="28"/>
+    </w:rPr>
+  </w:style>
+  <w:style w:type="character" w:customStyle="1" w:styleId="a6">
+    <w:name w:val="Подзаголовок Знак"/>
+    <w:basedOn w:val="a0"/>
+    <w:link w:val="a5"/>
+    <w:uiPriority w:val="11"/>
+    <w:rsid w:val="00F90A13"/>
+    <w:rPr>
+      <w:rFonts w:eastAsiaTheme="majorEastAsia" w:cstheme="majorBidi"/>
+      <w:color w:val="595959" w:themeColor="text1" w:themeTint="A6"/>
+      <w:spacing w:val="15"/>
+      <w:sz w:val="28"/>
+      <w:szCs w:val="28"/>
+    </w:rPr>
+  </w:style>
+  <w:style w:type="paragraph" w:styleId="21">
+    <w:name w:val="Quote"/>
+    <w:basedOn w:val="a"/>
+    <w:next w:val="a"/>
+    <w:link w:val="22"/>
+    <w:uiPriority w:val="29"/>
+    <w:qFormat/>
+    <w:rsid w:val="00F90A13"/>
+    <w:pPr>
+      <w:spacing w:before="160"/>
+      <w:jc w:val="center"/>
+    </w:pPr>
+    <w:rPr>
+      <w:i/>
+      <w:iCs/>
+      <w:color w:val="404040" w:themeColor="text1" w:themeTint="BF"/>
+    </w:rPr>
+  </w:style>
+  <w:style w:type="character" w:customStyle="1" w:styleId="22">
+    <w:name w:val="Цитата 2 Знак"/>
+    <w:basedOn w:val="a0"/>
+    <w:link w:val="21"/>
+    <w:uiPriority w:val="29"/>
+    <w:rsid w:val="00F90A13"/>
+    <w:rPr>
+      <w:rFonts w:ascii="Times New Roman" w:hAnsi="Times New Roman"/>
+      <w:i/>
+      <w:iCs/>
+      <w:color w:val="404040" w:themeColor="text1" w:themeTint="BF"/>
+      <w:sz w:val="28"/>
+    </w:rPr>
+  </w:style>
+  <w:style w:type="paragraph" w:styleId="a7">
+    <w:name w:val="List Paragraph"/>
+    <w:basedOn w:val="a"/>
+    <w:uiPriority w:val="34"/>
+    <w:qFormat/>
+    <w:rsid w:val="00F90A13"/>
+    <w:pPr>
+      <w:ind w:left="720"/>
+      <w:contextualSpacing/>
+    </w:pPr>
+  </w:style>
+  <w:style w:type="character" w:styleId="a8">
+    <w:name w:val="Intense Emphasis"/>
+    <w:basedOn w:val="a0"/>
+    <w:uiPriority w:val="21"/>
+    <w:qFormat/>
+    <w:rsid w:val="00F90A13"/>
+    <w:rPr>
+      <w:i/>
+      <w:iCs/>
+      <w:color w:val="2F5496" w:themeColor="accent1" w:themeShade="BF"/>
+    </w:rPr>
+  </w:style>
+  <w:style w:type="paragraph" w:styleId="a9">
+    <w:name w:val="Intense Quote"/>
+    <w:basedOn w:val="a"/>
+    <w:next w:val="a"/>
+    <w:link w:val="aa"/>
+    <w:uiPriority w:val="30"/>
+    <w:qFormat/>
+    <w:rsid w:val="00F90A13"/>
+    <w:pPr>
+      <w:pBdr>
+        <w:top w:val="single" w:sz="4" w:space="10" w:color="2F5496" w:themeColor="accent1" w:themeShade="BF"/>
+        <w:bottom w:val="single" w:sz="4" w:space="10" w:color="2F5496" w:themeColor="accent1" w:themeShade="BF"/>
+      </w:pBdr>
+      <w:spacing w:before="360" w:after="360"/>
+      <w:ind w:left="864" w:right="864"/>
+      <w:jc w:val="center"/>
+    </w:pPr>
+    <w:rPr>
+      <w:i/>
+      <w:iCs/>
+      <w:color w:val="2F5496" w:themeColor="accent1" w:themeShade="BF"/>
+    </w:rPr>
+  </w:style>
+  <w:style w:type="character" w:customStyle="1" w:styleId="aa">
+    <w:name w:val="Выделенная цитата Знак"/>
+    <w:basedOn w:val="a0"/>
+    <w:link w:val="a9"/>
+    <w:uiPriority w:val="30"/>
+    <w:rsid w:val="00F90A13"/>
+    <w:rPr>
+      <w:rFonts w:ascii="Times New Roman" w:hAnsi="Times New Roman"/>
+      <w:i/>
+      <w:iCs/>
+      <w:color w:val="2F5496" w:themeColor="accent1" w:themeShade="BF"/>
+      <w:sz w:val="28"/>
+    </w:rPr>
+  </w:style>
+  <w:style w:type="character" w:styleId="ab">
+    <w:name w:val="Intense Reference"/>
+    <w:basedOn w:val="a0"/>
+    <w:uiPriority w:val="32"/>
+    <w:qFormat/>
+    <w:rsid w:val="00F90A13"/>
+    <w:rPr>
+      <w:b/>
+      <w:bCs/>
+      <w:smallCaps/>
+      <w:color w:val="2F5496" w:themeColor="accent1" w:themeShade="BF"/>
+      <w:spacing w:val="5"/>
+    </w:rPr>
+  </w:style>
+  <w:style w:type="paragraph" w:styleId="ac">
+    <w:name w:val="header"/>
+    <w:basedOn w:val="a"/>
+    <w:link w:val="ad"/>
+    <w:uiPriority w:val="99"/>
+    <w:unhideWhenUsed/>
+    <w:rsid w:val="008401D0"/>
+    <w:pPr>
+      <w:tabs>
+        <w:tab w:val="center" w:pos="4677"/>
+        <w:tab w:val="right" w:pos="9355"/>
+      </w:tabs>
+    </w:pPr>
+  </w:style>
+  <w:style w:type="character" w:customStyle="1" w:styleId="ad">
+    <w:name w:val="Верхний колонтитул Знак"/>
+    <w:basedOn w:val="a0"/>
+    <w:link w:val="ac"/>
+    <w:uiPriority w:val="99"/>
+    <w:rsid w:val="008401D0"/>
+    <w:rPr>
+      <w:rFonts w:ascii="Times New Roman" w:hAnsi="Times New Roman"/>
+      <w:sz w:val="24"/>
+    </w:rPr>
+  </w:style>
+  <w:style w:type="paragraph" w:styleId="ae">
+    <w:name w:val="footer"/>
+    <w:basedOn w:val="a"/>
+    <w:link w:val="af"/>
+    <w:uiPriority w:val="99"/>
+    <w:unhideWhenUsed/>
+    <w:rsid w:val="008401D0"/>
+    <w:pPr>
+      <w:tabs>
+        <w:tab w:val="center" w:pos="4677"/>
+        <w:tab w:val="right" w:pos="9355"/>
+      </w:tabs>
+    </w:pPr>
+  </w:style>
+  <w:style w:type="character" w:customStyle="1" w:styleId="af">
+    <w:name w:val="Нижний колонтитул Знак"/>
+    <w:basedOn w:val="a0"/>
+    <w:link w:val="ae"/>
+    <w:uiPriority w:val="99"/>
+    <w:rsid w:val="008401D0"/>
+    <w:rPr>
+      <w:rFonts w:ascii="Times New Roman" w:hAnsi="Times New Roman"/>
+      <w:sz w:val="24"/>
+    </w:rPr>
+  </w:style>
+  <w:style w:type="paragraph" w:styleId="23">
+    <w:name w:val="toc 2"/>
+    <w:basedOn w:val="a"/>
+    <w:next w:val="a"/>
+    <w:autoRedefine/>
+    <w:uiPriority w:val="39"/>
+    <w:semiHidden/>
+    <w:unhideWhenUsed/>
+    <w:rsid w:val="008401D0"/>
+    <w:pPr>
+      <w:spacing w:after="100"/>
+      <w:ind w:left="240"/>
+    </w:pPr>
+  </w:style>
+  <w:style w:type="paragraph" w:styleId="11">
+    <w:name w:val="toc 1"/>
+    <w:basedOn w:val="a"/>
+    <w:next w:val="a"/>
+    <w:autoRedefine/>
+    <w:uiPriority w:val="39"/>
+    <w:unhideWhenUsed/>
+    <w:rsid w:val="008401D0"/>
+    <w:pPr>
+      <w:spacing w:after="100"/>
+    </w:pPr>
+  </w:style>
+  <w:style w:type="character" w:styleId="af0">
+    <w:name w:val="Hyperlink"/>
+    <w:basedOn w:val="a0"/>
+    <w:uiPriority w:val="99"/>
+    <w:unhideWhenUsed/>
+    <w:rsid w:val="008401D0"/>
+    <w:rPr>
+      <w:color w:val="0563C1" w:themeColor="hyperlink"/>
+      <w:u w:val="single"/>
+    </w:rPr>
+  </w:style>
+  <w:style w:type="table" w:styleId="af1">
+    <w:name w:val="Table Grid"/>
+    <w:basedOn w:val="a1"/>
+    <w:uiPriority w:val="39"/>
+    <w:rsid w:val="008401D0"/>
+    <w:pPr>
+      <w:spacing w:after="0" w:line="240" w:lineRule="auto"/>
+    </w:pPr>
+    <w:tblPr>
+      <w:tblInd w:w="0" w:type="dxa"/>
+      <w:tblBorders>
+        <w:top w:val="single" w:sz="4" w:space="0" w:color="auto"/>
+        <w:left w:val="single" w:sz="4" w:space="0" w:color="auto"/>
+        <w:bottom w:val="single" w:sz="4" w:space="0" w:color="auto"/>
+        <w:right w:val="single" w:sz="4" w:space="0" w:color="auto"/>
+        <w:insideH w:val="single" w:sz="4" w:space="0" w:color="auto"/>
+        <w:insideV w:val="single" w:sz="4" w:space="0" w:color="auto"/>
+      </w:tblBorders>
+      <w:tblCellMar>
+        <w:top w:w="0" w:type="dxa"/>
+        <w:left w:w="108" w:type="dxa"/>
+        <w:bottom w:w="0" w:type="dxa"/>
+        <w:right w:w="108" w:type="dxa"/>
+      </w:tblCellMar>
     </w:tblPr>
   </w:style>
   <w:style w:type="character" w:styleId="af2">
@@ -10192,7 +11172,7 @@
   <a:extraClrSchemeLst/>
   <a:extLst>
     <a:ext uri="{05A4C25C-085E-4340-85A3-A5531E510DB2}">
-      <thm15:themeFamily xmlns:thm15="http://schemas.microsoft.com/office/thememl/2012/main" name="Office Theme" id="{62F939B6-93AF-4DB8-9C6B-D6C7DFDC589F}" vid="{4A3C46E8-61CC-4603-A589-7422A47A8E4A}"/>
+      <thm15:themeFamily xmlns="" xmlns:thm15="http://schemas.microsoft.com/office/thememl/2012/main" name="Office Theme" id="{62F939B6-93AF-4DB8-9C6B-D6C7DFDC589F}" vid="{4A3C46E8-61CC-4603-A589-7422A47A8E4A}"/>
     </a:ext>
   </a:extLst>
 </a:theme>
@@ -10203,7 +11183,7 @@
 </file>
 
 <file path=customXml/itemProps1.xml><?xml version="1.0" encoding="utf-8"?>
-<ds:datastoreItem xmlns:ds="http://schemas.openxmlformats.org/officeDocument/2006/customXml" ds:itemID="{68BEB27F-ADA6-49A5-A847-3CC4D420B487}">
+<ds:datastoreItem xmlns:ds="http://schemas.openxmlformats.org/officeDocument/2006/customXml" ds:itemID="{0F593FF1-BFEE-4B67-92F6-A98787C11C08}">
   <ds:schemaRefs>
     <ds:schemaRef ds:uri="http://schemas.openxmlformats.org/officeDocument/2006/bibliography"/>
   </ds:schemaRefs>

--- a/Документы/_Отчеты/Концептуальный отчет/Концептуальный отчет.docx
+++ b/Документы/_Отчеты/Концептуальный отчет/Концептуальный отчет.docx
@@ -1,6 +1,6 @@
 
 <file path=word/document.xml><?xml version="1.0" encoding="utf-8"?>
-<w:document xmlns:wpc="http://schemas.microsoft.com/office/word/2010/wordprocessingCanvas" xmlns:mc="http://schemas.openxmlformats.org/markup-compatibility/2006" xmlns:o="urn:schemas-microsoft-com:office:office" xmlns:r="http://schemas.openxmlformats.org/officeDocument/2006/relationships" xmlns:m="http://schemas.openxmlformats.org/officeDocument/2006/math" xmlns:v="urn:schemas-microsoft-com:vml" xmlns:wp14="http://schemas.microsoft.com/office/word/2010/wordprocessingDrawing" xmlns:wp="http://schemas.openxmlformats.org/drawingml/2006/wordprocessingDrawing" xmlns:w10="urn:schemas-microsoft-com:office:word" xmlns:w="http://schemas.openxmlformats.org/wordprocessingml/2006/main" xmlns:w14="http://schemas.microsoft.com/office/word/2010/wordml" xmlns:wpg="http://schemas.microsoft.com/office/word/2010/wordprocessingGroup" xmlns:wpi="http://schemas.microsoft.com/office/word/2010/wordprocessingInk" xmlns:wne="http://schemas.microsoft.com/office/word/2006/wordml" xmlns:wps="http://schemas.microsoft.com/office/word/2010/wordprocessingShape" mc:Ignorable="w14 wp14">
+<w:document xmlns:wpc="http://schemas.microsoft.com/office/word/2010/wordprocessingCanvas" xmlns:cx="http://schemas.microsoft.com/office/drawing/2014/chartex" xmlns:cx1="http://schemas.microsoft.com/office/drawing/2015/9/8/chartex" xmlns:cx2="http://schemas.microsoft.com/office/drawing/2015/10/21/chartex" xmlns:cx3="http://schemas.microsoft.com/office/drawing/2016/5/9/chartex" xmlns:cx4="http://schemas.microsoft.com/office/drawing/2016/5/10/chartex" xmlns:cx5="http://schemas.microsoft.com/office/drawing/2016/5/11/chartex" xmlns:cx6="http://schemas.microsoft.com/office/drawing/2016/5/12/chartex" xmlns:cx7="http://schemas.microsoft.com/office/drawing/2016/5/13/chartex" xmlns:cx8="http://schemas.microsoft.com/office/drawing/2016/5/14/chartex" xmlns:mc="http://schemas.openxmlformats.org/markup-compatibility/2006" xmlns:aink="http://schemas.microsoft.com/office/drawing/2016/ink" xmlns:am3d="http://schemas.microsoft.com/office/drawing/2017/model3d" xmlns:o="urn:schemas-microsoft-com:office:office" xmlns:oel="http://schemas.microsoft.com/office/2019/extlst" xmlns:r="http://schemas.openxmlformats.org/officeDocument/2006/relationships" xmlns:m="http://schemas.openxmlformats.org/officeDocument/2006/math" xmlns:v="urn:schemas-microsoft-com:vml" xmlns:wp14="http://schemas.microsoft.com/office/word/2010/wordprocessingDrawing" xmlns:wp="http://schemas.openxmlformats.org/drawingml/2006/wordprocessingDrawing" xmlns:w10="urn:schemas-microsoft-com:office:word" xmlns:w="http://schemas.openxmlformats.org/wordprocessingml/2006/main" xmlns:w14="http://schemas.microsoft.com/office/word/2010/wordml" xmlns:w15="http://schemas.microsoft.com/office/word/2012/wordml" xmlns:w16cex="http://schemas.microsoft.com/office/word/2018/wordml/cex" xmlns:w16cid="http://schemas.microsoft.com/office/word/2016/wordml/cid" xmlns:w16="http://schemas.microsoft.com/office/word/2018/wordml" xmlns:w16du="http://schemas.microsoft.com/office/word/2023/wordml/word16du" xmlns:w16sdtdh="http://schemas.microsoft.com/office/word/2020/wordml/sdtdatahash" xmlns:w16sdtfl="http://schemas.microsoft.com/office/word/2024/wordml/sdtformatlock" xmlns:w16se="http://schemas.microsoft.com/office/word/2015/wordml/symex" xmlns:wpg="http://schemas.microsoft.com/office/word/2010/wordprocessingGroup" xmlns:wpi="http://schemas.microsoft.com/office/word/2010/wordprocessingInk" xmlns:wne="http://schemas.microsoft.com/office/word/2006/wordml" xmlns:wps="http://schemas.microsoft.com/office/word/2010/wordprocessingShape" mc:Ignorable="w14 w15 w16se w16cid w16 w16cex w16sdtdh w16sdtfl w16du wp14">
   <w:body>
     <w:p>
       <w:pPr>
@@ -886,9 +886,13 @@
         <w:gridCol w:w="2438"/>
       </w:tblGrid>
       <w:tr>
+        <w:trPr>
+          <w:trHeight w:val="2268"/>
+        </w:trPr>
         <w:tc>
           <w:tcPr>
             <w:tcW w:w="2285" w:type="dxa"/>
+            <w:vAlign w:val="center"/>
           </w:tcPr>
           <w:p>
             <w:pPr>
@@ -901,9 +905,9 @@
                 <w:lang w:val="en-US"/>
               </w:rPr>
               <w:drawing>
-                <wp:inline distT="0" distB="0" distL="0" distR="0" wp14:anchorId="67A72502" wp14:editId="134C70E4">
-                  <wp:extent cx="1080000" cy="1440923"/>
-                  <wp:effectExtent l="0" t="0" r="6350" b="6985"/>
+                <wp:inline distT="0" distB="0" distL="0" distR="0" wp14:anchorId="67A72502" wp14:editId="75D816CF">
+                  <wp:extent cx="1056598" cy="1409700"/>
+                  <wp:effectExtent l="0" t="0" r="0" b="0"/>
                   <wp:docPr id="1193074009" name="Рисунок 3"/>
                   <wp:cNvGraphicFramePr>
                     <a:graphicFrameLocks xmlns:a="http://schemas.openxmlformats.org/drawingml/2006/main" noChangeAspect="1"/>
@@ -918,7 +922,7 @@
                           </pic:cNvPicPr>
                         </pic:nvPicPr>
                         <pic:blipFill>
-                          <a:blip r:embed="rId9" cstate="print">
+                          <a:blip r:embed="rId8" cstate="print">
                             <a:extLst>
                               <a:ext uri="{28A0092B-C50C-407E-A947-70E740481C1C}">
                                 <a14:useLocalDpi xmlns:a14="http://schemas.microsoft.com/office/drawing/2010/main" val="0"/>
@@ -933,7 +937,7 @@
                         <pic:spPr bwMode="auto">
                           <a:xfrm>
                             <a:off x="0" y="0"/>
-                            <a:ext cx="1080000" cy="1440923"/>
+                            <a:ext cx="1059652" cy="1413774"/>
                           </a:xfrm>
                           <a:prstGeom prst="rect">
                             <a:avLst/>
@@ -954,6 +958,7 @@
         <w:tc>
           <w:tcPr>
             <w:tcW w:w="2285" w:type="dxa"/>
+            <w:vAlign w:val="center"/>
           </w:tcPr>
           <w:p>
             <w:pPr>
@@ -966,9 +971,9 @@
                 <w:lang w:val="en-US"/>
               </w:rPr>
               <w:drawing>
-                <wp:inline distT="0" distB="0" distL="0" distR="0" wp14:anchorId="150AF654" wp14:editId="11743C53">
-                  <wp:extent cx="1080000" cy="1444335"/>
-                  <wp:effectExtent l="0" t="0" r="6350" b="3810"/>
+                <wp:inline distT="0" distB="0" distL="0" distR="0" wp14:anchorId="150AF654" wp14:editId="4EF3DA00">
+                  <wp:extent cx="1050031" cy="1404257"/>
+                  <wp:effectExtent l="0" t="0" r="0" b="5715"/>
                   <wp:docPr id="1550122746" name="Рисунок 2"/>
                   <wp:cNvGraphicFramePr>
                     <a:graphicFrameLocks xmlns:a="http://schemas.openxmlformats.org/drawingml/2006/main" noChangeAspect="1"/>
@@ -983,7 +988,7 @@
                           </pic:cNvPicPr>
                         </pic:nvPicPr>
                         <pic:blipFill>
-                          <a:blip r:embed="rId10">
+                          <a:blip r:embed="rId9">
                             <a:extLst>
                               <a:ext uri="{28A0092B-C50C-407E-A947-70E740481C1C}">
                                 <a14:useLocalDpi xmlns:a14="http://schemas.microsoft.com/office/drawing/2010/main" val="0"/>
@@ -998,7 +1003,7 @@
                         <pic:spPr bwMode="auto">
                           <a:xfrm>
                             <a:off x="0" y="0"/>
-                            <a:ext cx="1080000" cy="1444335"/>
+                            <a:ext cx="1072400" cy="1434172"/>
                           </a:xfrm>
                           <a:prstGeom prst="rect">
                             <a:avLst/>
@@ -1019,6 +1024,7 @@
         <w:tc>
           <w:tcPr>
             <w:tcW w:w="2324" w:type="dxa"/>
+            <w:vAlign w:val="center"/>
           </w:tcPr>
           <w:p>
             <w:pPr>
@@ -1031,9 +1037,9 @@
                 <w:lang w:val="en-US"/>
               </w:rPr>
               <w:drawing>
-                <wp:inline distT="0" distB="0" distL="0" distR="0" wp14:anchorId="0A85F6D8" wp14:editId="1D93979E">
-                  <wp:extent cx="1045400" cy="1440000"/>
-                  <wp:effectExtent l="0" t="0" r="2540" b="8255"/>
+                <wp:inline distT="0" distB="0" distL="0" distR="0" wp14:anchorId="0A85F6D8" wp14:editId="1BA18FEB">
+                  <wp:extent cx="1011550" cy="1393372"/>
+                  <wp:effectExtent l="0" t="0" r="0" b="0"/>
                   <wp:docPr id="358004604" name="Рисунок 4"/>
                   <wp:cNvGraphicFramePr>
                     <a:graphicFrameLocks xmlns:a="http://schemas.openxmlformats.org/drawingml/2006/main" noChangeAspect="1"/>
@@ -1048,7 +1054,7 @@
                           </pic:cNvPicPr>
                         </pic:nvPicPr>
                         <pic:blipFill rotWithShape="1">
-                          <a:blip r:embed="rId11" cstate="print">
+                          <a:blip r:embed="rId10" cstate="print">
                             <a:extLst>
                               <a:ext uri="{28A0092B-C50C-407E-A947-70E740481C1C}">
                                 <a14:useLocalDpi xmlns:a14="http://schemas.microsoft.com/office/drawing/2010/main" val="0"/>
@@ -1063,7 +1069,7 @@
                         <pic:spPr bwMode="auto">
                           <a:xfrm>
                             <a:off x="0" y="0"/>
-                            <a:ext cx="1045400" cy="1440000"/>
+                            <a:ext cx="1020722" cy="1406006"/>
                           </a:xfrm>
                           <a:prstGeom prst="rect">
                             <a:avLst/>
@@ -1089,6 +1095,7 @@
         <w:tc>
           <w:tcPr>
             <w:tcW w:w="2438" w:type="dxa"/>
+            <w:vAlign w:val="center"/>
           </w:tcPr>
           <w:p>
             <w:pPr>
@@ -1101,9 +1108,9 @@
                 <w:lang w:val="en-US"/>
               </w:rPr>
               <w:drawing>
-                <wp:inline distT="0" distB="0" distL="0" distR="0" wp14:anchorId="4ECEF168" wp14:editId="63C19AC6">
-                  <wp:extent cx="1032345" cy="1440000"/>
-                  <wp:effectExtent l="0" t="0" r="0" b="8255"/>
+                <wp:inline distT="0" distB="0" distL="0" distR="0" wp14:anchorId="4ECEF168" wp14:editId="14D15ABC">
+                  <wp:extent cx="987211" cy="1377043"/>
+                  <wp:effectExtent l="0" t="0" r="3810" b="0"/>
                   <wp:docPr id="1494596766" name="Рисунок 6"/>
                   <wp:cNvGraphicFramePr>
                     <a:graphicFrameLocks xmlns:a="http://schemas.openxmlformats.org/drawingml/2006/main" noChangeAspect="1"/>
@@ -1118,7 +1125,7 @@
                           </pic:cNvPicPr>
                         </pic:nvPicPr>
                         <pic:blipFill rotWithShape="1">
-                          <a:blip r:embed="rId12" cstate="print">
+                          <a:blip r:embed="rId11" cstate="print">
                             <a:extLst>
                               <a:ext uri="{28A0092B-C50C-407E-A947-70E740481C1C}">
                                 <a14:useLocalDpi xmlns:a14="http://schemas.microsoft.com/office/drawing/2010/main" val="0"/>
@@ -1133,7 +1140,7 @@
                         <pic:spPr bwMode="auto">
                           <a:xfrm>
                             <a:off x="0" y="0"/>
-                            <a:ext cx="1032345" cy="1440000"/>
+                            <a:ext cx="990207" cy="1381222"/>
                           </a:xfrm>
                           <a:prstGeom prst="rect">
                             <a:avLst/>
@@ -1639,15 +1646,7 @@
         </m:r>
       </m:oMath>
       <w:r>
-        <w:t xml:space="preserve"> м/</w:t>
-      </w:r>
-      <w:proofErr w:type="gramStart"/>
-      <w:r>
-        <w:t>с</w:t>
-      </w:r>
-      <w:proofErr w:type="gramEnd"/>
-      <w:r>
-        <w:t xml:space="preserve"> или более.</w:t>
+        <w:t xml:space="preserve"> м/с или более.</w:t>
       </w:r>
       <w:r>
         <w:t xml:space="preserve"> Команда выбирает номинальную воздушную скорость БВС </w:t>
@@ -1789,6 +1788,7 @@
       <w:r>
         <w:rPr>
           <w:noProof/>
+          <w:lang w:val="en-US"/>
         </w:rPr>
         <w:t>1</w:t>
       </w:r>
@@ -1977,36 +1977,26 @@
           <w:rPr>
             <w:rFonts w:ascii="Cambria Math" w:eastAsiaTheme="minorEastAsia" w:hAnsi="Cambria Math"/>
           </w:rPr>
-          <m:t>7-9 м/</m:t>
+          <m:t>7</m:t>
         </m:r>
-        <w:proofErr w:type="gramStart"/>
         <m:r>
           <w:rPr>
             <w:rFonts w:ascii="Cambria Math" w:eastAsiaTheme="minorEastAsia" w:hAnsi="Cambria Math"/>
           </w:rPr>
-          <m:t>с</m:t>
+          <m:t>÷</m:t>
+        </m:r>
+        <m:r>
+          <w:rPr>
+            <w:rFonts w:ascii="Cambria Math" w:eastAsiaTheme="minorEastAsia" w:hAnsi="Cambria Math"/>
+          </w:rPr>
+          <m:t>9 м/с</m:t>
         </m:r>
       </m:oMath>
-      <w:proofErr w:type="gramEnd"/>
       <w:r>
         <w:rPr>
           <w:rFonts w:eastAsiaTheme="minorEastAsia"/>
         </w:rPr>
-        <w:t xml:space="preserve"> </w:t>
-      </w:r>
-      <w:proofErr w:type="gramStart"/>
-      <w:r>
-        <w:rPr>
-          <w:rFonts w:eastAsiaTheme="minorEastAsia"/>
-        </w:rPr>
-        <w:t>по</w:t>
-      </w:r>
-      <w:proofErr w:type="gramEnd"/>
-      <w:r>
-        <w:rPr>
-          <w:rFonts w:eastAsiaTheme="minorEastAsia"/>
-        </w:rPr>
-        <w:t xml:space="preserve"> оценке команды при броске </w:t>
+        <w:t xml:space="preserve"> по оценке команды при броске </w:t>
       </w:r>
       <w:r>
         <w:rPr>
@@ -2086,7 +2076,7 @@
         <mc:AlternateContent>
           <mc:Choice Requires="wpg">
             <w:drawing>
-              <wp:anchor distT="0" distB="0" distL="114300" distR="114300" simplePos="0" relativeHeight="251647488" behindDoc="0" locked="0" layoutInCell="1" allowOverlap="1" wp14:anchorId="78BCE161" wp14:editId="0AB47FAB">
+              <wp:anchor distT="0" distB="0" distL="114300" distR="114300" simplePos="0" relativeHeight="251650048" behindDoc="0" locked="0" layoutInCell="1" allowOverlap="1" wp14:anchorId="78BCE161" wp14:editId="0AB47FAB">
                 <wp:simplePos x="0" y="0"/>
                 <wp:positionH relativeFrom="column">
                   <wp:posOffset>2122805</wp:posOffset>
@@ -2119,7 +2109,7 @@
                           </pic:cNvPicPr>
                         </pic:nvPicPr>
                         <pic:blipFill>
-                          <a:blip r:embed="rId13" cstate="print">
+                          <a:blip r:embed="rId12" cstate="print">
                             <a:extLst>
                               <a:ext uri="{28A0092B-C50C-407E-A947-70E740481C1C}">
                                 <a14:useLocalDpi xmlns:a14="http://schemas.microsoft.com/office/drawing/2010/main" val="0"/>
@@ -2247,7 +2237,7 @@
           </mc:Choice>
           <mc:Fallback>
             <w:pict>
-              <v:group id="Группа 5" o:spid="_x0000_s1026" style="position:absolute;left:0;text-align:left;margin-left:167.15pt;margin-top:3.9pt;width:300.35pt;height:160.9pt;z-index:251647488;mso-width-relative:margin;mso-height-relative:margin" coordsize="37545,20141" o:gfxdata="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">
+              <v:group w14:anchorId="78BCE161" id="Группа 5" o:spid="_x0000_s1026" style="position:absolute;left:0;text-align:left;margin-left:167.15pt;margin-top:3.9pt;width:300.35pt;height:160.9pt;z-index:251650048;mso-width-relative:margin;mso-height-relative:margin" coordsize="37545,20141" o:gfxdata="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">
                 <v:shapetype id="_x0000_t75" coordsize="21600,21600" o:spt="75" o:preferrelative="t" path="m@4@5l@4@11@9@11@9@5xe" filled="f" stroked="f">
                   <v:stroke joinstyle="miter"/>
                   <v:formulas>
@@ -2267,15 +2257,15 @@
                   <v:path o:extrusionok="f" gradientshapeok="t" o:connecttype="rect"/>
                   <o:lock v:ext="edit" aspectratio="t"/>
                 </v:shapetype>
-                <v:shape id="Рисунок 4" o:spid="_x0000_s1027" type="#_x0000_t75" style="position:absolute;left:9;width:37536;height:15838;visibility:visible;mso-wrap-style:square" o:gfxdata="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" stroked="t" strokecolor="#e7e6e6 [3214]">
-                  <v:imagedata r:id="rId14" o:title=""/>
+                <v:shape id="Рисунок 4" o:spid="_x0000_s1027" type="#_x0000_t75" style="position:absolute;left:9;width:37536;height:15838;visibility:visible;mso-wrap-style:square" o:gfxdata="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" stroked="t" strokecolor="#e7e6e6 [3214]">
+                  <v:imagedata r:id="rId13" o:title=""/>
                   <v:path arrowok="t"/>
                 </v:shape>
                 <v:shapetype id="_x0000_t202" coordsize="21600,21600" o:spt="202" path="m,l,21600r21600,l21600,xe">
                   <v:stroke joinstyle="miter"/>
                   <v:path gradientshapeok="t" o:connecttype="rect"/>
                 </v:shapetype>
-                <v:shape id="Поле 1" o:spid="_x0000_s1028" type="#_x0000_t202" style="position:absolute;top:16383;width:37503;height:3758;visibility:visible;mso-wrap-style:square;v-text-anchor:top" o:gfxdata="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" stroked="f">
+                <v:shape id="Поле 1" o:spid="_x0000_s1028" type="#_x0000_t202" style="position:absolute;top:16383;width:37503;height:3758;visibility:visible;mso-wrap-style:square;v-text-anchor:top" o:gfxdata="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" stroked="f">
                   <v:textbox inset="0,0,0,0">
                     <w:txbxContent>
                       <w:p>
@@ -2396,6 +2386,7 @@
       <w:r>
         <w:rPr>
           <w:noProof/>
+          <w:lang w:val="en-US"/>
         </w:rPr>
         <w:t>2</w:t>
       </w:r>
@@ -2683,6 +2674,7 @@
       <w:r>
         <w:rPr>
           <w:noProof/>
+          <w:lang w:val="en-US"/>
         </w:rPr>
         <w:t>4</w:t>
       </w:r>
@@ -2704,6 +2696,7 @@
       <w:r>
         <w:rPr>
           <w:noProof/>
+          <w:lang w:val="en-US"/>
         </w:rPr>
         <w:t>6</w:t>
       </w:r>
@@ -2815,15 +2808,7 @@
         <w:t>)</w:t>
       </w:r>
       <w:r>
-        <w:t xml:space="preserve"> характеристики крыла с сужением и </w:t>
-      </w:r>
-      <w:proofErr w:type="gramStart"/>
-      <w:r>
-        <w:t>без</w:t>
-      </w:r>
-      <w:proofErr w:type="gramEnd"/>
-      <w:r>
-        <w:t xml:space="preserve"> слабо отличаются. </w:t>
+        <w:t xml:space="preserve"> характеристики крыла с сужением и без слабо отличаются. </w:t>
       </w:r>
       <w:r>
         <w:t xml:space="preserve">Прямое крыло имеет больший </w:t>
@@ -2989,7 +2974,6 @@
           <w:rFonts w:eastAsiaTheme="minorEastAsia"/>
         </w:rPr>
       </w:pPr>
-      <w:proofErr w:type="gramStart"/>
       <w:r>
         <w:t>Рассмотрены три конфигурации: один тянущий винт в носовой ча</w:t>
       </w:r>
@@ -3003,11 +2987,7 @@
         <w:t>ледняя обеспечивает большую тягу</w:t>
       </w:r>
       <w:r>
-        <w:t xml:space="preserve"> на старте при малых скоростях.</w:t>
-      </w:r>
-      <w:proofErr w:type="gramEnd"/>
-      <w:r>
-        <w:t xml:space="preserve"> </w:t>
+        <w:t xml:space="preserve"> на старте при малых скоростях. </w:t>
       </w:r>
       <w:r>
         <w:lastRenderedPageBreak/>
@@ -3124,7 +3104,7 @@
                           <pic:cNvPicPr/>
                         </pic:nvPicPr>
                         <pic:blipFill>
-                          <a:blip r:embed="rId15" cstate="print">
+                          <a:blip r:embed="rId14" cstate="print">
                             <a:extLst>
                               <a:ext uri="{28A0092B-C50C-407E-A947-70E740481C1C}">
                                 <a14:useLocalDpi xmlns:a14="http://schemas.microsoft.com/office/drawing/2010/main" val="0"/>
@@ -3190,7 +3170,7 @@
                           <pic:cNvPicPr/>
                         </pic:nvPicPr>
                         <pic:blipFill>
-                          <a:blip r:embed="rId16" cstate="print">
+                          <a:blip r:embed="rId15" cstate="print">
                             <a:extLst>
                               <a:ext uri="{28A0092B-C50C-407E-A947-70E740481C1C}">
                                 <a14:useLocalDpi xmlns:a14="http://schemas.microsoft.com/office/drawing/2010/main" val="0"/>
@@ -3253,7 +3233,7 @@
                           <pic:cNvPicPr/>
                         </pic:nvPicPr>
                         <pic:blipFill>
-                          <a:blip r:embed="rId17" cstate="print">
+                          <a:blip r:embed="rId16" cstate="print">
                             <a:extLst>
                               <a:ext uri="{28A0092B-C50C-407E-A947-70E740481C1C}">
                                 <a14:useLocalDpi xmlns:a14="http://schemas.microsoft.com/office/drawing/2010/main" val="0"/>
@@ -4342,7 +4322,7 @@
                           <pic:cNvPicPr/>
                         </pic:nvPicPr>
                         <pic:blipFill>
-                          <a:blip r:embed="rId18" cstate="print">
+                          <a:blip r:embed="rId17" cstate="print">
                             <a:extLst>
                               <a:ext uri="{28A0092B-C50C-407E-A947-70E740481C1C}">
                                 <a14:useLocalDpi xmlns:a14="http://schemas.microsoft.com/office/drawing/2010/main" val="0"/>
@@ -4406,7 +4386,7 @@
                           <pic:cNvPicPr/>
                         </pic:nvPicPr>
                         <pic:blipFill>
-                          <a:blip r:embed="rId19" cstate="print">
+                          <a:blip r:embed="rId18" cstate="print">
                             <a:extLst>
                               <a:ext uri="{28A0092B-C50C-407E-A947-70E740481C1C}">
                                 <a14:useLocalDpi xmlns:a14="http://schemas.microsoft.com/office/drawing/2010/main" val="0"/>
@@ -4468,7 +4448,7 @@
                           <pic:cNvPicPr/>
                         </pic:nvPicPr>
                         <pic:blipFill>
-                          <a:blip r:embed="rId20" cstate="print">
+                          <a:blip r:embed="rId19" cstate="print">
                             <a:extLst>
                               <a:ext uri="{28A0092B-C50C-407E-A947-70E740481C1C}">
                                 <a14:useLocalDpi xmlns:a14="http://schemas.microsoft.com/office/drawing/2010/main" val="0"/>
@@ -4527,7 +4507,7 @@
                           <pic:cNvPicPr/>
                         </pic:nvPicPr>
                         <pic:blipFill>
-                          <a:blip r:embed="rId21" cstate="print">
+                          <a:blip r:embed="rId20" cstate="print">
                             <a:extLst>
                               <a:ext uri="{28A0092B-C50C-407E-A947-70E740481C1C}">
                                 <a14:useLocalDpi xmlns:a14="http://schemas.microsoft.com/office/drawing/2010/main" val="0"/>
@@ -5377,7 +5357,7 @@
                           <pic:cNvPicPr/>
                         </pic:nvPicPr>
                         <pic:blipFill>
-                          <a:blip r:embed="rId22" cstate="print">
+                          <a:blip r:embed="rId21" cstate="print">
                             <a:extLst>
                               <a:ext uri="{28A0092B-C50C-407E-A947-70E740481C1C}">
                                 <a14:useLocalDpi xmlns:a14="http://schemas.microsoft.com/office/drawing/2010/main" val="0"/>
@@ -5439,7 +5419,7 @@
                           <pic:cNvPicPr/>
                         </pic:nvPicPr>
                         <pic:blipFill>
-                          <a:blip r:embed="rId23" cstate="print">
+                          <a:blip r:embed="rId22" cstate="print">
                             <a:extLst>
                               <a:ext uri="{28A0092B-C50C-407E-A947-70E740481C1C}">
                                 <a14:useLocalDpi xmlns:a14="http://schemas.microsoft.com/office/drawing/2010/main" val="0"/>
@@ -5498,7 +5478,7 @@
                           <pic:cNvPicPr/>
                         </pic:nvPicPr>
                         <pic:blipFill>
-                          <a:blip r:embed="rId24" cstate="print">
+                          <a:blip r:embed="rId23" cstate="print">
                             <a:extLst>
                               <a:ext uri="{28A0092B-C50C-407E-A947-70E740481C1C}">
                                 <a14:useLocalDpi xmlns:a14="http://schemas.microsoft.com/office/drawing/2010/main" val="0"/>
@@ -5613,13 +5593,8 @@
               <w:jc w:val="center"/>
             </w:pPr>
             <w:r>
-              <w:t xml:space="preserve">Пара </w:t>
-            </w:r>
-            <w:proofErr w:type="gramStart"/>
-            <w:r>
-              <w:t>тянущих</w:t>
-            </w:r>
-            <w:proofErr w:type="gramEnd"/>
+              <w:t>Пара тянущих</w:t>
+            </w:r>
           </w:p>
         </w:tc>
       </w:tr>
@@ -6435,16 +6410,16 @@
         <mc:AlternateContent>
           <mc:Choice Requires="wpg">
             <w:drawing>
-              <wp:anchor distT="0" distB="0" distL="114300" distR="114300" simplePos="0" relativeHeight="251664896" behindDoc="0" locked="0" layoutInCell="1" allowOverlap="1" wp14:anchorId="71DB4CC6" wp14:editId="7114AC35">
+              <wp:anchor distT="0" distB="0" distL="114300" distR="114300" simplePos="0" relativeHeight="251670528" behindDoc="0" locked="0" layoutInCell="1" allowOverlap="1" wp14:anchorId="71DB4CC6" wp14:editId="22DDC882">
                 <wp:simplePos x="0" y="0"/>
                 <wp:positionH relativeFrom="margin">
-                  <wp:align>right</wp:align>
+                  <wp:posOffset>2863215</wp:posOffset>
                 </wp:positionH>
                 <wp:positionV relativeFrom="paragraph">
-                  <wp:posOffset>240665</wp:posOffset>
+                  <wp:posOffset>65405</wp:posOffset>
                 </wp:positionV>
-                <wp:extent cx="3202940" cy="2103755"/>
-                <wp:effectExtent l="0" t="0" r="0" b="0"/>
+                <wp:extent cx="3091180" cy="2172970"/>
+                <wp:effectExtent l="19050" t="19050" r="13970" b="0"/>
                 <wp:wrapSquare wrapText="bothSides"/>
                 <wp:docPr id="20" name="Группа 20"/>
                 <wp:cNvGraphicFramePr/>
@@ -6455,9 +6430,9 @@
                       <wpg:grpSpPr>
                         <a:xfrm>
                           <a:off x="0" y="0"/>
-                          <a:ext cx="3202940" cy="2103755"/>
-                          <a:chOff x="0" y="277805"/>
-                          <a:chExt cx="3319145" cy="2151923"/>
+                          <a:ext cx="3091180" cy="2172970"/>
+                          <a:chOff x="247662" y="486952"/>
+                          <a:chExt cx="2815782" cy="2017952"/>
                         </a:xfrm>
                       </wpg:grpSpPr>
                       <pic:pic xmlns:pic="http://schemas.openxmlformats.org/drawingml/2006/picture">
@@ -6467,28 +6442,24 @@
                             <a:picLocks noChangeAspect="1"/>
                           </pic:cNvPicPr>
                         </pic:nvPicPr>
-                        <pic:blipFill rotWithShape="1">
-                          <a:blip r:embed="rId25" cstate="print">
-                            <a:extLst>
-                              <a:ext uri="{28A0092B-C50C-407E-A947-70E740481C1C}">
-                                <a14:useLocalDpi xmlns:a14="http://schemas.microsoft.com/office/drawing/2010/main" val="0"/>
-                              </a:ext>
-                            </a:extLst>
-                          </a:blip>
-                          <a:srcRect l="2404" t="12792" r="2631" b="4367"/>
+                        <pic:blipFill>
+                          <a:blip r:embed="rId24"/>
+                          <a:srcRect t="373" b="373"/>
                           <a:stretch/>
                         </pic:blipFill>
                         <pic:spPr bwMode="auto">
                           <a:xfrm>
-                            <a:off x="178528" y="277805"/>
-                            <a:ext cx="2956023" cy="1799046"/>
+                            <a:off x="247662" y="486952"/>
+                            <a:ext cx="2815586" cy="1770072"/>
                           </a:xfrm>
                           <a:prstGeom prst="rect">
                             <a:avLst/>
                           </a:prstGeom>
                           <a:noFill/>
                           <a:ln>
-                            <a:noFill/>
+                            <a:solidFill>
+                              <a:schemeClr val="bg2"/>
+                            </a:solidFill>
                           </a:ln>
                           <a:extLst>
                             <a:ext uri="{53640926-AAD7-44D8-BBD7-CCE9431645EC}">
@@ -6502,8 +6473,8 @@
                         <wps:cNvSpPr txBox="1"/>
                         <wps:spPr>
                           <a:xfrm>
-                            <a:off x="0" y="2225676"/>
-                            <a:ext cx="3319145" cy="204052"/>
+                            <a:off x="247662" y="2300852"/>
+                            <a:ext cx="2815782" cy="204052"/>
                           </a:xfrm>
                           <a:prstGeom prst="rect">
                             <a:avLst/>
@@ -6571,12 +6542,12 @@
           </mc:Choice>
           <mc:Fallback>
             <w:pict>
-              <v:group id="Группа 20" o:spid="_x0000_s1029" style="position:absolute;left:0;text-align:left;margin-left:201pt;margin-top:18.95pt;width:252.2pt;height:165.65pt;z-index:251664896;mso-position-horizontal:right;mso-position-horizontal-relative:margin;mso-width-relative:margin;mso-height-relative:margin" coordorigin=",2778" coordsize="33191,21519" o:gfxdata="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">
-                <v:shape id="Рисунок 7" o:spid="_x0000_s1030" type="#_x0000_t75" style="position:absolute;left:1785;top:2778;width:29560;height:17990;visibility:visible;mso-wrap-style:square" o:gfxdata="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">
-                  <v:imagedata r:id="rId26" o:title="" croptop="8383f" cropbottom="2862f" cropleft="1575f" cropright="1724f"/>
+              <v:group w14:anchorId="71DB4CC6" id="Группа 20" o:spid="_x0000_s1029" style="position:absolute;left:0;text-align:left;margin-left:225.45pt;margin-top:5.15pt;width:243.4pt;height:171.1pt;z-index:251670528;mso-position-horizontal-relative:margin;mso-width-relative:margin;mso-height-relative:margin" coordorigin="2476,4869" coordsize="28157,20179" o:gfxdata="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